--- a/projects/components/fabric-gen-ip/delta/docs/Delta_GAS_v1.0.docx
+++ b/projects/components/fabric-gen-ip/delta/docs/Delta_GAS_v1.0.docx
@@ -16,7 +16,7 @@
           <wp:inline distT="0" distB="0" distL="0" distR="0">
             <wp:extent cx="2286000" cy="2286000"/>
             <wp:effectExtent l="0" t="0" r="0" b="0"/>
-            <wp:docPr id="1" name="Picture 61" descr=""/>
+            <wp:docPr id="1" name="Picture 62" descr=""/>
             <wp:cNvGraphicFramePr>
               <a:graphicFrameLocks xmlns:a="http://schemas.openxmlformats.org/drawingml/2006/main" noChangeAspect="1"/>
             </wp:cNvGraphicFramePr>
@@ -24,7 +24,7 @@
               <a:graphicData uri="http://schemas.openxmlformats.org/drawingml/2006/picture">
                 <pic:pic xmlns:pic="http://schemas.openxmlformats.org/drawingml/2006/picture">
                   <pic:nvPicPr>
-                    <pic:cNvPr id="1" name="Picture 61" descr=""/>
+                    <pic:cNvPr id="1" name="Picture 62" descr=""/>
                     <pic:cNvPicPr>
                       <a:picLocks noChangeAspect="1" noChangeArrowheads="1"/>
                     </pic:cNvPicPr>
@@ -101,7 +101,7 @@
           <w:color w:val="000000"/>
           <w:sz w:val="20"/>
         </w:rPr>
-        <w:t>October 14, 2026</w:t>
+        <w:t>October 16, 2026</w:t>
       </w:r>
     </w:p>
     <w:p>
@@ -160,7 +160,7 @@
             </w:rPr>
             <w:fldChar w:fldCharType="separate"/>
           </w:r>
-          <w:hyperlink w:anchor="__RefHeading___Toc5245_439626481">
+          <w:hyperlink w:anchor="__RefHeading___Toc5523_1081736681">
             <w:r>
               <w:rPr>
                 <w:webHidden/>
@@ -181,7 +181,7 @@
             </w:tabs>
             <w:rPr/>
           </w:pPr>
-          <w:hyperlink w:anchor="__RefHeading___Toc5247_439626481">
+          <w:hyperlink w:anchor="__RefHeading___Toc5525_1081736681">
             <w:r>
               <w:rPr>
                 <w:webHidden/>
@@ -202,7 +202,7 @@
             </w:tabs>
             <w:rPr/>
           </w:pPr>
-          <w:hyperlink w:anchor="__RefHeading___Toc5249_439626481">
+          <w:hyperlink w:anchor="__RefHeading___Toc5527_1081736681">
             <w:r>
               <w:rPr>
                 <w:webHidden/>
@@ -223,7 +223,7 @@
             </w:tabs>
             <w:rPr/>
           </w:pPr>
-          <w:hyperlink w:anchor="__RefHeading___Toc5251_439626481">
+          <w:hyperlink w:anchor="__RefHeading___Toc5529_1081736681">
             <w:r>
               <w:rPr>
                 <w:webHidden/>
@@ -244,7 +244,7 @@
             </w:tabs>
             <w:rPr/>
           </w:pPr>
-          <w:hyperlink w:anchor="__RefHeading___Toc5253_439626481">
+          <w:hyperlink w:anchor="__RefHeading___Toc5531_1081736681">
             <w:r>
               <w:rPr>
                 <w:webHidden/>
@@ -265,7 +265,7 @@
             </w:tabs>
             <w:rPr/>
           </w:pPr>
-          <w:hyperlink w:anchor="__RefHeading___Toc5255_439626481">
+          <w:hyperlink w:anchor="__RefHeading___Toc5533_1081736681">
             <w:r>
               <w:rPr>
                 <w:webHidden/>
@@ -286,7 +286,7 @@
             </w:tabs>
             <w:rPr/>
           </w:pPr>
-          <w:hyperlink w:anchor="__RefHeading___Toc5257_439626481">
+          <w:hyperlink w:anchor="__RefHeading___Toc5535_1081736681">
             <w:r>
               <w:rPr>
                 <w:webHidden/>
@@ -307,7 +307,7 @@
             </w:tabs>
             <w:rPr/>
           </w:pPr>
-          <w:hyperlink w:anchor="__RefHeading___Toc5259_439626481">
+          <w:hyperlink w:anchor="__RefHeading___Toc5537_1081736681">
             <w:r>
               <w:rPr>
                 <w:webHidden/>
@@ -328,7 +328,7 @@
             </w:tabs>
             <w:rPr/>
           </w:pPr>
-          <w:hyperlink w:anchor="__RefHeading___Toc5261_439626481">
+          <w:hyperlink w:anchor="__RefHeading___Toc5539_1081736681">
             <w:r>
               <w:rPr>
                 <w:webHidden/>
@@ -349,7 +349,7 @@
             </w:tabs>
             <w:rPr/>
           </w:pPr>
-          <w:hyperlink w:anchor="__RefHeading___Toc5263_439626481">
+          <w:hyperlink w:anchor="__RefHeading___Toc5541_1081736681">
             <w:r>
               <w:rPr>
                 <w:webHidden/>
@@ -370,7 +370,7 @@
             </w:tabs>
             <w:rPr/>
           </w:pPr>
-          <w:hyperlink w:anchor="__RefHeading___Toc5265_439626481">
+          <w:hyperlink w:anchor="__RefHeading___Toc5543_1081736681">
             <w:r>
               <w:rPr>
                 <w:webHidden/>
@@ -391,7 +391,7 @@
             </w:tabs>
             <w:rPr/>
           </w:pPr>
-          <w:hyperlink w:anchor="__RefHeading___Toc5267_439626481">
+          <w:hyperlink w:anchor="__RefHeading___Toc5545_1081736681">
             <w:r>
               <w:rPr>
                 <w:webHidden/>
@@ -412,7 +412,7 @@
             </w:tabs>
             <w:rPr/>
           </w:pPr>
-          <w:hyperlink w:anchor="__RefHeading___Toc5269_439626481">
+          <w:hyperlink w:anchor="__RefHeading___Toc5547_1081736681">
             <w:r>
               <w:rPr>
                 <w:webHidden/>
@@ -433,7 +433,7 @@
             </w:tabs>
             <w:rPr/>
           </w:pPr>
-          <w:hyperlink w:anchor="__RefHeading___Toc5271_439626481">
+          <w:hyperlink w:anchor="__RefHeading___Toc5549_1081736681">
             <w:r>
               <w:rPr>
                 <w:webHidden/>
@@ -454,7 +454,7 @@
             </w:tabs>
             <w:rPr/>
           </w:pPr>
-          <w:hyperlink w:anchor="__RefHeading___Toc5273_439626481">
+          <w:hyperlink w:anchor="__RefHeading___Toc5551_1081736681">
             <w:r>
               <w:rPr>
                 <w:webHidden/>
@@ -475,7 +475,7 @@
             </w:tabs>
             <w:rPr/>
           </w:pPr>
-          <w:hyperlink w:anchor="__RefHeading___Toc5275_439626481">
+          <w:hyperlink w:anchor="__RefHeading___Toc5553_1081736681">
             <w:r>
               <w:rPr>
                 <w:webHidden/>
@@ -496,7 +496,7 @@
             </w:tabs>
             <w:rPr/>
           </w:pPr>
-          <w:hyperlink w:anchor="__RefHeading___Toc5277_439626481">
+          <w:hyperlink w:anchor="__RefHeading___Toc5555_1081736681">
             <w:r>
               <w:rPr>
                 <w:webHidden/>
@@ -517,7 +517,7 @@
             </w:tabs>
             <w:rPr/>
           </w:pPr>
-          <w:hyperlink w:anchor="__RefHeading___Toc5279_439626481">
+          <w:hyperlink w:anchor="__RefHeading___Toc5557_1081736681">
             <w:r>
               <w:rPr>
                 <w:webHidden/>
@@ -538,7 +538,7 @@
             </w:tabs>
             <w:rPr/>
           </w:pPr>
-          <w:hyperlink w:anchor="__RefHeading___Toc5281_439626481">
+          <w:hyperlink w:anchor="__RefHeading___Toc5559_1081736681">
             <w:r>
               <w:rPr>
                 <w:webHidden/>
@@ -559,7 +559,7 @@
             </w:tabs>
             <w:rPr/>
           </w:pPr>
-          <w:hyperlink w:anchor="__RefHeading___Toc5283_439626481">
+          <w:hyperlink w:anchor="__RefHeading___Toc5561_1081736681">
             <w:r>
               <w:rPr>
                 <w:webHidden/>
@@ -580,7 +580,7 @@
             </w:tabs>
             <w:rPr/>
           </w:pPr>
-          <w:hyperlink w:anchor="__RefHeading___Toc5285_439626481">
+          <w:hyperlink w:anchor="__RefHeading___Toc5563_1081736681">
             <w:r>
               <w:rPr>
                 <w:webHidden/>
@@ -601,7 +601,7 @@
             </w:tabs>
             <w:rPr/>
           </w:pPr>
-          <w:hyperlink w:anchor="__RefHeading___Toc5287_439626481">
+          <w:hyperlink w:anchor="__RefHeading___Toc5565_1081736681">
             <w:r>
               <w:rPr>
                 <w:webHidden/>
@@ -610,6 +610,27 @@
               <w:t>6.3 Programmatic API</w:t>
               <w:tab/>
               <w:t>26</w:t>
+            </w:r>
+          </w:hyperlink>
+        </w:p>
+        <w:p>
+          <w:pPr>
+            <w:pStyle w:val="TOC2"/>
+            <w:tabs>
+              <w:tab w:val="clear" w:pos="9077"/>
+              <w:tab w:val="right" w:pos="9359" w:leader="dot"/>
+            </w:tabs>
+            <w:rPr/>
+          </w:pPr>
+          <w:hyperlink w:anchor="__RefHeading___Toc5567_1081736681">
+            <w:r>
+              <w:rPr>
+                <w:webHidden/>
+                <w:rStyle w:val="IndexLink"/>
+              </w:rPr>
+              <w:t>6.4 Programmatic API for mesh</w:t>
+              <w:tab/>
+              <w:t>27</w:t>
             </w:r>
           </w:hyperlink>
         </w:p>
@@ -622,7 +643,7 @@
             </w:tabs>
             <w:rPr/>
           </w:pPr>
-          <w:hyperlink w:anchor="__RefHeading___Toc5289_439626481">
+          <w:hyperlink w:anchor="__RefHeading___Toc5569_1081736681">
             <w:r>
               <w:rPr>
                 <w:webHidden/>
@@ -630,7 +651,7 @@
               </w:rPr>
               <w:t>7 Parameter Semantics</w:t>
               <w:tab/>
-              <w:t>27</w:t>
+              <w:t>28</w:t>
             </w:r>
           </w:hyperlink>
         </w:p>
@@ -643,7 +664,7 @@
             </w:tabs>
             <w:rPr/>
           </w:pPr>
-          <w:hyperlink w:anchor="__RefHeading___Toc5291_439626481">
+          <w:hyperlink w:anchor="__RefHeading___Toc5571_1081736681">
             <w:r>
               <w:rPr>
                 <w:webHidden/>
@@ -651,7 +672,7 @@
               </w:rPr>
               <w:t>7.1 Generation-time parameters</w:t>
               <w:tab/>
-              <w:t>27</w:t>
+              <w:t>28</w:t>
             </w:r>
           </w:hyperlink>
         </w:p>
@@ -664,7 +685,7 @@
             </w:tabs>
             <w:rPr/>
           </w:pPr>
-          <w:hyperlink w:anchor="__RefHeading___Toc5293_439626481">
+          <w:hyperlink w:anchor="__RefHeading___Toc5573_1081736681">
             <w:r>
               <w:rPr>
                 <w:webHidden/>
@@ -672,7 +693,7 @@
               </w:rPr>
               <w:t>7.2 Elaboration-time parameters</w:t>
               <w:tab/>
-              <w:t>28</w:t>
+              <w:t>29</w:t>
             </w:r>
           </w:hyperlink>
         </w:p>
@@ -685,7 +706,7 @@
             </w:tabs>
             <w:rPr/>
           </w:pPr>
-          <w:hyperlink w:anchor="__RefHeading___Toc5295_439626481">
+          <w:hyperlink w:anchor="__RefHeading___Toc5575_1081736681">
             <w:r>
               <w:rPr>
                 <w:webHidden/>
@@ -693,7 +714,7 @@
               </w:rPr>
               <w:t>8 AMBA 5, TSTRB, and Parity Options</w:t>
               <w:tab/>
-              <w:t>29</w:t>
+              <w:t>30</w:t>
             </w:r>
           </w:hyperlink>
         </w:p>
@@ -706,7 +727,7 @@
             </w:tabs>
             <w:rPr/>
           </w:pPr>
-          <w:hyperlink w:anchor="__RefHeading___Toc5297_439626481">
+          <w:hyperlink w:anchor="__RefHeading___Toc5577_1081736681">
             <w:r>
               <w:rPr>
                 <w:webHidden/>
@@ -714,7 +735,7 @@
               </w:rPr>
               <w:t>8.1 TSTRB byte qualifiers</w:t>
               <w:tab/>
-              <w:t>29</w:t>
+              <w:t>30</w:t>
             </w:r>
           </w:hyperlink>
         </w:p>
@@ -727,7 +748,7 @@
             </w:tabs>
             <w:rPr/>
           </w:pPr>
-          <w:hyperlink w:anchor="__RefHeading___Toc5299_439626481">
+          <w:hyperlink w:anchor="__RefHeading___Toc5579_1081736681">
             <w:r>
               <w:rPr>
                 <w:webHidden/>
@@ -735,7 +756,7 @@
               </w:rPr>
               <w:t>8.2 AMBA 5 sidebands (--amba5)</w:t>
               <w:tab/>
-              <w:t>30</w:t>
+              <w:t>31</w:t>
             </w:r>
           </w:hyperlink>
         </w:p>
@@ -748,7 +769,7 @@
             </w:tabs>
             <w:rPr/>
           </w:pPr>
-          <w:hyperlink w:anchor="__RefHeading___Toc5301_439626481">
+          <w:hyperlink w:anchor="__RefHeading___Toc5581_1081736681">
             <w:r>
               <w:rPr>
                 <w:webHidden/>
@@ -756,7 +777,7 @@
               </w:rPr>
               <w:t>8.2.1 Parity rule</w:t>
               <w:tab/>
-              <w:t>30</w:t>
+              <w:t>31</w:t>
             </w:r>
           </w:hyperlink>
         </w:p>
@@ -769,7 +790,7 @@
             </w:tabs>
             <w:rPr/>
           </w:pPr>
-          <w:hyperlink w:anchor="__RefHeading___Toc5303_439626481">
+          <w:hyperlink w:anchor="__RefHeading___Toc5583_1081736681">
             <w:r>
               <w:rPr>
                 <w:webHidden/>
@@ -777,7 +798,7 @@
               </w:rPr>
               <w:t>8.2.2 Who generates and who checks</w:t>
               <w:tab/>
-              <w:t>31</w:t>
+              <w:t>32</w:t>
             </w:r>
           </w:hyperlink>
         </w:p>
@@ -790,7 +811,7 @@
             </w:tabs>
             <w:rPr/>
           </w:pPr>
-          <w:hyperlink w:anchor="__RefHeading___Toc5305_439626481">
+          <w:hyperlink w:anchor="__RefHeading___Toc5585_1081736681">
             <w:r>
               <w:rPr>
                 <w:webHidden/>
@@ -798,7 +819,7 @@
               </w:rPr>
               <w:t>8.2.3 Error flags</w:t>
               <w:tab/>
-              <w:t>31</w:t>
+              <w:t>32</w:t>
             </w:r>
           </w:hyperlink>
         </w:p>
@@ -811,7 +832,7 @@
             </w:tabs>
             <w:rPr/>
           </w:pPr>
-          <w:hyperlink w:anchor="__RefHeading___Toc5307_439626481">
+          <w:hyperlink w:anchor="__RefHeading___Toc5587_1081736681">
             <w:r>
               <w:rPr>
                 <w:webHidden/>
@@ -819,7 +840,7 @@
               </w:rPr>
               <w:t>8.2.4 TWAKEUP steering</w:t>
               <w:tab/>
-              <w:t>32</w:t>
+              <w:t>33</w:t>
             </w:r>
           </w:hyperlink>
         </w:p>
@@ -832,7 +853,7 @@
             </w:tabs>
             <w:rPr/>
           </w:pPr>
-          <w:hyperlink w:anchor="__RefHeading___Toc5309_439626481">
+          <w:hyperlink w:anchor="__RefHeading___Toc5589_1081736681">
             <w:r>
               <w:rPr>
                 <w:webHidden/>
@@ -840,7 +861,7 @@
               </w:rPr>
               <w:t>9 Validation Rules</w:t>
               <w:tab/>
-              <w:t>33</w:t>
+              <w:t>34</w:t>
             </w:r>
           </w:hyperlink>
         </w:p>
@@ -853,7 +874,7 @@
             </w:tabs>
             <w:rPr/>
           </w:pPr>
-          <w:hyperlink w:anchor="__RefHeading___Toc5311_439626481">
+          <w:hyperlink w:anchor="__RefHeading___Toc5591_1081736681">
             <w:r>
               <w:rPr>
                 <w:webHidden/>
@@ -861,7 +882,7 @@
               </w:rPr>
               <w:t>9.1 CLI-level checks</w:t>
               <w:tab/>
-              <w:t>34</w:t>
+              <w:t>35</w:t>
             </w:r>
           </w:hyperlink>
         </w:p>
@@ -874,7 +895,7 @@
             </w:tabs>
             <w:rPr/>
           </w:pPr>
-          <w:hyperlink w:anchor="__RefHeading___Toc5313_439626481">
+          <w:hyperlink w:anchor="__RefHeading___Toc5593_1081736681">
             <w:r>
               <w:rPr>
                 <w:webHidden/>
@@ -882,7 +903,7 @@
               </w:rPr>
               <w:t>9.2 Internal checks</w:t>
               <w:tab/>
-              <w:t>35</w:t>
+              <w:t>36</w:t>
             </w:r>
           </w:hyperlink>
         </w:p>
@@ -895,15 +916,15 @@
             </w:tabs>
             <w:rPr/>
           </w:pPr>
-          <w:hyperlink w:anchor="__RefHeading___Toc5315_439626481">
+          <w:hyperlink w:anchor="__RefHeading___Toc5595_1081736681">
             <w:r>
               <w:rPr>
                 <w:webHidden/>
                 <w:rStyle w:val="IndexLink"/>
               </w:rPr>
-              <w:t>9.3 Mesh topology validation (planned)</w:t>
+              <w:t>9.3 Mesh topology validation</w:t>
               <w:tab/>
-              <w:t>36</w:t>
+              <w:t>37</w:t>
             </w:r>
           </w:hyperlink>
         </w:p>
@@ -916,7 +937,7 @@
             </w:tabs>
             <w:rPr/>
           </w:pPr>
-          <w:hyperlink w:anchor="__RefHeading___Toc5317_439626481">
+          <w:hyperlink w:anchor="__RefHeading___Toc5597_1081736681">
             <w:r>
               <w:rPr>
                 <w:webHidden/>
@@ -924,7 +945,7 @@
               </w:rPr>
               <w:t>9.3.1 Header width budget</w:t>
               <w:tab/>
-              <w:t>36</w:t>
+              <w:t>37</w:t>
             </w:r>
           </w:hyperlink>
         </w:p>
@@ -937,7 +958,7 @@
             </w:tabs>
             <w:rPr/>
           </w:pPr>
-          <w:hyperlink w:anchor="__RefHeading___Toc5319_439626481">
+          <w:hyperlink w:anchor="__RefHeading___Toc5599_1081736681">
             <w:r>
               <w:rPr>
                 <w:webHidden/>
@@ -945,7 +966,7 @@
               </w:rPr>
               <w:t>10 Pipeline Overview</w:t>
               <w:tab/>
-              <w:t>38</w:t>
+              <w:t>39</w:t>
             </w:r>
           </w:hyperlink>
         </w:p>
@@ -958,7 +979,7 @@
             </w:tabs>
             <w:rPr/>
           </w:pPr>
-          <w:hyperlink w:anchor="__RefHeading___Toc5321_439626481">
+          <w:hyperlink w:anchor="__RefHeading___Toc5601_1081736681">
             <w:r>
               <w:rPr>
                 <w:webHidden/>
@@ -966,7 +987,7 @@
               </w:rPr>
               <w:t>10.0.1 Figure 3.1: Delta Generator Pipeline</w:t>
               <w:tab/>
-              <w:t>38</w:t>
+              <w:t>39</w:t>
             </w:r>
           </w:hyperlink>
         </w:p>
@@ -979,7 +1000,7 @@
             </w:tabs>
             <w:rPr/>
           </w:pPr>
-          <w:hyperlink w:anchor="__RefHeading___Toc5323_439626481">
+          <w:hyperlink w:anchor="__RefHeading___Toc5603_1081736681">
             <w:r>
               <w:rPr>
                 <w:webHidden/>
@@ -987,7 +1008,7 @@
               </w:rPr>
               <w:t>10.1 Stages</w:t>
               <w:tab/>
-              <w:t>39</w:t>
+              <w:t>40</w:t>
             </w:r>
           </w:hyperlink>
         </w:p>
@@ -1000,7 +1021,7 @@
             </w:tabs>
             <w:rPr/>
           </w:pPr>
-          <w:hyperlink w:anchor="__RefHeading___Toc5325_439626481">
+          <w:hyperlink w:anchor="__RefHeading___Toc5605_1081736681">
             <w:r>
               <w:rPr>
                 <w:webHidden/>
@@ -1008,7 +1029,7 @@
               </w:rPr>
               <w:t>11 Request Decode</w:t>
               <w:tab/>
-              <w:t>40</w:t>
+              <w:t>41</w:t>
             </w:r>
           </w:hyperlink>
         </w:p>
@@ -1021,7 +1042,7 @@
             </w:tabs>
             <w:rPr/>
           </w:pPr>
-          <w:hyperlink w:anchor="__RefHeading___Toc5327_439626481">
+          <w:hyperlink w:anchor="__RefHeading___Toc5607_1081736681">
             <w:r>
               <w:rPr>
                 <w:webHidden/>
@@ -1029,7 +1050,7 @@
               </w:rPr>
               <w:t>11.1 Request matrix</w:t>
               <w:tab/>
-              <w:t>41</w:t>
+              <w:t>42</w:t>
             </w:r>
           </w:hyperlink>
         </w:p>
@@ -1042,7 +1063,7 @@
             </w:tabs>
             <w:rPr/>
           </w:pPr>
-          <w:hyperlink w:anchor="__RefHeading___Toc5329_439626481">
+          <w:hyperlink w:anchor="__RefHeading___Toc5609_1081736681">
             <w:r>
               <w:rPr>
                 <w:webHidden/>
@@ -1050,7 +1071,7 @@
               </w:rPr>
               <w:t>11.2 Out-of-range TDEST</w:t>
               <w:tab/>
-              <w:t>42</w:t>
+              <w:t>43</w:t>
             </w:r>
           </w:hyperlink>
         </w:p>
@@ -1063,7 +1084,7 @@
             </w:tabs>
             <w:rPr/>
           </w:pPr>
-          <w:hyperlink w:anchor="__RefHeading___Toc5331_439626481">
+          <w:hyperlink w:anchor="__RefHeading___Toc5611_1081736681">
             <w:r>
               <w:rPr>
                 <w:webHidden/>
@@ -1071,7 +1092,7 @@
               </w:rPr>
               <w:t>12 Arbitration and Routing</w:t>
               <w:tab/>
-              <w:t>43</w:t>
+              <w:t>44</w:t>
             </w:r>
           </w:hyperlink>
         </w:p>
@@ -1084,7 +1105,7 @@
             </w:tabs>
             <w:rPr/>
           </w:pPr>
-          <w:hyperlink w:anchor="__RefHeading___Toc5333_439626481">
+          <w:hyperlink w:anchor="__RefHeading___Toc5613_1081736681">
             <w:r>
               <w:rPr>
                 <w:webHidden/>
@@ -1092,7 +1113,7 @@
               </w:rPr>
               <w:t>12.1 Packet-atomic round-robin arbitration</w:t>
               <w:tab/>
-              <w:t>43</w:t>
+              <w:t>44</w:t>
             </w:r>
           </w:hyperlink>
         </w:p>
@@ -1105,7 +1126,7 @@
             </w:tabs>
             <w:rPr/>
           </w:pPr>
-          <w:hyperlink w:anchor="__RefHeading___Toc5335_439626481">
+          <w:hyperlink w:anchor="__RefHeading___Toc5615_1081736681">
             <w:r>
               <w:rPr>
                 <w:webHidden/>
@@ -1113,7 +1134,7 @@
               </w:rPr>
               <w:t>12.2 Crossbar mux</w:t>
               <w:tab/>
-              <w:t>44</w:t>
+              <w:t>45</w:t>
             </w:r>
           </w:hyperlink>
         </w:p>
@@ -1126,7 +1147,7 @@
             </w:tabs>
             <w:rPr/>
           </w:pPr>
-          <w:hyperlink w:anchor="__RefHeading___Toc5337_439626481">
+          <w:hyperlink w:anchor="__RefHeading___Toc5617_1081736681">
             <w:r>
               <w:rPr>
                 <w:webHidden/>
@@ -1134,7 +1155,7 @@
               </w:rPr>
               <w:t>12.3 Backpressure routing</w:t>
               <w:tab/>
-              <w:t>45</w:t>
+              <w:t>46</w:t>
             </w:r>
           </w:hyperlink>
         </w:p>
@@ -1147,7 +1168,7 @@
             </w:tabs>
             <w:rPr/>
           </w:pPr>
-          <w:hyperlink w:anchor="__RefHeading___Toc5339_439626481">
+          <w:hyperlink w:anchor="__RefHeading___Toc5619_1081736681">
             <w:r>
               <w:rPr>
                 <w:webHidden/>
@@ -1155,7 +1176,7 @@
               </w:rPr>
               <w:t>13 Boundary Module Instantiation</w:t>
               <w:tab/>
-              <w:t>46</w:t>
+              <w:t>47</w:t>
             </w:r>
           </w:hyperlink>
         </w:p>
@@ -1168,7 +1189,7 @@
             </w:tabs>
             <w:rPr/>
           </w:pPr>
-          <w:hyperlink w:anchor="__RefHeading___Toc5341_439626481">
+          <w:hyperlink w:anchor="__RefHeading___Toc5621_1081736681">
             <w:r>
               <w:rPr>
                 <w:webHidden/>
@@ -1176,7 +1197,7 @@
               </w:rPr>
               <w:t>13.1 Flat crossbar</w:t>
               <w:tab/>
-              <w:t>47</w:t>
+              <w:t>48</w:t>
             </w:r>
           </w:hyperlink>
         </w:p>
@@ -1189,7 +1210,7 @@
             </w:tabs>
             <w:rPr/>
           </w:pPr>
-          <w:hyperlink w:anchor="__RefHeading___Toc5343_439626481">
+          <w:hyperlink w:anchor="__RefHeading___Toc5623_1081736681">
             <w:r>
               <w:rPr>
                 <w:webHidden/>
@@ -1197,7 +1218,7 @@
               </w:rPr>
               <w:t>13.2 Tree primitives</w:t>
               <w:tab/>
-              <w:t>48</w:t>
+              <w:t>49</w:t>
             </w:r>
           </w:hyperlink>
         </w:p>
@@ -1210,7 +1231,7 @@
             </w:tabs>
             <w:rPr/>
           </w:pPr>
-          <w:hyperlink w:anchor="__RefHeading___Toc5345_439626481">
+          <w:hyperlink w:anchor="__RefHeading___Toc5625_1081736681">
             <w:r>
               <w:rPr>
                 <w:webHidden/>
@@ -1218,7 +1239,7 @@
               </w:rPr>
               <w:t>14 Directory Layout</w:t>
               <w:tab/>
-              <w:t>49</w:t>
+              <w:t>50</w:t>
             </w:r>
           </w:hyperlink>
         </w:p>
@@ -1231,7 +1252,7 @@
             </w:tabs>
             <w:rPr/>
           </w:pPr>
-          <w:hyperlink w:anchor="__RefHeading___Toc5347_439626481">
+          <w:hyperlink w:anchor="__RefHeading___Toc5627_1081736681">
             <w:r>
               <w:rPr>
                 <w:webHidden/>
@@ -1239,7 +1260,7 @@
               </w:rPr>
               <w:t>15 Module Header and Parameters</w:t>
               <w:tab/>
-              <w:t>50</w:t>
+              <w:t>51</w:t>
             </w:r>
           </w:hyperlink>
         </w:p>
@@ -1252,7 +1273,7 @@
             </w:tabs>
             <w:rPr/>
           </w:pPr>
-          <w:hyperlink w:anchor="__RefHeading___Toc5349_439626481">
+          <w:hyperlink w:anchor="__RefHeading___Toc5629_1081736681">
             <w:r>
               <w:rPr>
                 <w:webHidden/>
@@ -1260,7 +1281,7 @@
               </w:rPr>
               <w:t>15.1 Header comment</w:t>
               <w:tab/>
-              <w:t>51</w:t>
+              <w:t>52</w:t>
             </w:r>
           </w:hyperlink>
         </w:p>
@@ -1273,7 +1294,7 @@
             </w:tabs>
             <w:rPr/>
           </w:pPr>
-          <w:hyperlink w:anchor="__RefHeading___Toc5351_439626481">
+          <w:hyperlink w:anchor="__RefHeading___Toc5631_1081736681">
             <w:r>
               <w:rPr>
                 <w:webHidden/>
@@ -1281,7 +1302,7 @@
               </w:rPr>
               <w:t>15.2 Port naming convention</w:t>
               <w:tab/>
-              <w:t>52</w:t>
+              <w:t>53</w:t>
             </w:r>
           </w:hyperlink>
         </w:p>
@@ -1294,7 +1315,7 @@
             </w:tabs>
             <w:rPr/>
           </w:pPr>
-          <w:hyperlink w:anchor="__RefHeading___Toc5353_439626481">
+          <w:hyperlink w:anchor="__RefHeading___Toc5633_1081736681">
             <w:r>
               <w:rPr>
                 <w:webHidden/>
@@ -1302,7 +1323,7 @@
               </w:rPr>
               <w:t>16 Flat Crossbar</w:t>
               <w:tab/>
-              <w:t>53</w:t>
+              <w:t>54</w:t>
             </w:r>
           </w:hyperlink>
         </w:p>
@@ -1315,7 +1336,7 @@
             </w:tabs>
             <w:rPr/>
           </w:pPr>
-          <w:hyperlink w:anchor="__RefHeading___Toc5355_439626481">
+          <w:hyperlink w:anchor="__RefHeading___Toc5635_1081736681">
             <w:r>
               <w:rPr>
                 <w:webHidden/>
@@ -1323,7 +1344,7 @@
               </w:rPr>
               <w:t>16.1 Internal structures</w:t>
               <w:tab/>
-              <w:t>54</w:t>
+              <w:t>55</w:t>
             </w:r>
           </w:hyperlink>
         </w:p>
@@ -1336,7 +1357,7 @@
             </w:tabs>
             <w:rPr/>
           </w:pPr>
-          <w:hyperlink w:anchor="__RefHeading___Toc5357_439626481">
+          <w:hyperlink w:anchor="__RefHeading___Toc5637_1081736681">
             <w:r>
               <w:rPr>
                 <w:webHidden/>
@@ -1344,7 +1365,7 @@
               </w:rPr>
               <w:t>16.2 Optional features</w:t>
               <w:tab/>
-              <w:t>55</w:t>
+              <w:t>56</w:t>
             </w:r>
           </w:hyperlink>
         </w:p>
@@ -1357,7 +1378,7 @@
             </w:tabs>
             <w:rPr/>
           </w:pPr>
-          <w:hyperlink w:anchor="__RefHeading___Toc5359_439626481">
+          <w:hyperlink w:anchor="__RefHeading___Toc5639_1081736681">
             <w:r>
               <w:rPr>
                 <w:webHidden/>
@@ -1365,7 +1386,7 @@
               </w:rPr>
               <w:t>16.2.1 Performance counters</w:t>
               <w:tab/>
-              <w:t>55</w:t>
+              <w:t>56</w:t>
             </w:r>
           </w:hyperlink>
         </w:p>
@@ -1378,7 +1399,7 @@
             </w:tabs>
             <w:rPr/>
           </w:pPr>
-          <w:hyperlink w:anchor="__RefHeading___Toc5361_439626481">
+          <w:hyperlink w:anchor="__RefHeading___Toc5641_1081736681">
             <w:r>
               <w:rPr>
                 <w:webHidden/>
@@ -1386,7 +1407,7 @@
               </w:rPr>
               <w:t>16.2.2 Assertions</w:t>
               <w:tab/>
-              <w:t>55</w:t>
+              <w:t>56</w:t>
             </w:r>
           </w:hyperlink>
         </w:p>
@@ -1399,7 +1420,7 @@
             </w:tabs>
             <w:rPr/>
           </w:pPr>
-          <w:hyperlink w:anchor="__RefHeading___Toc5363_439626481">
+          <w:hyperlink w:anchor="__RefHeading___Toc5643_1081736681">
             <w:r>
               <w:rPr>
                 <w:webHidden/>
@@ -1407,7 +1428,7 @@
               </w:rPr>
               <w:t>17 Tree Primitives</w:t>
               <w:tab/>
-              <w:t>56</w:t>
+              <w:t>57</w:t>
             </w:r>
           </w:hyperlink>
         </w:p>
@@ -1420,7 +1441,7 @@
             </w:tabs>
             <w:rPr/>
           </w:pPr>
-          <w:hyperlink w:anchor="__RefHeading___Toc5365_439626481">
+          <w:hyperlink w:anchor="__RefHeading___Toc5645_1081736681">
             <w:r>
               <w:rPr>
                 <w:webHidden/>
@@ -1428,7 +1449,7 @@
               </w:rPr>
               <w:t>17.1 delta_split_1to2</w:t>
               <w:tab/>
-              <w:t>57</w:t>
+              <w:t>58</w:t>
             </w:r>
           </w:hyperlink>
         </w:p>
@@ -1441,7 +1462,7 @@
             </w:tabs>
             <w:rPr/>
           </w:pPr>
-          <w:hyperlink w:anchor="__RefHeading___Toc5367_439626481">
+          <w:hyperlink w:anchor="__RefHeading___Toc5647_1081736681">
             <w:r>
               <w:rPr>
                 <w:webHidden/>
@@ -1449,7 +1470,7 @@
               </w:rPr>
               <w:t>17.2 delta_merge_2to1</w:t>
               <w:tab/>
-              <w:t>58</w:t>
+              <w:t>59</w:t>
             </w:r>
           </w:hyperlink>
         </w:p>
@@ -1462,7 +1483,7 @@
             </w:tabs>
             <w:rPr/>
           </w:pPr>
-          <w:hyperlink w:anchor="__RefHeading___Toc5369_439626481">
+          <w:hyperlink w:anchor="__RefHeading___Toc5649_1081736681">
             <w:r>
               <w:rPr>
                 <w:webHidden/>
@@ -1470,7 +1491,7 @@
               </w:rPr>
               <w:t>17.3 Fan-out / fan-in trees</w:t>
               <w:tab/>
-              <w:t>59</w:t>
+              <w:t>60</w:t>
             </w:r>
           </w:hyperlink>
         </w:p>
@@ -1483,7 +1504,7 @@
             </w:tabs>
             <w:rPr/>
           </w:pPr>
-          <w:hyperlink w:anchor="__RefHeading___Toc5371_439626481">
+          <w:hyperlink w:anchor="__RefHeading___Toc5651_1081736681">
             <w:r>
               <w:rPr>
                 <w:webHidden/>
@@ -1491,7 +1512,7 @@
               </w:rPr>
               <w:t>17.4 Filelist convention</w:t>
               <w:tab/>
-              <w:t>60</w:t>
+              <w:t>61</w:t>
             </w:r>
           </w:hyperlink>
         </w:p>
@@ -1504,7 +1525,7 @@
             </w:tabs>
             <w:rPr/>
           </w:pPr>
-          <w:hyperlink w:anchor="__RefHeading___Toc5373_439626481">
+          <w:hyperlink w:anchor="__RefHeading___Toc5653_1081736681">
             <w:r>
               <w:rPr>
                 <w:webHidden/>
@@ -1512,7 +1533,7 @@
               </w:rPr>
               <w:t>18 Full Regeneration Rule</w:t>
               <w:tab/>
-              <w:t>61</w:t>
+              <w:t>62</w:t>
             </w:r>
           </w:hyperlink>
         </w:p>
@@ -1525,7 +1546,7 @@
             </w:tabs>
             <w:rPr/>
           </w:pPr>
-          <w:hyperlink w:anchor="__RefHeading___Toc5375_439626481">
+          <w:hyperlink w:anchor="__RefHeading___Toc5655_1081736681">
             <w:r>
               <w:rPr>
                 <w:webHidden/>
@@ -1533,7 +1554,7 @@
               </w:rPr>
               <w:t>18.1 Regeneration command</w:t>
               <w:tab/>
-              <w:t>62</w:t>
+              <w:t>63</w:t>
             </w:r>
           </w:hyperlink>
         </w:p>
@@ -1546,7 +1567,7 @@
             </w:tabs>
             <w:rPr/>
           </w:pPr>
-          <w:hyperlink w:anchor="__RefHeading___Toc5377_439626481">
+          <w:hyperlink w:anchor="__RefHeading___Toc5657_1081736681">
             <w:r>
               <w:rPr>
                 <w:webHidden/>
@@ -1554,7 +1575,7 @@
               </w:rPr>
               <w:t>18.2 Do not hand-edit generated files</w:t>
               <w:tab/>
-              <w:t>63</w:t>
+              <w:t>64</w:t>
             </w:r>
           </w:hyperlink>
         </w:p>
@@ -1567,7 +1588,7 @@
             </w:tabs>
             <w:rPr/>
           </w:pPr>
-          <w:hyperlink w:anchor="__RefHeading___Toc5379_439626481">
+          <w:hyperlink w:anchor="__RefHeading___Toc5659_1081736681">
             <w:r>
               <w:rPr>
                 <w:webHidden/>
@@ -1575,7 +1596,7 @@
               </w:rPr>
               <w:t>19 Pre-Generated Fixtures</w:t>
               <w:tab/>
-              <w:t>64</w:t>
+              <w:t>65</w:t>
             </w:r>
           </w:hyperlink>
         </w:p>
@@ -1588,7 +1609,7 @@
             </w:tabs>
             <w:rPr/>
           </w:pPr>
-          <w:hyperlink w:anchor="__RefHeading___Toc5381_439626481">
+          <w:hyperlink w:anchor="__RefHeading___Toc5661_1081736681">
             <w:r>
               <w:rPr>
                 <w:webHidden/>
@@ -1596,7 +1617,7 @@
               </w:rPr>
               <w:t>19.1 Custom variants</w:t>
               <w:tab/>
-              <w:t>65</w:t>
+              <w:t>66</w:t>
             </w:r>
           </w:hyperlink>
         </w:p>
@@ -1609,7 +1630,7 @@
             </w:tabs>
             <w:rPr/>
           </w:pPr>
-          <w:hyperlink w:anchor="__RefHeading___Toc5383_439626481">
+          <w:hyperlink w:anchor="__RefHeading___Toc5663_1081736681">
             <w:r>
               <w:rPr>
                 <w:webHidden/>
@@ -1617,7 +1638,7 @@
               </w:rPr>
               <w:t>20 DV Suite</w:t>
               <w:tab/>
-              <w:t>66</w:t>
+              <w:t>67</w:t>
             </w:r>
           </w:hyperlink>
         </w:p>
@@ -1630,7 +1651,7 @@
             </w:tabs>
             <w:rPr/>
           </w:pPr>
-          <w:hyperlink w:anchor="__RefHeading___Toc5385_439626481">
+          <w:hyperlink w:anchor="__RefHeading___Toc5665_1081736681">
             <w:r>
               <w:rPr>
                 <w:webHidden/>
@@ -1638,7 +1659,7 @@
               </w:rPr>
               <w:t>20.1 Test focus areas</w:t>
               <w:tab/>
-              <w:t>67</w:t>
+              <w:t>68</w:t>
             </w:r>
           </w:hyperlink>
         </w:p>
@@ -1651,7 +1672,7 @@
             </w:tabs>
             <w:rPr/>
           </w:pPr>
-          <w:hyperlink w:anchor="__RefHeading___Toc5387_439626481">
+          <w:hyperlink w:anchor="__RefHeading___Toc5667_1081736681">
             <w:r>
               <w:rPr>
                 <w:webHidden/>
@@ -1659,7 +1680,7 @@
               </w:rPr>
               <w:t>20.2 Running the suite</w:t>
               <w:tab/>
-              <w:t>68</w:t>
+              <w:t>69</w:t>
             </w:r>
           </w:hyperlink>
         </w:p>
@@ -1672,7 +1693,7 @@
             </w:tabs>
             <w:rPr/>
           </w:pPr>
-          <w:hyperlink w:anchor="__RefHeading___Toc5389_439626481">
+          <w:hyperlink w:anchor="__RefHeading___Toc5669_1081736681">
             <w:r>
               <w:rPr>
                 <w:webHidden/>
@@ -1680,7 +1701,7 @@
               </w:rPr>
               <w:t>20.3 Adding a new test</w:t>
               <w:tab/>
-              <w:t>69</w:t>
+              <w:t>70</w:t>
             </w:r>
           </w:hyperlink>
         </w:p>
@@ -1693,7 +1714,7 @@
             </w:tabs>
             <w:rPr/>
           </w:pPr>
-          <w:hyperlink w:anchor="__RefHeading___Toc5391_439626481">
+          <w:hyperlink w:anchor="__RefHeading___Toc5671_1081736681">
             <w:r>
               <w:rPr>
                 <w:webHidden/>
@@ -1701,7 +1722,7 @@
               </w:rPr>
               <w:t>21 Lint Checks</w:t>
               <w:tab/>
-              <w:t>70</w:t>
+              <w:t>71</w:t>
             </w:r>
           </w:hyperlink>
         </w:p>
@@ -1714,7 +1735,7 @@
             </w:tabs>
             <w:rPr/>
           </w:pPr>
-          <w:hyperlink w:anchor="__RefHeading___Toc5393_439626481">
+          <w:hyperlink w:anchor="__RefHeading___Toc5673_1081736681">
             <w:r>
               <w:rPr>
                 <w:webHidden/>
@@ -1722,7 +1743,7 @@
               </w:rPr>
               <w:t>21.1 Common concerns</w:t>
               <w:tab/>
-              <w:t>71</w:t>
+              <w:t>72</w:t>
             </w:r>
           </w:hyperlink>
         </w:p>
@@ -1735,7 +1756,7 @@
             </w:tabs>
             <w:rPr/>
           </w:pPr>
-          <w:hyperlink w:anchor="__RefHeading___Toc5395_439626481">
+          <w:hyperlink w:anchor="__RefHeading___Toc5675_1081736681">
             <w:r>
               <w:rPr>
                 <w:webHidden/>
@@ -1743,7 +1764,7 @@
               </w:rPr>
               <w:t>21.2 Synthesis smoke test</w:t>
               <w:tab/>
-              <w:t>72</w:t>
+              <w:t>73</w:t>
             </w:r>
           </w:hyperlink>
         </w:p>
@@ -1756,7 +1777,7 @@
             </w:tabs>
             <w:rPr/>
           </w:pPr>
-          <w:hyperlink w:anchor="__RefHeading___Toc5397_439626481">
+          <w:hyperlink w:anchor="__RefHeading___Toc5677_1081736681">
             <w:r>
               <w:rPr>
                 <w:webHidden/>
@@ -1764,7 +1785,7 @@
               </w:rPr>
               <w:t>22 Adding a New Topology</w:t>
               <w:tab/>
-              <w:t>73</w:t>
+              <w:t>74</w:t>
             </w:r>
           </w:hyperlink>
         </w:p>
@@ -1777,7 +1798,7 @@
             </w:tabs>
             <w:rPr/>
           </w:pPr>
-          <w:hyperlink w:anchor="__RefHeading___Toc5399_439626481">
+          <w:hyperlink w:anchor="__RefHeading___Toc5679_1081736681">
             <w:r>
               <w:rPr>
                 <w:webHidden/>
@@ -1785,7 +1806,7 @@
               </w:rPr>
               <w:t>22.1 Retired tree scaffolding</w:t>
               <w:tab/>
-              <w:t>74</w:t>
+              <w:t>75</w:t>
             </w:r>
           </w:hyperlink>
         </w:p>
@@ -1798,7 +1819,7 @@
             </w:tabs>
             <w:rPr/>
           </w:pPr>
-          <w:hyperlink w:anchor="__RefHeading___Toc5401_439626481">
+          <w:hyperlink w:anchor="__RefHeading___Toc5681_1081736681">
             <w:r>
               <w:rPr>
                 <w:webHidden/>
@@ -1806,7 +1827,7 @@
               </w:rPr>
               <w:t>23 Adding a New Generator Option</w:t>
               <w:tab/>
-              <w:t>75</w:t>
+              <w:t>76</w:t>
             </w:r>
           </w:hyperlink>
         </w:p>
@@ -1819,7 +1840,7 @@
             </w:tabs>
             <w:rPr/>
           </w:pPr>
-          <w:hyperlink w:anchor="__RefHeading___Toc5403_439626481">
+          <w:hyperlink w:anchor="__RefHeading___Toc5683_1081736681">
             <w:r>
               <w:rPr>
                 <w:webHidden/>
@@ -1827,7 +1848,7 @@
               </w:rPr>
               <w:t>23.1 Backward compatibility</w:t>
               <w:tab/>
-              <w:t>76</w:t>
+              <w:t>77</w:t>
             </w:r>
           </w:hyperlink>
         </w:p>
@@ -1840,7 +1861,7 @@
             </w:tabs>
             <w:rPr/>
           </w:pPr>
-          <w:hyperlink w:anchor="__RefHeading___Toc5405_439626481">
+          <w:hyperlink w:anchor="__RefHeading___Toc5685_1081736681">
             <w:r>
               <w:rPr>
                 <w:webHidden/>
@@ -1848,7 +1869,7 @@
               </w:rPr>
               <w:t>23.2 Example: adding a QoS sideband</w:t>
               <w:tab/>
-              <w:t>77</w:t>
+              <w:t>78</w:t>
             </w:r>
           </w:hyperlink>
         </w:p>
@@ -1861,7 +1882,7 @@
             </w:tabs>
             <w:rPr/>
           </w:pPr>
-          <w:hyperlink w:anchor="__RefHeading___Toc5407_439626481">
+          <w:hyperlink w:anchor="__RefHeading___Toc5687_1081736681">
             <w:r>
               <w:rPr>
                 <w:webHidden/>
@@ -1869,7 +1890,7 @@
               </w:rPr>
               <w:t>24 Adding AMBA 5 Sidebands</w:t>
               <w:tab/>
-              <w:t>78</w:t>
+              <w:t>79</w:t>
             </w:r>
           </w:hyperlink>
         </w:p>
@@ -1882,7 +1903,7 @@
             </w:tabs>
             <w:rPr/>
           </w:pPr>
-          <w:hyperlink w:anchor="__RefHeading___Toc5409_439626481">
+          <w:hyperlink w:anchor="__RefHeading___Toc5689_1081736681">
             <w:r>
               <w:rPr>
                 <w:webHidden/>
@@ -1890,7 +1911,7 @@
               </w:rPr>
               <w:t>24.1 TWAKEUP design note</w:t>
               <w:tab/>
-              <w:t>79</w:t>
+              <w:t>80</w:t>
             </w:r>
           </w:hyperlink>
         </w:p>
@@ -1903,7 +1924,7 @@
             </w:tabs>
             <w:rPr/>
           </w:pPr>
-          <w:hyperlink w:anchor="__RefHeading___Toc5411_439626481">
+          <w:hyperlink w:anchor="__RefHeading___Toc5691_1081736681">
             <w:r>
               <w:rPr>
                 <w:webHidden/>
@@ -1911,7 +1932,7 @@
               </w:rPr>
               <w:t>24.2 Check-signal design note</w:t>
               <w:tab/>
-              <w:t>80</w:t>
+              <w:t>81</w:t>
             </w:r>
           </w:hyperlink>
         </w:p>
@@ -1924,7 +1945,7 @@
             </w:tabs>
             <w:rPr/>
           </w:pPr>
-          <w:hyperlink w:anchor="__RefHeading___Toc5413_439626481">
+          <w:hyperlink w:anchor="__RefHeading___Toc5693_1081736681">
             <w:r>
               <w:rPr>
                 <w:webHidden/>
@@ -1932,7 +1953,7 @@
               </w:rPr>
               <w:t>25 Testing an Extension</w:t>
               <w:tab/>
-              <w:t>81</w:t>
+              <w:t>82</w:t>
             </w:r>
           </w:hyperlink>
         </w:p>
@@ -1945,7 +1966,7 @@
             </w:tabs>
             <w:rPr/>
           </w:pPr>
-          <w:hyperlink w:anchor="__RefHeading___Toc5415_439626481">
+          <w:hyperlink w:anchor="__RefHeading___Toc5695_1081736681">
             <w:r>
               <w:rPr>
                 <w:webHidden/>
@@ -1953,7 +1974,7 @@
               </w:rPr>
               <w:t>25.1 Minimal test plan</w:t>
               <w:tab/>
-              <w:t>82</w:t>
+              <w:t>83</w:t>
             </w:r>
           </w:hyperlink>
         </w:p>
@@ -1966,7 +1987,7 @@
             </w:tabs>
             <w:rPr/>
           </w:pPr>
-          <w:hyperlink w:anchor="__RefHeading___Toc5417_439626481">
+          <w:hyperlink w:anchor="__RefHeading___Toc5697_1081736681">
             <w:r>
               <w:rPr>
                 <w:webHidden/>
@@ -1974,7 +1995,7 @@
               </w:rPr>
               <w:t>25.2 Example: adding a custom variant test</w:t>
               <w:tab/>
-              <w:t>83</w:t>
+              <w:t>84</w:t>
             </w:r>
           </w:hyperlink>
         </w:p>
@@ -1987,7 +2008,7 @@
             </w:tabs>
             <w:rPr/>
           </w:pPr>
-          <w:hyperlink w:anchor="__RefHeading___Toc5419_439626481">
+          <w:hyperlink w:anchor="__RefHeading___Toc5699_1081736681">
             <w:r>
               <w:rPr>
                 <w:webHidden/>
@@ -1995,7 +2016,7 @@
               </w:rPr>
               <w:t>25.3 Commit discipline</w:t>
               <w:tab/>
-              <w:t>84</w:t>
+              <w:t>85</w:t>
             </w:r>
           </w:hyperlink>
           <w:r>
@@ -2084,7 +2105,7 @@
           <w:rPr>
             <w:rStyle w:val="ListLabel1"/>
           </w:rPr>
-          <w:t>38</w:t>
+          <w:t>39</w:t>
         </w:r>
         <w:r>
           <w:rPr>
@@ -2454,7 +2475,7 @@
           <w:rPr>
             <w:rStyle w:val="ListLabel1"/>
           </w:rPr>
-          <w:t>27</w:t>
+          <w:t>28</w:t>
         </w:r>
         <w:r>
           <w:rPr>
@@ -2511,7 +2532,7 @@
           <w:rPr>
             <w:rStyle w:val="ListLabel1"/>
           </w:rPr>
-          <w:t>28</w:t>
+          <w:t>29</w:t>
         </w:r>
         <w:r>
           <w:rPr>
@@ -2568,7 +2589,7 @@
           <w:rPr>
             <w:rStyle w:val="ListLabel1"/>
           </w:rPr>
-          <w:t>30</w:t>
+          <w:t>31</w:t>
         </w:r>
         <w:r>
           <w:rPr>
@@ -2625,7 +2646,7 @@
           <w:rPr>
             <w:rStyle w:val="ListLabel1"/>
           </w:rPr>
-          <w:t>31</w:t>
+          <w:t>32</w:t>
         </w:r>
         <w:r>
           <w:rPr>
@@ -2682,7 +2703,7 @@
           <w:rPr>
             <w:rStyle w:val="ListLabel1"/>
           </w:rPr>
-          <w:t>34</w:t>
+          <w:t>35</w:t>
         </w:r>
         <w:r>
           <w:rPr>
@@ -2739,7 +2760,7 @@
           <w:rPr>
             <w:rStyle w:val="ListLabel1"/>
           </w:rPr>
-          <w:t>35</w:t>
+          <w:t>36</w:t>
         </w:r>
         <w:r>
           <w:rPr>
@@ -2796,7 +2817,7 @@
           <w:rPr>
             <w:rStyle w:val="ListLabel1"/>
           </w:rPr>
-          <w:t>36</w:t>
+          <w:t>37</w:t>
         </w:r>
         <w:r>
           <w:rPr>
@@ -2816,14 +2837,14 @@
         <w:spacing w:before="0" w:after="0"/>
         <w:rPr/>
       </w:pPr>
-      <w:hyperlink w:anchor="_Tab_13_Planned_Head_Flit_He">
+      <w:hyperlink w:anchor="_Tab_13_Implemented_Head_Fli">
         <w:r>
           <w:rPr>
             <w:rStyle w:val="ListLabel1"/>
             <w:color w:val="000000"/>
             <w:sz w:val="24"/>
           </w:rPr>
-          <w:t>Table 13: Planned Head-Flit Header Fields</w:t>
+          <w:t>Table 13: Implemented Head-Flit Header Fields</w:t>
         </w:r>
         <w:r>
           <w:rPr>
@@ -2841,7 +2862,7 @@
           <w:rPr>
             <w:rStyle w:val="ListLabel1"/>
           </w:rPr>
-          <w:instrText xml:space="preserve"> PAGEREF _Tab_13_Planned_Head_Flit_He \h </w:instrText>
+          <w:instrText xml:space="preserve"> PAGEREF _Tab_13_Implemented_Head_Fli \h </w:instrText>
         </w:r>
         <w:r>
           <w:rPr>
@@ -2853,7 +2874,7 @@
           <w:rPr>
             <w:rStyle w:val="ListLabel1"/>
           </w:rPr>
-          <w:t>36</w:t>
+          <w:t>37</w:t>
         </w:r>
         <w:r>
           <w:rPr>
@@ -2910,7 +2931,7 @@
           <w:rPr>
             <w:rStyle w:val="ListLabel1"/>
           </w:rPr>
-          <w:t>48</w:t>
+          <w:t>49</w:t>
         </w:r>
         <w:r>
           <w:rPr>
@@ -2967,7 +2988,7 @@
           <w:rPr>
             <w:rStyle w:val="ListLabel1"/>
           </w:rPr>
-          <w:t>52</w:t>
+          <w:t>53</w:t>
         </w:r>
         <w:r>
           <w:rPr>
@@ -3024,7 +3045,7 @@
           <w:rPr>
             <w:rStyle w:val="ListLabel1"/>
           </w:rPr>
-          <w:t>54</w:t>
+          <w:t>55</w:t>
         </w:r>
         <w:r>
           <w:rPr>
@@ -3081,7 +3102,7 @@
           <w:rPr>
             <w:rStyle w:val="ListLabel1"/>
           </w:rPr>
-          <w:t>61</w:t>
+          <w:t>62</w:t>
         </w:r>
         <w:r>
           <w:rPr>
@@ -3138,7 +3159,7 @@
           <w:rPr>
             <w:rStyle w:val="ListLabel1"/>
           </w:rPr>
-          <w:t>67</w:t>
+          <w:t>68</w:t>
         </w:r>
         <w:r>
           <w:rPr>
@@ -3195,7 +3216,7 @@
           <w:rPr>
             <w:rStyle w:val="ListLabel1"/>
           </w:rPr>
-          <w:t>71</w:t>
+          <w:t>72</w:t>
         </w:r>
         <w:r>
           <w:rPr>
@@ -3224,7 +3245,7 @@
         <w:spacing w:before="0" w:after="120"/>
         <w:rPr/>
       </w:pPr>
-      <w:bookmarkStart w:id="2" w:name="__RefHeading___Toc5245_439626481"/>
+      <w:bookmarkStart w:id="2" w:name="__RefHeading___Toc5523_1081736681"/>
       <w:bookmarkEnd w:id="2"/>
       <w:r>
         <w:rPr>
@@ -3262,7 +3283,7 @@
         <w:rPr>
           <w:sz w:val="20"/>
         </w:rPr>
-        <w:t xml:space="preserve"> 2026-10-14</w:t>
+        <w:t xml:space="preserve"> 2026-10-16</w:t>
       </w:r>
     </w:p>
     <w:p>
@@ -3362,7 +3383,7 @@
         <w:spacing w:before="360" w:after="120"/>
         <w:rPr/>
       </w:pPr>
-      <w:bookmarkStart w:id="4" w:name="__RefHeading___Toc5247_439626481"/>
+      <w:bookmarkStart w:id="4" w:name="__RefHeading___Toc5525_1081736681"/>
       <w:bookmarkStart w:id="5" w:name="document-information"/>
       <w:bookmarkEnd w:id="4"/>
       <w:r>
@@ -3394,7 +3415,7 @@
         <w:spacing w:before="280" w:after="80"/>
         <w:rPr/>
       </w:pPr>
-      <w:bookmarkStart w:id="6" w:name="__RefHeading___Toc5249_439626481"/>
+      <w:bookmarkStart w:id="6" w:name="__RefHeading___Toc5527_1081736681"/>
       <w:bookmarkEnd w:id="6"/>
       <w:r>
         <w:rPr>
@@ -3863,7 +3884,7 @@
       <w:r>
         <w:br w:type="page"/>
       </w:r>
-      <w:bookmarkStart w:id="9" w:name="__RefHeading___Toc5251_439626481"/>
+      <w:bookmarkStart w:id="9" w:name="__RefHeading___Toc5529_1081736681"/>
       <w:bookmarkEnd w:id="9"/>
       <w:r>
         <w:rPr>
@@ -4553,7 +4574,7 @@
       <w:r>
         <w:br w:type="page"/>
       </w:r>
-      <w:bookmarkStart w:id="11" w:name="__RefHeading___Toc5253_439626481"/>
+      <w:bookmarkStart w:id="11" w:name="__RefHeading___Toc5531_1081736681"/>
       <w:bookmarkEnd w:id="11"/>
       <w:r>
         <w:rPr>
@@ -4652,7 +4673,7 @@
         <w:spacing w:before="280" w:after="80"/>
         <w:rPr/>
       </w:pPr>
-      <w:bookmarkStart w:id="12" w:name="__RefHeading___Toc5255_439626481"/>
+      <w:bookmarkStart w:id="12" w:name="__RefHeading___Toc5533_1081736681"/>
       <w:bookmarkStart w:id="13" w:name="intended-audience"/>
       <w:bookmarkEnd w:id="12"/>
       <w:r>
@@ -4730,7 +4751,7 @@
         <w:spacing w:before="280" w:after="80"/>
         <w:rPr/>
       </w:pPr>
-      <w:bookmarkStart w:id="15" w:name="__RefHeading___Toc5257_439626481"/>
+      <w:bookmarkStart w:id="15" w:name="__RefHeading___Toc5535_1081736681"/>
       <w:bookmarkStart w:id="16" w:name="related-documents"/>
       <w:bookmarkEnd w:id="15"/>
       <w:r>
@@ -4935,7 +4956,7 @@
         <w:spacing w:before="360" w:after="120"/>
         <w:rPr/>
       </w:pPr>
-      <w:bookmarkStart w:id="19" w:name="__RefHeading___Toc5259_439626481"/>
+      <w:bookmarkStart w:id="19" w:name="__RefHeading___Toc5537_1081736681"/>
       <w:bookmarkStart w:id="20" w:name="what-the-generator-produces"/>
       <w:bookmarkEnd w:id="19"/>
       <w:r>
@@ -5007,7 +5028,7 @@
         <w:spacing w:before="280" w:after="80"/>
         <w:rPr/>
       </w:pPr>
-      <w:bookmarkStart w:id="21" w:name="__RefHeading___Toc5261_439626481"/>
+      <w:bookmarkStart w:id="21" w:name="__RefHeading___Toc5539_1081736681"/>
       <w:bookmarkEnd w:id="21"/>
       <w:r>
         <w:rPr>
@@ -5561,7 +5582,27 @@
                 <w:szCs w:val="24"/>
                 <w:lang w:val="en-US" w:eastAsia="en-US" w:bidi="ar-SA"/>
               </w:rPr>
-              <w:t>Planned mesh cell module.</w:t>
+              <w:t xml:space="preserve">Mesh cell module (emitted with </w:t>
+            </w:r>
+            <w:r>
+              <w:rPr>
+                <w:rStyle w:val="VerbatimChar"/>
+                <w:rFonts w:eastAsia="Cambria" w:cs=""/>
+                <w:kern w:val="0"/>
+                <w:szCs w:val="24"/>
+                <w:lang w:val="en-US" w:eastAsia="en-US" w:bidi="ar-SA"/>
+              </w:rPr>
+              <w:t>--topology mesh</w:t>
+            </w:r>
+            <w:r>
+              <w:rPr>
+                <w:rFonts w:eastAsia="Cambria" w:cs=""/>
+                <w:kern w:val="0"/>
+                <w:sz w:val="24"/>
+                <w:szCs w:val="24"/>
+                <w:lang w:val="en-US" w:eastAsia="en-US" w:bidi="ar-SA"/>
+              </w:rPr>
+              <w:t>).</w:t>
             </w:r>
           </w:p>
         </w:tc>
@@ -5626,7 +5667,7 @@
                 <w:szCs w:val="24"/>
                 <w:lang w:val="en-US" w:eastAsia="en-US" w:bidi="ar-SA"/>
               </w:rPr>
-              <w:t>Planned fabric top that instantiates the cell grid.</w:t>
+              <w:t>Mesh fabric top that instantiates the cell grid.</w:t>
             </w:r>
             <w:bookmarkStart w:id="23" w:name="output-artifacts"/>
             <w:bookmarkEnd w:id="23"/>
@@ -5646,7 +5687,7 @@
       <w:r>
         <w:br w:type="page"/>
       </w:r>
-      <w:bookmarkStart w:id="24" w:name="__RefHeading___Toc5263_439626481"/>
+      <w:bookmarkStart w:id="24" w:name="__RefHeading___Toc5541_1081736681"/>
       <w:bookmarkEnd w:id="24"/>
       <w:r>
         <w:rPr>
@@ -6001,7 +6042,7 @@
         <w:spacing w:before="280" w:after="80"/>
         <w:rPr/>
       </w:pPr>
-      <w:bookmarkStart w:id="25" w:name="__RefHeading___Toc5265_439626481"/>
+      <w:bookmarkStart w:id="25" w:name="__RefHeading___Toc5543_1081736681"/>
       <w:bookmarkStart w:id="26" w:name="topology-status"/>
       <w:bookmarkEnd w:id="25"/>
       <w:r>
@@ -6039,7 +6080,7 @@
         <w:rPr>
           <w:sz w:val="20"/>
         </w:rPr>
-        <w:t xml:space="preserve"> has three conceptual values:</w:t>
+        <w:t xml:space="preserve"> has four conceptual values:</w:t>
       </w:r>
     </w:p>
     <w:p>
@@ -6119,13 +6160,13 @@
       </w:r>
       <w:r>
         <w:rPr/>
-        <w:t xml:space="preserve"> (planned) — per the 2026-10-13 design spec; will emit </w:t>
+        <w:t xml:space="preserve"> (implemented) — emits </w:t>
       </w:r>
       <w:r>
         <w:rPr>
           <w:rStyle w:val="VerbatimChar"/>
         </w:rPr>
-        <w:t>delta_mesh_cell</w:t>
+        <w:t>delta_mesh_cell.sv</w:t>
       </w:r>
       <w:r>
         <w:rPr/>
@@ -6142,23 +6183,41 @@
           <w:b/>
           <w:bCs/>
         </w:rPr>
-        <w:t>PLANNED</w:t>
-      </w:r>
-      <w:r>
-        <w:rPr/>
-        <w:t xml:space="preserve"> Mesh mode is designed but not implemented. See the </w:t>
-      </w:r>
-      <w:hyperlink r:id="rId3">
-        <w:r>
-          <w:rPr>
-            <w:rStyle w:val="Hyperlink"/>
-          </w:rPr>
-          <w:t>mesh design spec</w:t>
-        </w:r>
-      </w:hyperlink>
-      <w:r>
-        <w:rPr/>
-        <w:t xml:space="preserve"> (2026-10-13) for routing, VCs, QoS, and the generator interface.</w:t>
+        <w:t>IMPLEMENTED</w:t>
+      </w:r>
+      <w:r>
+        <w:rPr/>
+        <w:t xml:space="preserve"> Mesh mode RTL is generated by </w:t>
+      </w:r>
+      <w:r>
+        <w:rPr>
+          <w:rStyle w:val="VerbatimChar"/>
+        </w:rPr>
+        <w:t>delta_generator.py --topology mesh</w:t>
+      </w:r>
+      <w:r>
+        <w:rPr/>
+        <w:t>. The design is per the owner-approved delta mesh design spec dated 2026-10-13 (</w:t>
+      </w:r>
+      <w:r>
+        <w:rPr>
+          <w:rStyle w:val="VerbatimChar"/>
+        </w:rPr>
+        <w:t>docs/superpowers/specs/2026-10-13-delta-mesh-design.md</w:t>
+      </w:r>
+      <w:r>
+        <w:rPr/>
+        <w:t>). The flat crossbar remains the implemented default.</w:t>
+      </w:r>
+    </w:p>
+    <w:p>
+      <w:pPr>
+        <w:pStyle w:val="BlockText"/>
+        <w:rPr/>
+      </w:pPr>
+      <w:r>
+        <w:rPr/>
+        <w:t>Still deferred: CXS migration, MonBus observation aggregation in the tile IP, 1 cycle/hop lookahead (issue #120), and SRAM FIFO_IMPL (issue #118).</w:t>
       </w:r>
     </w:p>
     <w:p>
@@ -6170,7 +6229,7 @@
         <w:rPr>
           <w:sz w:val="20"/>
         </w:rPr>
-        <w:t>The flat crossbar is the production-ready artifact; the tree scaffolding is retired and remains only for reference.</w:t>
+        <w:t>The flat crossbar and mesh fabric are both generated from the same CLI; the tree scaffolding is retired and remains only for reference.</w:t>
       </w:r>
     </w:p>
     <w:p>
@@ -6272,7 +6331,7 @@
         <w:spacing w:before="360" w:after="120"/>
         <w:rPr/>
       </w:pPr>
-      <w:bookmarkStart w:id="29" w:name="__RefHeading___Toc5267_439626481"/>
+      <w:bookmarkStart w:id="29" w:name="__RefHeading___Toc5545_1081736681"/>
       <w:bookmarkStart w:id="30" w:name="when-to-regenerate"/>
       <w:bookmarkEnd w:id="29"/>
       <w:r>
@@ -6384,7 +6443,7 @@
         <w:spacing w:before="280" w:after="80"/>
         <w:rPr/>
       </w:pPr>
-      <w:bookmarkStart w:id="31" w:name="__RefHeading___Toc5269_439626481"/>
+      <w:bookmarkStart w:id="31" w:name="__RefHeading___Toc5547_1081736681"/>
       <w:bookmarkStart w:id="32" w:name="standard-regeneration-workflow"/>
       <w:bookmarkEnd w:id="31"/>
       <w:r>
@@ -6599,7 +6658,7 @@
         <w:spacing w:before="280" w:after="80"/>
         <w:rPr/>
       </w:pPr>
-      <w:bookmarkStart w:id="33" w:name="__RefHeading___Toc5271_439626481"/>
+      <w:bookmarkStart w:id="33" w:name="__RefHeading___Toc5549_1081736681"/>
       <w:bookmarkStart w:id="34" w:name="pre-generated-vs-custom"/>
       <w:bookmarkEnd w:id="33"/>
       <w:r>
@@ -6732,7 +6791,7 @@
         <w:spacing w:before="360" w:after="120"/>
         <w:rPr/>
       </w:pPr>
-      <w:bookmarkStart w:id="37" w:name="__RefHeading___Toc5273_439626481"/>
+      <w:bookmarkStart w:id="37" w:name="__RefHeading___Toc5551_1081736681"/>
       <w:bookmarkStart w:id="38" w:name="generator-entry-points"/>
       <w:bookmarkEnd w:id="37"/>
       <w:r>
@@ -6764,7 +6823,7 @@
         <w:spacing w:before="280" w:after="80"/>
         <w:rPr/>
       </w:pPr>
-      <w:bookmarkStart w:id="39" w:name="__RefHeading___Toc5275_439626481"/>
+      <w:bookmarkStart w:id="39" w:name="__RefHeading___Toc5553_1081736681"/>
       <w:bookmarkStart w:id="40" w:name="flat-crossbar-generator"/>
       <w:bookmarkEnd w:id="39"/>
       <w:r>
@@ -6878,7 +6937,7 @@
         <w:spacing w:before="280" w:after="80"/>
         <w:rPr/>
       </w:pPr>
-      <w:bookmarkStart w:id="42" w:name="__RefHeading___Toc5277_439626481"/>
+      <w:bookmarkStart w:id="42" w:name="__RefHeading___Toc5555_1081736681"/>
       <w:bookmarkStart w:id="43" w:name="tree-primitives-generator"/>
       <w:bookmarkEnd w:id="42"/>
       <w:r>
@@ -7059,7 +7118,7 @@
         <w:spacing w:before="280" w:after="80"/>
         <w:rPr/>
       </w:pPr>
-      <w:bookmarkStart w:id="44" w:name="__RefHeading___Toc5279_439626481"/>
+      <w:bookmarkStart w:id="44" w:name="__RefHeading___Toc5557_1081736681"/>
       <w:bookmarkStart w:id="45" w:name="programmatic-api"/>
       <w:bookmarkEnd w:id="44"/>
       <w:r>
@@ -7687,7 +7746,7 @@
         <w:spacing w:before="360" w:after="120"/>
         <w:rPr/>
       </w:pPr>
-      <w:bookmarkStart w:id="48" w:name="__RefHeading___Toc5281_439626481"/>
+      <w:bookmarkStart w:id="48" w:name="__RefHeading___Toc5559_1081736681"/>
       <w:bookmarkStart w:id="49" w:name="cli-and-programmatic-api"/>
       <w:bookmarkEnd w:id="48"/>
       <w:r>
@@ -7719,7 +7778,7 @@
         <w:spacing w:before="280" w:after="80"/>
         <w:rPr/>
       </w:pPr>
-      <w:bookmarkStart w:id="50" w:name="__RefHeading___Toc5283_439626481"/>
+      <w:bookmarkStart w:id="50" w:name="__RefHeading___Toc5561_1081736681"/>
       <w:bookmarkEnd w:id="50"/>
       <w:r>
         <w:rPr>
@@ -8128,7 +8187,7 @@
                 <w:szCs w:val="24"/>
                 <w:lang w:val="en-US" w:eastAsia="en-US" w:bidi="ar-SA"/>
               </w:rPr>
-              <w:t xml:space="preserve"> (planned).</w:t>
+              <w:t xml:space="preserve"> (implemented).</w:t>
             </w:r>
           </w:p>
         </w:tc>
@@ -9142,7 +9201,7 @@
       <w:r>
         <w:br w:type="page"/>
       </w:r>
-      <w:bookmarkStart w:id="53" w:name="__RefHeading___Toc5285_439626481"/>
+      <w:bookmarkStart w:id="53" w:name="__RefHeading___Toc5563_1081736681"/>
       <w:bookmarkEnd w:id="53"/>
       <w:r>
         <w:rPr>
@@ -9563,13 +9622,13 @@
           <w:b/>
           <w:bCs/>
         </w:rPr>
-        <w:t>PLANNED</w:t>
-      </w:r>
-      <w:r>
-        <w:rPr/>
-        <w:t xml:space="preserve"> The mesh CLI below is the interface proposed by the </w:t>
-      </w:r>
-      <w:hyperlink r:id="rId4">
+        <w:t>IMPLEMENTED</w:t>
+      </w:r>
+      <w:r>
+        <w:rPr/>
+        <w:t xml:space="preserve"> The mesh CLI below is implemented and exercised in regression. It is per the </w:t>
+      </w:r>
+      <w:hyperlink r:id="rId3">
         <w:r>
           <w:rPr>
             <w:rStyle w:val="Hyperlink"/>
@@ -9579,7 +9638,7 @@
       </w:hyperlink>
       <w:r>
         <w:rPr/>
-        <w:t>. It is not implemented yet and is subject to change when implementation starts.</w:t>
+        <w:t>.</w:t>
       </w:r>
     </w:p>
     <w:p>
@@ -9591,253 +9650,431 @@
         <w:rPr>
           <w:rStyle w:val="ExtensionTok"/>
         </w:rPr>
-        <w:t>delta_generator.py</w:t>
+        <w:t>python3</w:t>
       </w:r>
       <w:r>
         <w:rPr>
           <w:rStyle w:val="NormalTok"/>
         </w:rPr>
+        <w:t xml:space="preserve"> delta_generator.py </w:t>
+      </w:r>
+      <w:r>
+        <w:rPr>
+          <w:rStyle w:val="AttributeTok"/>
+        </w:rPr>
+        <w:t>--topology</w:t>
+      </w:r>
+      <w:r>
+        <w:rPr>
+          <w:rStyle w:val="NormalTok"/>
+        </w:rPr>
+        <w:t xml:space="preserve"> mesh </w:t>
+      </w:r>
+      <w:r>
+        <w:rPr>
+          <w:rStyle w:val="DataTypeTok"/>
+        </w:rPr>
+        <w:t>\</w:t>
+      </w:r>
+      <w:r>
+        <w:rPr/>
+        <w:br/>
+      </w:r>
+      <w:r>
+        <w:rPr>
+          <w:rStyle w:val="NormalTok"/>
+        </w:rPr>
+        <w:t xml:space="preserve">  </w:t>
+      </w:r>
+      <w:r>
+        <w:rPr>
+          <w:rStyle w:val="AttributeTok"/>
+        </w:rPr>
+        <w:t>--cells-x</w:t>
+      </w:r>
+      <w:r>
+        <w:rPr>
+          <w:rStyle w:val="NormalTok"/>
+        </w:rPr>
+        <w:t xml:space="preserve"> 4 </w:t>
+      </w:r>
+      <w:r>
+        <w:rPr>
+          <w:rStyle w:val="AttributeTok"/>
+        </w:rPr>
+        <w:t>--cells-y</w:t>
+      </w:r>
+      <w:r>
+        <w:rPr>
+          <w:rStyle w:val="NormalTok"/>
+        </w:rPr>
+        <w:t xml:space="preserve"> 4 </w:t>
+      </w:r>
+      <w:r>
+        <w:rPr>
+          <w:rStyle w:val="AttributeTok"/>
+        </w:rPr>
+        <w:t>--cells-z</w:t>
+      </w:r>
+      <w:r>
+        <w:rPr>
+          <w:rStyle w:val="NormalTok"/>
+        </w:rPr>
+        <w:t xml:space="preserve"> 1 </w:t>
+      </w:r>
+      <w:r>
+        <w:rPr>
+          <w:rStyle w:val="DataTypeTok"/>
+        </w:rPr>
+        <w:t>\</w:t>
+      </w:r>
+      <w:r>
+        <w:rPr/>
+        <w:br/>
+      </w:r>
+      <w:r>
+        <w:rPr>
+          <w:rStyle w:val="NormalTok"/>
+        </w:rPr>
+        <w:t xml:space="preserve">  </w:t>
+      </w:r>
+      <w:r>
+        <w:rPr>
+          <w:rStyle w:val="PreprocessorTok"/>
+        </w:rPr>
+        <w:t>[--</w:t>
+      </w:r>
+      <w:r>
+        <w:rPr>
+          <w:rStyle w:val="SpecialStringTok"/>
+        </w:rPr>
+        <w:t>torus</w:t>
+      </w:r>
+      <w:r>
+        <w:rPr>
+          <w:rStyle w:val="PreprocessorTok"/>
+        </w:rPr>
+        <w:t>-</w:t>
+      </w:r>
+      <w:r>
+        <w:rPr>
+          <w:rStyle w:val="SpecialStringTok"/>
+        </w:rPr>
+        <w:t>x</w:t>
+      </w:r>
+      <w:r>
+        <w:rPr>
+          <w:rStyle w:val="PreprocessorTok"/>
+        </w:rPr>
+        <w:t>]</w:t>
+      </w:r>
+      <w:r>
+        <w:rPr>
+          <w:rStyle w:val="NormalTok"/>
+        </w:rPr>
         <w:t xml:space="preserve"> </w:t>
       </w:r>
       <w:r>
         <w:rPr>
+          <w:rStyle w:val="PreprocessorTok"/>
+        </w:rPr>
+        <w:t>[--</w:t>
+      </w:r>
+      <w:r>
+        <w:rPr>
+          <w:rStyle w:val="SpecialStringTok"/>
+        </w:rPr>
+        <w:t>torus</w:t>
+      </w:r>
+      <w:r>
+        <w:rPr>
+          <w:rStyle w:val="PreprocessorTok"/>
+        </w:rPr>
+        <w:t>-</w:t>
+      </w:r>
+      <w:r>
+        <w:rPr>
+          <w:rStyle w:val="SpecialStringTok"/>
+        </w:rPr>
+        <w:t>y</w:t>
+      </w:r>
+      <w:r>
+        <w:rPr>
+          <w:rStyle w:val="PreprocessorTok"/>
+        </w:rPr>
+        <w:t>]</w:t>
+      </w:r>
+      <w:r>
+        <w:rPr>
+          <w:rStyle w:val="NormalTok"/>
+        </w:rPr>
+        <w:t xml:space="preserve"> </w:t>
+      </w:r>
+      <w:r>
+        <w:rPr>
+          <w:rStyle w:val="PreprocessorTok"/>
+        </w:rPr>
+        <w:t>[--</w:t>
+      </w:r>
+      <w:r>
+        <w:rPr>
+          <w:rStyle w:val="SpecialStringTok"/>
+        </w:rPr>
+        <w:t>torus</w:t>
+      </w:r>
+      <w:r>
+        <w:rPr>
+          <w:rStyle w:val="PreprocessorTok"/>
+        </w:rPr>
+        <w:t>-</w:t>
+      </w:r>
+      <w:r>
+        <w:rPr>
+          <w:rStyle w:val="SpecialStringTok"/>
+        </w:rPr>
+        <w:t>z</w:t>
+      </w:r>
+      <w:r>
+        <w:rPr>
+          <w:rStyle w:val="PreprocessorTok"/>
+        </w:rPr>
+        <w:t>]</w:t>
+      </w:r>
+      <w:r>
+        <w:rPr>
+          <w:rStyle w:val="NormalTok"/>
+        </w:rPr>
+        <w:t xml:space="preserve"> </w:t>
+      </w:r>
+      <w:r>
+        <w:rPr>
+          <w:rStyle w:val="DataTypeTok"/>
+        </w:rPr>
+        <w:t>\</w:t>
+      </w:r>
+      <w:r>
+        <w:rPr/>
+        <w:br/>
+      </w:r>
+      <w:r>
+        <w:rPr>
+          <w:rStyle w:val="NormalTok"/>
+        </w:rPr>
+        <w:t xml:space="preserve">  [--torus x,y,z] </w:t>
+      </w:r>
+      <w:r>
+        <w:rPr>
+          <w:rStyle w:val="DataTypeTok"/>
+        </w:rPr>
+        <w:t>\</w:t>
+      </w:r>
+      <w:r>
+        <w:rPr/>
+        <w:br/>
+      </w:r>
+      <w:r>
+        <w:rPr>
+          <w:rStyle w:val="NormalTok"/>
+        </w:rPr>
+        <w:t xml:space="preserve">  </w:t>
+      </w:r>
+      <w:r>
+        <w:rPr>
+          <w:rStyle w:val="PreprocessorTok"/>
+        </w:rPr>
+        <w:t>[--</w:t>
+      </w:r>
+      <w:r>
+        <w:rPr>
+          <w:rStyle w:val="SpecialStringTok"/>
+        </w:rPr>
+        <w:t>source</w:t>
+      </w:r>
+      <w:r>
+        <w:rPr>
+          <w:rStyle w:val="PreprocessorTok"/>
+        </w:rPr>
+        <w:t>-</w:t>
+      </w:r>
+      <w:r>
+        <w:rPr>
+          <w:rStyle w:val="SpecialStringTok"/>
+        </w:rPr>
+        <w:t>route</w:t>
+      </w:r>
+      <w:r>
+        <w:rPr>
+          <w:rStyle w:val="PreprocessorTok"/>
+        </w:rPr>
+        <w:t>]</w:t>
+      </w:r>
+      <w:r>
+        <w:rPr>
+          <w:rStyle w:val="NormalTok"/>
+        </w:rPr>
+        <w:t xml:space="preserve"> </w:t>
+      </w:r>
+      <w:r>
+        <w:rPr>
+          <w:rStyle w:val="PreprocessorTok"/>
+        </w:rPr>
+        <w:t>[--</w:t>
+      </w:r>
+      <w:r>
+        <w:rPr>
+          <w:rStyle w:val="SpecialStringTok"/>
+        </w:rPr>
+        <w:t>speculation</w:t>
+      </w:r>
+      <w:r>
+        <w:rPr>
+          <w:rStyle w:val="PreprocessorTok"/>
+        </w:rPr>
+        <w:t>]</w:t>
+      </w:r>
+      <w:r>
+        <w:rPr>
+          <w:rStyle w:val="NormalTok"/>
+        </w:rPr>
+        <w:t xml:space="preserve"> </w:t>
+      </w:r>
+      <w:r>
+        <w:rPr>
+          <w:rStyle w:val="DataTypeTok"/>
+        </w:rPr>
+        <w:t>\</w:t>
+      </w:r>
+      <w:r>
+        <w:rPr/>
+        <w:br/>
+      </w:r>
+      <w:r>
+        <w:rPr>
+          <w:rStyle w:val="NormalTok"/>
+        </w:rPr>
+        <w:t xml:space="preserve">  [--fifo-impl reg</w:t>
+      </w:r>
+      <w:r>
+        <w:rPr>
+          <w:rStyle w:val="KeywordTok"/>
+        </w:rPr>
+        <w:t>|</w:t>
+      </w:r>
+      <w:r>
+        <w:rPr>
+          <w:rStyle w:val="ExtensionTok"/>
+        </w:rPr>
+        <w:t>sram]</w:t>
+      </w:r>
+      <w:r>
+        <w:rPr>
+          <w:rStyle w:val="NormalTok"/>
+        </w:rPr>
+        <w:t xml:space="preserve"> </w:t>
+      </w:r>
+      <w:r>
+        <w:rPr>
+          <w:rStyle w:val="DataTypeTok"/>
+        </w:rPr>
+        <w:t>\</w:t>
+      </w:r>
+      <w:r>
+        <w:rPr/>
+        <w:br/>
+      </w:r>
+      <w:r>
+        <w:rPr>
+          <w:rStyle w:val="NormalTok"/>
+        </w:rPr>
+        <w:t xml:space="preserve">  [--data-width N] [--user-width N] </w:t>
+      </w:r>
+      <w:r>
+        <w:rPr>
+          <w:rStyle w:val="PreprocessorTok"/>
+        </w:rPr>
+        <w:t>[--</w:t>
+      </w:r>
+      <w:r>
+        <w:rPr>
+          <w:rStyle w:val="SpecialStringTok"/>
+        </w:rPr>
+        <w:t>amba5</w:t>
+      </w:r>
+      <w:r>
+        <w:rPr>
+          <w:rStyle w:val="PreprocessorTok"/>
+        </w:rPr>
+        <w:t>]</w:t>
+      </w:r>
+      <w:r>
+        <w:rPr>
+          <w:rStyle w:val="NormalTok"/>
+        </w:rPr>
+        <w:t xml:space="preserve"> </w:t>
+      </w:r>
+      <w:r>
+        <w:rPr>
+          <w:rStyle w:val="PreprocessorTok"/>
+        </w:rPr>
+        <w:t>[--</w:t>
+      </w:r>
+      <w:r>
+        <w:rPr>
+          <w:rStyle w:val="SpecialStringTok"/>
+        </w:rPr>
+        <w:t>no</w:t>
+      </w:r>
+      <w:r>
+        <w:rPr>
+          <w:rStyle w:val="PreprocessorTok"/>
+        </w:rPr>
+        <w:t>-</w:t>
+      </w:r>
+      <w:r>
+        <w:rPr>
+          <w:rStyle w:val="SpecialStringTok"/>
+        </w:rPr>
+        <w:t>counters</w:t>
+      </w:r>
+      <w:r>
+        <w:rPr>
+          <w:rStyle w:val="PreprocessorTok"/>
+        </w:rPr>
+        <w:t>]</w:t>
+      </w:r>
+      <w:r>
+        <w:rPr>
+          <w:rStyle w:val="NormalTok"/>
+        </w:rPr>
+        <w:t xml:space="preserve"> </w:t>
+      </w:r>
+      <w:r>
+        <w:rPr>
+          <w:rStyle w:val="DataTypeTok"/>
+        </w:rPr>
+        <w:t>\</w:t>
+      </w:r>
+      <w:r>
+        <w:rPr/>
+        <w:br/>
+      </w:r>
+      <w:r>
+        <w:rPr>
+          <w:rStyle w:val="NormalTok"/>
+        </w:rPr>
+        <w:t xml:space="preserve">  </w:t>
+      </w:r>
+      <w:r>
+        <w:rPr>
           <w:rStyle w:val="AttributeTok"/>
         </w:rPr>
-        <w:t>--topology</w:t>
+        <w:t>--output-dir</w:t>
       </w:r>
       <w:r>
         <w:rPr>
           <w:rStyle w:val="NormalTok"/>
         </w:rPr>
-        <w:t xml:space="preserve"> mesh </w:t>
-      </w:r>
-      <w:r>
-        <w:rPr>
-          <w:rStyle w:val="DataTypeTok"/>
-        </w:rPr>
-        <w:t>\</w:t>
-      </w:r>
-      <w:r>
-        <w:rPr/>
-        <w:br/>
-      </w:r>
-      <w:r>
-        <w:rPr>
-          <w:rStyle w:val="NormalTok"/>
-        </w:rPr>
-        <w:t xml:space="preserve">  </w:t>
-      </w:r>
-      <w:r>
-        <w:rPr>
-          <w:rStyle w:val="AttributeTok"/>
-        </w:rPr>
-        <w:t>--cells-x</w:t>
-      </w:r>
-      <w:r>
-        <w:rPr>
-          <w:rStyle w:val="NormalTok"/>
-        </w:rPr>
-        <w:t xml:space="preserve"> 4 </w:t>
-      </w:r>
-      <w:r>
-        <w:rPr>
-          <w:rStyle w:val="AttributeTok"/>
-        </w:rPr>
-        <w:t>--cells-y</w:t>
-      </w:r>
-      <w:r>
-        <w:rPr>
-          <w:rStyle w:val="NormalTok"/>
-        </w:rPr>
-        <w:t xml:space="preserve"> 4 </w:t>
-      </w:r>
-      <w:r>
-        <w:rPr>
-          <w:rStyle w:val="AttributeTok"/>
-        </w:rPr>
-        <w:t>--cells-z</w:t>
-      </w:r>
-      <w:r>
-        <w:rPr>
-          <w:rStyle w:val="NormalTok"/>
-        </w:rPr>
-        <w:t xml:space="preserve"> K </w:t>
-      </w:r>
-      <w:r>
-        <w:rPr>
-          <w:rStyle w:val="DataTypeTok"/>
-        </w:rPr>
-        <w:t>\</w:t>
-      </w:r>
-      <w:r>
-        <w:rPr/>
-        <w:br/>
-      </w:r>
-      <w:r>
-        <w:rPr>
-          <w:rStyle w:val="NormalTok"/>
-        </w:rPr>
-        <w:t xml:space="preserve">  </w:t>
-      </w:r>
-      <w:r>
-        <w:rPr>
-          <w:rStyle w:val="PreprocessorTok"/>
-        </w:rPr>
-        <w:t>[--</w:t>
-      </w:r>
-      <w:r>
-        <w:rPr>
-          <w:rStyle w:val="SpecialStringTok"/>
-        </w:rPr>
-        <w:t>torus=x,y,z</w:t>
-      </w:r>
-      <w:r>
-        <w:rPr>
-          <w:rStyle w:val="PreprocessorTok"/>
-        </w:rPr>
-        <w:t>]</w:t>
-      </w:r>
-      <w:r>
-        <w:rPr>
-          <w:rStyle w:val="NormalTok"/>
-        </w:rPr>
-        <w:t xml:space="preserve"> </w:t>
-      </w:r>
-      <w:r>
-        <w:rPr>
-          <w:rStyle w:val="PreprocessorTok"/>
-        </w:rPr>
-        <w:t>[--</w:t>
-      </w:r>
-      <w:r>
-        <w:rPr>
-          <w:rStyle w:val="SpecialStringTok"/>
-        </w:rPr>
-        <w:t>source</w:t>
-      </w:r>
-      <w:r>
-        <w:rPr>
-          <w:rStyle w:val="PreprocessorTok"/>
-        </w:rPr>
-        <w:t>-</w:t>
-      </w:r>
-      <w:r>
-        <w:rPr>
-          <w:rStyle w:val="SpecialStringTok"/>
-        </w:rPr>
-        <w:t>route</w:t>
-      </w:r>
-      <w:r>
-        <w:rPr>
-          <w:rStyle w:val="PreprocessorTok"/>
-        </w:rPr>
-        <w:t>]</w:t>
-      </w:r>
-      <w:r>
-        <w:rPr>
-          <w:rStyle w:val="NormalTok"/>
-        </w:rPr>
-        <w:t xml:space="preserve"> </w:t>
-      </w:r>
-      <w:r>
-        <w:rPr>
-          <w:rStyle w:val="PreprocessorTok"/>
-        </w:rPr>
-        <w:t>[--</w:t>
-      </w:r>
-      <w:r>
-        <w:rPr>
-          <w:rStyle w:val="SpecialStringTok"/>
-        </w:rPr>
-        <w:t>speculation</w:t>
-      </w:r>
-      <w:r>
-        <w:rPr>
-          <w:rStyle w:val="PreprocessorTok"/>
-        </w:rPr>
-        <w:t>]</w:t>
-      </w:r>
-      <w:r>
-        <w:rPr>
-          <w:rStyle w:val="NormalTok"/>
-        </w:rPr>
-        <w:t xml:space="preserve"> </w:t>
-      </w:r>
-      <w:r>
-        <w:rPr>
-          <w:rStyle w:val="DataTypeTok"/>
-        </w:rPr>
-        <w:t>\</w:t>
-      </w:r>
-      <w:r>
-        <w:rPr/>
-        <w:br/>
-      </w:r>
-      <w:r>
-        <w:rPr>
-          <w:rStyle w:val="NormalTok"/>
-        </w:rPr>
-        <w:t xml:space="preserve">  [--data-width N] [--user-width N] </w:t>
-      </w:r>
-      <w:r>
-        <w:rPr>
-          <w:rStyle w:val="PreprocessorTok"/>
-        </w:rPr>
-        <w:t>[--</w:t>
-      </w:r>
-      <w:r>
-        <w:rPr>
-          <w:rStyle w:val="SpecialStringTok"/>
-        </w:rPr>
-        <w:t>amba5</w:t>
-      </w:r>
-      <w:r>
-        <w:rPr>
-          <w:rStyle w:val="PreprocessorTok"/>
-        </w:rPr>
-        <w:t>]</w:t>
-      </w:r>
-      <w:r>
-        <w:rPr>
-          <w:rStyle w:val="NormalTok"/>
-        </w:rPr>
-        <w:t xml:space="preserve"> </w:t>
-      </w:r>
-      <w:r>
-        <w:rPr>
-          <w:rStyle w:val="PreprocessorTok"/>
-        </w:rPr>
-        <w:t>[--</w:t>
-      </w:r>
-      <w:r>
-        <w:rPr>
-          <w:rStyle w:val="SpecialStringTok"/>
-        </w:rPr>
-        <w:t>no</w:t>
-      </w:r>
-      <w:r>
-        <w:rPr>
-          <w:rStyle w:val="PreprocessorTok"/>
-        </w:rPr>
-        <w:t>-</w:t>
-      </w:r>
-      <w:r>
-        <w:rPr>
-          <w:rStyle w:val="SpecialStringTok"/>
-        </w:rPr>
-        <w:t>counters</w:t>
-      </w:r>
-      <w:r>
-        <w:rPr>
-          <w:rStyle w:val="PreprocessorTok"/>
-        </w:rPr>
-        <w:t>]</w:t>
-      </w:r>
-      <w:r>
-        <w:rPr>
-          <w:rStyle w:val="NormalTok"/>
-        </w:rPr>
-        <w:t xml:space="preserve"> ...</w:t>
+        <w:t xml:space="preserve"> ../rtl</w:t>
       </w:r>
     </w:p>
     <w:p>
@@ -9853,16 +10090,26 @@
         <w:rPr>
           <w:rStyle w:val="VerbatimChar"/>
         </w:rPr>
-        <w:t>delta_mesh_cell</w:t>
-      </w:r>
-      <w:r>
-        <w:rPr/>
-        <w:t xml:space="preserve">, and a fabric top that instantiates the </w:t>
+        <w:t>delta_mesh_cell.sv</w:t>
+      </w:r>
+      <w:r>
+        <w:rPr/>
+        <w:t xml:space="preserve">, and a fabric top, </w:t>
       </w:r>
       <w:r>
         <w:rPr>
           <w:rStyle w:val="VerbatimChar"/>
         </w:rPr>
+        <w:t>delta_mesh_fabric_&lt;X&gt;x&lt;Y&gt;x&lt;Z&gt;.sv</w:t>
+      </w:r>
+      <w:r>
+        <w:rPr/>
+        <w:t xml:space="preserve">, that instantiates the </w:t>
+      </w:r>
+      <w:r>
+        <w:rPr>
+          <w:rStyle w:val="VerbatimChar"/>
+        </w:rPr>
         <w:t>cells-x</w:t>
       </w:r>
       <w:r>
@@ -9887,7 +10134,63 @@
       </w:r>
       <w:r>
         <w:rPr/>
-        <w:t xml:space="preserve"> grid. The hierarchy names (cell, tile, confluence, fabric) are for placement and documentation; the generator does not emit wrapper RTL for each level. The cell input buffers will expose a FIFO implementation knob (register file vs. SRAM).</w:t>
+        <w:t xml:space="preserve"> grid. The hierarchy names (cell, tile, confluence, fabric) are for placement and documentation; the generator does not emit wrapper RTL for each level. The </w:t>
+      </w:r>
+      <w:r>
+        <w:rPr>
+          <w:rStyle w:val="VerbatimChar"/>
+        </w:rPr>
+        <w:t>--fifo-impl</w:t>
+      </w:r>
+      <w:r>
+        <w:rPr/>
+        <w:t xml:space="preserve"> knob selects register-file (</w:t>
+      </w:r>
+      <w:r>
+        <w:rPr>
+          <w:rStyle w:val="VerbatimChar"/>
+        </w:rPr>
+        <w:t>reg</w:t>
+      </w:r>
+      <w:r>
+        <w:rPr/>
+        <w:t>, default) or SRAM (</w:t>
+      </w:r>
+      <w:r>
+        <w:rPr>
+          <w:rStyle w:val="VerbatimChar"/>
+        </w:rPr>
+        <w:t>sram</w:t>
+      </w:r>
+      <w:r>
+        <w:rPr/>
+        <w:t>) input buffers; the SRAM option is not yet wired to the cell (issue #118).</w:t>
+      </w:r>
+    </w:p>
+    <w:p>
+      <w:pPr>
+        <w:pStyle w:val="BlockText"/>
+        <w:rPr/>
+      </w:pPr>
+      <w:r>
+        <w:rPr>
+          <w:rStyle w:val="VerbatimChar"/>
+        </w:rPr>
+        <w:t>--masters</w:t>
+      </w:r>
+      <w:r>
+        <w:rPr/>
+        <w:t xml:space="preserve"> and </w:t>
+      </w:r>
+      <w:r>
+        <w:rPr>
+          <w:rStyle w:val="VerbatimChar"/>
+        </w:rPr>
+        <w:t>--slaves</w:t>
+      </w:r>
+      <w:r>
+        <w:rPr/>
+        <w:t xml:space="preserve"> are not used in mesh mode; the fabric dimensions define the topology instead.</w:t>
       </w:r>
       <w:r>
         <w:br w:type="page"/>
@@ -9902,7 +10205,7 @@
         <w:spacing w:before="280" w:after="80"/>
         <w:rPr/>
       </w:pPr>
-      <w:bookmarkStart w:id="55" w:name="__RefHeading___Toc5287_439626481"/>
+      <w:bookmarkStart w:id="55" w:name="__RefHeading___Toc5565_1081736681"/>
       <w:bookmarkStart w:id="56" w:name="programmatic-api-1"/>
       <w:bookmarkEnd w:id="55"/>
       <w:r>
@@ -10405,6 +10708,506 @@
         </w:rPr>
         <w:t>)</w:t>
       </w:r>
+      <w:bookmarkEnd w:id="56"/>
+      <w:r>
+        <w:br w:type="page"/>
+      </w:r>
+    </w:p>
+    <w:p>
+      <w:pPr>
+        <w:pStyle w:val="Heading2"/>
+        <w:pBdr>
+          <w:bottom w:val="single" w:sz="12" w:space="0" w:color="228B22"/>
+        </w:pBdr>
+        <w:spacing w:before="280" w:after="80"/>
+        <w:rPr/>
+      </w:pPr>
+      <w:bookmarkStart w:id="57" w:name="__RefHeading___Toc5567_1081736681"/>
+      <w:bookmarkStart w:id="58" w:name="programmatic-api-for-mesh"/>
+      <w:bookmarkEnd w:id="57"/>
+      <w:r>
+        <w:rPr>
+          <w:rStyle w:val="SectionNumber"/>
+          <w:b/>
+          <w:color w:val="228B22"/>
+          <w:sz w:val="28"/>
+        </w:rPr>
+        <w:t>6.4</w:t>
+      </w:r>
+      <w:r>
+        <w:rPr>
+          <w:b/>
+          <w:color w:val="228B22"/>
+          <w:sz w:val="28"/>
+        </w:rPr>
+        <w:tab/>
+        <w:t>Programmatic API for mesh</w:t>
+      </w:r>
+    </w:p>
+    <w:p>
+      <w:pPr>
+        <w:pStyle w:val="SourceCode"/>
+        <w:rPr/>
+      </w:pPr>
+      <w:r>
+        <w:rPr>
+          <w:rStyle w:val="ImportTok"/>
+        </w:rPr>
+        <w:t>from</w:t>
+      </w:r>
+      <w:r>
+        <w:rPr>
+          <w:rStyle w:val="NormalTok"/>
+        </w:rPr>
+        <w:t xml:space="preserve"> delta_mesh </w:t>
+      </w:r>
+      <w:r>
+        <w:rPr>
+          <w:rStyle w:val="ImportTok"/>
+        </w:rPr>
+        <w:t>import</w:t>
+      </w:r>
+      <w:r>
+        <w:rPr>
+          <w:rStyle w:val="NormalTok"/>
+        </w:rPr>
+        <w:t xml:space="preserve"> DeltaMeshConfig, generate_mesh, validate_mesh</w:t>
+      </w:r>
+      <w:r>
+        <w:rPr/>
+        <w:br/>
+        <w:br/>
+      </w:r>
+      <w:r>
+        <w:rPr>
+          <w:rStyle w:val="NormalTok"/>
+        </w:rPr>
+        <w:t xml:space="preserve">cfg </w:t>
+      </w:r>
+      <w:r>
+        <w:rPr>
+          <w:rStyle w:val="OperatorTok"/>
+        </w:rPr>
+        <w:t>=</w:t>
+      </w:r>
+      <w:r>
+        <w:rPr>
+          <w:rStyle w:val="NormalTok"/>
+        </w:rPr>
+        <w:t xml:space="preserve"> DeltaMeshConfig(</w:t>
+      </w:r>
+      <w:r>
+        <w:rPr/>
+        <w:br/>
+      </w:r>
+      <w:r>
+        <w:rPr>
+          <w:rStyle w:val="NormalTok"/>
+        </w:rPr>
+        <w:t xml:space="preserve">    cells_x</w:t>
+      </w:r>
+      <w:r>
+        <w:rPr>
+          <w:rStyle w:val="OperatorTok"/>
+        </w:rPr>
+        <w:t>=</w:t>
+      </w:r>
+      <w:r>
+        <w:rPr>
+          <w:rStyle w:val="DecValTok"/>
+        </w:rPr>
+        <w:t>4</w:t>
+      </w:r>
+      <w:r>
+        <w:rPr>
+          <w:rStyle w:val="NormalTok"/>
+        </w:rPr>
+        <w:t>,</w:t>
+      </w:r>
+      <w:r>
+        <w:rPr/>
+        <w:br/>
+      </w:r>
+      <w:r>
+        <w:rPr>
+          <w:rStyle w:val="NormalTok"/>
+        </w:rPr>
+        <w:t xml:space="preserve">    cells_y</w:t>
+      </w:r>
+      <w:r>
+        <w:rPr>
+          <w:rStyle w:val="OperatorTok"/>
+        </w:rPr>
+        <w:t>=</w:t>
+      </w:r>
+      <w:r>
+        <w:rPr>
+          <w:rStyle w:val="DecValTok"/>
+        </w:rPr>
+        <w:t>4</w:t>
+      </w:r>
+      <w:r>
+        <w:rPr>
+          <w:rStyle w:val="NormalTok"/>
+        </w:rPr>
+        <w:t>,</w:t>
+      </w:r>
+      <w:r>
+        <w:rPr/>
+        <w:br/>
+      </w:r>
+      <w:r>
+        <w:rPr>
+          <w:rStyle w:val="NormalTok"/>
+        </w:rPr>
+        <w:t xml:space="preserve">    cells_z</w:t>
+      </w:r>
+      <w:r>
+        <w:rPr>
+          <w:rStyle w:val="OperatorTok"/>
+        </w:rPr>
+        <w:t>=</w:t>
+      </w:r>
+      <w:r>
+        <w:rPr>
+          <w:rStyle w:val="DecValTok"/>
+        </w:rPr>
+        <w:t>1</w:t>
+      </w:r>
+      <w:r>
+        <w:rPr>
+          <w:rStyle w:val="NormalTok"/>
+        </w:rPr>
+        <w:t>,</w:t>
+      </w:r>
+      <w:r>
+        <w:rPr/>
+        <w:br/>
+      </w:r>
+      <w:r>
+        <w:rPr>
+          <w:rStyle w:val="NormalTok"/>
+        </w:rPr>
+        <w:t xml:space="preserve">    torus_x</w:t>
+      </w:r>
+      <w:r>
+        <w:rPr>
+          <w:rStyle w:val="OperatorTok"/>
+        </w:rPr>
+        <w:t>=</w:t>
+      </w:r>
+      <w:r>
+        <w:rPr>
+          <w:rStyle w:val="VariableTok"/>
+        </w:rPr>
+        <w:t>False</w:t>
+      </w:r>
+      <w:r>
+        <w:rPr>
+          <w:rStyle w:val="NormalTok"/>
+        </w:rPr>
+        <w:t>,</w:t>
+      </w:r>
+      <w:r>
+        <w:rPr/>
+        <w:br/>
+      </w:r>
+      <w:r>
+        <w:rPr>
+          <w:rStyle w:val="NormalTok"/>
+        </w:rPr>
+        <w:t xml:space="preserve">    torus_y</w:t>
+      </w:r>
+      <w:r>
+        <w:rPr>
+          <w:rStyle w:val="OperatorTok"/>
+        </w:rPr>
+        <w:t>=</w:t>
+      </w:r>
+      <w:r>
+        <w:rPr>
+          <w:rStyle w:val="VariableTok"/>
+        </w:rPr>
+        <w:t>False</w:t>
+      </w:r>
+      <w:r>
+        <w:rPr>
+          <w:rStyle w:val="NormalTok"/>
+        </w:rPr>
+        <w:t>,</w:t>
+      </w:r>
+      <w:r>
+        <w:rPr/>
+        <w:br/>
+      </w:r>
+      <w:r>
+        <w:rPr>
+          <w:rStyle w:val="NormalTok"/>
+        </w:rPr>
+        <w:t xml:space="preserve">    torus_z</w:t>
+      </w:r>
+      <w:r>
+        <w:rPr>
+          <w:rStyle w:val="OperatorTok"/>
+        </w:rPr>
+        <w:t>=</w:t>
+      </w:r>
+      <w:r>
+        <w:rPr>
+          <w:rStyle w:val="VariableTok"/>
+        </w:rPr>
+        <w:t>False</w:t>
+      </w:r>
+      <w:r>
+        <w:rPr>
+          <w:rStyle w:val="NormalTok"/>
+        </w:rPr>
+        <w:t>,</w:t>
+      </w:r>
+      <w:r>
+        <w:rPr/>
+        <w:br/>
+      </w:r>
+      <w:r>
+        <w:rPr>
+          <w:rStyle w:val="NormalTok"/>
+        </w:rPr>
+        <w:t xml:space="preserve">    source_route</w:t>
+      </w:r>
+      <w:r>
+        <w:rPr>
+          <w:rStyle w:val="OperatorTok"/>
+        </w:rPr>
+        <w:t>=</w:t>
+      </w:r>
+      <w:r>
+        <w:rPr>
+          <w:rStyle w:val="VariableTok"/>
+        </w:rPr>
+        <w:t>False</w:t>
+      </w:r>
+      <w:r>
+        <w:rPr>
+          <w:rStyle w:val="NormalTok"/>
+        </w:rPr>
+        <w:t>,</w:t>
+      </w:r>
+      <w:r>
+        <w:rPr/>
+        <w:br/>
+      </w:r>
+      <w:r>
+        <w:rPr>
+          <w:rStyle w:val="NormalTok"/>
+        </w:rPr>
+        <w:t xml:space="preserve">    speculation</w:t>
+      </w:r>
+      <w:r>
+        <w:rPr>
+          <w:rStyle w:val="OperatorTok"/>
+        </w:rPr>
+        <w:t>=</w:t>
+      </w:r>
+      <w:r>
+        <w:rPr>
+          <w:rStyle w:val="VariableTok"/>
+        </w:rPr>
+        <w:t>False</w:t>
+      </w:r>
+      <w:r>
+        <w:rPr>
+          <w:rStyle w:val="NormalTok"/>
+        </w:rPr>
+        <w:t>,</w:t>
+      </w:r>
+      <w:r>
+        <w:rPr/>
+        <w:br/>
+      </w:r>
+      <w:r>
+        <w:rPr>
+          <w:rStyle w:val="NormalTok"/>
+        </w:rPr>
+        <w:t xml:space="preserve">    fifo_impl</w:t>
+      </w:r>
+      <w:r>
+        <w:rPr>
+          <w:rStyle w:val="OperatorTok"/>
+        </w:rPr>
+        <w:t>=</w:t>
+      </w:r>
+      <w:r>
+        <w:rPr>
+          <w:rStyle w:val="StringTok"/>
+        </w:rPr>
+        <w:t>"reg"</w:t>
+      </w:r>
+      <w:r>
+        <w:rPr>
+          <w:rStyle w:val="NormalTok"/>
+        </w:rPr>
+        <w:t>,</w:t>
+      </w:r>
+      <w:r>
+        <w:rPr/>
+        <w:br/>
+      </w:r>
+      <w:r>
+        <w:rPr>
+          <w:rStyle w:val="NormalTok"/>
+        </w:rPr>
+        <w:t xml:space="preserve">    data_width</w:t>
+      </w:r>
+      <w:r>
+        <w:rPr>
+          <w:rStyle w:val="OperatorTok"/>
+        </w:rPr>
+        <w:t>=</w:t>
+      </w:r>
+      <w:r>
+        <w:rPr>
+          <w:rStyle w:val="DecValTok"/>
+        </w:rPr>
+        <w:t>64</w:t>
+      </w:r>
+      <w:r>
+        <w:rPr>
+          <w:rStyle w:val="NormalTok"/>
+        </w:rPr>
+        <w:t>,</w:t>
+      </w:r>
+      <w:r>
+        <w:rPr/>
+        <w:br/>
+      </w:r>
+      <w:r>
+        <w:rPr>
+          <w:rStyle w:val="NormalTok"/>
+        </w:rPr>
+        <w:t xml:space="preserve">    user_width</w:t>
+      </w:r>
+      <w:r>
+        <w:rPr>
+          <w:rStyle w:val="OperatorTok"/>
+        </w:rPr>
+        <w:t>=</w:t>
+      </w:r>
+      <w:r>
+        <w:rPr>
+          <w:rStyle w:val="DecValTok"/>
+        </w:rPr>
+        <w:t>44</w:t>
+      </w:r>
+      <w:r>
+        <w:rPr>
+          <w:rStyle w:val="NormalTok"/>
+        </w:rPr>
+        <w:t xml:space="preserve">,   </w:t>
+      </w:r>
+      <w:r>
+        <w:rPr>
+          <w:rStyle w:val="CommentTok"/>
+        </w:rPr>
+        <w:t># must be &gt;= 6*COORD_W + 32; here COORD_W = 2</w:t>
+      </w:r>
+      <w:r>
+        <w:rPr/>
+        <w:br/>
+      </w:r>
+      <w:r>
+        <w:rPr>
+          <w:rStyle w:val="NormalTok"/>
+        </w:rPr>
+        <w:t xml:space="preserve">    amba5</w:t>
+      </w:r>
+      <w:r>
+        <w:rPr>
+          <w:rStyle w:val="OperatorTok"/>
+        </w:rPr>
+        <w:t>=</w:t>
+      </w:r>
+      <w:r>
+        <w:rPr>
+          <w:rStyle w:val="VariableTok"/>
+        </w:rPr>
+        <w:t>False</w:t>
+      </w:r>
+      <w:r>
+        <w:rPr>
+          <w:rStyle w:val="NormalTok"/>
+        </w:rPr>
+        <w:t>,</w:t>
+      </w:r>
+      <w:r>
+        <w:rPr/>
+        <w:br/>
+      </w:r>
+      <w:r>
+        <w:rPr>
+          <w:rStyle w:val="NormalTok"/>
+        </w:rPr>
+        <w:t xml:space="preserve">    add_counters</w:t>
+      </w:r>
+      <w:r>
+        <w:rPr>
+          <w:rStyle w:val="OperatorTok"/>
+        </w:rPr>
+        <w:t>=</w:t>
+      </w:r>
+      <w:r>
+        <w:rPr>
+          <w:rStyle w:val="VariableTok"/>
+        </w:rPr>
+        <w:t>True</w:t>
+      </w:r>
+      <w:r>
+        <w:rPr>
+          <w:rStyle w:val="NormalTok"/>
+        </w:rPr>
+        <w:t>,</w:t>
+      </w:r>
+      <w:r>
+        <w:rPr/>
+        <w:br/>
+      </w:r>
+      <w:r>
+        <w:rPr>
+          <w:rStyle w:val="NormalTok"/>
+        </w:rPr>
+        <w:t>)</w:t>
+      </w:r>
+      <w:r>
+        <w:rPr/>
+        <w:br/>
+      </w:r>
+      <w:r>
+        <w:rPr>
+          <w:rStyle w:val="NormalTok"/>
+        </w:rPr>
+        <w:t>validate_mesh(cfg)</w:t>
+      </w:r>
+      <w:r>
+        <w:rPr/>
+        <w:br/>
+      </w:r>
+      <w:r>
+        <w:rPr>
+          <w:rStyle w:val="NormalTok"/>
+        </w:rPr>
+        <w:t xml:space="preserve">generate_mesh(cfg, </w:t>
+      </w:r>
+      <w:r>
+        <w:rPr>
+          <w:rStyle w:val="StringTok"/>
+        </w:rPr>
+        <w:t>"../rtl"</w:t>
+      </w:r>
+      <w:r>
+        <w:rPr>
+          <w:rStyle w:val="NormalTok"/>
+        </w:rPr>
+        <w:t>)</w:t>
+      </w:r>
     </w:p>
     <w:p>
       <w:pPr>
@@ -10493,8 +11296,8 @@
         <w:pStyle w:val="Normal"/>
         <w:rPr/>
       </w:pPr>
-      <w:bookmarkStart w:id="57" w:name="cli-and-programmatic-api"/>
-      <w:bookmarkStart w:id="58" w:name="programmatic-api-1"/>
+      <w:bookmarkStart w:id="59" w:name="cli-and-programmatic-api"/>
+      <w:bookmarkStart w:id="60" w:name="programmatic-api-for-mesh"/>
       <w:r>
         <w:rPr/>
         <mc:AlternateContent>
@@ -10550,8 +11353,8 @@
           </mc:Fallback>
         </mc:AlternateContent>
       </w:r>
-      <w:bookmarkEnd w:id="57"/>
-      <w:bookmarkEnd w:id="58"/>
+      <w:bookmarkEnd w:id="59"/>
+      <w:bookmarkEnd w:id="60"/>
       <w:r>
         <w:br w:type="page"/>
       </w:r>
@@ -10563,9 +11366,9 @@
         <w:spacing w:before="360" w:after="120"/>
         <w:rPr/>
       </w:pPr>
-      <w:bookmarkStart w:id="59" w:name="__RefHeading___Toc5289_439626481"/>
-      <w:bookmarkStart w:id="60" w:name="parameter-semantics"/>
-      <w:bookmarkEnd w:id="59"/>
+      <w:bookmarkStart w:id="61" w:name="__RefHeading___Toc5569_1081736681"/>
+      <w:bookmarkStart w:id="62" w:name="parameter-semantics"/>
+      <w:bookmarkEnd w:id="61"/>
       <w:r>
         <w:rPr>
           <w:rStyle w:val="SectionNumber"/>
@@ -10595,8 +11398,8 @@
         <w:spacing w:before="280" w:after="80"/>
         <w:rPr/>
       </w:pPr>
-      <w:bookmarkStart w:id="61" w:name="__RefHeading___Toc5291_439626481"/>
-      <w:bookmarkEnd w:id="61"/>
+      <w:bookmarkStart w:id="63" w:name="__RefHeading___Toc5571_1081736681"/>
+      <w:bookmarkEnd w:id="63"/>
       <w:r>
         <w:rPr>
           <w:rStyle w:val="SectionNumber"/>
@@ -10633,12 +11436,12 @@
         <w:pStyle w:val="TableCaption"/>
         <w:rPr/>
       </w:pPr>
-      <w:bookmarkStart w:id="62" w:name="_Tab_6_Generation_Time_Para"/>
+      <w:bookmarkStart w:id="64" w:name="_Tab_6_Generation_Time_Para"/>
       <w:r>
         <w:rPr/>
         <w:t>Generation-Time Parameters</w:t>
       </w:r>
-      <w:bookmarkEnd w:id="62"/>
+      <w:bookmarkEnd w:id="64"/>
     </w:p>
     <w:tbl>
       <w:tblPr>
@@ -11578,8 +12381,8 @@
               </w:rPr>
               <w:t>Adds 32-bit packet counters per master and slave.</w:t>
             </w:r>
-            <w:bookmarkStart w:id="63" w:name="generation-time-parameters"/>
-            <w:bookmarkEnd w:id="63"/>
+            <w:bookmarkStart w:id="65" w:name="generation-time-parameters"/>
+            <w:bookmarkEnd w:id="65"/>
           </w:p>
         </w:tc>
       </w:tr>
@@ -11596,8 +12399,8 @@
       <w:r>
         <w:br w:type="page"/>
       </w:r>
-      <w:bookmarkStart w:id="64" w:name="__RefHeading___Toc5293_439626481"/>
-      <w:bookmarkEnd w:id="64"/>
+      <w:bookmarkStart w:id="66" w:name="__RefHeading___Toc5573_1081736681"/>
+      <w:bookmarkEnd w:id="66"/>
       <w:r>
         <w:rPr>
           <w:rStyle w:val="SectionNumber"/>
@@ -12048,12 +12851,12 @@
         <w:pStyle w:val="TableCaption"/>
         <w:rPr/>
       </w:pPr>
-      <w:bookmarkStart w:id="65" w:name="_Tab_7_Elaboration_Time_Par"/>
+      <w:bookmarkStart w:id="67" w:name="_Tab_7_Elaboration_Time_Par"/>
       <w:r>
         <w:rPr/>
         <w:t>Elaboration-Time Parameters</w:t>
       </w:r>
-      <w:bookmarkEnd w:id="65"/>
+      <w:bookmarkEnd w:id="67"/>
     </w:p>
     <w:tbl>
       <w:tblPr>
@@ -12507,7 +13310,7 @@
         <w:pStyle w:val="Normal"/>
         <w:rPr/>
       </w:pPr>
-      <w:bookmarkStart w:id="66" w:name="parameter-semantics"/>
+      <w:bookmarkStart w:id="68" w:name="parameter-semantics"/>
       <w:r>
         <w:rPr/>
         <mc:AlternateContent>
@@ -12563,7 +13366,7 @@
           </mc:Fallback>
         </mc:AlternateContent>
       </w:r>
-      <w:bookmarkEnd w:id="66"/>
+      <w:bookmarkEnd w:id="68"/>
       <w:r>
         <w:br w:type="page"/>
       </w:r>
@@ -12575,9 +13378,9 @@
         <w:spacing w:before="360" w:after="120"/>
         <w:rPr/>
       </w:pPr>
-      <w:bookmarkStart w:id="67" w:name="__RefHeading___Toc5295_439626481"/>
-      <w:bookmarkStart w:id="68" w:name="amba-5-tstrb-and-parity-options"/>
-      <w:bookmarkEnd w:id="67"/>
+      <w:bookmarkStart w:id="69" w:name="__RefHeading___Toc5575_1081736681"/>
+      <w:bookmarkStart w:id="70" w:name="amba-5-tstrb-and-parity-options"/>
+      <w:bookmarkEnd w:id="69"/>
       <w:r>
         <w:rPr>
           <w:rStyle w:val="SectionNumber"/>
@@ -12607,9 +13410,9 @@
         <w:spacing w:before="280" w:after="80"/>
         <w:rPr/>
       </w:pPr>
-      <w:bookmarkStart w:id="69" w:name="__RefHeading___Toc5297_439626481"/>
-      <w:bookmarkStart w:id="70" w:name="tstrb-byte-qualifiers"/>
-      <w:bookmarkEnd w:id="69"/>
+      <w:bookmarkStart w:id="71" w:name="__RefHeading___Toc5577_1081736681"/>
+      <w:bookmarkStart w:id="72" w:name="tstrb-byte-qualifiers"/>
+      <w:bookmarkEnd w:id="71"/>
       <w:r>
         <w:rPr>
           <w:rStyle w:val="SectionNumber"/>
@@ -12758,7 +13561,7 @@
         </w:rPr>
         <w:t>.</w:t>
       </w:r>
-      <w:bookmarkEnd w:id="70"/>
+      <w:bookmarkEnd w:id="72"/>
       <w:r>
         <w:br w:type="page"/>
       </w:r>
@@ -12772,9 +13575,9 @@
         <w:spacing w:before="280" w:after="80"/>
         <w:rPr/>
       </w:pPr>
-      <w:bookmarkStart w:id="71" w:name="__RefHeading___Toc5299_439626481"/>
-      <w:bookmarkStart w:id="72" w:name="amba-5-sidebands---amba5"/>
-      <w:bookmarkEnd w:id="71"/>
+      <w:bookmarkStart w:id="73" w:name="__RefHeading___Toc5579_1081736681"/>
+      <w:bookmarkStart w:id="74" w:name="amba-5-sidebands---amba5"/>
+      <w:bookmarkEnd w:id="73"/>
       <w:r>
         <w:rPr>
           <w:rStyle w:val="SectionNumber"/>
@@ -12938,7 +13741,7 @@
         <w:pStyle w:val="TableCaption"/>
         <w:rPr/>
       </w:pPr>
-      <w:bookmarkStart w:id="73" w:name="_Tab_8_AMBA_5_check_signals"/>
+      <w:bookmarkStart w:id="75" w:name="_Tab_8_AMBA_5_check_signals"/>
       <w:r>
         <w:rPr/>
         <w:t xml:space="preserve">AMBA 5 check signals emitted by </w:t>
@@ -12949,7 +13752,7 @@
         </w:rPr>
         <w:t>--amba5</w:t>
       </w:r>
-      <w:bookmarkEnd w:id="73"/>
+      <w:bookmarkEnd w:id="75"/>
     </w:p>
     <w:tbl>
       <w:tblPr>
@@ -14339,9 +15142,9 @@
         <w:spacing w:before="200" w:after="80"/>
         <w:rPr/>
       </w:pPr>
-      <w:bookmarkStart w:id="74" w:name="__RefHeading___Toc5301_439626481"/>
-      <w:bookmarkStart w:id="75" w:name="parity-rule"/>
-      <w:bookmarkEnd w:id="74"/>
+      <w:bookmarkStart w:id="76" w:name="__RefHeading___Toc5581_1081736681"/>
+      <w:bookmarkStart w:id="77" w:name="parity-rule"/>
+      <w:bookmarkEnd w:id="76"/>
       <w:r>
         <w:rPr>
           <w:rStyle w:val="SectionNumber"/>
@@ -14476,7 +15279,7 @@
         </w:rPr>
         <w:t xml:space="preserve"> does.</w:t>
       </w:r>
-      <w:bookmarkEnd w:id="75"/>
+      <w:bookmarkEnd w:id="77"/>
     </w:p>
     <w:p>
       <w:pPr>
@@ -14484,9 +15287,9 @@
         <w:spacing w:before="200" w:after="80"/>
         <w:rPr/>
       </w:pPr>
-      <w:bookmarkStart w:id="76" w:name="__RefHeading___Toc5303_439626481"/>
-      <w:bookmarkStart w:id="77" w:name="who-generates-and-who-checks"/>
-      <w:bookmarkEnd w:id="76"/>
+      <w:bookmarkStart w:id="78" w:name="__RefHeading___Toc5583_1081736681"/>
+      <w:bookmarkStart w:id="79" w:name="who-generates-and-who-checks"/>
+      <w:bookmarkEnd w:id="78"/>
       <w:r>
         <w:rPr>
           <w:rStyle w:val="SectionNumber"/>
@@ -14511,12 +15314,12 @@
         <w:pStyle w:val="TableCaption"/>
         <w:rPr/>
       </w:pPr>
-      <w:bookmarkStart w:id="78" w:name="_Tab_9_Check_signal_ownersh"/>
+      <w:bookmarkStart w:id="80" w:name="_Tab_9_Check_signal_ownersh"/>
       <w:r>
         <w:rPr/>
         <w:t>Check-signal ownership per port</w:t>
       </w:r>
-      <w:bookmarkEnd w:id="78"/>
+      <w:bookmarkEnd w:id="80"/>
     </w:p>
     <w:tbl>
       <w:tblPr>
@@ -15453,14 +16256,14 @@
         <w:pStyle w:val="BodyText"/>
         <w:rPr/>
       </w:pPr>
-      <w:bookmarkStart w:id="79" w:name="who-generates-and-who-checks"/>
+      <w:bookmarkStart w:id="81" w:name="who-generates-and-who-checks"/>
       <w:r>
         <w:rPr>
           <w:sz w:val="20"/>
         </w:rPr>
         <w:t>The payload check bits are carried, not regenerated. A check bit that arrives bad at a master port therefore reaches the slave still bad, and both the crossbar and the downstream receiver can see it.</w:t>
       </w:r>
-      <w:bookmarkEnd w:id="79"/>
+      <w:bookmarkEnd w:id="81"/>
     </w:p>
     <w:p>
       <w:pPr>
@@ -15468,9 +16271,9 @@
         <w:spacing w:before="200" w:after="80"/>
         <w:rPr/>
       </w:pPr>
-      <w:bookmarkStart w:id="80" w:name="__RefHeading___Toc5305_439626481"/>
-      <w:bookmarkStart w:id="81" w:name="error-flags"/>
-      <w:bookmarkEnd w:id="80"/>
+      <w:bookmarkStart w:id="82" w:name="__RefHeading___Toc5585_1081736681"/>
+      <w:bookmarkStart w:id="83" w:name="error-flags"/>
+      <w:bookmarkEnd w:id="82"/>
       <w:r>
         <w:rPr>
           <w:rStyle w:val="SectionNumber"/>
@@ -15586,7 +16389,7 @@
         </w:rPr>
         <w:t>. The crossbar does not drop or alter a beat that fails its check. The flag reports the failure and the beat is still delivered.</w:t>
       </w:r>
-      <w:bookmarkEnd w:id="81"/>
+      <w:bookmarkEnd w:id="83"/>
     </w:p>
     <w:p>
       <w:pPr>
@@ -15594,9 +16397,9 @@
         <w:spacing w:before="200" w:after="80"/>
         <w:rPr/>
       </w:pPr>
-      <w:bookmarkStart w:id="82" w:name="__RefHeading___Toc5307_439626481"/>
-      <w:bookmarkStart w:id="83" w:name="twakeup-steering"/>
-      <w:bookmarkEnd w:id="82"/>
+      <w:bookmarkStart w:id="84" w:name="__RefHeading___Toc5587_1081736681"/>
+      <w:bookmarkStart w:id="85" w:name="twakeup-steering"/>
+      <w:bookmarkEnd w:id="84"/>
       <w:r>
         <w:rPr>
           <w:rStyle w:val="SectionNumber"/>
@@ -15745,9 +16548,9 @@
         <w:pStyle w:val="Normal"/>
         <w:rPr/>
       </w:pPr>
-      <w:bookmarkStart w:id="84" w:name="amba-5-tstrb-and-parity-options"/>
-      <w:bookmarkStart w:id="85" w:name="amba-5-sidebands---amba5"/>
-      <w:bookmarkStart w:id="86" w:name="twakeup-steering"/>
+      <w:bookmarkStart w:id="86" w:name="amba-5-tstrb-and-parity-options"/>
+      <w:bookmarkStart w:id="87" w:name="amba-5-sidebands---amba5"/>
+      <w:bookmarkStart w:id="88" w:name="twakeup-steering"/>
       <w:r>
         <w:rPr/>
         <mc:AlternateContent>
@@ -15803,9 +16606,9 @@
           </mc:Fallback>
         </mc:AlternateContent>
       </w:r>
-      <w:bookmarkEnd w:id="84"/>
-      <w:bookmarkEnd w:id="85"/>
       <w:bookmarkEnd w:id="86"/>
+      <w:bookmarkEnd w:id="87"/>
+      <w:bookmarkEnd w:id="88"/>
       <w:r>
         <w:br w:type="page"/>
       </w:r>
@@ -15817,9 +16620,9 @@
         <w:spacing w:before="360" w:after="120"/>
         <w:rPr/>
       </w:pPr>
-      <w:bookmarkStart w:id="87" w:name="__RefHeading___Toc5309_439626481"/>
-      <w:bookmarkStart w:id="88" w:name="validation-rules"/>
-      <w:bookmarkEnd w:id="87"/>
+      <w:bookmarkStart w:id="89" w:name="__RefHeading___Toc5589_1081736681"/>
+      <w:bookmarkStart w:id="90" w:name="validation-rules"/>
+      <w:bookmarkEnd w:id="89"/>
       <w:r>
         <w:rPr>
           <w:rStyle w:val="SectionNumber"/>
@@ -15889,8 +16692,8 @@
         <w:spacing w:before="280" w:after="80"/>
         <w:rPr/>
       </w:pPr>
-      <w:bookmarkStart w:id="89" w:name="__RefHeading___Toc5311_439626481"/>
-      <w:bookmarkEnd w:id="89"/>
+      <w:bookmarkStart w:id="91" w:name="__RefHeading___Toc5591_1081736681"/>
+      <w:bookmarkEnd w:id="91"/>
       <w:r>
         <w:rPr>
           <w:rStyle w:val="SectionNumber"/>
@@ -15915,12 +16718,12 @@
         <w:pStyle w:val="TableCaption"/>
         <w:rPr/>
       </w:pPr>
-      <w:bookmarkStart w:id="90" w:name="_Tab_10_CLI_Level_Validation"/>
+      <w:bookmarkStart w:id="92" w:name="_Tab_10_CLI_Level_Validation"/>
       <w:r>
         <w:rPr/>
         <w:t>CLI-Level Validation Rules</w:t>
       </w:r>
-      <w:bookmarkEnd w:id="90"/>
+      <w:bookmarkEnd w:id="92"/>
     </w:p>
     <w:tbl>
       <w:tblPr>
@@ -16097,6 +16900,26 @@
                 <w:szCs w:val="24"/>
                 <w:lang w:val="en-US" w:eastAsia="en-US" w:bidi="ar-SA"/>
               </w:rPr>
+              <w:t xml:space="preserve">, </w:t>
+            </w:r>
+            <w:r>
+              <w:rPr>
+                <w:rStyle w:val="VerbatimChar"/>
+                <w:rFonts w:eastAsia="Cambria" w:cs=""/>
+                <w:kern w:val="0"/>
+                <w:szCs w:val="24"/>
+                <w:lang w:val="en-US" w:eastAsia="en-US" w:bidi="ar-SA"/>
+              </w:rPr>
+              <w:t>both</w:t>
+            </w:r>
+            <w:r>
+              <w:rPr>
+                <w:rFonts w:eastAsia="Cambria" w:cs=""/>
+                <w:kern w:val="0"/>
+                <w:sz w:val="24"/>
+                <w:szCs w:val="24"/>
+                <w:lang w:val="en-US" w:eastAsia="en-US" w:bidi="ar-SA"/>
+              </w:rPr>
               <w:t xml:space="preserve">, or </w:t>
             </w:r>
             <w:r>
@@ -16107,7 +16930,7 @@
                 <w:szCs w:val="24"/>
                 <w:lang w:val="en-US" w:eastAsia="en-US" w:bidi="ar-SA"/>
               </w:rPr>
-              <w:t>both</w:t>
+              <w:t>mesh</w:t>
             </w:r>
             <w:r>
               <w:rPr>
@@ -16495,8 +17318,468 @@
               </w:rPr>
               <w:t xml:space="preserve"> byte (IHI 0051B Table 5-1).</w:t>
             </w:r>
-            <w:bookmarkStart w:id="91" w:name="cli-level-checks"/>
-            <w:bookmarkEnd w:id="91"/>
+          </w:p>
+        </w:tc>
+      </w:tr>
+      <w:tr>
+        <w:trPr/>
+        <w:tc>
+          <w:tcPr>
+            <w:tcW w:w="3509" w:type="dxa"/>
+            <w:tcBorders/>
+          </w:tcPr>
+          <w:p>
+            <w:pPr>
+              <w:pStyle w:val="Compact"/>
+              <w:widowControl/>
+              <w:spacing w:before="36" w:after="36"/>
+              <w:jc w:val="left"/>
+              <w:rPr>
+                <w:rFonts w:ascii="Cambria" w:hAnsi="Cambria" w:eastAsia="Cambria" w:cs=""/>
+                <w:kern w:val="0"/>
+                <w:sz w:val="24"/>
+                <w:szCs w:val="24"/>
+                <w:lang w:val="en-US" w:eastAsia="en-US" w:bidi="ar-SA"/>
+              </w:rPr>
+            </w:pPr>
+            <w:r>
+              <w:rPr>
+                <w:rStyle w:val="VerbatimChar"/>
+                <w:rFonts w:eastAsia="Cambria" w:cs=""/>
+                <w:kern w:val="0"/>
+                <w:szCs w:val="24"/>
+                <w:lang w:val="en-US" w:eastAsia="en-US" w:bidi="ar-SA"/>
+              </w:rPr>
+              <w:t>--cells-x</w:t>
+            </w:r>
+            <w:r>
+              <w:rPr>
+                <w:rFonts w:eastAsia="Cambria" w:cs=""/>
+                <w:kern w:val="0"/>
+                <w:sz w:val="24"/>
+                <w:szCs w:val="24"/>
+                <w:lang w:val="en-US" w:eastAsia="en-US" w:bidi="ar-SA"/>
+              </w:rPr>
+              <w:t xml:space="preserve">, </w:t>
+            </w:r>
+            <w:r>
+              <w:rPr>
+                <w:rStyle w:val="VerbatimChar"/>
+                <w:rFonts w:eastAsia="Cambria" w:cs=""/>
+                <w:kern w:val="0"/>
+                <w:szCs w:val="24"/>
+                <w:lang w:val="en-US" w:eastAsia="en-US" w:bidi="ar-SA"/>
+              </w:rPr>
+              <w:t>--cells-y</w:t>
+            </w:r>
+            <w:r>
+              <w:rPr>
+                <w:rFonts w:eastAsia="Cambria" w:cs=""/>
+                <w:kern w:val="0"/>
+                <w:sz w:val="24"/>
+                <w:szCs w:val="24"/>
+                <w:lang w:val="en-US" w:eastAsia="en-US" w:bidi="ar-SA"/>
+              </w:rPr>
+              <w:t xml:space="preserve">, </w:t>
+            </w:r>
+            <w:r>
+              <w:rPr>
+                <w:rStyle w:val="VerbatimChar"/>
+                <w:rFonts w:eastAsia="Cambria" w:cs=""/>
+                <w:kern w:val="0"/>
+                <w:szCs w:val="24"/>
+                <w:lang w:val="en-US" w:eastAsia="en-US" w:bidi="ar-SA"/>
+              </w:rPr>
+              <w:t>--cells-z</w:t>
+            </w:r>
+            <w:r>
+              <w:rPr>
+                <w:rFonts w:eastAsia="Cambria" w:cs=""/>
+                <w:kern w:val="0"/>
+                <w:sz w:val="24"/>
+                <w:szCs w:val="24"/>
+                <w:lang w:val="en-US" w:eastAsia="en-US" w:bidi="ar-SA"/>
+              </w:rPr>
+              <w:t xml:space="preserve"> must be &gt;= 1</w:t>
+            </w:r>
+          </w:p>
+        </w:tc>
+        <w:tc>
+          <w:tcPr>
+            <w:tcW w:w="5850" w:type="dxa"/>
+            <w:tcBorders/>
+          </w:tcPr>
+          <w:p>
+            <w:pPr>
+              <w:pStyle w:val="Compact"/>
+              <w:widowControl/>
+              <w:spacing w:before="36" w:after="36"/>
+              <w:jc w:val="left"/>
+              <w:rPr>
+                <w:rFonts w:ascii="Cambria" w:hAnsi="Cambria" w:eastAsia="Cambria" w:cs=""/>
+                <w:kern w:val="0"/>
+                <w:sz w:val="24"/>
+                <w:szCs w:val="24"/>
+                <w:lang w:val="en-US" w:eastAsia="en-US" w:bidi="ar-SA"/>
+              </w:rPr>
+            </w:pPr>
+            <w:r>
+              <w:rPr>
+                <w:rFonts w:eastAsia="Cambria" w:cs=""/>
+                <w:kern w:val="0"/>
+                <w:sz w:val="24"/>
+                <w:szCs w:val="24"/>
+                <w:lang w:val="en-US" w:eastAsia="en-US" w:bidi="ar-SA"/>
+              </w:rPr>
+              <w:t xml:space="preserve">Mesh-only; enforced in </w:t>
+            </w:r>
+            <w:r>
+              <w:rPr>
+                <w:rStyle w:val="VerbatimChar"/>
+                <w:rFonts w:eastAsia="Cambria" w:cs=""/>
+                <w:kern w:val="0"/>
+                <w:szCs w:val="24"/>
+                <w:lang w:val="en-US" w:eastAsia="en-US" w:bidi="ar-SA"/>
+              </w:rPr>
+              <w:t>validate_mesh</w:t>
+            </w:r>
+            <w:r>
+              <w:rPr>
+                <w:rFonts w:eastAsia="Cambria" w:cs=""/>
+                <w:kern w:val="0"/>
+                <w:sz w:val="24"/>
+                <w:szCs w:val="24"/>
+                <w:lang w:val="en-US" w:eastAsia="en-US" w:bidi="ar-SA"/>
+              </w:rPr>
+              <w:t>.</w:t>
+            </w:r>
+          </w:p>
+        </w:tc>
+      </w:tr>
+      <w:tr>
+        <w:trPr/>
+        <w:tc>
+          <w:tcPr>
+            <w:tcW w:w="3509" w:type="dxa"/>
+            <w:tcBorders/>
+          </w:tcPr>
+          <w:p>
+            <w:pPr>
+              <w:pStyle w:val="Compact"/>
+              <w:widowControl/>
+              <w:spacing w:before="36" w:after="36"/>
+              <w:jc w:val="left"/>
+              <w:rPr>
+                <w:rFonts w:ascii="Cambria" w:hAnsi="Cambria" w:eastAsia="Cambria" w:cs=""/>
+                <w:kern w:val="0"/>
+                <w:sz w:val="24"/>
+                <w:szCs w:val="24"/>
+                <w:lang w:val="en-US" w:eastAsia="en-US" w:bidi="ar-SA"/>
+              </w:rPr>
+            </w:pPr>
+            <w:r>
+              <w:rPr>
+                <w:rFonts w:eastAsia="Cambria" w:cs=""/>
+                <w:kern w:val="0"/>
+                <w:sz w:val="24"/>
+                <w:szCs w:val="24"/>
+                <w:lang w:val="en-US" w:eastAsia="en-US" w:bidi="ar-SA"/>
+              </w:rPr>
+              <w:t>A torus wrap on a dimension requires &gt;= 2 cells in that dimension</w:t>
+            </w:r>
+          </w:p>
+        </w:tc>
+        <w:tc>
+          <w:tcPr>
+            <w:tcW w:w="5850" w:type="dxa"/>
+            <w:tcBorders/>
+          </w:tcPr>
+          <w:p>
+            <w:pPr>
+              <w:pStyle w:val="Compact"/>
+              <w:widowControl/>
+              <w:spacing w:before="36" w:after="36"/>
+              <w:jc w:val="left"/>
+              <w:rPr>
+                <w:rFonts w:ascii="Cambria" w:hAnsi="Cambria" w:eastAsia="Cambria" w:cs=""/>
+                <w:kern w:val="0"/>
+                <w:sz w:val="24"/>
+                <w:szCs w:val="24"/>
+                <w:lang w:val="en-US" w:eastAsia="en-US" w:bidi="ar-SA"/>
+              </w:rPr>
+            </w:pPr>
+            <w:r>
+              <w:rPr>
+                <w:rFonts w:eastAsia="Cambria" w:cs=""/>
+                <w:kern w:val="0"/>
+                <w:sz w:val="24"/>
+                <w:szCs w:val="24"/>
+                <w:lang w:val="en-US" w:eastAsia="en-US" w:bidi="ar-SA"/>
+              </w:rPr>
+              <w:t xml:space="preserve">Mesh-only; enforced in </w:t>
+            </w:r>
+            <w:r>
+              <w:rPr>
+                <w:rStyle w:val="VerbatimChar"/>
+                <w:rFonts w:eastAsia="Cambria" w:cs=""/>
+                <w:kern w:val="0"/>
+                <w:szCs w:val="24"/>
+                <w:lang w:val="en-US" w:eastAsia="en-US" w:bidi="ar-SA"/>
+              </w:rPr>
+              <w:t>validate_mesh</w:t>
+            </w:r>
+            <w:r>
+              <w:rPr>
+                <w:rFonts w:eastAsia="Cambria" w:cs=""/>
+                <w:kern w:val="0"/>
+                <w:sz w:val="24"/>
+                <w:szCs w:val="24"/>
+                <w:lang w:val="en-US" w:eastAsia="en-US" w:bidi="ar-SA"/>
+              </w:rPr>
+              <w:t>.</w:t>
+            </w:r>
+          </w:p>
+        </w:tc>
+      </w:tr>
+      <w:tr>
+        <w:trPr/>
+        <w:tc>
+          <w:tcPr>
+            <w:tcW w:w="3509" w:type="dxa"/>
+            <w:tcBorders/>
+          </w:tcPr>
+          <w:p>
+            <w:pPr>
+              <w:pStyle w:val="Compact"/>
+              <w:widowControl/>
+              <w:spacing w:before="36" w:after="36"/>
+              <w:jc w:val="left"/>
+              <w:rPr>
+                <w:rFonts w:ascii="Cambria" w:hAnsi="Cambria" w:eastAsia="Cambria" w:cs=""/>
+                <w:kern w:val="0"/>
+                <w:sz w:val="24"/>
+                <w:szCs w:val="24"/>
+                <w:lang w:val="en-US" w:eastAsia="en-US" w:bidi="ar-SA"/>
+              </w:rPr>
+            </w:pPr>
+            <w:r>
+              <w:rPr>
+                <w:rStyle w:val="VerbatimChar"/>
+                <w:rFonts w:eastAsia="Cambria" w:cs=""/>
+                <w:kern w:val="0"/>
+                <w:szCs w:val="24"/>
+                <w:lang w:val="en-US" w:eastAsia="en-US" w:bidi="ar-SA"/>
+              </w:rPr>
+              <w:t>--fifo-impl</w:t>
+            </w:r>
+            <w:r>
+              <w:rPr>
+                <w:rFonts w:eastAsia="Cambria" w:cs=""/>
+                <w:kern w:val="0"/>
+                <w:sz w:val="24"/>
+                <w:szCs w:val="24"/>
+                <w:lang w:val="en-US" w:eastAsia="en-US" w:bidi="ar-SA"/>
+              </w:rPr>
+              <w:t xml:space="preserve"> must be </w:t>
+            </w:r>
+            <w:r>
+              <w:rPr>
+                <w:rStyle w:val="VerbatimChar"/>
+                <w:rFonts w:eastAsia="Cambria" w:cs=""/>
+                <w:kern w:val="0"/>
+                <w:szCs w:val="24"/>
+                <w:lang w:val="en-US" w:eastAsia="en-US" w:bidi="ar-SA"/>
+              </w:rPr>
+              <w:t>reg</w:t>
+            </w:r>
+            <w:r>
+              <w:rPr>
+                <w:rFonts w:eastAsia="Cambria" w:cs=""/>
+                <w:kern w:val="0"/>
+                <w:sz w:val="24"/>
+                <w:szCs w:val="24"/>
+                <w:lang w:val="en-US" w:eastAsia="en-US" w:bidi="ar-SA"/>
+              </w:rPr>
+              <w:t xml:space="preserve"> or </w:t>
+            </w:r>
+            <w:r>
+              <w:rPr>
+                <w:rStyle w:val="VerbatimChar"/>
+                <w:rFonts w:eastAsia="Cambria" w:cs=""/>
+                <w:kern w:val="0"/>
+                <w:szCs w:val="24"/>
+                <w:lang w:val="en-US" w:eastAsia="en-US" w:bidi="ar-SA"/>
+              </w:rPr>
+              <w:t>sram</w:t>
+            </w:r>
+          </w:p>
+        </w:tc>
+        <w:tc>
+          <w:tcPr>
+            <w:tcW w:w="5850" w:type="dxa"/>
+            <w:tcBorders/>
+          </w:tcPr>
+          <w:p>
+            <w:pPr>
+              <w:pStyle w:val="Compact"/>
+              <w:widowControl/>
+              <w:spacing w:before="36" w:after="36"/>
+              <w:jc w:val="left"/>
+              <w:rPr>
+                <w:rFonts w:ascii="Cambria" w:hAnsi="Cambria" w:eastAsia="Cambria" w:cs=""/>
+                <w:kern w:val="0"/>
+                <w:sz w:val="24"/>
+                <w:szCs w:val="24"/>
+                <w:lang w:val="en-US" w:eastAsia="en-US" w:bidi="ar-SA"/>
+              </w:rPr>
+            </w:pPr>
+            <w:r>
+              <w:rPr>
+                <w:rFonts w:eastAsia="Cambria" w:cs=""/>
+                <w:kern w:val="0"/>
+                <w:sz w:val="24"/>
+                <w:szCs w:val="24"/>
+                <w:lang w:val="en-US" w:eastAsia="en-US" w:bidi="ar-SA"/>
+              </w:rPr>
+              <w:t xml:space="preserve">Mesh-only; enforced in </w:t>
+            </w:r>
+            <w:r>
+              <w:rPr>
+                <w:rStyle w:val="VerbatimChar"/>
+                <w:rFonts w:eastAsia="Cambria" w:cs=""/>
+                <w:kern w:val="0"/>
+                <w:szCs w:val="24"/>
+                <w:lang w:val="en-US" w:eastAsia="en-US" w:bidi="ar-SA"/>
+              </w:rPr>
+              <w:t>validate_mesh</w:t>
+            </w:r>
+            <w:r>
+              <w:rPr>
+                <w:rFonts w:eastAsia="Cambria" w:cs=""/>
+                <w:kern w:val="0"/>
+                <w:sz w:val="24"/>
+                <w:szCs w:val="24"/>
+                <w:lang w:val="en-US" w:eastAsia="en-US" w:bidi="ar-SA"/>
+              </w:rPr>
+              <w:t>.</w:t>
+            </w:r>
+          </w:p>
+        </w:tc>
+      </w:tr>
+      <w:tr>
+        <w:trPr/>
+        <w:tc>
+          <w:tcPr>
+            <w:tcW w:w="3509" w:type="dxa"/>
+            <w:tcBorders/>
+          </w:tcPr>
+          <w:p>
+            <w:pPr>
+              <w:pStyle w:val="Compact"/>
+              <w:widowControl/>
+              <w:spacing w:before="36" w:after="36"/>
+              <w:jc w:val="left"/>
+              <w:rPr>
+                <w:rFonts w:ascii="Cambria" w:hAnsi="Cambria" w:eastAsia="Cambria" w:cs=""/>
+                <w:kern w:val="0"/>
+                <w:sz w:val="24"/>
+                <w:szCs w:val="24"/>
+                <w:lang w:val="en-US" w:eastAsia="en-US" w:bidi="ar-SA"/>
+              </w:rPr>
+            </w:pPr>
+            <w:r>
+              <w:rPr>
+                <w:rStyle w:val="VerbatimChar"/>
+                <w:rFonts w:eastAsia="Cambria" w:cs=""/>
+                <w:kern w:val="0"/>
+                <w:szCs w:val="24"/>
+                <w:lang w:val="en-US" w:eastAsia="en-US" w:bidi="ar-SA"/>
+              </w:rPr>
+              <w:t>--user-width</w:t>
+            </w:r>
+            <w:r>
+              <w:rPr>
+                <w:rFonts w:eastAsia="Cambria" w:cs=""/>
+                <w:kern w:val="0"/>
+                <w:sz w:val="24"/>
+                <w:szCs w:val="24"/>
+                <w:lang w:val="en-US" w:eastAsia="en-US" w:bidi="ar-SA"/>
+              </w:rPr>
+              <w:t xml:space="preserve"> must be &gt;= the mesh header width</w:t>
+            </w:r>
+          </w:p>
+        </w:tc>
+        <w:tc>
+          <w:tcPr>
+            <w:tcW w:w="5850" w:type="dxa"/>
+            <w:tcBorders/>
+          </w:tcPr>
+          <w:p>
+            <w:pPr>
+              <w:pStyle w:val="Compact"/>
+              <w:widowControl/>
+              <w:spacing w:before="36" w:after="36"/>
+              <w:jc w:val="left"/>
+              <w:rPr>
+                <w:rFonts w:ascii="Cambria" w:hAnsi="Cambria" w:eastAsia="Cambria" w:cs=""/>
+                <w:kern w:val="0"/>
+                <w:sz w:val="24"/>
+                <w:szCs w:val="24"/>
+                <w:lang w:val="en-US" w:eastAsia="en-US" w:bidi="ar-SA"/>
+              </w:rPr>
+            </w:pPr>
+            <w:r>
+              <w:rPr>
+                <w:rFonts w:eastAsia="Cambria" w:cs=""/>
+                <w:kern w:val="0"/>
+                <w:sz w:val="24"/>
+                <w:szCs w:val="24"/>
+                <w:lang w:val="en-US" w:eastAsia="en-US" w:bidi="ar-SA"/>
+              </w:rPr>
+              <w:t xml:space="preserve">Mesh-only; enforced in </w:t>
+            </w:r>
+            <w:r>
+              <w:rPr>
+                <w:rStyle w:val="VerbatimChar"/>
+                <w:rFonts w:eastAsia="Cambria" w:cs=""/>
+                <w:kern w:val="0"/>
+                <w:szCs w:val="24"/>
+                <w:lang w:val="en-US" w:eastAsia="en-US" w:bidi="ar-SA"/>
+              </w:rPr>
+              <w:t>validate_mesh</w:t>
+            </w:r>
+            <w:r>
+              <w:rPr>
+                <w:rFonts w:eastAsia="Cambria" w:cs=""/>
+                <w:kern w:val="0"/>
+                <w:sz w:val="24"/>
+                <w:szCs w:val="24"/>
+                <w:lang w:val="en-US" w:eastAsia="en-US" w:bidi="ar-SA"/>
+              </w:rPr>
+              <w:t xml:space="preserve">; header width is </w:t>
+            </w:r>
+            <w:r>
+              <w:rPr>
+                <w:rStyle w:val="VerbatimChar"/>
+                <w:rFonts w:eastAsia="Cambria" w:cs=""/>
+                <w:kern w:val="0"/>
+                <w:szCs w:val="24"/>
+                <w:lang w:val="en-US" w:eastAsia="en-US" w:bidi="ar-SA"/>
+              </w:rPr>
+              <w:t>6 * COORD_W + 32</w:t>
+            </w:r>
+            <w:r>
+              <w:rPr>
+                <w:rFonts w:eastAsia="Cambria" w:cs=""/>
+                <w:kern w:val="0"/>
+                <w:sz w:val="24"/>
+                <w:szCs w:val="24"/>
+                <w:lang w:val="en-US" w:eastAsia="en-US" w:bidi="ar-SA"/>
+              </w:rPr>
+              <w:t>.</w:t>
+            </w:r>
+            <w:bookmarkStart w:id="93" w:name="cli-level-checks"/>
+            <w:bookmarkEnd w:id="93"/>
           </w:p>
         </w:tc>
       </w:tr>
@@ -16513,8 +17796,8 @@
       <w:r>
         <w:br w:type="page"/>
       </w:r>
-      <w:bookmarkStart w:id="92" w:name="__RefHeading___Toc5313_439626481"/>
-      <w:bookmarkEnd w:id="92"/>
+      <w:bookmarkStart w:id="94" w:name="__RefHeading___Toc5593_1081736681"/>
+      <w:bookmarkEnd w:id="94"/>
       <w:r>
         <w:rPr>
           <w:rStyle w:val="SectionNumber"/>
@@ -16539,12 +17822,12 @@
         <w:pStyle w:val="TableCaption"/>
         <w:rPr/>
       </w:pPr>
-      <w:bookmarkStart w:id="93" w:name="_Tab_11_Internal_Validation_"/>
+      <w:bookmarkStart w:id="95" w:name="_Tab_11_Internal_Validation_"/>
       <w:r>
         <w:rPr/>
         <w:t>Internal Validation Rules</w:t>
       </w:r>
-      <w:bookmarkEnd w:id="93"/>
+      <w:bookmarkEnd w:id="95"/>
     </w:p>
     <w:tbl>
       <w:tblPr>
@@ -17102,9 +18385,9 @@
         <w:spacing w:before="280" w:after="80"/>
         <w:rPr/>
       </w:pPr>
-      <w:bookmarkStart w:id="94" w:name="__RefHeading___Toc5315_439626481"/>
-      <w:bookmarkStart w:id="95" w:name="mesh-topology-validation-planned"/>
-      <w:bookmarkEnd w:id="94"/>
+      <w:bookmarkStart w:id="96" w:name="__RefHeading___Toc5595_1081736681"/>
+      <w:bookmarkStart w:id="97" w:name="mesh-topology-validation"/>
+      <w:bookmarkEnd w:id="96"/>
       <w:r>
         <w:rPr>
           <w:rStyle w:val="SectionNumber"/>
@@ -17121,7 +18404,7 @@
           <w:sz w:val="28"/>
         </w:rPr>
         <w:tab/>
-        <w:t>Mesh topology validation (planned)</w:t>
+        <w:t>Mesh topology validation</w:t>
       </w:r>
     </w:p>
     <w:p>
@@ -17134,13 +18417,13 @@
           <w:b/>
           <w:bCs/>
         </w:rPr>
-        <w:t>PLANNED</w:t>
+        <w:t>IMPLEMENTED</w:t>
       </w:r>
       <w:r>
         <w:rPr/>
         <w:t xml:space="preserve"> These rules apply to the mesh CLI defined in the </w:t>
       </w:r>
-      <w:hyperlink r:id="rId5">
+      <w:hyperlink r:id="rId4">
         <w:r>
           <w:rPr>
             <w:rStyle w:val="Hyperlink"/>
@@ -17150,7 +18433,27 @@
       </w:hyperlink>
       <w:r>
         <w:rPr/>
-        <w:t>. They are not enforced until mesh mode is implemented.</w:t>
+        <w:t xml:space="preserve">. They are enforced by </w:t>
+      </w:r>
+      <w:r>
+        <w:rPr>
+          <w:rStyle w:val="VerbatimChar"/>
+        </w:rPr>
+        <w:t>validate_mesh</w:t>
+      </w:r>
+      <w:r>
+        <w:rPr/>
+        <w:t xml:space="preserve"> in </w:t>
+      </w:r>
+      <w:r>
+        <w:rPr>
+          <w:rStyle w:val="VerbatimChar"/>
+        </w:rPr>
+        <w:t>bin/delta_mesh/config.py</w:t>
+      </w:r>
+      <w:r>
+        <w:rPr/>
+        <w:t>.</w:t>
       </w:r>
     </w:p>
     <w:p>
@@ -17158,12 +18461,12 @@
         <w:pStyle w:val="TableCaption"/>
         <w:rPr/>
       </w:pPr>
-      <w:bookmarkStart w:id="96" w:name="_Tab_12_Mesh_Topology_Valida"/>
+      <w:bookmarkStart w:id="98" w:name="_Tab_12_Mesh_Topology_Valida"/>
       <w:r>
         <w:rPr/>
         <w:t>Mesh Topology Validation Rules</w:t>
       </w:r>
-      <w:bookmarkEnd w:id="96"/>
+      <w:bookmarkEnd w:id="98"/>
     </w:p>
     <w:tbl>
       <w:tblPr>
@@ -17690,17 +18993,17 @@
                 <w:szCs w:val="24"/>
                 <w:lang w:val="en-US" w:eastAsia="en-US" w:bidi="ar-SA"/>
               </w:rPr>
-              <w:t>--amba5</w:t>
-            </w:r>
-            <w:r>
-              <w:rPr>
-                <w:rFonts w:eastAsia="Cambria" w:cs=""/>
-                <w:kern w:val="0"/>
-                <w:sz w:val="24"/>
-                <w:szCs w:val="24"/>
-                <w:lang w:val="en-US" w:eastAsia="en-US" w:bidi="ar-SA"/>
-              </w:rPr>
-              <w:t xml:space="preserve"> still requires whole-byte </w:t>
+              <w:t>--fifo-impl</w:t>
+            </w:r>
+            <w:r>
+              <w:rPr>
+                <w:rFonts w:eastAsia="Cambria" w:cs=""/>
+                <w:kern w:val="0"/>
+                <w:sz w:val="24"/>
+                <w:szCs w:val="24"/>
+                <w:lang w:val="en-US" w:eastAsia="en-US" w:bidi="ar-SA"/>
+              </w:rPr>
+              <w:t xml:space="preserve"> must be </w:t>
             </w:r>
             <w:r>
               <w:rPr>
@@ -17710,7 +19013,27 @@
                 <w:szCs w:val="24"/>
                 <w:lang w:val="en-US" w:eastAsia="en-US" w:bidi="ar-SA"/>
               </w:rPr>
-              <w:t>data-width</w:t>
+              <w:t>reg</w:t>
+            </w:r>
+            <w:r>
+              <w:rPr>
+                <w:rFonts w:eastAsia="Cambria" w:cs=""/>
+                <w:kern w:val="0"/>
+                <w:sz w:val="24"/>
+                <w:szCs w:val="24"/>
+                <w:lang w:val="en-US" w:eastAsia="en-US" w:bidi="ar-SA"/>
+              </w:rPr>
+              <w:t xml:space="preserve"> or </w:t>
+            </w:r>
+            <w:r>
+              <w:rPr>
+                <w:rStyle w:val="VerbatimChar"/>
+                <w:rFonts w:eastAsia="Cambria" w:cs=""/>
+                <w:kern w:val="0"/>
+                <w:szCs w:val="24"/>
+                <w:lang w:val="en-US" w:eastAsia="en-US" w:bidi="ar-SA"/>
+              </w:rPr>
+              <w:t>sram</w:t>
             </w:r>
           </w:p>
         </w:tc>
@@ -17741,6 +19064,111 @@
                 <w:szCs w:val="24"/>
                 <w:lang w:val="en-US" w:eastAsia="en-US" w:bidi="ar-SA"/>
               </w:rPr>
+              <w:t xml:space="preserve">Selects the input buffer implementation style. The </w:t>
+            </w:r>
+            <w:r>
+              <w:rPr>
+                <w:rStyle w:val="VerbatimChar"/>
+                <w:rFonts w:eastAsia="Cambria" w:cs=""/>
+                <w:kern w:val="0"/>
+                <w:szCs w:val="24"/>
+                <w:lang w:val="en-US" w:eastAsia="en-US" w:bidi="ar-SA"/>
+              </w:rPr>
+              <w:t>sram</w:t>
+            </w:r>
+            <w:r>
+              <w:rPr>
+                <w:rFonts w:eastAsia="Cambria" w:cs=""/>
+                <w:kern w:val="0"/>
+                <w:sz w:val="24"/>
+                <w:szCs w:val="24"/>
+                <w:lang w:val="en-US" w:eastAsia="en-US" w:bidi="ar-SA"/>
+              </w:rPr>
+              <w:t xml:space="preserve"> choice is accepted by validation but not yet wired to the cell (issue #118).</w:t>
+            </w:r>
+          </w:p>
+        </w:tc>
+      </w:tr>
+      <w:tr>
+        <w:trPr/>
+        <w:tc>
+          <w:tcPr>
+            <w:tcW w:w="3303" w:type="dxa"/>
+            <w:tcBorders/>
+          </w:tcPr>
+          <w:p>
+            <w:pPr>
+              <w:pStyle w:val="Compact"/>
+              <w:widowControl/>
+              <w:spacing w:before="36" w:after="36"/>
+              <w:jc w:val="left"/>
+              <w:rPr>
+                <w:rFonts w:ascii="Cambria" w:hAnsi="Cambria" w:eastAsia="Cambria" w:cs=""/>
+                <w:kern w:val="0"/>
+                <w:sz w:val="24"/>
+                <w:szCs w:val="24"/>
+                <w:lang w:val="en-US" w:eastAsia="en-US" w:bidi="ar-SA"/>
+              </w:rPr>
+            </w:pPr>
+            <w:r>
+              <w:rPr>
+                <w:rStyle w:val="VerbatimChar"/>
+                <w:rFonts w:eastAsia="Cambria" w:cs=""/>
+                <w:kern w:val="0"/>
+                <w:szCs w:val="24"/>
+                <w:lang w:val="en-US" w:eastAsia="en-US" w:bidi="ar-SA"/>
+              </w:rPr>
+              <w:t>--amba5</w:t>
+            </w:r>
+            <w:r>
+              <w:rPr>
+                <w:rFonts w:eastAsia="Cambria" w:cs=""/>
+                <w:kern w:val="0"/>
+                <w:sz w:val="24"/>
+                <w:szCs w:val="24"/>
+                <w:lang w:val="en-US" w:eastAsia="en-US" w:bidi="ar-SA"/>
+              </w:rPr>
+              <w:t xml:space="preserve"> still requires whole-byte </w:t>
+            </w:r>
+            <w:r>
+              <w:rPr>
+                <w:rStyle w:val="VerbatimChar"/>
+                <w:rFonts w:eastAsia="Cambria" w:cs=""/>
+                <w:kern w:val="0"/>
+                <w:szCs w:val="24"/>
+                <w:lang w:val="en-US" w:eastAsia="en-US" w:bidi="ar-SA"/>
+              </w:rPr>
+              <w:t>data-width</w:t>
+            </w:r>
+          </w:p>
+        </w:tc>
+        <w:tc>
+          <w:tcPr>
+            <w:tcW w:w="6056" w:type="dxa"/>
+            <w:tcBorders/>
+          </w:tcPr>
+          <w:p>
+            <w:pPr>
+              <w:pStyle w:val="Compact"/>
+              <w:widowControl/>
+              <w:spacing w:before="36" w:after="36"/>
+              <w:jc w:val="left"/>
+              <w:rPr>
+                <w:rFonts w:ascii="Cambria" w:hAnsi="Cambria" w:eastAsia="Cambria" w:cs=""/>
+                <w:kern w:val="0"/>
+                <w:sz w:val="24"/>
+                <w:szCs w:val="24"/>
+                <w:lang w:val="en-US" w:eastAsia="en-US" w:bidi="ar-SA"/>
+              </w:rPr>
+            </w:pPr>
+            <w:r>
+              <w:rPr>
+                <w:rFonts w:eastAsia="Cambria" w:cs=""/>
+                <w:kern w:val="0"/>
+                <w:sz w:val="24"/>
+                <w:szCs w:val="24"/>
+                <w:lang w:val="en-US" w:eastAsia="en-US" w:bidi="ar-SA"/>
+              </w:rPr>
               <w:t>AMBA 5 sidebands carry over unchanged from flat mode.</w:t>
             </w:r>
           </w:p>
@@ -17753,8 +19181,8 @@
         <w:spacing w:before="200" w:after="80"/>
         <w:rPr/>
       </w:pPr>
-      <w:bookmarkStart w:id="97" w:name="__RefHeading___Toc5317_439626481"/>
-      <w:bookmarkEnd w:id="97"/>
+      <w:bookmarkStart w:id="99" w:name="__RefHeading___Toc5597_1081736681"/>
+      <w:bookmarkEnd w:id="99"/>
       <w:r>
         <w:rPr>
           <w:rStyle w:val="SectionNumber"/>
@@ -17783,7 +19211,7 @@
         <w:rPr>
           <w:sz w:val="20"/>
         </w:rPr>
-        <w:t>The planned flit header uses these fields on the head beat:</w:t>
+        <w:t>The implemented flit header uses these fields on the head beat:</w:t>
       </w:r>
     </w:p>
     <w:p>
@@ -17791,12 +19219,12 @@
         <w:pStyle w:val="TableCaption"/>
         <w:rPr/>
       </w:pPr>
-      <w:bookmarkStart w:id="98" w:name="_Tab_13_Planned_Head_Flit_He"/>
-      <w:r>
-        <w:rPr/>
-        <w:t>Planned Head-Flit Header Fields</w:t>
-      </w:r>
-      <w:bookmarkEnd w:id="98"/>
+      <w:bookmarkStart w:id="100" w:name="_Tab_13_Implemented_Head_Fli"/>
+      <w:r>
+        <w:rPr/>
+        <w:t>Implemented Head-Flit Header Fields</w:t>
+      </w:r>
+      <w:bookmarkEnd w:id="100"/>
     </w:p>
     <w:tbl>
       <w:tblPr>
@@ -17917,13 +19345,53 @@
             </w:pPr>
             <w:r>
               <w:rPr>
-                <w:rFonts w:eastAsia="Cambria" w:cs=""/>
-                <w:kern w:val="0"/>
-                <w:sz w:val="24"/>
-                <w:szCs w:val="24"/>
-                <w:lang w:val="en-US" w:eastAsia="en-US" w:bidi="ar-SA"/>
-              </w:rPr>
-              <w:t>dest coord</w:t>
+                <w:rStyle w:val="VerbatimChar"/>
+                <w:rFonts w:eastAsia="Cambria" w:cs=""/>
+                <w:kern w:val="0"/>
+                <w:szCs w:val="24"/>
+                <w:lang w:val="en-US" w:eastAsia="en-US" w:bidi="ar-SA"/>
+              </w:rPr>
+              <w:t>dst_x</w:t>
+            </w:r>
+            <w:r>
+              <w:rPr>
+                <w:rFonts w:eastAsia="Cambria" w:cs=""/>
+                <w:kern w:val="0"/>
+                <w:sz w:val="24"/>
+                <w:szCs w:val="24"/>
+                <w:lang w:val="en-US" w:eastAsia="en-US" w:bidi="ar-SA"/>
+              </w:rPr>
+              <w:t xml:space="preserve">, </w:t>
+            </w:r>
+            <w:r>
+              <w:rPr>
+                <w:rStyle w:val="VerbatimChar"/>
+                <w:rFonts w:eastAsia="Cambria" w:cs=""/>
+                <w:kern w:val="0"/>
+                <w:szCs w:val="24"/>
+                <w:lang w:val="en-US" w:eastAsia="en-US" w:bidi="ar-SA"/>
+              </w:rPr>
+              <w:t>dst_y</w:t>
+            </w:r>
+            <w:r>
+              <w:rPr>
+                <w:rFonts w:eastAsia="Cambria" w:cs=""/>
+                <w:kern w:val="0"/>
+                <w:sz w:val="24"/>
+                <w:szCs w:val="24"/>
+                <w:lang w:val="en-US" w:eastAsia="en-US" w:bidi="ar-SA"/>
+              </w:rPr>
+              <w:t xml:space="preserve">, </w:t>
+            </w:r>
+            <w:r>
+              <w:rPr>
+                <w:rStyle w:val="VerbatimChar"/>
+                <w:rFonts w:eastAsia="Cambria" w:cs=""/>
+                <w:kern w:val="0"/>
+                <w:szCs w:val="24"/>
+                <w:lang w:val="en-US" w:eastAsia="en-US" w:bidi="ar-SA"/>
+              </w:rPr>
+              <w:t>dst_z</w:t>
             </w:r>
           </w:p>
         </w:tc>
@@ -17982,13 +19450,53 @@
             </w:pPr>
             <w:r>
               <w:rPr>
-                <w:rFonts w:eastAsia="Cambria" w:cs=""/>
-                <w:kern w:val="0"/>
-                <w:sz w:val="24"/>
-                <w:szCs w:val="24"/>
-                <w:lang w:val="en-US" w:eastAsia="en-US" w:bidi="ar-SA"/>
-              </w:rPr>
-              <w:t>src coord</w:t>
+                <w:rStyle w:val="VerbatimChar"/>
+                <w:rFonts w:eastAsia="Cambria" w:cs=""/>
+                <w:kern w:val="0"/>
+                <w:szCs w:val="24"/>
+                <w:lang w:val="en-US" w:eastAsia="en-US" w:bidi="ar-SA"/>
+              </w:rPr>
+              <w:t>src_x</w:t>
+            </w:r>
+            <w:r>
+              <w:rPr>
+                <w:rFonts w:eastAsia="Cambria" w:cs=""/>
+                <w:kern w:val="0"/>
+                <w:sz w:val="24"/>
+                <w:szCs w:val="24"/>
+                <w:lang w:val="en-US" w:eastAsia="en-US" w:bidi="ar-SA"/>
+              </w:rPr>
+              <w:t xml:space="preserve">, </w:t>
+            </w:r>
+            <w:r>
+              <w:rPr>
+                <w:rStyle w:val="VerbatimChar"/>
+                <w:rFonts w:eastAsia="Cambria" w:cs=""/>
+                <w:kern w:val="0"/>
+                <w:szCs w:val="24"/>
+                <w:lang w:val="en-US" w:eastAsia="en-US" w:bidi="ar-SA"/>
+              </w:rPr>
+              <w:t>src_y</w:t>
+            </w:r>
+            <w:r>
+              <w:rPr>
+                <w:rFonts w:eastAsia="Cambria" w:cs=""/>
+                <w:kern w:val="0"/>
+                <w:sz w:val="24"/>
+                <w:szCs w:val="24"/>
+                <w:lang w:val="en-US" w:eastAsia="en-US" w:bidi="ar-SA"/>
+              </w:rPr>
+              <w:t xml:space="preserve">, </w:t>
+            </w:r>
+            <w:r>
+              <w:rPr>
+                <w:rStyle w:val="VerbatimChar"/>
+                <w:rFonts w:eastAsia="Cambria" w:cs=""/>
+                <w:kern w:val="0"/>
+                <w:szCs w:val="24"/>
+                <w:lang w:val="en-US" w:eastAsia="en-US" w:bidi="ar-SA"/>
+              </w:rPr>
+              <w:t>src_z</w:t>
             </w:r>
           </w:p>
         </w:tc>
@@ -18118,7 +19626,7 @@
                 <w:szCs w:val="24"/>
                 <w:lang w:val="en-US" w:eastAsia="en-US" w:bidi="ar-SA"/>
               </w:rPr>
-              <w:t>VC</w:t>
+              <w:t>multicast</w:t>
             </w:r>
           </w:p>
         </w:tc>
@@ -18183,7 +19691,7 @@
                 <w:szCs w:val="24"/>
                 <w:lang w:val="en-US" w:eastAsia="en-US" w:bidi="ar-SA"/>
               </w:rPr>
-              <w:t>multicast</w:t>
+              <w:t>VC</w:t>
             </w:r>
           </w:p>
         </w:tc>
@@ -18279,7 +19787,7 @@
                 <w:szCs w:val="24"/>
                 <w:lang w:val="en-US" w:eastAsia="en-US" w:bidi="ar-SA"/>
               </w:rPr>
-              <w:t>3</w:t>
+              <w:t>4</w:t>
             </w:r>
           </w:p>
         </w:tc>
@@ -18344,7 +19852,7 @@
                 <w:szCs w:val="24"/>
                 <w:lang w:val="en-US" w:eastAsia="en-US" w:bidi="ar-SA"/>
               </w:rPr>
-              <w:t>4</w:t>
+              <w:t>8</w:t>
             </w:r>
           </w:p>
         </w:tc>
@@ -18409,7 +19917,7 @@
                 <w:szCs w:val="24"/>
                 <w:lang w:val="en-US" w:eastAsia="en-US" w:bidi="ar-SA"/>
               </w:rPr>
-              <w:t>4</w:t>
+              <w:t>16</w:t>
             </w:r>
           </w:p>
         </w:tc>
@@ -18425,26 +19933,26 @@
           <w:rStyle w:val="VerbatimChar"/>
           <w:sz w:val="20"/>
         </w:rPr>
-        <w:t>COORD_W</w:t>
-      </w:r>
-      <w:r>
-        <w:rPr>
-          <w:sz w:val="20"/>
-        </w:rPr>
-        <w:t xml:space="preserve"> is sized by the fabric dimensions. The total header width is </w:t>
+        <w:t>COORD_W = max(1, ceil(log2(max(cells-x, cells-y, cells-z))))</w:t>
+      </w:r>
+      <w:r>
+        <w:rPr>
+          <w:sz w:val="20"/>
+        </w:rPr>
+        <w:t xml:space="preserve">. The total header width is </w:t>
       </w:r>
       <w:r>
         <w:rPr>
           <w:rStyle w:val="VerbatimChar"/>
           <w:sz w:val="20"/>
         </w:rPr>
-        <w:t>6 * COORD_W + 15</w:t>
-      </w:r>
-      <w:r>
-        <w:rPr>
-          <w:sz w:val="20"/>
-        </w:rPr>
-        <w:t xml:space="preserve">. Validation will reject a </w:t>
+        <w:t>6 * COORD_W + 32</w:t>
+      </w:r>
+      <w:r>
+        <w:rPr>
+          <w:sz w:val="20"/>
+        </w:rPr>
+        <w:t xml:space="preserve">. Validation rejects a </w:t>
       </w:r>
       <w:r>
         <w:rPr>
@@ -18489,8 +19997,8 @@
         <w:pStyle w:val="Normal"/>
         <w:rPr/>
       </w:pPr>
-      <w:bookmarkStart w:id="99" w:name="validation-rules"/>
-      <w:bookmarkStart w:id="100" w:name="mesh-topology-validation-planned"/>
+      <w:bookmarkStart w:id="101" w:name="validation-rules"/>
+      <w:bookmarkStart w:id="102" w:name="mesh-topology-validation"/>
       <w:r>
         <w:rPr/>
         <mc:AlternateContent>
@@ -18546,8 +20054,8 @@
           </mc:Fallback>
         </mc:AlternateContent>
       </w:r>
-      <w:bookmarkEnd w:id="99"/>
-      <w:bookmarkEnd w:id="100"/>
+      <w:bookmarkEnd w:id="101"/>
+      <w:bookmarkEnd w:id="102"/>
       <w:r>
         <w:br w:type="page"/>
       </w:r>
@@ -18559,9 +20067,9 @@
         <w:spacing w:before="360" w:after="120"/>
         <w:rPr/>
       </w:pPr>
-      <w:bookmarkStart w:id="101" w:name="__RefHeading___Toc5319_439626481"/>
-      <w:bookmarkStart w:id="102" w:name="pipeline-overview"/>
-      <w:bookmarkEnd w:id="101"/>
+      <w:bookmarkStart w:id="103" w:name="__RefHeading___Toc5599_1081736681"/>
+      <w:bookmarkStart w:id="104" w:name="pipeline-overview"/>
+      <w:bookmarkEnd w:id="103"/>
       <w:r>
         <w:rPr>
           <w:rStyle w:val="SectionNumber"/>
@@ -18625,10 +20133,10 @@
         <w:spacing w:before="200" w:after="80"/>
         <w:rPr/>
       </w:pPr>
-      <w:bookmarkStart w:id="103" w:name="__RefHeading___Toc5321_439626481"/>
-      <w:bookmarkStart w:id="104" w:name="figure-3.1-delta-generator-pipeline"/>
-      <w:bookmarkStart w:id="105" w:name="_Fig_1_Delta_Generator_Pipe"/>
-      <w:bookmarkEnd w:id="103"/>
+      <w:bookmarkStart w:id="105" w:name="__RefHeading___Toc5601_1081736681"/>
+      <w:bookmarkStart w:id="106" w:name="figure-3.1-delta-generator-pipeline"/>
+      <w:bookmarkStart w:id="107" w:name="_Fig_1_Delta_Generator_Pipe"/>
+      <w:bookmarkEnd w:id="105"/>
       <w:r>
         <w:rPr>
           <w:rStyle w:val="SectionNumber"/>
@@ -18647,7 +20155,7 @@
         <w:tab/>
         <w:t>Figure 3.1: Delta Generator Pipeline</w:t>
       </w:r>
-      <w:bookmarkEnd w:id="105"/>
+      <w:bookmarkEnd w:id="107"/>
     </w:p>
     <w:p>
       <w:pPr>
@@ -18674,7 +20182,7 @@
                     </pic:cNvPicPr>
                   </pic:nvPicPr>
                   <pic:blipFill>
-                    <a:blip r:embed="rId6"/>
+                    <a:blip r:embed="rId5"/>
                     <a:stretch>
                       <a:fillRect/>
                     </a:stretch>
@@ -18820,7 +20328,7 @@
         </w:rPr>
         <w:t>, the retired tree prototype, is a separate script that writes its primitives as strings.</w:t>
       </w:r>
-      <w:bookmarkEnd w:id="104"/>
+      <w:bookmarkEnd w:id="106"/>
       <w:r>
         <w:br w:type="page"/>
       </w:r>
@@ -18834,9 +20342,9 @@
         <w:spacing w:before="280" w:after="80"/>
         <w:rPr/>
       </w:pPr>
-      <w:bookmarkStart w:id="106" w:name="__RefHeading___Toc5323_439626481"/>
-      <w:bookmarkStart w:id="107" w:name="stages"/>
-      <w:bookmarkEnd w:id="106"/>
+      <w:bookmarkStart w:id="108" w:name="__RefHeading___Toc5603_1081736681"/>
+      <w:bookmarkStart w:id="109" w:name="stages"/>
+      <w:bookmarkEnd w:id="108"/>
       <w:r>
         <w:rPr>
           <w:rStyle w:val="SectionNumber"/>
@@ -19332,8 +20840,8 @@
         <w:pStyle w:val="Normal"/>
         <w:rPr/>
       </w:pPr>
-      <w:bookmarkStart w:id="108" w:name="pipeline-overview"/>
-      <w:bookmarkStart w:id="109" w:name="stages"/>
+      <w:bookmarkStart w:id="110" w:name="pipeline-overview"/>
+      <w:bookmarkStart w:id="111" w:name="stages"/>
       <w:r>
         <w:rPr/>
         <mc:AlternateContent>
@@ -19389,8 +20897,8 @@
           </mc:Fallback>
         </mc:AlternateContent>
       </w:r>
-      <w:bookmarkEnd w:id="108"/>
-      <w:bookmarkEnd w:id="109"/>
+      <w:bookmarkEnd w:id="110"/>
+      <w:bookmarkEnd w:id="111"/>
       <w:r>
         <w:br w:type="page"/>
       </w:r>
@@ -19402,9 +20910,9 @@
         <w:spacing w:before="360" w:after="120"/>
         <w:rPr/>
       </w:pPr>
-      <w:bookmarkStart w:id="110" w:name="__RefHeading___Toc5325_439626481"/>
-      <w:bookmarkStart w:id="111" w:name="request-decode"/>
-      <w:bookmarkEnd w:id="110"/>
+      <w:bookmarkStart w:id="112" w:name="__RefHeading___Toc5605_1081736681"/>
+      <w:bookmarkStart w:id="113" w:name="request-decode"/>
+      <w:bookmarkEnd w:id="112"/>
       <w:r>
         <w:rPr>
           <w:rStyle w:val="SectionNumber"/>
@@ -19461,9 +20969,9 @@
         <w:spacing w:before="280" w:after="80"/>
         <w:rPr/>
       </w:pPr>
-      <w:bookmarkStart w:id="112" w:name="__RefHeading___Toc5327_439626481"/>
-      <w:bookmarkStart w:id="113" w:name="request-matrix"/>
-      <w:bookmarkEnd w:id="112"/>
+      <w:bookmarkStart w:id="114" w:name="__RefHeading___Toc5607_1081736681"/>
+      <w:bookmarkStart w:id="115" w:name="request-matrix"/>
+      <w:bookmarkEnd w:id="114"/>
       <w:r>
         <w:rPr>
           <w:rStyle w:val="SectionNumber"/>
@@ -19783,7 +21291,7 @@
         </w:rPr>
         <w:t xml:space="preserve"> inside the supported slave range contribute to the request matrix.</w:t>
       </w:r>
-      <w:bookmarkEnd w:id="113"/>
+      <w:bookmarkEnd w:id="115"/>
       <w:r>
         <w:br w:type="page"/>
       </w:r>
@@ -19797,9 +21305,9 @@
         <w:spacing w:before="280" w:after="80"/>
         <w:rPr/>
       </w:pPr>
-      <w:bookmarkStart w:id="114" w:name="__RefHeading___Toc5329_439626481"/>
-      <w:bookmarkStart w:id="115" w:name="out-of-range-tdest"/>
-      <w:bookmarkEnd w:id="114"/>
+      <w:bookmarkStart w:id="116" w:name="__RefHeading___Toc5609_1081736681"/>
+      <w:bookmarkStart w:id="117" w:name="out-of-range-tdest"/>
+      <w:bookmarkEnd w:id="116"/>
       <w:r>
         <w:rPr>
           <w:rStyle w:val="SectionNumber"/>
@@ -19886,8 +21394,8 @@
         <w:pStyle w:val="Normal"/>
         <w:rPr/>
       </w:pPr>
-      <w:bookmarkStart w:id="116" w:name="request-decode"/>
-      <w:bookmarkStart w:id="117" w:name="out-of-range-tdest"/>
+      <w:bookmarkStart w:id="118" w:name="request-decode"/>
+      <w:bookmarkStart w:id="119" w:name="out-of-range-tdest"/>
       <w:r>
         <w:rPr/>
         <mc:AlternateContent>
@@ -19943,8 +21451,8 @@
           </mc:Fallback>
         </mc:AlternateContent>
       </w:r>
-      <w:bookmarkEnd w:id="116"/>
-      <w:bookmarkEnd w:id="117"/>
+      <w:bookmarkEnd w:id="118"/>
+      <w:bookmarkEnd w:id="119"/>
       <w:r>
         <w:br w:type="page"/>
       </w:r>
@@ -19956,9 +21464,9 @@
         <w:spacing w:before="360" w:after="120"/>
         <w:rPr/>
       </w:pPr>
-      <w:bookmarkStart w:id="118" w:name="__RefHeading___Toc5331_439626481"/>
-      <w:bookmarkStart w:id="119" w:name="arbitration-and-routing"/>
-      <w:bookmarkEnd w:id="118"/>
+      <w:bookmarkStart w:id="120" w:name="__RefHeading___Toc5611_1081736681"/>
+      <w:bookmarkStart w:id="121" w:name="arbitration-and-routing"/>
+      <w:bookmarkEnd w:id="120"/>
       <w:r>
         <w:rPr>
           <w:rStyle w:val="SectionNumber"/>
@@ -19988,9 +21496,9 @@
         <w:spacing w:before="280" w:after="80"/>
         <w:rPr/>
       </w:pPr>
-      <w:bookmarkStart w:id="120" w:name="__RefHeading___Toc5333_439626481"/>
-      <w:bookmarkStart w:id="121" w:name="packet-atomic-round-robin-arbitration"/>
-      <w:bookmarkEnd w:id="120"/>
+      <w:bookmarkStart w:id="122" w:name="__RefHeading___Toc5613_1081736681"/>
+      <w:bookmarkStart w:id="123" w:name="packet-atomic-round-robin-arbitration"/>
+      <w:bookmarkEnd w:id="122"/>
       <w:r>
         <w:rPr>
           <w:rStyle w:val="SectionNumber"/>
@@ -20235,7 +21743,7 @@
         <w:rPr/>
         <w:t xml:space="preserve"> when a new grant is awarded.</w:t>
       </w:r>
-      <w:bookmarkEnd w:id="121"/>
+      <w:bookmarkEnd w:id="123"/>
       <w:r>
         <w:br w:type="page"/>
       </w:r>
@@ -20249,9 +21757,9 @@
         <w:spacing w:before="280" w:after="80"/>
         <w:rPr/>
       </w:pPr>
-      <w:bookmarkStart w:id="122" w:name="__RefHeading___Toc5335_439626481"/>
-      <w:bookmarkStart w:id="123" w:name="crossbar-mux"/>
-      <w:bookmarkEnd w:id="122"/>
+      <w:bookmarkStart w:id="124" w:name="__RefHeading___Toc5615_1081736681"/>
+      <w:bookmarkStart w:id="125" w:name="crossbar-mux"/>
+      <w:bookmarkEnd w:id="124"/>
       <w:r>
         <w:rPr>
           <w:rStyle w:val="SectionNumber"/>
@@ -20557,7 +22065,7 @@
         </w:rPr>
         <w:t>end</w:t>
       </w:r>
-      <w:bookmarkEnd w:id="123"/>
+      <w:bookmarkEnd w:id="125"/>
       <w:r>
         <w:br w:type="page"/>
       </w:r>
@@ -20571,9 +22079,9 @@
         <w:spacing w:before="280" w:after="80"/>
         <w:rPr/>
       </w:pPr>
-      <w:bookmarkStart w:id="124" w:name="__RefHeading___Toc5337_439626481"/>
-      <w:bookmarkStart w:id="125" w:name="backpressure-routing"/>
-      <w:bookmarkEnd w:id="124"/>
+      <w:bookmarkStart w:id="126" w:name="__RefHeading___Toc5617_1081736681"/>
+      <w:bookmarkStart w:id="127" w:name="backpressure-routing"/>
+      <w:bookmarkEnd w:id="126"/>
       <w:r>
         <w:rPr>
           <w:rStyle w:val="SectionNumber"/>
@@ -20890,8 +22398,8 @@
         <w:pStyle w:val="Normal"/>
         <w:rPr/>
       </w:pPr>
-      <w:bookmarkStart w:id="126" w:name="arbitration-and-routing"/>
-      <w:bookmarkStart w:id="127" w:name="backpressure-routing"/>
+      <w:bookmarkStart w:id="128" w:name="arbitration-and-routing"/>
+      <w:bookmarkStart w:id="129" w:name="backpressure-routing"/>
       <w:r>
         <w:rPr/>
         <mc:AlternateContent>
@@ -20947,8 +22455,8 @@
           </mc:Fallback>
         </mc:AlternateContent>
       </w:r>
-      <w:bookmarkEnd w:id="126"/>
-      <w:bookmarkEnd w:id="127"/>
+      <w:bookmarkEnd w:id="128"/>
+      <w:bookmarkEnd w:id="129"/>
       <w:r>
         <w:br w:type="page"/>
       </w:r>
@@ -20960,9 +22468,9 @@
         <w:spacing w:before="360" w:after="120"/>
         <w:rPr/>
       </w:pPr>
-      <w:bookmarkStart w:id="128" w:name="__RefHeading___Toc5339_439626481"/>
-      <w:bookmarkStart w:id="129" w:name="boundary-module-instantiation"/>
-      <w:bookmarkEnd w:id="128"/>
+      <w:bookmarkStart w:id="130" w:name="__RefHeading___Toc5619_1081736681"/>
+      <w:bookmarkStart w:id="131" w:name="boundary-module-instantiation"/>
+      <w:bookmarkEnd w:id="130"/>
       <w:r>
         <w:rPr>
           <w:rStyle w:val="SectionNumber"/>
@@ -21032,9 +22540,9 @@
         <w:spacing w:before="280" w:after="80"/>
         <w:rPr/>
       </w:pPr>
-      <w:bookmarkStart w:id="130" w:name="__RefHeading___Toc5341_439626481"/>
-      <w:bookmarkStart w:id="131" w:name="flat-crossbar"/>
-      <w:bookmarkEnd w:id="130"/>
+      <w:bookmarkStart w:id="132" w:name="__RefHeading___Toc5621_1081736681"/>
+      <w:bookmarkStart w:id="133" w:name="flat-crossbar"/>
+      <w:bookmarkEnd w:id="132"/>
       <w:r>
         <w:rPr>
           <w:rStyle w:val="SectionNumber"/>
@@ -21102,12 +22610,12 @@
         </w:numPr>
         <w:rPr/>
       </w:pPr>
-      <w:bookmarkStart w:id="132" w:name="flat-crossbar"/>
+      <w:bookmarkStart w:id="134" w:name="flat-crossbar"/>
       <w:r>
         <w:rPr/>
         <w:t>No external FIFOs are used; the design is purely combinational between registered arbitration state.</w:t>
       </w:r>
-      <w:bookmarkEnd w:id="132"/>
+      <w:bookmarkEnd w:id="134"/>
       <w:r>
         <w:br w:type="page"/>
       </w:r>
@@ -21121,9 +22629,9 @@
         <w:spacing w:before="280" w:after="80"/>
         <w:rPr/>
       </w:pPr>
-      <w:bookmarkStart w:id="133" w:name="__RefHeading___Toc5343_439626481"/>
-      <w:bookmarkStart w:id="134" w:name="tree-primitives"/>
-      <w:bookmarkEnd w:id="133"/>
+      <w:bookmarkStart w:id="135" w:name="__RefHeading___Toc5623_1081736681"/>
+      <w:bookmarkStart w:id="136" w:name="tree-primitives"/>
+      <w:bookmarkEnd w:id="135"/>
       <w:r>
         <w:rPr>
           <w:rStyle w:val="SectionNumber"/>
@@ -21199,12 +22707,12 @@
         <w:pStyle w:val="TableCaption"/>
         <w:rPr/>
       </w:pPr>
-      <w:bookmarkStart w:id="135" w:name="_Tab_14_Tree_Primitives"/>
+      <w:bookmarkStart w:id="137" w:name="_Tab_14_Tree_Primitives"/>
       <w:r>
         <w:rPr/>
         <w:t>Tree Primitives</w:t>
       </w:r>
-      <w:bookmarkEnd w:id="135"/>
+      <w:bookmarkEnd w:id="137"/>
     </w:p>
     <w:tbl>
       <w:tblPr>
@@ -21624,8 +23132,8 @@
         <w:pStyle w:val="Normal"/>
         <w:rPr/>
       </w:pPr>
-      <w:bookmarkStart w:id="136" w:name="boundary-module-instantiation"/>
-      <w:bookmarkStart w:id="137" w:name="tree-primitives"/>
+      <w:bookmarkStart w:id="138" w:name="boundary-module-instantiation"/>
+      <w:bookmarkStart w:id="139" w:name="tree-primitives"/>
       <w:r>
         <w:rPr/>
         <mc:AlternateContent>
@@ -21681,8 +23189,8 @@
           </mc:Fallback>
         </mc:AlternateContent>
       </w:r>
-      <w:bookmarkEnd w:id="136"/>
-      <w:bookmarkEnd w:id="137"/>
+      <w:bookmarkEnd w:id="138"/>
+      <w:bookmarkEnd w:id="139"/>
       <w:r>
         <w:br w:type="page"/>
       </w:r>
@@ -21694,9 +23202,9 @@
         <w:spacing w:before="360" w:after="120"/>
         <w:rPr/>
       </w:pPr>
-      <w:bookmarkStart w:id="138" w:name="__RefHeading___Toc5345_439626481"/>
-      <w:bookmarkStart w:id="139" w:name="directory-layout"/>
-      <w:bookmarkEnd w:id="138"/>
+      <w:bookmarkStart w:id="140" w:name="__RefHeading___Toc5625_1081736681"/>
+      <w:bookmarkStart w:id="141" w:name="directory-layout"/>
+      <w:bookmarkEnd w:id="140"/>
       <w:r>
         <w:rPr>
           <w:rStyle w:val="SectionNumber"/>
@@ -21905,7 +23413,7 @@
         <w:pStyle w:val="Normal"/>
         <w:rPr/>
       </w:pPr>
-      <w:bookmarkStart w:id="140" w:name="directory-layout"/>
+      <w:bookmarkStart w:id="142" w:name="directory-layout"/>
       <w:r>
         <w:rPr/>
         <mc:AlternateContent>
@@ -21961,7 +23469,7 @@
           </mc:Fallback>
         </mc:AlternateContent>
       </w:r>
-      <w:bookmarkEnd w:id="140"/>
+      <w:bookmarkEnd w:id="142"/>
       <w:r>
         <w:br w:type="page"/>
       </w:r>
@@ -21973,9 +23481,9 @@
         <w:spacing w:before="360" w:after="120"/>
         <w:rPr/>
       </w:pPr>
-      <w:bookmarkStart w:id="141" w:name="__RefHeading___Toc5347_439626481"/>
-      <w:bookmarkStart w:id="142" w:name="module-header-and-parameters"/>
-      <w:bookmarkEnd w:id="141"/>
+      <w:bookmarkStart w:id="143" w:name="__RefHeading___Toc5627_1081736681"/>
+      <w:bookmarkStart w:id="144" w:name="module-header-and-parameters"/>
+      <w:bookmarkEnd w:id="143"/>
       <w:r>
         <w:rPr>
           <w:rStyle w:val="SectionNumber"/>
@@ -22045,9 +23553,9 @@
         <w:spacing w:before="280" w:after="80"/>
         <w:rPr/>
       </w:pPr>
-      <w:bookmarkStart w:id="143" w:name="__RefHeading___Toc5349_439626481"/>
-      <w:bookmarkStart w:id="144" w:name="header-comment"/>
-      <w:bookmarkEnd w:id="143"/>
+      <w:bookmarkStart w:id="145" w:name="__RefHeading___Toc5629_1081736681"/>
+      <w:bookmarkStart w:id="146" w:name="header-comment"/>
+      <w:bookmarkEnd w:id="145"/>
       <w:r>
         <w:rPr>
           <w:rStyle w:val="SectionNumber"/>
@@ -22290,7 +23798,7 @@
         </w:rPr>
         <w:t>//==============================================================================</w:t>
       </w:r>
-      <w:bookmarkEnd w:id="144"/>
+      <w:bookmarkEnd w:id="146"/>
       <w:r>
         <w:br w:type="page"/>
       </w:r>
@@ -22304,9 +23812,9 @@
         <w:spacing w:before="280" w:after="80"/>
         <w:rPr/>
       </w:pPr>
-      <w:bookmarkStart w:id="145" w:name="__RefHeading___Toc5351_439626481"/>
-      <w:bookmarkStart w:id="146" w:name="port-naming-convention"/>
-      <w:bookmarkEnd w:id="145"/>
+      <w:bookmarkStart w:id="147" w:name="__RefHeading___Toc5631_1081736681"/>
+      <w:bookmarkStart w:id="148" w:name="port-naming-convention"/>
+      <w:bookmarkEnd w:id="147"/>
       <w:r>
         <w:rPr>
           <w:rStyle w:val="SectionNumber"/>
@@ -22331,12 +23839,12 @@
         <w:pStyle w:val="TableCaption"/>
         <w:rPr/>
       </w:pPr>
-      <w:bookmarkStart w:id="147" w:name="_Tab_15_Port_Naming_Conventi"/>
+      <w:bookmarkStart w:id="149" w:name="_Tab_15_Port_Naming_Conventi"/>
       <w:r>
         <w:rPr/>
         <w:t>Port Naming Convention</w:t>
       </w:r>
-      <w:bookmarkEnd w:id="147"/>
+      <w:bookmarkEnd w:id="149"/>
     </w:p>
     <w:tbl>
       <w:tblPr>
@@ -22827,8 +24335,8 @@
         <w:pStyle w:val="Normal"/>
         <w:rPr/>
       </w:pPr>
-      <w:bookmarkStart w:id="148" w:name="module-header-and-parameters"/>
-      <w:bookmarkStart w:id="149" w:name="port-naming-convention"/>
+      <w:bookmarkStart w:id="150" w:name="module-header-and-parameters"/>
+      <w:bookmarkStart w:id="151" w:name="port-naming-convention"/>
       <w:r>
         <w:rPr/>
         <mc:AlternateContent>
@@ -22884,8 +24392,8 @@
           </mc:Fallback>
         </mc:AlternateContent>
       </w:r>
-      <w:bookmarkEnd w:id="148"/>
-      <w:bookmarkEnd w:id="149"/>
+      <w:bookmarkEnd w:id="150"/>
+      <w:bookmarkEnd w:id="151"/>
       <w:r>
         <w:br w:type="page"/>
       </w:r>
@@ -22897,9 +24405,9 @@
         <w:spacing w:before="360" w:after="120"/>
         <w:rPr/>
       </w:pPr>
-      <w:bookmarkStart w:id="150" w:name="__RefHeading___Toc5353_439626481"/>
-      <w:bookmarkStart w:id="151" w:name="flat-crossbar-1"/>
-      <w:bookmarkEnd w:id="150"/>
+      <w:bookmarkStart w:id="152" w:name="__RefHeading___Toc5633_1081736681"/>
+      <w:bookmarkStart w:id="153" w:name="flat-crossbar-1"/>
+      <w:bookmarkEnd w:id="152"/>
       <w:r>
         <w:rPr>
           <w:rStyle w:val="SectionNumber"/>
@@ -22956,8 +24464,8 @@
         <w:spacing w:before="280" w:after="80"/>
         <w:rPr/>
       </w:pPr>
-      <w:bookmarkStart w:id="152" w:name="__RefHeading___Toc5355_439626481"/>
-      <w:bookmarkEnd w:id="152"/>
+      <w:bookmarkStart w:id="154" w:name="__RefHeading___Toc5635_1081736681"/>
+      <w:bookmarkEnd w:id="154"/>
       <w:r>
         <w:rPr>
           <w:rStyle w:val="SectionNumber"/>
@@ -22982,12 +24490,12 @@
         <w:pStyle w:val="TableCaption"/>
         <w:rPr/>
       </w:pPr>
-      <w:bookmarkStart w:id="153" w:name="_Tab_16_Flat_Crossbar_Intern"/>
+      <w:bookmarkStart w:id="155" w:name="_Tab_16_Flat_Crossbar_Intern"/>
       <w:r>
         <w:rPr/>
         <w:t>Flat Crossbar Internal Structures</w:t>
       </w:r>
-      <w:bookmarkEnd w:id="153"/>
+      <w:bookmarkEnd w:id="155"/>
     </w:p>
     <w:tbl>
       <w:tblPr>
@@ -23362,8 +24870,8 @@
               </w:rPr>
               <w:t>.</w:t>
             </w:r>
-            <w:bookmarkStart w:id="154" w:name="internal-structures"/>
-            <w:bookmarkEnd w:id="154"/>
+            <w:bookmarkStart w:id="156" w:name="internal-structures"/>
+            <w:bookmarkEnd w:id="156"/>
           </w:p>
         </w:tc>
       </w:tr>
@@ -23380,8 +24888,8 @@
       <w:r>
         <w:br w:type="page"/>
       </w:r>
-      <w:bookmarkStart w:id="155" w:name="__RefHeading___Toc5357_439626481"/>
-      <w:bookmarkEnd w:id="155"/>
+      <w:bookmarkStart w:id="157" w:name="__RefHeading___Toc5637_1081736681"/>
+      <w:bookmarkEnd w:id="157"/>
       <w:r>
         <w:rPr>
           <w:rStyle w:val="SectionNumber"/>
@@ -23407,9 +24915,9 @@
         <w:spacing w:before="200" w:after="80"/>
         <w:rPr/>
       </w:pPr>
-      <w:bookmarkStart w:id="156" w:name="__RefHeading___Toc5359_439626481"/>
-      <w:bookmarkStart w:id="157" w:name="performance-counters"/>
-      <w:bookmarkEnd w:id="156"/>
+      <w:bookmarkStart w:id="158" w:name="__RefHeading___Toc5639_1081736681"/>
+      <w:bookmarkStart w:id="159" w:name="performance-counters"/>
+      <w:bookmarkEnd w:id="158"/>
       <w:r>
         <w:rPr>
           <w:rStyle w:val="SectionNumber"/>
@@ -23560,7 +25068,7 @@
         </w:rPr>
         <w:t xml:space="preserve"> at the master or slave interface.</w:t>
       </w:r>
-      <w:bookmarkEnd w:id="157"/>
+      <w:bookmarkEnd w:id="159"/>
     </w:p>
     <w:p>
       <w:pPr>
@@ -23568,9 +25076,9 @@
         <w:spacing w:before="200" w:after="80"/>
         <w:rPr/>
       </w:pPr>
-      <w:bookmarkStart w:id="158" w:name="__RefHeading___Toc5361_439626481"/>
-      <w:bookmarkStart w:id="159" w:name="assertions"/>
-      <w:bookmarkEnd w:id="158"/>
+      <w:bookmarkStart w:id="160" w:name="__RefHeading___Toc5641_1081736681"/>
+      <w:bookmarkStart w:id="161" w:name="assertions"/>
+      <w:bookmarkEnd w:id="160"/>
       <w:r>
         <w:rPr>
           <w:rStyle w:val="SectionNumber"/>
@@ -23697,8 +25205,8 @@
         <w:pStyle w:val="Normal"/>
         <w:rPr/>
       </w:pPr>
-      <w:bookmarkStart w:id="160" w:name="flat-crossbar-1"/>
-      <w:bookmarkStart w:id="161" w:name="assertions"/>
+      <w:bookmarkStart w:id="162" w:name="flat-crossbar-1"/>
+      <w:bookmarkStart w:id="163" w:name="assertions"/>
       <w:r>
         <w:rPr/>
         <mc:AlternateContent>
@@ -23754,8 +25262,8 @@
           </mc:Fallback>
         </mc:AlternateContent>
       </w:r>
-      <w:bookmarkEnd w:id="160"/>
-      <w:bookmarkEnd w:id="161"/>
+      <w:bookmarkEnd w:id="162"/>
+      <w:bookmarkEnd w:id="163"/>
       <w:r>
         <w:br w:type="page"/>
       </w:r>
@@ -23767,9 +25275,9 @@
         <w:spacing w:before="360" w:after="120"/>
         <w:rPr/>
       </w:pPr>
-      <w:bookmarkStart w:id="162" w:name="__RefHeading___Toc5363_439626481"/>
-      <w:bookmarkStart w:id="163" w:name="tree-primitives-1"/>
-      <w:bookmarkEnd w:id="162"/>
+      <w:bookmarkStart w:id="164" w:name="__RefHeading___Toc5643_1081736681"/>
+      <w:bookmarkStart w:id="165" w:name="tree-primitives-1"/>
+      <w:bookmarkEnd w:id="164"/>
       <w:r>
         <w:rPr>
           <w:rStyle w:val="SectionNumber"/>
@@ -23860,9 +25368,9 @@
         <w:spacing w:before="280" w:after="80"/>
         <w:rPr/>
       </w:pPr>
-      <w:bookmarkStart w:id="164" w:name="__RefHeading___Toc5365_439626481"/>
-      <w:bookmarkStart w:id="165" w:name="delta_split_1to2"/>
-      <w:bookmarkEnd w:id="164"/>
+      <w:bookmarkStart w:id="166" w:name="__RefHeading___Toc5645_1081736681"/>
+      <w:bookmarkStart w:id="167" w:name="delta_split_1to2"/>
+      <w:bookmarkEnd w:id="166"/>
       <w:r>
         <w:rPr>
           <w:rStyle w:val="SectionNumber"/>
@@ -23993,7 +25501,7 @@
         </w:rPr>
         <w:t xml:space="preserve"> s_axis_tready  = route_to_1 ? m1_axis_tready : m0_axis_tready;</w:t>
       </w:r>
-      <w:bookmarkEnd w:id="165"/>
+      <w:bookmarkEnd w:id="167"/>
       <w:r>
         <w:br w:type="page"/>
       </w:r>
@@ -24007,9 +25515,9 @@
         <w:spacing w:before="280" w:after="80"/>
         <w:rPr/>
       </w:pPr>
-      <w:bookmarkStart w:id="166" w:name="__RefHeading___Toc5367_439626481"/>
-      <w:bookmarkStart w:id="167" w:name="delta_merge_2to1"/>
-      <w:bookmarkEnd w:id="166"/>
+      <w:bookmarkStart w:id="168" w:name="__RefHeading___Toc5647_1081736681"/>
+      <w:bookmarkStart w:id="169" w:name="delta_merge_2to1"/>
+      <w:bookmarkEnd w:id="168"/>
       <w:r>
         <w:rPr>
           <w:rStyle w:val="SectionNumber"/>
@@ -24061,7 +25569,7 @@
         </w:rPr>
         <w:t>. It arbitrates two inputs to one output using round-robin with packet atomicity.</w:t>
       </w:r>
-      <w:bookmarkEnd w:id="167"/>
+      <w:bookmarkEnd w:id="169"/>
       <w:r>
         <w:br w:type="page"/>
       </w:r>
@@ -24075,9 +25583,9 @@
         <w:spacing w:before="280" w:after="80"/>
         <w:rPr/>
       </w:pPr>
-      <w:bookmarkStart w:id="168" w:name="__RefHeading___Toc5369_439626481"/>
-      <w:bookmarkStart w:id="169" w:name="fan-out-fan-in-trees"/>
-      <w:bookmarkEnd w:id="168"/>
+      <w:bookmarkStart w:id="170" w:name="__RefHeading___Toc5649_1081736681"/>
+      <w:bookmarkStart w:id="171" w:name="fan-out-fan-in-trees"/>
+      <w:bookmarkEnd w:id="170"/>
       <w:r>
         <w:rPr>
           <w:rStyle w:val="SectionNumber"/>
@@ -24128,7 +25636,7 @@
         </w:rPr>
         <w:t xml:space="preserve"> emit structural scaffolds for cascaded splitters and mergers. The implementations are currently partial; they illustrate the intended topology and are not yet part of the regression baseline.</w:t>
       </w:r>
-      <w:bookmarkEnd w:id="169"/>
+      <w:bookmarkEnd w:id="171"/>
       <w:r>
         <w:br w:type="page"/>
       </w:r>
@@ -24142,9 +25650,9 @@
         <w:spacing w:before="280" w:after="80"/>
         <w:rPr/>
       </w:pPr>
-      <w:bookmarkStart w:id="170" w:name="__RefHeading___Toc5371_439626481"/>
-      <w:bookmarkStart w:id="171" w:name="filelist-convention"/>
-      <w:bookmarkEnd w:id="170"/>
+      <w:bookmarkStart w:id="172" w:name="__RefHeading___Toc5651_1081736681"/>
+      <w:bookmarkStart w:id="173" w:name="filelist-convention"/>
+      <w:bookmarkEnd w:id="172"/>
       <w:r>
         <w:rPr>
           <w:rStyle w:val="SectionNumber"/>
@@ -24242,8 +25750,8 @@
         <w:pStyle w:val="Normal"/>
         <w:rPr/>
       </w:pPr>
-      <w:bookmarkStart w:id="172" w:name="tree-primitives-1"/>
-      <w:bookmarkStart w:id="173" w:name="filelist-convention"/>
+      <w:bookmarkStart w:id="174" w:name="tree-primitives-1"/>
+      <w:bookmarkStart w:id="175" w:name="filelist-convention"/>
       <w:r>
         <w:rPr/>
         <mc:AlternateContent>
@@ -24299,8 +25807,8 @@
           </mc:Fallback>
         </mc:AlternateContent>
       </w:r>
-      <w:bookmarkEnd w:id="172"/>
-      <w:bookmarkEnd w:id="173"/>
+      <w:bookmarkEnd w:id="174"/>
+      <w:bookmarkEnd w:id="175"/>
       <w:r>
         <w:br w:type="page"/>
       </w:r>
@@ -24312,9 +25820,9 @@
         <w:spacing w:before="360" w:after="120"/>
         <w:rPr/>
       </w:pPr>
-      <w:bookmarkStart w:id="174" w:name="__RefHeading___Toc5373_439626481"/>
-      <w:bookmarkStart w:id="175" w:name="full-regeneration-rule"/>
-      <w:bookmarkEnd w:id="174"/>
+      <w:bookmarkStart w:id="176" w:name="__RefHeading___Toc5653_1081736681"/>
+      <w:bookmarkStart w:id="177" w:name="full-regeneration-rule"/>
+      <w:bookmarkEnd w:id="176"/>
       <w:r>
         <w:rPr>
           <w:rStyle w:val="SectionNumber"/>
@@ -24351,12 +25859,12 @@
         <w:pStyle w:val="TableCaption"/>
         <w:rPr/>
       </w:pPr>
-      <w:bookmarkStart w:id="176" w:name="_Tab_17_Sources_That_Force_R"/>
+      <w:bookmarkStart w:id="178" w:name="_Tab_17_Sources_That_Force_R"/>
       <w:r>
         <w:rPr/>
         <w:t>Sources That Force Regeneration</w:t>
       </w:r>
-      <w:bookmarkEnd w:id="176"/>
+      <w:bookmarkEnd w:id="178"/>
     </w:p>
     <w:tbl>
       <w:tblPr>
@@ -24662,8 +26170,8 @@
       <w:r>
         <w:br w:type="page"/>
       </w:r>
-      <w:bookmarkStart w:id="177" w:name="__RefHeading___Toc5375_439626481"/>
-      <w:bookmarkEnd w:id="177"/>
+      <w:bookmarkStart w:id="179" w:name="__RefHeading___Toc5655_1081736681"/>
+      <w:bookmarkEnd w:id="179"/>
       <w:r>
         <w:rPr>
           <w:rStyle w:val="SectionNumber"/>
@@ -24843,9 +26351,9 @@
         <w:spacing w:before="280" w:after="80"/>
         <w:rPr/>
       </w:pPr>
-      <w:bookmarkStart w:id="178" w:name="__RefHeading___Toc5377_439626481"/>
-      <w:bookmarkStart w:id="179" w:name="do-not-hand-edit-generated-files"/>
-      <w:bookmarkEnd w:id="178"/>
+      <w:bookmarkStart w:id="180" w:name="__RefHeading___Toc5657_1081736681"/>
+      <w:bookmarkStart w:id="181" w:name="do-not-hand-edit-generated-files"/>
+      <w:bookmarkEnd w:id="180"/>
       <w:r>
         <w:rPr>
           <w:rStyle w:val="SectionNumber"/>
@@ -24932,8 +26440,8 @@
         <w:pStyle w:val="Normal"/>
         <w:rPr/>
       </w:pPr>
-      <w:bookmarkStart w:id="180" w:name="full-regeneration-rule"/>
-      <w:bookmarkStart w:id="181" w:name="do-not-hand-edit-generated-files"/>
+      <w:bookmarkStart w:id="182" w:name="full-regeneration-rule"/>
+      <w:bookmarkStart w:id="183" w:name="do-not-hand-edit-generated-files"/>
       <w:r>
         <w:rPr/>
         <mc:AlternateContent>
@@ -24989,8 +26497,8 @@
           </mc:Fallback>
         </mc:AlternateContent>
       </w:r>
-      <w:bookmarkEnd w:id="180"/>
-      <w:bookmarkEnd w:id="181"/>
+      <w:bookmarkEnd w:id="182"/>
+      <w:bookmarkEnd w:id="183"/>
       <w:r>
         <w:br w:type="page"/>
       </w:r>
@@ -25002,9 +26510,9 @@
         <w:spacing w:before="360" w:after="120"/>
         <w:rPr/>
       </w:pPr>
-      <w:bookmarkStart w:id="182" w:name="__RefHeading___Toc5379_439626481"/>
-      <w:bookmarkStart w:id="183" w:name="pre-generated-fixtures"/>
-      <w:bookmarkEnd w:id="182"/>
+      <w:bookmarkStart w:id="184" w:name="__RefHeading___Toc5659_1081736681"/>
+      <w:bookmarkStart w:id="185" w:name="pre-generated-fixtures"/>
+      <w:bookmarkEnd w:id="184"/>
       <w:r>
         <w:rPr>
           <w:rStyle w:val="SectionNumber"/>
@@ -25279,9 +26787,9 @@
         <w:spacing w:before="280" w:after="80"/>
         <w:rPr/>
       </w:pPr>
-      <w:bookmarkStart w:id="184" w:name="__RefHeading___Toc5381_439626481"/>
-      <w:bookmarkStart w:id="185" w:name="custom-variants"/>
-      <w:bookmarkEnd w:id="184"/>
+      <w:bookmarkStart w:id="186" w:name="__RefHeading___Toc5661_1081736681"/>
+      <w:bookmarkStart w:id="187" w:name="custom-variants"/>
+      <w:bookmarkEnd w:id="186"/>
       <w:r>
         <w:rPr>
           <w:rStyle w:val="SectionNumber"/>
@@ -25342,8 +26850,8 @@
         <w:pStyle w:val="Normal"/>
         <w:rPr/>
       </w:pPr>
-      <w:bookmarkStart w:id="186" w:name="pre-generated-fixtures"/>
-      <w:bookmarkStart w:id="187" w:name="custom-variants"/>
+      <w:bookmarkStart w:id="188" w:name="pre-generated-fixtures"/>
+      <w:bookmarkStart w:id="189" w:name="custom-variants"/>
       <w:r>
         <w:rPr/>
         <mc:AlternateContent>
@@ -25399,8 +26907,8 @@
           </mc:Fallback>
         </mc:AlternateContent>
       </w:r>
-      <w:bookmarkEnd w:id="186"/>
-      <w:bookmarkEnd w:id="187"/>
+      <w:bookmarkEnd w:id="188"/>
+      <w:bookmarkEnd w:id="189"/>
       <w:r>
         <w:br w:type="page"/>
       </w:r>
@@ -25412,9 +26920,9 @@
         <w:spacing w:before="360" w:after="120"/>
         <w:rPr/>
       </w:pPr>
-      <w:bookmarkStart w:id="188" w:name="__RefHeading___Toc5383_439626481"/>
-      <w:bookmarkStart w:id="189" w:name="dv-suite"/>
-      <w:bookmarkEnd w:id="188"/>
+      <w:bookmarkStart w:id="190" w:name="__RefHeading___Toc5663_1081736681"/>
+      <w:bookmarkStart w:id="191" w:name="dv-suite"/>
+      <w:bookmarkEnd w:id="190"/>
       <w:r>
         <w:rPr>
           <w:rStyle w:val="SectionNumber"/>
@@ -25471,8 +26979,8 @@
         <w:spacing w:before="280" w:after="80"/>
         <w:rPr/>
       </w:pPr>
-      <w:bookmarkStart w:id="190" w:name="__RefHeading___Toc5385_439626481"/>
-      <w:bookmarkEnd w:id="190"/>
+      <w:bookmarkStart w:id="192" w:name="__RefHeading___Toc5665_1081736681"/>
+      <w:bookmarkEnd w:id="192"/>
       <w:r>
         <w:rPr>
           <w:rStyle w:val="SectionNumber"/>
@@ -25509,12 +27017,12 @@
         <w:pStyle w:val="TableCaption"/>
         <w:rPr/>
       </w:pPr>
-      <w:bookmarkStart w:id="191" w:name="_Tab_18_DV_Test_Scenarios"/>
+      <w:bookmarkStart w:id="193" w:name="_Tab_18_DV_Test_Scenarios"/>
       <w:r>
         <w:rPr/>
         <w:t>DV Test Scenarios</w:t>
       </w:r>
-      <w:bookmarkEnd w:id="191"/>
+      <w:bookmarkEnd w:id="193"/>
     </w:p>
     <w:tbl>
       <w:tblPr>
@@ -26294,8 +27802,8 @@
               </w:rPr>
               <w:t>.</w:t>
             </w:r>
-            <w:bookmarkStart w:id="192" w:name="test-focus-areas"/>
-            <w:bookmarkEnd w:id="192"/>
+            <w:bookmarkStart w:id="194" w:name="test-focus-areas"/>
+            <w:bookmarkEnd w:id="194"/>
           </w:p>
         </w:tc>
       </w:tr>
@@ -26312,8 +27820,8 @@
       <w:r>
         <w:br w:type="page"/>
       </w:r>
-      <w:bookmarkStart w:id="193" w:name="__RefHeading___Toc5387_439626481"/>
-      <w:bookmarkEnd w:id="193"/>
+      <w:bookmarkStart w:id="195" w:name="__RefHeading___Toc5667_1081736681"/>
+      <w:bookmarkEnd w:id="195"/>
       <w:r>
         <w:rPr>
           <w:rStyle w:val="SectionNumber"/>
@@ -26453,9 +27961,9 @@
         <w:spacing w:before="280" w:after="80"/>
         <w:rPr/>
       </w:pPr>
-      <w:bookmarkStart w:id="194" w:name="__RefHeading___Toc5389_439626481"/>
-      <w:bookmarkStart w:id="195" w:name="adding-a-new-test"/>
-      <w:bookmarkEnd w:id="194"/>
+      <w:bookmarkStart w:id="196" w:name="__RefHeading___Toc5669_1081736681"/>
+      <w:bookmarkStart w:id="197" w:name="adding-a-new-test"/>
+      <w:bookmarkEnd w:id="196"/>
       <w:r>
         <w:rPr>
           <w:rStyle w:val="SectionNumber"/>
@@ -26556,8 +28064,8 @@
         <w:pStyle w:val="Normal"/>
         <w:rPr/>
       </w:pPr>
-      <w:bookmarkStart w:id="196" w:name="dv-suite"/>
-      <w:bookmarkStart w:id="197" w:name="adding-a-new-test"/>
+      <w:bookmarkStart w:id="198" w:name="dv-suite"/>
+      <w:bookmarkStart w:id="199" w:name="adding-a-new-test"/>
       <w:r>
         <w:rPr/>
         <mc:AlternateContent>
@@ -26613,8 +28121,8 @@
           </mc:Fallback>
         </mc:AlternateContent>
       </w:r>
-      <w:bookmarkEnd w:id="196"/>
-      <w:bookmarkEnd w:id="197"/>
+      <w:bookmarkEnd w:id="198"/>
+      <w:bookmarkEnd w:id="199"/>
       <w:r>
         <w:br w:type="page"/>
       </w:r>
@@ -26626,9 +28134,9 @@
         <w:spacing w:before="360" w:after="120"/>
         <w:rPr/>
       </w:pPr>
-      <w:bookmarkStart w:id="198" w:name="__RefHeading___Toc5391_439626481"/>
-      <w:bookmarkStart w:id="199" w:name="lint-checks"/>
-      <w:bookmarkEnd w:id="198"/>
+      <w:bookmarkStart w:id="200" w:name="__RefHeading___Toc5671_1081736681"/>
+      <w:bookmarkStart w:id="201" w:name="lint-checks"/>
+      <w:bookmarkEnd w:id="200"/>
       <w:r>
         <w:rPr>
           <w:rStyle w:val="SectionNumber"/>
@@ -26672,8 +28180,8 @@
         <w:spacing w:before="280" w:after="80"/>
         <w:rPr/>
       </w:pPr>
-      <w:bookmarkStart w:id="200" w:name="__RefHeading___Toc5393_439626481"/>
-      <w:bookmarkEnd w:id="200"/>
+      <w:bookmarkStart w:id="202" w:name="__RefHeading___Toc5673_1081736681"/>
+      <w:bookmarkEnd w:id="202"/>
       <w:r>
         <w:rPr>
           <w:rStyle w:val="SectionNumber"/>
@@ -26698,12 +28206,12 @@
         <w:pStyle w:val="TableCaption"/>
         <w:rPr/>
       </w:pPr>
-      <w:bookmarkStart w:id="201" w:name="_Tab_19_Lint_Concerns_and_Mi"/>
+      <w:bookmarkStart w:id="203" w:name="_Tab_19_Lint_Concerns_and_Mi"/>
       <w:r>
         <w:rPr/>
         <w:t>Lint Concerns and Mitigations</w:t>
       </w:r>
-      <w:bookmarkEnd w:id="201"/>
+      <w:bookmarkEnd w:id="203"/>
     </w:p>
     <w:tbl>
       <w:tblPr>
@@ -27128,8 +28636,8 @@
               </w:rPr>
               <w:t>Default assignments precede conditional overrides in every mux.</w:t>
             </w:r>
-            <w:bookmarkStart w:id="202" w:name="common-concerns"/>
-            <w:bookmarkEnd w:id="202"/>
+            <w:bookmarkStart w:id="204" w:name="common-concerns"/>
+            <w:bookmarkEnd w:id="204"/>
           </w:p>
         </w:tc>
       </w:tr>
@@ -27146,8 +28654,8 @@
       <w:r>
         <w:br w:type="page"/>
       </w:r>
-      <w:bookmarkStart w:id="203" w:name="__RefHeading___Toc5395_439626481"/>
-      <w:bookmarkEnd w:id="203"/>
+      <w:bookmarkStart w:id="205" w:name="__RefHeading___Toc5675_1081736681"/>
+      <w:bookmarkEnd w:id="205"/>
       <w:r>
         <w:rPr>
           <w:rStyle w:val="SectionNumber"/>
@@ -27208,7 +28716,7 @@
         <w:pStyle w:val="Normal"/>
         <w:rPr/>
       </w:pPr>
-      <w:bookmarkStart w:id="204" w:name="lint-checks"/>
+      <w:bookmarkStart w:id="206" w:name="lint-checks"/>
       <w:r>
         <w:rPr/>
         <mc:AlternateContent>
@@ -27264,7 +28772,7 @@
           </mc:Fallback>
         </mc:AlternateContent>
       </w:r>
-      <w:bookmarkEnd w:id="204"/>
+      <w:bookmarkEnd w:id="206"/>
       <w:r>
         <w:br w:type="page"/>
       </w:r>
@@ -27276,9 +28784,9 @@
         <w:spacing w:before="360" w:after="120"/>
         <w:rPr/>
       </w:pPr>
-      <w:bookmarkStart w:id="205" w:name="__RefHeading___Toc5397_439626481"/>
-      <w:bookmarkStart w:id="206" w:name="adding-a-new-topology"/>
-      <w:bookmarkEnd w:id="205"/>
+      <w:bookmarkStart w:id="207" w:name="__RefHeading___Toc5677_1081736681"/>
+      <w:bookmarkStart w:id="208" w:name="adding-a-new-topology"/>
+      <w:bookmarkEnd w:id="207"/>
       <w:r>
         <w:rPr>
           <w:rStyle w:val="SectionNumber"/>
@@ -27342,7 +28850,7 @@
         <w:rPr/>
         <w:t xml:space="preserve"> — read §2 (hierarchy), §5 (routing), and §7 (systolic and pattern support) of the </w:t>
       </w:r>
-      <w:hyperlink r:id="rId7">
+      <w:hyperlink r:id="rId6">
         <w:r>
           <w:rPr>
             <w:rStyle w:val="Hyperlink"/>
@@ -27603,9 +29111,9 @@
         <w:spacing w:before="280" w:after="80"/>
         <w:rPr/>
       </w:pPr>
-      <w:bookmarkStart w:id="207" w:name="__RefHeading___Toc5399_439626481"/>
-      <w:bookmarkStart w:id="208" w:name="retired-tree-scaffolding"/>
-      <w:bookmarkEnd w:id="207"/>
+      <w:bookmarkStart w:id="209" w:name="__RefHeading___Toc5679_1081736681"/>
+      <w:bookmarkStart w:id="210" w:name="retired-tree-scaffolding"/>
+      <w:bookmarkEnd w:id="209"/>
       <w:r>
         <w:rPr>
           <w:rStyle w:val="SectionNumber"/>
@@ -27699,8 +29207,8 @@
         <w:pStyle w:val="Normal"/>
         <w:rPr/>
       </w:pPr>
-      <w:bookmarkStart w:id="209" w:name="adding-a-new-topology"/>
-      <w:bookmarkStart w:id="210" w:name="retired-tree-scaffolding"/>
+      <w:bookmarkStart w:id="211" w:name="adding-a-new-topology"/>
+      <w:bookmarkStart w:id="212" w:name="retired-tree-scaffolding"/>
       <w:r>
         <w:rPr/>
         <mc:AlternateContent>
@@ -27756,8 +29264,8 @@
           </mc:Fallback>
         </mc:AlternateContent>
       </w:r>
-      <w:bookmarkEnd w:id="209"/>
-      <w:bookmarkEnd w:id="210"/>
+      <w:bookmarkEnd w:id="211"/>
+      <w:bookmarkEnd w:id="212"/>
       <w:r>
         <w:br w:type="page"/>
       </w:r>
@@ -27769,9 +29277,9 @@
         <w:spacing w:before="360" w:after="120"/>
         <w:rPr/>
       </w:pPr>
-      <w:bookmarkStart w:id="211" w:name="__RefHeading___Toc5401_439626481"/>
-      <w:bookmarkStart w:id="212" w:name="adding-a-new-generator-option"/>
-      <w:bookmarkEnd w:id="211"/>
+      <w:bookmarkStart w:id="213" w:name="__RefHeading___Toc5681_1081736681"/>
+      <w:bookmarkStart w:id="214" w:name="adding-a-new-generator-option"/>
+      <w:bookmarkEnd w:id="213"/>
       <w:r>
         <w:rPr>
           <w:rStyle w:val="SectionNumber"/>
@@ -27973,9 +29481,9 @@
         <w:spacing w:before="280" w:after="80"/>
         <w:rPr/>
       </w:pPr>
-      <w:bookmarkStart w:id="213" w:name="__RefHeading___Toc5403_439626481"/>
-      <w:bookmarkStart w:id="214" w:name="backward-compatibility"/>
-      <w:bookmarkEnd w:id="213"/>
+      <w:bookmarkStart w:id="215" w:name="__RefHeading___Toc5683_1081736681"/>
+      <w:bookmarkStart w:id="216" w:name="backward-compatibility"/>
+      <w:bookmarkEnd w:id="215"/>
       <w:r>
         <w:rPr>
           <w:rStyle w:val="SectionNumber"/>
@@ -28000,14 +29508,14 @@
         <w:pStyle w:val="FirstParagraph"/>
         <w:rPr/>
       </w:pPr>
-      <w:bookmarkStart w:id="215" w:name="backward-compatibility"/>
+      <w:bookmarkStart w:id="217" w:name="backward-compatibility"/>
       <w:r>
         <w:rPr>
           <w:sz w:val="20"/>
         </w:rPr>
         <w:t>Default values must preserve existing generated output. If the new option changes the default port list, introduce it as an opt-in flag first.</w:t>
       </w:r>
-      <w:bookmarkEnd w:id="215"/>
+      <w:bookmarkEnd w:id="217"/>
       <w:r>
         <w:br w:type="page"/>
       </w:r>
@@ -28021,9 +29529,9 @@
         <w:spacing w:before="280" w:after="80"/>
         <w:rPr/>
       </w:pPr>
-      <w:bookmarkStart w:id="216" w:name="__RefHeading___Toc5405_439626481"/>
-      <w:bookmarkStart w:id="217" w:name="example-adding-a-qos-sideband"/>
-      <w:bookmarkEnd w:id="216"/>
+      <w:bookmarkStart w:id="218" w:name="__RefHeading___Toc5685_1081736681"/>
+      <w:bookmarkStart w:id="219" w:name="example-adding-a-qos-sideband"/>
+      <w:bookmarkEnd w:id="218"/>
       <w:r>
         <w:rPr>
           <w:rStyle w:val="SectionNumber"/>
@@ -28201,8 +29709,8 @@
         <w:pStyle w:val="Normal"/>
         <w:rPr/>
       </w:pPr>
-      <w:bookmarkStart w:id="218" w:name="adding-a-new-generator-option"/>
-      <w:bookmarkStart w:id="219" w:name="example-adding-a-qos-sideband"/>
+      <w:bookmarkStart w:id="220" w:name="adding-a-new-generator-option"/>
+      <w:bookmarkStart w:id="221" w:name="example-adding-a-qos-sideband"/>
       <w:r>
         <w:rPr/>
         <mc:AlternateContent>
@@ -28258,8 +29766,8 @@
           </mc:Fallback>
         </mc:AlternateContent>
       </w:r>
-      <w:bookmarkEnd w:id="218"/>
-      <w:bookmarkEnd w:id="219"/>
+      <w:bookmarkEnd w:id="220"/>
+      <w:bookmarkEnd w:id="221"/>
       <w:r>
         <w:br w:type="page"/>
       </w:r>
@@ -28271,9 +29779,9 @@
         <w:spacing w:before="360" w:after="120"/>
         <w:rPr/>
       </w:pPr>
-      <w:bookmarkStart w:id="220" w:name="__RefHeading___Toc5407_439626481"/>
-      <w:bookmarkStart w:id="221" w:name="adding-amba-5-sidebands"/>
-      <w:bookmarkEnd w:id="220"/>
+      <w:bookmarkStart w:id="222" w:name="__RefHeading___Toc5687_1081736681"/>
+      <w:bookmarkStart w:id="223" w:name="adding-amba-5-sidebands"/>
+      <w:bookmarkEnd w:id="222"/>
       <w:r>
         <w:rPr>
           <w:rStyle w:val="SectionNumber"/>
@@ -28611,9 +30119,9 @@
         <w:spacing w:before="280" w:after="80"/>
         <w:rPr/>
       </w:pPr>
-      <w:bookmarkStart w:id="222" w:name="__RefHeading___Toc5409_439626481"/>
-      <w:bookmarkStart w:id="223" w:name="twakeup-design-note"/>
-      <w:bookmarkEnd w:id="222"/>
+      <w:bookmarkStart w:id="224" w:name="__RefHeading___Toc5689_1081736681"/>
+      <w:bookmarkStart w:id="225" w:name="twakeup-design-note"/>
+      <w:bookmarkEnd w:id="224"/>
       <w:r>
         <w:rPr>
           <w:rStyle w:val="SectionNumber"/>
@@ -28690,7 +30198,7 @@
         </w:rPr>
         <w:t>.</w:t>
       </w:r>
-      <w:bookmarkEnd w:id="223"/>
+      <w:bookmarkEnd w:id="225"/>
       <w:r>
         <w:br w:type="page"/>
       </w:r>
@@ -28704,9 +30212,9 @@
         <w:spacing w:before="280" w:after="80"/>
         <w:rPr/>
       </w:pPr>
-      <w:bookmarkStart w:id="224" w:name="__RefHeading___Toc5411_439626481"/>
-      <w:bookmarkStart w:id="225" w:name="check-signal-design-note"/>
-      <w:bookmarkEnd w:id="224"/>
+      <w:bookmarkStart w:id="226" w:name="__RefHeading___Toc5691_1081736681"/>
+      <w:bookmarkStart w:id="227" w:name="check-signal-design-note"/>
+      <w:bookmarkEnd w:id="226"/>
       <w:r>
         <w:rPr>
           <w:rStyle w:val="SectionNumber"/>
@@ -28858,8 +30366,8 @@
         <w:pStyle w:val="Normal"/>
         <w:rPr/>
       </w:pPr>
-      <w:bookmarkStart w:id="226" w:name="adding-amba-5-sidebands"/>
-      <w:bookmarkStart w:id="227" w:name="check-signal-design-note"/>
+      <w:bookmarkStart w:id="228" w:name="adding-amba-5-sidebands"/>
+      <w:bookmarkStart w:id="229" w:name="check-signal-design-note"/>
       <w:r>
         <w:rPr/>
         <mc:AlternateContent>
@@ -28915,8 +30423,8 @@
           </mc:Fallback>
         </mc:AlternateContent>
       </w:r>
-      <w:bookmarkEnd w:id="226"/>
-      <w:bookmarkEnd w:id="227"/>
+      <w:bookmarkEnd w:id="228"/>
+      <w:bookmarkEnd w:id="229"/>
       <w:r>
         <w:br w:type="page"/>
       </w:r>
@@ -28928,9 +30436,9 @@
         <w:spacing w:before="360" w:after="120"/>
         <w:rPr/>
       </w:pPr>
-      <w:bookmarkStart w:id="228" w:name="__RefHeading___Toc5413_439626481"/>
-      <w:bookmarkStart w:id="229" w:name="testing-an-extension"/>
-      <w:bookmarkEnd w:id="228"/>
+      <w:bookmarkStart w:id="230" w:name="__RefHeading___Toc5693_1081736681"/>
+      <w:bookmarkStart w:id="231" w:name="testing-an-extension"/>
+      <w:bookmarkEnd w:id="230"/>
       <w:r>
         <w:rPr>
           <w:rStyle w:val="SectionNumber"/>
@@ -28974,9 +30482,9 @@
         <w:spacing w:before="280" w:after="80"/>
         <w:rPr/>
       </w:pPr>
-      <w:bookmarkStart w:id="230" w:name="__RefHeading___Toc5415_439626481"/>
-      <w:bookmarkStart w:id="231" w:name="minimal-test-plan"/>
-      <w:bookmarkEnd w:id="230"/>
+      <w:bookmarkStart w:id="232" w:name="__RefHeading___Toc5695_1081736681"/>
+      <w:bookmarkStart w:id="233" w:name="minimal-test-plan"/>
+      <w:bookmarkEnd w:id="232"/>
       <w:r>
         <w:rPr>
           <w:rStyle w:val="SectionNumber"/>
@@ -29089,7 +30597,7 @@
         <w:rPr/>
         <w:t xml:space="preserve"> — run the lint flow on the affected variant.</w:t>
       </w:r>
-      <w:bookmarkEnd w:id="231"/>
+      <w:bookmarkEnd w:id="233"/>
       <w:r>
         <w:br w:type="page"/>
       </w:r>
@@ -29103,9 +30611,9 @@
         <w:spacing w:before="280" w:after="80"/>
         <w:rPr/>
       </w:pPr>
-      <w:bookmarkStart w:id="232" w:name="__RefHeading___Toc5417_439626481"/>
-      <w:bookmarkStart w:id="233" w:name="example-adding-a-custom-variant-test"/>
-      <w:bookmarkEnd w:id="232"/>
+      <w:bookmarkStart w:id="234" w:name="__RefHeading___Toc5697_1081736681"/>
+      <w:bookmarkStart w:id="235" w:name="example-adding-a-custom-variant-test"/>
+      <w:bookmarkEnd w:id="234"/>
       <w:r>
         <w:rPr>
           <w:rStyle w:val="SectionNumber"/>
@@ -29278,7 +30786,7 @@
         </w:rPr>
         <w:t xml:space="preserve"> target or an equivalent regression list.</w:t>
       </w:r>
-      <w:bookmarkEnd w:id="233"/>
+      <w:bookmarkEnd w:id="235"/>
       <w:r>
         <w:br w:type="page"/>
       </w:r>
@@ -29292,9 +30800,9 @@
         <w:spacing w:before="280" w:after="80"/>
         <w:rPr/>
       </w:pPr>
-      <w:bookmarkStart w:id="234" w:name="__RefHeading___Toc5419_439626481"/>
-      <w:bookmarkStart w:id="235" w:name="commit-discipline"/>
-      <w:bookmarkEnd w:id="234"/>
+      <w:bookmarkStart w:id="236" w:name="__RefHeading___Toc5699_1081736681"/>
+      <w:bookmarkStart w:id="237" w:name="commit-discipline"/>
+      <w:bookmarkEnd w:id="236"/>
       <w:r>
         <w:rPr>
           <w:rStyle w:val="SectionNumber"/>
@@ -29320,21 +30828,21 @@
         <w:spacing w:before="180" w:after="180"/>
         <w:rPr/>
       </w:pPr>
-      <w:bookmarkStart w:id="236" w:name="testing-an-extension"/>
-      <w:bookmarkStart w:id="237" w:name="commit-discipline"/>
+      <w:bookmarkStart w:id="238" w:name="testing-an-extension"/>
+      <w:bookmarkStart w:id="239" w:name="commit-discipline"/>
       <w:r>
         <w:rPr>
           <w:sz w:val="20"/>
         </w:rPr>
         <w:t>Commit generator source changes, regenerated RTL, and DV tests in a single logical change. Do not commit hand-edited generated files.</w:t>
       </w:r>
-      <w:bookmarkEnd w:id="236"/>
-      <w:bookmarkEnd w:id="237"/>
+      <w:bookmarkEnd w:id="238"/>
+      <w:bookmarkEnd w:id="239"/>
     </w:p>
     <w:sectPr>
-      <w:footerReference w:type="even" r:id="rId8"/>
-      <w:footerReference w:type="default" r:id="rId9"/>
-      <w:footerReference w:type="first" r:id="rId10"/>
+      <w:footerReference w:type="even" r:id="rId7"/>
+      <w:footerReference w:type="default" r:id="rId8"/>
+      <w:footerReference w:type="first" r:id="rId9"/>
       <w:type w:val="nextPage"/>
       <w:pgSz w:w="12240" w:h="15840"/>
       <w:pgMar w:left="1440" w:right="1440" w:gutter="0" w:header="0" w:top="1440" w:footer="720" w:bottom="1440"/>
@@ -29469,7 +30977,7 @@
           </w:r>
           <w:r>
             <w:rPr/>
-            <w:t>84</w:t>
+            <w:t>85</w:t>
           </w:r>
           <w:r>
             <w:rPr/>
@@ -29496,7 +31004,7 @@
           </w:r>
           <w:r>
             <w:rPr/>
-            <w:t>84</w:t>
+            <w:t>85</w:t>
           </w:r>
           <w:r>
             <w:rPr/>
@@ -29616,7 +31124,7 @@
           </w:r>
           <w:r>
             <w:rPr/>
-            <w:t>84</w:t>
+            <w:t>85</w:t>
           </w:r>
           <w:r>
             <w:rPr/>
@@ -29643,7 +31151,7 @@
           </w:r>
           <w:r>
             <w:rPr/>
-            <w:t>84</w:t>
+            <w:t>85</w:t>
           </w:r>
           <w:r>
             <w:rPr/>

--- a/projects/components/fabric-gen-ip/delta/docs/Delta_GAS_v1.0.docx
+++ b/projects/components/fabric-gen-ip/delta/docs/Delta_GAS_v1.0.docx
@@ -160,7 +160,7 @@
             </w:rPr>
             <w:fldChar w:fldCharType="separate"/>
           </w:r>
-          <w:hyperlink w:anchor="__RefHeading___Toc5523_1081736681">
+          <w:hyperlink w:anchor="__RefHeading___Toc5559_1460157198">
             <w:r>
               <w:rPr>
                 <w:webHidden/>
@@ -181,7 +181,7 @@
             </w:tabs>
             <w:rPr/>
           </w:pPr>
-          <w:hyperlink w:anchor="__RefHeading___Toc5525_1081736681">
+          <w:hyperlink w:anchor="__RefHeading___Toc5561_1460157198">
             <w:r>
               <w:rPr>
                 <w:webHidden/>
@@ -202,7 +202,7 @@
             </w:tabs>
             <w:rPr/>
           </w:pPr>
-          <w:hyperlink w:anchor="__RefHeading___Toc5527_1081736681">
+          <w:hyperlink w:anchor="__RefHeading___Toc5563_1460157198">
             <w:r>
               <w:rPr>
                 <w:webHidden/>
@@ -223,7 +223,7 @@
             </w:tabs>
             <w:rPr/>
           </w:pPr>
-          <w:hyperlink w:anchor="__RefHeading___Toc5529_1081736681">
+          <w:hyperlink w:anchor="__RefHeading___Toc5565_1460157198">
             <w:r>
               <w:rPr>
                 <w:webHidden/>
@@ -244,7 +244,7 @@
             </w:tabs>
             <w:rPr/>
           </w:pPr>
-          <w:hyperlink w:anchor="__RefHeading___Toc5531_1081736681">
+          <w:hyperlink w:anchor="__RefHeading___Toc5567_1460157198">
             <w:r>
               <w:rPr>
                 <w:webHidden/>
@@ -265,7 +265,7 @@
             </w:tabs>
             <w:rPr/>
           </w:pPr>
-          <w:hyperlink w:anchor="__RefHeading___Toc5533_1081736681">
+          <w:hyperlink w:anchor="__RefHeading___Toc5569_1460157198">
             <w:r>
               <w:rPr>
                 <w:webHidden/>
@@ -286,7 +286,7 @@
             </w:tabs>
             <w:rPr/>
           </w:pPr>
-          <w:hyperlink w:anchor="__RefHeading___Toc5535_1081736681">
+          <w:hyperlink w:anchor="__RefHeading___Toc5571_1460157198">
             <w:r>
               <w:rPr>
                 <w:webHidden/>
@@ -307,7 +307,7 @@
             </w:tabs>
             <w:rPr/>
           </w:pPr>
-          <w:hyperlink w:anchor="__RefHeading___Toc5537_1081736681">
+          <w:hyperlink w:anchor="__RefHeading___Toc5573_1460157198">
             <w:r>
               <w:rPr>
                 <w:webHidden/>
@@ -328,7 +328,7 @@
             </w:tabs>
             <w:rPr/>
           </w:pPr>
-          <w:hyperlink w:anchor="__RefHeading___Toc5539_1081736681">
+          <w:hyperlink w:anchor="__RefHeading___Toc5575_1460157198">
             <w:r>
               <w:rPr>
                 <w:webHidden/>
@@ -349,7 +349,7 @@
             </w:tabs>
             <w:rPr/>
           </w:pPr>
-          <w:hyperlink w:anchor="__RefHeading___Toc5541_1081736681">
+          <w:hyperlink w:anchor="__RefHeading___Toc5577_1460157198">
             <w:r>
               <w:rPr>
                 <w:webHidden/>
@@ -370,7 +370,7 @@
             </w:tabs>
             <w:rPr/>
           </w:pPr>
-          <w:hyperlink w:anchor="__RefHeading___Toc5543_1081736681">
+          <w:hyperlink w:anchor="__RefHeading___Toc5579_1460157198">
             <w:r>
               <w:rPr>
                 <w:webHidden/>
@@ -391,7 +391,7 @@
             </w:tabs>
             <w:rPr/>
           </w:pPr>
-          <w:hyperlink w:anchor="__RefHeading___Toc5545_1081736681">
+          <w:hyperlink w:anchor="__RefHeading___Toc5581_1460157198">
             <w:r>
               <w:rPr>
                 <w:webHidden/>
@@ -412,7 +412,7 @@
             </w:tabs>
             <w:rPr/>
           </w:pPr>
-          <w:hyperlink w:anchor="__RefHeading___Toc5547_1081736681">
+          <w:hyperlink w:anchor="__RefHeading___Toc5583_1460157198">
             <w:r>
               <w:rPr>
                 <w:webHidden/>
@@ -433,7 +433,7 @@
             </w:tabs>
             <w:rPr/>
           </w:pPr>
-          <w:hyperlink w:anchor="__RefHeading___Toc5549_1081736681">
+          <w:hyperlink w:anchor="__RefHeading___Toc5585_1460157198">
             <w:r>
               <w:rPr>
                 <w:webHidden/>
@@ -454,7 +454,7 @@
             </w:tabs>
             <w:rPr/>
           </w:pPr>
-          <w:hyperlink w:anchor="__RefHeading___Toc5551_1081736681">
+          <w:hyperlink w:anchor="__RefHeading___Toc5587_1460157198">
             <w:r>
               <w:rPr>
                 <w:webHidden/>
@@ -475,7 +475,7 @@
             </w:tabs>
             <w:rPr/>
           </w:pPr>
-          <w:hyperlink w:anchor="__RefHeading___Toc5553_1081736681">
+          <w:hyperlink w:anchor="__RefHeading___Toc5589_1460157198">
             <w:r>
               <w:rPr>
                 <w:webHidden/>
@@ -496,7 +496,7 @@
             </w:tabs>
             <w:rPr/>
           </w:pPr>
-          <w:hyperlink w:anchor="__RefHeading___Toc5555_1081736681">
+          <w:hyperlink w:anchor="__RefHeading___Toc5591_1460157198">
             <w:r>
               <w:rPr>
                 <w:webHidden/>
@@ -517,7 +517,7 @@
             </w:tabs>
             <w:rPr/>
           </w:pPr>
-          <w:hyperlink w:anchor="__RefHeading___Toc5557_1081736681">
+          <w:hyperlink w:anchor="__RefHeading___Toc5593_1460157198">
             <w:r>
               <w:rPr>
                 <w:webHidden/>
@@ -538,7 +538,7 @@
             </w:tabs>
             <w:rPr/>
           </w:pPr>
-          <w:hyperlink w:anchor="__RefHeading___Toc5559_1081736681">
+          <w:hyperlink w:anchor="__RefHeading___Toc5595_1460157198">
             <w:r>
               <w:rPr>
                 <w:webHidden/>
@@ -559,7 +559,7 @@
             </w:tabs>
             <w:rPr/>
           </w:pPr>
-          <w:hyperlink w:anchor="__RefHeading___Toc5561_1081736681">
+          <w:hyperlink w:anchor="__RefHeading___Toc5597_1460157198">
             <w:r>
               <w:rPr>
                 <w:webHidden/>
@@ -580,7 +580,7 @@
             </w:tabs>
             <w:rPr/>
           </w:pPr>
-          <w:hyperlink w:anchor="__RefHeading___Toc5563_1081736681">
+          <w:hyperlink w:anchor="__RefHeading___Toc5599_1460157198">
             <w:r>
               <w:rPr>
                 <w:webHidden/>
@@ -601,7 +601,7 @@
             </w:tabs>
             <w:rPr/>
           </w:pPr>
-          <w:hyperlink w:anchor="__RefHeading___Toc5565_1081736681">
+          <w:hyperlink w:anchor="__RefHeading___Toc5601_1460157198">
             <w:r>
               <w:rPr>
                 <w:webHidden/>
@@ -609,7 +609,7 @@
               </w:rPr>
               <w:t>6.3 Programmatic API</w:t>
               <w:tab/>
-              <w:t>26</w:t>
+              <w:t>27</w:t>
             </w:r>
           </w:hyperlink>
         </w:p>
@@ -622,7 +622,7 @@
             </w:tabs>
             <w:rPr/>
           </w:pPr>
-          <w:hyperlink w:anchor="__RefHeading___Toc5567_1081736681">
+          <w:hyperlink w:anchor="__RefHeading___Toc5603_1460157198">
             <w:r>
               <w:rPr>
                 <w:webHidden/>
@@ -630,7 +630,7 @@
               </w:rPr>
               <w:t>6.4 Programmatic API for mesh</w:t>
               <w:tab/>
-              <w:t>27</w:t>
+              <w:t>28</w:t>
             </w:r>
           </w:hyperlink>
         </w:p>
@@ -643,7 +643,7 @@
             </w:tabs>
             <w:rPr/>
           </w:pPr>
-          <w:hyperlink w:anchor="__RefHeading___Toc5569_1081736681">
+          <w:hyperlink w:anchor="__RefHeading___Toc5605_1460157198">
             <w:r>
               <w:rPr>
                 <w:webHidden/>
@@ -651,7 +651,7 @@
               </w:rPr>
               <w:t>7 Parameter Semantics</w:t>
               <w:tab/>
-              <w:t>28</w:t>
+              <w:t>29</w:t>
             </w:r>
           </w:hyperlink>
         </w:p>
@@ -664,7 +664,7 @@
             </w:tabs>
             <w:rPr/>
           </w:pPr>
-          <w:hyperlink w:anchor="__RefHeading___Toc5571_1081736681">
+          <w:hyperlink w:anchor="__RefHeading___Toc5607_1460157198">
             <w:r>
               <w:rPr>
                 <w:webHidden/>
@@ -672,7 +672,7 @@
               </w:rPr>
               <w:t>7.1 Generation-time parameters</w:t>
               <w:tab/>
-              <w:t>28</w:t>
+              <w:t>29</w:t>
             </w:r>
           </w:hyperlink>
         </w:p>
@@ -685,7 +685,7 @@
             </w:tabs>
             <w:rPr/>
           </w:pPr>
-          <w:hyperlink w:anchor="__RefHeading___Toc5573_1081736681">
+          <w:hyperlink w:anchor="__RefHeading___Toc5609_1460157198">
             <w:r>
               <w:rPr>
                 <w:webHidden/>
@@ -693,7 +693,7 @@
               </w:rPr>
               <w:t>7.2 Elaboration-time parameters</w:t>
               <w:tab/>
-              <w:t>29</w:t>
+              <w:t>30</w:t>
             </w:r>
           </w:hyperlink>
         </w:p>
@@ -706,7 +706,7 @@
             </w:tabs>
             <w:rPr/>
           </w:pPr>
-          <w:hyperlink w:anchor="__RefHeading___Toc5575_1081736681">
+          <w:hyperlink w:anchor="__RefHeading___Toc5611_1460157198">
             <w:r>
               <w:rPr>
                 <w:webHidden/>
@@ -714,7 +714,7 @@
               </w:rPr>
               <w:t>8 AMBA 5, TSTRB, and Parity Options</w:t>
               <w:tab/>
-              <w:t>30</w:t>
+              <w:t>31</w:t>
             </w:r>
           </w:hyperlink>
         </w:p>
@@ -727,7 +727,7 @@
             </w:tabs>
             <w:rPr/>
           </w:pPr>
-          <w:hyperlink w:anchor="__RefHeading___Toc5577_1081736681">
+          <w:hyperlink w:anchor="__RefHeading___Toc5613_1460157198">
             <w:r>
               <w:rPr>
                 <w:webHidden/>
@@ -735,7 +735,7 @@
               </w:rPr>
               <w:t>8.1 TSTRB byte qualifiers</w:t>
               <w:tab/>
-              <w:t>30</w:t>
+              <w:t>31</w:t>
             </w:r>
           </w:hyperlink>
         </w:p>
@@ -748,7 +748,7 @@
             </w:tabs>
             <w:rPr/>
           </w:pPr>
-          <w:hyperlink w:anchor="__RefHeading___Toc5579_1081736681">
+          <w:hyperlink w:anchor="__RefHeading___Toc5615_1460157198">
             <w:r>
               <w:rPr>
                 <w:webHidden/>
@@ -756,7 +756,7 @@
               </w:rPr>
               <w:t>8.2 AMBA 5 sidebands (--amba5)</w:t>
               <w:tab/>
-              <w:t>31</w:t>
+              <w:t>32</w:t>
             </w:r>
           </w:hyperlink>
         </w:p>
@@ -769,7 +769,7 @@
             </w:tabs>
             <w:rPr/>
           </w:pPr>
-          <w:hyperlink w:anchor="__RefHeading___Toc5581_1081736681">
+          <w:hyperlink w:anchor="__RefHeading___Toc5617_1460157198">
             <w:r>
               <w:rPr>
                 <w:webHidden/>
@@ -777,7 +777,7 @@
               </w:rPr>
               <w:t>8.2.1 Parity rule</w:t>
               <w:tab/>
-              <w:t>31</w:t>
+              <w:t>32</w:t>
             </w:r>
           </w:hyperlink>
         </w:p>
@@ -790,7 +790,7 @@
             </w:tabs>
             <w:rPr/>
           </w:pPr>
-          <w:hyperlink w:anchor="__RefHeading___Toc5583_1081736681">
+          <w:hyperlink w:anchor="__RefHeading___Toc5619_1460157198">
             <w:r>
               <w:rPr>
                 <w:webHidden/>
@@ -798,7 +798,7 @@
               </w:rPr>
               <w:t>8.2.2 Who generates and who checks</w:t>
               <w:tab/>
-              <w:t>32</w:t>
+              <w:t>33</w:t>
             </w:r>
           </w:hyperlink>
         </w:p>
@@ -811,7 +811,7 @@
             </w:tabs>
             <w:rPr/>
           </w:pPr>
-          <w:hyperlink w:anchor="__RefHeading___Toc5585_1081736681">
+          <w:hyperlink w:anchor="__RefHeading___Toc5621_1460157198">
             <w:r>
               <w:rPr>
                 <w:webHidden/>
@@ -819,7 +819,7 @@
               </w:rPr>
               <w:t>8.2.3 Error flags</w:t>
               <w:tab/>
-              <w:t>32</w:t>
+              <w:t>33</w:t>
             </w:r>
           </w:hyperlink>
         </w:p>
@@ -832,7 +832,7 @@
             </w:tabs>
             <w:rPr/>
           </w:pPr>
-          <w:hyperlink w:anchor="__RefHeading___Toc5587_1081736681">
+          <w:hyperlink w:anchor="__RefHeading___Toc5623_1460157198">
             <w:r>
               <w:rPr>
                 <w:webHidden/>
@@ -840,7 +840,7 @@
               </w:rPr>
               <w:t>8.2.4 TWAKEUP steering</w:t>
               <w:tab/>
-              <w:t>33</w:t>
+              <w:t>34</w:t>
             </w:r>
           </w:hyperlink>
         </w:p>
@@ -853,7 +853,7 @@
             </w:tabs>
             <w:rPr/>
           </w:pPr>
-          <w:hyperlink w:anchor="__RefHeading___Toc5589_1081736681">
+          <w:hyperlink w:anchor="__RefHeading___Toc5625_1460157198">
             <w:r>
               <w:rPr>
                 <w:webHidden/>
@@ -861,7 +861,7 @@
               </w:rPr>
               <w:t>9 Validation Rules</w:t>
               <w:tab/>
-              <w:t>34</w:t>
+              <w:t>35</w:t>
             </w:r>
           </w:hyperlink>
         </w:p>
@@ -874,7 +874,7 @@
             </w:tabs>
             <w:rPr/>
           </w:pPr>
-          <w:hyperlink w:anchor="__RefHeading___Toc5591_1081736681">
+          <w:hyperlink w:anchor="__RefHeading___Toc5627_1460157198">
             <w:r>
               <w:rPr>
                 <w:webHidden/>
@@ -882,7 +882,7 @@
               </w:rPr>
               <w:t>9.1 CLI-level checks</w:t>
               <w:tab/>
-              <w:t>35</w:t>
+              <w:t>36</w:t>
             </w:r>
           </w:hyperlink>
         </w:p>
@@ -895,7 +895,7 @@
             </w:tabs>
             <w:rPr/>
           </w:pPr>
-          <w:hyperlink w:anchor="__RefHeading___Toc5593_1081736681">
+          <w:hyperlink w:anchor="__RefHeading___Toc5629_1460157198">
             <w:r>
               <w:rPr>
                 <w:webHidden/>
@@ -903,7 +903,7 @@
               </w:rPr>
               <w:t>9.2 Internal checks</w:t>
               <w:tab/>
-              <w:t>36</w:t>
+              <w:t>37</w:t>
             </w:r>
           </w:hyperlink>
         </w:p>
@@ -916,7 +916,7 @@
             </w:tabs>
             <w:rPr/>
           </w:pPr>
-          <w:hyperlink w:anchor="__RefHeading___Toc5595_1081736681">
+          <w:hyperlink w:anchor="__RefHeading___Toc5631_1460157198">
             <w:r>
               <w:rPr>
                 <w:webHidden/>
@@ -924,7 +924,7 @@
               </w:rPr>
               <w:t>9.3 Mesh topology validation</w:t>
               <w:tab/>
-              <w:t>37</w:t>
+              <w:t>38</w:t>
             </w:r>
           </w:hyperlink>
         </w:p>
@@ -937,7 +937,7 @@
             </w:tabs>
             <w:rPr/>
           </w:pPr>
-          <w:hyperlink w:anchor="__RefHeading___Toc5597_1081736681">
+          <w:hyperlink w:anchor="__RefHeading___Toc5633_1460157198">
             <w:r>
               <w:rPr>
                 <w:webHidden/>
@@ -945,7 +945,7 @@
               </w:rPr>
               <w:t>9.3.1 Header width budget</w:t>
               <w:tab/>
-              <w:t>37</w:t>
+              <w:t>38</w:t>
             </w:r>
           </w:hyperlink>
         </w:p>
@@ -958,7 +958,7 @@
             </w:tabs>
             <w:rPr/>
           </w:pPr>
-          <w:hyperlink w:anchor="__RefHeading___Toc5599_1081736681">
+          <w:hyperlink w:anchor="__RefHeading___Toc5635_1460157198">
             <w:r>
               <w:rPr>
                 <w:webHidden/>
@@ -966,7 +966,7 @@
               </w:rPr>
               <w:t>10 Pipeline Overview</w:t>
               <w:tab/>
-              <w:t>39</w:t>
+              <w:t>40</w:t>
             </w:r>
           </w:hyperlink>
         </w:p>
@@ -979,7 +979,7 @@
             </w:tabs>
             <w:rPr/>
           </w:pPr>
-          <w:hyperlink w:anchor="__RefHeading___Toc5601_1081736681">
+          <w:hyperlink w:anchor="__RefHeading___Toc5637_1460157198">
             <w:r>
               <w:rPr>
                 <w:webHidden/>
@@ -987,7 +987,7 @@
               </w:rPr>
               <w:t>10.0.1 Figure 3.1: Delta Generator Pipeline</w:t>
               <w:tab/>
-              <w:t>39</w:t>
+              <w:t>40</w:t>
             </w:r>
           </w:hyperlink>
         </w:p>
@@ -1000,7 +1000,7 @@
             </w:tabs>
             <w:rPr/>
           </w:pPr>
-          <w:hyperlink w:anchor="__RefHeading___Toc5603_1081736681">
+          <w:hyperlink w:anchor="__RefHeading___Toc5639_1460157198">
             <w:r>
               <w:rPr>
                 <w:webHidden/>
@@ -1008,7 +1008,7 @@
               </w:rPr>
               <w:t>10.1 Stages</w:t>
               <w:tab/>
-              <w:t>40</w:t>
+              <w:t>41</w:t>
             </w:r>
           </w:hyperlink>
         </w:p>
@@ -1021,7 +1021,7 @@
             </w:tabs>
             <w:rPr/>
           </w:pPr>
-          <w:hyperlink w:anchor="__RefHeading___Toc5605_1081736681">
+          <w:hyperlink w:anchor="__RefHeading___Toc5641_1460157198">
             <w:r>
               <w:rPr>
                 <w:webHidden/>
@@ -1029,7 +1029,7 @@
               </w:rPr>
               <w:t>11 Request Decode</w:t>
               <w:tab/>
-              <w:t>41</w:t>
+              <w:t>42</w:t>
             </w:r>
           </w:hyperlink>
         </w:p>
@@ -1042,7 +1042,7 @@
             </w:tabs>
             <w:rPr/>
           </w:pPr>
-          <w:hyperlink w:anchor="__RefHeading___Toc5607_1081736681">
+          <w:hyperlink w:anchor="__RefHeading___Toc5643_1460157198">
             <w:r>
               <w:rPr>
                 <w:webHidden/>
@@ -1050,7 +1050,7 @@
               </w:rPr>
               <w:t>11.1 Request matrix</w:t>
               <w:tab/>
-              <w:t>42</w:t>
+              <w:t>43</w:t>
             </w:r>
           </w:hyperlink>
         </w:p>
@@ -1063,7 +1063,7 @@
             </w:tabs>
             <w:rPr/>
           </w:pPr>
-          <w:hyperlink w:anchor="__RefHeading___Toc5609_1081736681">
+          <w:hyperlink w:anchor="__RefHeading___Toc5645_1460157198">
             <w:r>
               <w:rPr>
                 <w:webHidden/>
@@ -1071,7 +1071,7 @@
               </w:rPr>
               <w:t>11.2 Out-of-range TDEST</w:t>
               <w:tab/>
-              <w:t>43</w:t>
+              <w:t>44</w:t>
             </w:r>
           </w:hyperlink>
         </w:p>
@@ -1084,7 +1084,7 @@
             </w:tabs>
             <w:rPr/>
           </w:pPr>
-          <w:hyperlink w:anchor="__RefHeading___Toc5611_1081736681">
+          <w:hyperlink w:anchor="__RefHeading___Toc5647_1460157198">
             <w:r>
               <w:rPr>
                 <w:webHidden/>
@@ -1092,7 +1092,7 @@
               </w:rPr>
               <w:t>12 Arbitration and Routing</w:t>
               <w:tab/>
-              <w:t>44</w:t>
+              <w:t>45</w:t>
             </w:r>
           </w:hyperlink>
         </w:p>
@@ -1105,7 +1105,7 @@
             </w:tabs>
             <w:rPr/>
           </w:pPr>
-          <w:hyperlink w:anchor="__RefHeading___Toc5613_1081736681">
+          <w:hyperlink w:anchor="__RefHeading___Toc5649_1460157198">
             <w:r>
               <w:rPr>
                 <w:webHidden/>
@@ -1113,7 +1113,7 @@
               </w:rPr>
               <w:t>12.1 Packet-atomic round-robin arbitration</w:t>
               <w:tab/>
-              <w:t>44</w:t>
+              <w:t>45</w:t>
             </w:r>
           </w:hyperlink>
         </w:p>
@@ -1126,7 +1126,7 @@
             </w:tabs>
             <w:rPr/>
           </w:pPr>
-          <w:hyperlink w:anchor="__RefHeading___Toc5615_1081736681">
+          <w:hyperlink w:anchor="__RefHeading___Toc5651_1460157198">
             <w:r>
               <w:rPr>
                 <w:webHidden/>
@@ -1134,7 +1134,7 @@
               </w:rPr>
               <w:t>12.2 Crossbar mux</w:t>
               <w:tab/>
-              <w:t>45</w:t>
+              <w:t>46</w:t>
             </w:r>
           </w:hyperlink>
         </w:p>
@@ -1147,7 +1147,7 @@
             </w:tabs>
             <w:rPr/>
           </w:pPr>
-          <w:hyperlink w:anchor="__RefHeading___Toc5617_1081736681">
+          <w:hyperlink w:anchor="__RefHeading___Toc5653_1460157198">
             <w:r>
               <w:rPr>
                 <w:webHidden/>
@@ -1155,7 +1155,7 @@
               </w:rPr>
               <w:t>12.3 Backpressure routing</w:t>
               <w:tab/>
-              <w:t>46</w:t>
+              <w:t>47</w:t>
             </w:r>
           </w:hyperlink>
         </w:p>
@@ -1168,7 +1168,7 @@
             </w:tabs>
             <w:rPr/>
           </w:pPr>
-          <w:hyperlink w:anchor="__RefHeading___Toc5619_1081736681">
+          <w:hyperlink w:anchor="__RefHeading___Toc5655_1460157198">
             <w:r>
               <w:rPr>
                 <w:webHidden/>
@@ -1176,7 +1176,7 @@
               </w:rPr>
               <w:t>13 Boundary Module Instantiation</w:t>
               <w:tab/>
-              <w:t>47</w:t>
+              <w:t>48</w:t>
             </w:r>
           </w:hyperlink>
         </w:p>
@@ -1189,7 +1189,7 @@
             </w:tabs>
             <w:rPr/>
           </w:pPr>
-          <w:hyperlink w:anchor="__RefHeading___Toc5621_1081736681">
+          <w:hyperlink w:anchor="__RefHeading___Toc5657_1460157198">
             <w:r>
               <w:rPr>
                 <w:webHidden/>
@@ -1197,7 +1197,7 @@
               </w:rPr>
               <w:t>13.1 Flat crossbar</w:t>
               <w:tab/>
-              <w:t>48</w:t>
+              <w:t>49</w:t>
             </w:r>
           </w:hyperlink>
         </w:p>
@@ -1210,7 +1210,7 @@
             </w:tabs>
             <w:rPr/>
           </w:pPr>
-          <w:hyperlink w:anchor="__RefHeading___Toc5623_1081736681">
+          <w:hyperlink w:anchor="__RefHeading___Toc5659_1460157198">
             <w:r>
               <w:rPr>
                 <w:webHidden/>
@@ -1218,7 +1218,7 @@
               </w:rPr>
               <w:t>13.2 Tree primitives</w:t>
               <w:tab/>
-              <w:t>49</w:t>
+              <w:t>50</w:t>
             </w:r>
           </w:hyperlink>
         </w:p>
@@ -1231,7 +1231,7 @@
             </w:tabs>
             <w:rPr/>
           </w:pPr>
-          <w:hyperlink w:anchor="__RefHeading___Toc5625_1081736681">
+          <w:hyperlink w:anchor="__RefHeading___Toc5661_1460157198">
             <w:r>
               <w:rPr>
                 <w:webHidden/>
@@ -1239,7 +1239,7 @@
               </w:rPr>
               <w:t>14 Directory Layout</w:t>
               <w:tab/>
-              <w:t>50</w:t>
+              <w:t>51</w:t>
             </w:r>
           </w:hyperlink>
         </w:p>
@@ -1252,7 +1252,7 @@
             </w:tabs>
             <w:rPr/>
           </w:pPr>
-          <w:hyperlink w:anchor="__RefHeading___Toc5627_1081736681">
+          <w:hyperlink w:anchor="__RefHeading___Toc5663_1460157198">
             <w:r>
               <w:rPr>
                 <w:webHidden/>
@@ -1260,7 +1260,7 @@
               </w:rPr>
               <w:t>15 Module Header and Parameters</w:t>
               <w:tab/>
-              <w:t>51</w:t>
+              <w:t>52</w:t>
             </w:r>
           </w:hyperlink>
         </w:p>
@@ -1273,7 +1273,7 @@
             </w:tabs>
             <w:rPr/>
           </w:pPr>
-          <w:hyperlink w:anchor="__RefHeading___Toc5629_1081736681">
+          <w:hyperlink w:anchor="__RefHeading___Toc5665_1460157198">
             <w:r>
               <w:rPr>
                 <w:webHidden/>
@@ -1281,7 +1281,7 @@
               </w:rPr>
               <w:t>15.1 Header comment</w:t>
               <w:tab/>
-              <w:t>52</w:t>
+              <w:t>53</w:t>
             </w:r>
           </w:hyperlink>
         </w:p>
@@ -1294,7 +1294,7 @@
             </w:tabs>
             <w:rPr/>
           </w:pPr>
-          <w:hyperlink w:anchor="__RefHeading___Toc5631_1081736681">
+          <w:hyperlink w:anchor="__RefHeading___Toc5667_1460157198">
             <w:r>
               <w:rPr>
                 <w:webHidden/>
@@ -1302,7 +1302,7 @@
               </w:rPr>
               <w:t>15.2 Port naming convention</w:t>
               <w:tab/>
-              <w:t>53</w:t>
+              <w:t>54</w:t>
             </w:r>
           </w:hyperlink>
         </w:p>
@@ -1315,7 +1315,7 @@
             </w:tabs>
             <w:rPr/>
           </w:pPr>
-          <w:hyperlink w:anchor="__RefHeading___Toc5633_1081736681">
+          <w:hyperlink w:anchor="__RefHeading___Toc5669_1460157198">
             <w:r>
               <w:rPr>
                 <w:webHidden/>
@@ -1323,7 +1323,7 @@
               </w:rPr>
               <w:t>16 Flat Crossbar</w:t>
               <w:tab/>
-              <w:t>54</w:t>
+              <w:t>55</w:t>
             </w:r>
           </w:hyperlink>
         </w:p>
@@ -1336,7 +1336,7 @@
             </w:tabs>
             <w:rPr/>
           </w:pPr>
-          <w:hyperlink w:anchor="__RefHeading___Toc5635_1081736681">
+          <w:hyperlink w:anchor="__RefHeading___Toc5671_1460157198">
             <w:r>
               <w:rPr>
                 <w:webHidden/>
@@ -1344,7 +1344,7 @@
               </w:rPr>
               <w:t>16.1 Internal structures</w:t>
               <w:tab/>
-              <w:t>55</w:t>
+              <w:t>56</w:t>
             </w:r>
           </w:hyperlink>
         </w:p>
@@ -1357,7 +1357,7 @@
             </w:tabs>
             <w:rPr/>
           </w:pPr>
-          <w:hyperlink w:anchor="__RefHeading___Toc5637_1081736681">
+          <w:hyperlink w:anchor="__RefHeading___Toc5673_1460157198">
             <w:r>
               <w:rPr>
                 <w:webHidden/>
@@ -1365,7 +1365,7 @@
               </w:rPr>
               <w:t>16.2 Optional features</w:t>
               <w:tab/>
-              <w:t>56</w:t>
+              <w:t>57</w:t>
             </w:r>
           </w:hyperlink>
         </w:p>
@@ -1378,7 +1378,7 @@
             </w:tabs>
             <w:rPr/>
           </w:pPr>
-          <w:hyperlink w:anchor="__RefHeading___Toc5639_1081736681">
+          <w:hyperlink w:anchor="__RefHeading___Toc5675_1460157198">
             <w:r>
               <w:rPr>
                 <w:webHidden/>
@@ -1386,7 +1386,7 @@
               </w:rPr>
               <w:t>16.2.1 Performance counters</w:t>
               <w:tab/>
-              <w:t>56</w:t>
+              <w:t>57</w:t>
             </w:r>
           </w:hyperlink>
         </w:p>
@@ -1399,7 +1399,7 @@
             </w:tabs>
             <w:rPr/>
           </w:pPr>
-          <w:hyperlink w:anchor="__RefHeading___Toc5641_1081736681">
+          <w:hyperlink w:anchor="__RefHeading___Toc5677_1460157198">
             <w:r>
               <w:rPr>
                 <w:webHidden/>
@@ -1407,7 +1407,7 @@
               </w:rPr>
               <w:t>16.2.2 Assertions</w:t>
               <w:tab/>
-              <w:t>56</w:t>
+              <w:t>57</w:t>
             </w:r>
           </w:hyperlink>
         </w:p>
@@ -1420,7 +1420,7 @@
             </w:tabs>
             <w:rPr/>
           </w:pPr>
-          <w:hyperlink w:anchor="__RefHeading___Toc5643_1081736681">
+          <w:hyperlink w:anchor="__RefHeading___Toc5679_1460157198">
             <w:r>
               <w:rPr>
                 <w:webHidden/>
@@ -1428,7 +1428,7 @@
               </w:rPr>
               <w:t>17 Tree Primitives</w:t>
               <w:tab/>
-              <w:t>57</w:t>
+              <w:t>58</w:t>
             </w:r>
           </w:hyperlink>
         </w:p>
@@ -1441,7 +1441,7 @@
             </w:tabs>
             <w:rPr/>
           </w:pPr>
-          <w:hyperlink w:anchor="__RefHeading___Toc5645_1081736681">
+          <w:hyperlink w:anchor="__RefHeading___Toc5681_1460157198">
             <w:r>
               <w:rPr>
                 <w:webHidden/>
@@ -1449,7 +1449,7 @@
               </w:rPr>
               <w:t>17.1 delta_split_1to2</w:t>
               <w:tab/>
-              <w:t>58</w:t>
+              <w:t>59</w:t>
             </w:r>
           </w:hyperlink>
         </w:p>
@@ -1462,7 +1462,7 @@
             </w:tabs>
             <w:rPr/>
           </w:pPr>
-          <w:hyperlink w:anchor="__RefHeading___Toc5647_1081736681">
+          <w:hyperlink w:anchor="__RefHeading___Toc5683_1460157198">
             <w:r>
               <w:rPr>
                 <w:webHidden/>
@@ -1470,7 +1470,7 @@
               </w:rPr>
               <w:t>17.2 delta_merge_2to1</w:t>
               <w:tab/>
-              <w:t>59</w:t>
+              <w:t>60</w:t>
             </w:r>
           </w:hyperlink>
         </w:p>
@@ -1483,7 +1483,7 @@
             </w:tabs>
             <w:rPr/>
           </w:pPr>
-          <w:hyperlink w:anchor="__RefHeading___Toc5649_1081736681">
+          <w:hyperlink w:anchor="__RefHeading___Toc5685_1460157198">
             <w:r>
               <w:rPr>
                 <w:webHidden/>
@@ -1491,7 +1491,7 @@
               </w:rPr>
               <w:t>17.3 Fan-out / fan-in trees</w:t>
               <w:tab/>
-              <w:t>60</w:t>
+              <w:t>61</w:t>
             </w:r>
           </w:hyperlink>
         </w:p>
@@ -1504,7 +1504,7 @@
             </w:tabs>
             <w:rPr/>
           </w:pPr>
-          <w:hyperlink w:anchor="__RefHeading___Toc5651_1081736681">
+          <w:hyperlink w:anchor="__RefHeading___Toc5687_1460157198">
             <w:r>
               <w:rPr>
                 <w:webHidden/>
@@ -1512,7 +1512,7 @@
               </w:rPr>
               <w:t>17.4 Filelist convention</w:t>
               <w:tab/>
-              <w:t>61</w:t>
+              <w:t>62</w:t>
             </w:r>
           </w:hyperlink>
         </w:p>
@@ -1525,7 +1525,7 @@
             </w:tabs>
             <w:rPr/>
           </w:pPr>
-          <w:hyperlink w:anchor="__RefHeading___Toc5653_1081736681">
+          <w:hyperlink w:anchor="__RefHeading___Toc5689_1460157198">
             <w:r>
               <w:rPr>
                 <w:webHidden/>
@@ -1533,7 +1533,7 @@
               </w:rPr>
               <w:t>18 Full Regeneration Rule</w:t>
               <w:tab/>
-              <w:t>62</w:t>
+              <w:t>63</w:t>
             </w:r>
           </w:hyperlink>
         </w:p>
@@ -1546,7 +1546,7 @@
             </w:tabs>
             <w:rPr/>
           </w:pPr>
-          <w:hyperlink w:anchor="__RefHeading___Toc5655_1081736681">
+          <w:hyperlink w:anchor="__RefHeading___Toc5691_1460157198">
             <w:r>
               <w:rPr>
                 <w:webHidden/>
@@ -1554,7 +1554,7 @@
               </w:rPr>
               <w:t>18.1 Regeneration command</w:t>
               <w:tab/>
-              <w:t>63</w:t>
+              <w:t>64</w:t>
             </w:r>
           </w:hyperlink>
         </w:p>
@@ -1567,7 +1567,7 @@
             </w:tabs>
             <w:rPr/>
           </w:pPr>
-          <w:hyperlink w:anchor="__RefHeading___Toc5657_1081736681">
+          <w:hyperlink w:anchor="__RefHeading___Toc5693_1460157198">
             <w:r>
               <w:rPr>
                 <w:webHidden/>
@@ -1575,7 +1575,7 @@
               </w:rPr>
               <w:t>18.2 Do not hand-edit generated files</w:t>
               <w:tab/>
-              <w:t>64</w:t>
+              <w:t>65</w:t>
             </w:r>
           </w:hyperlink>
         </w:p>
@@ -1588,7 +1588,7 @@
             </w:tabs>
             <w:rPr/>
           </w:pPr>
-          <w:hyperlink w:anchor="__RefHeading___Toc5659_1081736681">
+          <w:hyperlink w:anchor="__RefHeading___Toc5695_1460157198">
             <w:r>
               <w:rPr>
                 <w:webHidden/>
@@ -1596,7 +1596,7 @@
               </w:rPr>
               <w:t>19 Pre-Generated Fixtures</w:t>
               <w:tab/>
-              <w:t>65</w:t>
+              <w:t>66</w:t>
             </w:r>
           </w:hyperlink>
         </w:p>
@@ -1609,7 +1609,7 @@
             </w:tabs>
             <w:rPr/>
           </w:pPr>
-          <w:hyperlink w:anchor="__RefHeading___Toc5661_1081736681">
+          <w:hyperlink w:anchor="__RefHeading___Toc5697_1460157198">
             <w:r>
               <w:rPr>
                 <w:webHidden/>
@@ -1617,7 +1617,7 @@
               </w:rPr>
               <w:t>19.1 Custom variants</w:t>
               <w:tab/>
-              <w:t>66</w:t>
+              <w:t>67</w:t>
             </w:r>
           </w:hyperlink>
         </w:p>
@@ -1630,7 +1630,7 @@
             </w:tabs>
             <w:rPr/>
           </w:pPr>
-          <w:hyperlink w:anchor="__RefHeading___Toc5663_1081736681">
+          <w:hyperlink w:anchor="__RefHeading___Toc5699_1460157198">
             <w:r>
               <w:rPr>
                 <w:webHidden/>
@@ -1638,7 +1638,7 @@
               </w:rPr>
               <w:t>20 DV Suite</w:t>
               <w:tab/>
-              <w:t>67</w:t>
+              <w:t>68</w:t>
             </w:r>
           </w:hyperlink>
         </w:p>
@@ -1651,7 +1651,7 @@
             </w:tabs>
             <w:rPr/>
           </w:pPr>
-          <w:hyperlink w:anchor="__RefHeading___Toc5665_1081736681">
+          <w:hyperlink w:anchor="__RefHeading___Toc5701_1460157198">
             <w:r>
               <w:rPr>
                 <w:webHidden/>
@@ -1659,7 +1659,7 @@
               </w:rPr>
               <w:t>20.1 Test focus areas</w:t>
               <w:tab/>
-              <w:t>68</w:t>
+              <w:t>69</w:t>
             </w:r>
           </w:hyperlink>
         </w:p>
@@ -1672,7 +1672,7 @@
             </w:tabs>
             <w:rPr/>
           </w:pPr>
-          <w:hyperlink w:anchor="__RefHeading___Toc5667_1081736681">
+          <w:hyperlink w:anchor="__RefHeading___Toc5703_1460157198">
             <w:r>
               <w:rPr>
                 <w:webHidden/>
@@ -1680,7 +1680,7 @@
               </w:rPr>
               <w:t>20.2 Running the suite</w:t>
               <w:tab/>
-              <w:t>69</w:t>
+              <w:t>70</w:t>
             </w:r>
           </w:hyperlink>
         </w:p>
@@ -1693,7 +1693,7 @@
             </w:tabs>
             <w:rPr/>
           </w:pPr>
-          <w:hyperlink w:anchor="__RefHeading___Toc5669_1081736681">
+          <w:hyperlink w:anchor="__RefHeading___Toc5705_1460157198">
             <w:r>
               <w:rPr>
                 <w:webHidden/>
@@ -1701,7 +1701,7 @@
               </w:rPr>
               <w:t>20.3 Adding a new test</w:t>
               <w:tab/>
-              <w:t>70</w:t>
+              <w:t>71</w:t>
             </w:r>
           </w:hyperlink>
         </w:p>
@@ -1714,7 +1714,7 @@
             </w:tabs>
             <w:rPr/>
           </w:pPr>
-          <w:hyperlink w:anchor="__RefHeading___Toc5671_1081736681">
+          <w:hyperlink w:anchor="__RefHeading___Toc5707_1460157198">
             <w:r>
               <w:rPr>
                 <w:webHidden/>
@@ -1722,7 +1722,7 @@
               </w:rPr>
               <w:t>21 Lint Checks</w:t>
               <w:tab/>
-              <w:t>71</w:t>
+              <w:t>72</w:t>
             </w:r>
           </w:hyperlink>
         </w:p>
@@ -1735,7 +1735,7 @@
             </w:tabs>
             <w:rPr/>
           </w:pPr>
-          <w:hyperlink w:anchor="__RefHeading___Toc5673_1081736681">
+          <w:hyperlink w:anchor="__RefHeading___Toc5709_1460157198">
             <w:r>
               <w:rPr>
                 <w:webHidden/>
@@ -1743,7 +1743,7 @@
               </w:rPr>
               <w:t>21.1 Common concerns</w:t>
               <w:tab/>
-              <w:t>72</w:t>
+              <w:t>73</w:t>
             </w:r>
           </w:hyperlink>
         </w:p>
@@ -1756,7 +1756,7 @@
             </w:tabs>
             <w:rPr/>
           </w:pPr>
-          <w:hyperlink w:anchor="__RefHeading___Toc5675_1081736681">
+          <w:hyperlink w:anchor="__RefHeading___Toc5711_1460157198">
             <w:r>
               <w:rPr>
                 <w:webHidden/>
@@ -1764,7 +1764,7 @@
               </w:rPr>
               <w:t>21.2 Synthesis smoke test</w:t>
               <w:tab/>
-              <w:t>73</w:t>
+              <w:t>74</w:t>
             </w:r>
           </w:hyperlink>
         </w:p>
@@ -1777,7 +1777,7 @@
             </w:tabs>
             <w:rPr/>
           </w:pPr>
-          <w:hyperlink w:anchor="__RefHeading___Toc5677_1081736681">
+          <w:hyperlink w:anchor="__RefHeading___Toc5713_1460157198">
             <w:r>
               <w:rPr>
                 <w:webHidden/>
@@ -1785,7 +1785,7 @@
               </w:rPr>
               <w:t>22 Adding a New Topology</w:t>
               <w:tab/>
-              <w:t>74</w:t>
+              <w:t>75</w:t>
             </w:r>
           </w:hyperlink>
         </w:p>
@@ -1798,7 +1798,7 @@
             </w:tabs>
             <w:rPr/>
           </w:pPr>
-          <w:hyperlink w:anchor="__RefHeading___Toc5679_1081736681">
+          <w:hyperlink w:anchor="__RefHeading___Toc5715_1460157198">
             <w:r>
               <w:rPr>
                 <w:webHidden/>
@@ -1806,7 +1806,7 @@
               </w:rPr>
               <w:t>22.1 Retired tree scaffolding</w:t>
               <w:tab/>
-              <w:t>75</w:t>
+              <w:t>76</w:t>
             </w:r>
           </w:hyperlink>
         </w:p>
@@ -1819,7 +1819,7 @@
             </w:tabs>
             <w:rPr/>
           </w:pPr>
-          <w:hyperlink w:anchor="__RefHeading___Toc5681_1081736681">
+          <w:hyperlink w:anchor="__RefHeading___Toc5717_1460157198">
             <w:r>
               <w:rPr>
                 <w:webHidden/>
@@ -1827,7 +1827,7 @@
               </w:rPr>
               <w:t>23 Adding a New Generator Option</w:t>
               <w:tab/>
-              <w:t>76</w:t>
+              <w:t>77</w:t>
             </w:r>
           </w:hyperlink>
         </w:p>
@@ -1840,7 +1840,7 @@
             </w:tabs>
             <w:rPr/>
           </w:pPr>
-          <w:hyperlink w:anchor="__RefHeading___Toc5683_1081736681">
+          <w:hyperlink w:anchor="__RefHeading___Toc5719_1460157198">
             <w:r>
               <w:rPr>
                 <w:webHidden/>
@@ -1848,7 +1848,7 @@
               </w:rPr>
               <w:t>23.1 Backward compatibility</w:t>
               <w:tab/>
-              <w:t>77</w:t>
+              <w:t>78</w:t>
             </w:r>
           </w:hyperlink>
         </w:p>
@@ -1861,7 +1861,7 @@
             </w:tabs>
             <w:rPr/>
           </w:pPr>
-          <w:hyperlink w:anchor="__RefHeading___Toc5685_1081736681">
+          <w:hyperlink w:anchor="__RefHeading___Toc5721_1460157198">
             <w:r>
               <w:rPr>
                 <w:webHidden/>
@@ -1869,7 +1869,7 @@
               </w:rPr>
               <w:t>23.2 Example: adding a QoS sideband</w:t>
               <w:tab/>
-              <w:t>78</w:t>
+              <w:t>79</w:t>
             </w:r>
           </w:hyperlink>
         </w:p>
@@ -1882,7 +1882,7 @@
             </w:tabs>
             <w:rPr/>
           </w:pPr>
-          <w:hyperlink w:anchor="__RefHeading___Toc5687_1081736681">
+          <w:hyperlink w:anchor="__RefHeading___Toc5723_1460157198">
             <w:r>
               <w:rPr>
                 <w:webHidden/>
@@ -1890,7 +1890,7 @@
               </w:rPr>
               <w:t>24 Adding AMBA 5 Sidebands</w:t>
               <w:tab/>
-              <w:t>79</w:t>
+              <w:t>80</w:t>
             </w:r>
           </w:hyperlink>
         </w:p>
@@ -1903,7 +1903,7 @@
             </w:tabs>
             <w:rPr/>
           </w:pPr>
-          <w:hyperlink w:anchor="__RefHeading___Toc5689_1081736681">
+          <w:hyperlink w:anchor="__RefHeading___Toc5725_1460157198">
             <w:r>
               <w:rPr>
                 <w:webHidden/>
@@ -1911,7 +1911,7 @@
               </w:rPr>
               <w:t>24.1 TWAKEUP design note</w:t>
               <w:tab/>
-              <w:t>80</w:t>
+              <w:t>81</w:t>
             </w:r>
           </w:hyperlink>
         </w:p>
@@ -1924,7 +1924,7 @@
             </w:tabs>
             <w:rPr/>
           </w:pPr>
-          <w:hyperlink w:anchor="__RefHeading___Toc5691_1081736681">
+          <w:hyperlink w:anchor="__RefHeading___Toc5727_1460157198">
             <w:r>
               <w:rPr>
                 <w:webHidden/>
@@ -1932,7 +1932,7 @@
               </w:rPr>
               <w:t>24.2 Check-signal design note</w:t>
               <w:tab/>
-              <w:t>81</w:t>
+              <w:t>82</w:t>
             </w:r>
           </w:hyperlink>
         </w:p>
@@ -1945,7 +1945,7 @@
             </w:tabs>
             <w:rPr/>
           </w:pPr>
-          <w:hyperlink w:anchor="__RefHeading___Toc5693_1081736681">
+          <w:hyperlink w:anchor="__RefHeading___Toc5729_1460157198">
             <w:r>
               <w:rPr>
                 <w:webHidden/>
@@ -1953,7 +1953,7 @@
               </w:rPr>
               <w:t>25 Testing an Extension</w:t>
               <w:tab/>
-              <w:t>82</w:t>
+              <w:t>83</w:t>
             </w:r>
           </w:hyperlink>
         </w:p>
@@ -1966,7 +1966,7 @@
             </w:tabs>
             <w:rPr/>
           </w:pPr>
-          <w:hyperlink w:anchor="__RefHeading___Toc5695_1081736681">
+          <w:hyperlink w:anchor="__RefHeading___Toc5731_1460157198">
             <w:r>
               <w:rPr>
                 <w:webHidden/>
@@ -1974,7 +1974,7 @@
               </w:rPr>
               <w:t>25.1 Minimal test plan</w:t>
               <w:tab/>
-              <w:t>83</w:t>
+              <w:t>84</w:t>
             </w:r>
           </w:hyperlink>
         </w:p>
@@ -1987,7 +1987,7 @@
             </w:tabs>
             <w:rPr/>
           </w:pPr>
-          <w:hyperlink w:anchor="__RefHeading___Toc5697_1081736681">
+          <w:hyperlink w:anchor="__RefHeading___Toc5733_1460157198">
             <w:r>
               <w:rPr>
                 <w:webHidden/>
@@ -1995,7 +1995,7 @@
               </w:rPr>
               <w:t>25.2 Example: adding a custom variant test</w:t>
               <w:tab/>
-              <w:t>84</w:t>
+              <w:t>85</w:t>
             </w:r>
           </w:hyperlink>
         </w:p>
@@ -2008,7 +2008,7 @@
             </w:tabs>
             <w:rPr/>
           </w:pPr>
-          <w:hyperlink w:anchor="__RefHeading___Toc5699_1081736681">
+          <w:hyperlink w:anchor="__RefHeading___Toc5735_1460157198">
             <w:r>
               <w:rPr>
                 <w:webHidden/>
@@ -2016,7 +2016,7 @@
               </w:rPr>
               <w:t>25.3 Commit discipline</w:t>
               <w:tab/>
-              <w:t>85</w:t>
+              <w:t>86</w:t>
             </w:r>
           </w:hyperlink>
           <w:r>
@@ -2105,7 +2105,7 @@
           <w:rPr>
             <w:rStyle w:val="ListLabel1"/>
           </w:rPr>
-          <w:t>39</w:t>
+          <w:t>40</w:t>
         </w:r>
         <w:r>
           <w:rPr>
@@ -2475,7 +2475,7 @@
           <w:rPr>
             <w:rStyle w:val="ListLabel1"/>
           </w:rPr>
-          <w:t>28</w:t>
+          <w:t>29</w:t>
         </w:r>
         <w:r>
           <w:rPr>
@@ -2532,7 +2532,7 @@
           <w:rPr>
             <w:rStyle w:val="ListLabel1"/>
           </w:rPr>
-          <w:t>29</w:t>
+          <w:t>30</w:t>
         </w:r>
         <w:r>
           <w:rPr>
@@ -2589,7 +2589,7 @@
           <w:rPr>
             <w:rStyle w:val="ListLabel1"/>
           </w:rPr>
-          <w:t>31</w:t>
+          <w:t>32</w:t>
         </w:r>
         <w:r>
           <w:rPr>
@@ -2646,7 +2646,7 @@
           <w:rPr>
             <w:rStyle w:val="ListLabel1"/>
           </w:rPr>
-          <w:t>32</w:t>
+          <w:t>33</w:t>
         </w:r>
         <w:r>
           <w:rPr>
@@ -2703,7 +2703,7 @@
           <w:rPr>
             <w:rStyle w:val="ListLabel1"/>
           </w:rPr>
-          <w:t>35</w:t>
+          <w:t>36</w:t>
         </w:r>
         <w:r>
           <w:rPr>
@@ -2760,7 +2760,7 @@
           <w:rPr>
             <w:rStyle w:val="ListLabel1"/>
           </w:rPr>
-          <w:t>36</w:t>
+          <w:t>37</w:t>
         </w:r>
         <w:r>
           <w:rPr>
@@ -2817,7 +2817,7 @@
           <w:rPr>
             <w:rStyle w:val="ListLabel1"/>
           </w:rPr>
-          <w:t>37</w:t>
+          <w:t>38</w:t>
         </w:r>
         <w:r>
           <w:rPr>
@@ -2874,7 +2874,7 @@
           <w:rPr>
             <w:rStyle w:val="ListLabel1"/>
           </w:rPr>
-          <w:t>37</w:t>
+          <w:t>38</w:t>
         </w:r>
         <w:r>
           <w:rPr>
@@ -2931,7 +2931,7 @@
           <w:rPr>
             <w:rStyle w:val="ListLabel1"/>
           </w:rPr>
-          <w:t>49</w:t>
+          <w:t>50</w:t>
         </w:r>
         <w:r>
           <w:rPr>
@@ -2988,7 +2988,7 @@
           <w:rPr>
             <w:rStyle w:val="ListLabel1"/>
           </w:rPr>
-          <w:t>53</w:t>
+          <w:t>54</w:t>
         </w:r>
         <w:r>
           <w:rPr>
@@ -3045,7 +3045,7 @@
           <w:rPr>
             <w:rStyle w:val="ListLabel1"/>
           </w:rPr>
-          <w:t>55</w:t>
+          <w:t>56</w:t>
         </w:r>
         <w:r>
           <w:rPr>
@@ -3102,7 +3102,7 @@
           <w:rPr>
             <w:rStyle w:val="ListLabel1"/>
           </w:rPr>
-          <w:t>62</w:t>
+          <w:t>63</w:t>
         </w:r>
         <w:r>
           <w:rPr>
@@ -3159,7 +3159,7 @@
           <w:rPr>
             <w:rStyle w:val="ListLabel1"/>
           </w:rPr>
-          <w:t>68</w:t>
+          <w:t>69</w:t>
         </w:r>
         <w:r>
           <w:rPr>
@@ -3216,7 +3216,7 @@
           <w:rPr>
             <w:rStyle w:val="ListLabel1"/>
           </w:rPr>
-          <w:t>72</w:t>
+          <w:t>73</w:t>
         </w:r>
         <w:r>
           <w:rPr>
@@ -3245,7 +3245,7 @@
         <w:spacing w:before="0" w:after="120"/>
         <w:rPr/>
       </w:pPr>
-      <w:bookmarkStart w:id="2" w:name="__RefHeading___Toc5523_1081736681"/>
+      <w:bookmarkStart w:id="2" w:name="__RefHeading___Toc5559_1460157198"/>
       <w:bookmarkEnd w:id="2"/>
       <w:r>
         <w:rPr>
@@ -3383,7 +3383,7 @@
         <w:spacing w:before="360" w:after="120"/>
         <w:rPr/>
       </w:pPr>
-      <w:bookmarkStart w:id="4" w:name="__RefHeading___Toc5525_1081736681"/>
+      <w:bookmarkStart w:id="4" w:name="__RefHeading___Toc5561_1460157198"/>
       <w:bookmarkStart w:id="5" w:name="document-information"/>
       <w:bookmarkEnd w:id="4"/>
       <w:r>
@@ -3415,7 +3415,7 @@
         <w:spacing w:before="280" w:after="80"/>
         <w:rPr/>
       </w:pPr>
-      <w:bookmarkStart w:id="6" w:name="__RefHeading___Toc5527_1081736681"/>
+      <w:bookmarkStart w:id="6" w:name="__RefHeading___Toc5563_1460157198"/>
       <w:bookmarkEnd w:id="6"/>
       <w:r>
         <w:rPr>
@@ -3884,7 +3884,7 @@
       <w:r>
         <w:br w:type="page"/>
       </w:r>
-      <w:bookmarkStart w:id="9" w:name="__RefHeading___Toc5529_1081736681"/>
+      <w:bookmarkStart w:id="9" w:name="__RefHeading___Toc5565_1460157198"/>
       <w:bookmarkEnd w:id="9"/>
       <w:r>
         <w:rPr>
@@ -4574,7 +4574,7 @@
       <w:r>
         <w:br w:type="page"/>
       </w:r>
-      <w:bookmarkStart w:id="11" w:name="__RefHeading___Toc5531_1081736681"/>
+      <w:bookmarkStart w:id="11" w:name="__RefHeading___Toc5567_1460157198"/>
       <w:bookmarkEnd w:id="11"/>
       <w:r>
         <w:rPr>
@@ -4673,7 +4673,7 @@
         <w:spacing w:before="280" w:after="80"/>
         <w:rPr/>
       </w:pPr>
-      <w:bookmarkStart w:id="12" w:name="__RefHeading___Toc5533_1081736681"/>
+      <w:bookmarkStart w:id="12" w:name="__RefHeading___Toc5569_1460157198"/>
       <w:bookmarkStart w:id="13" w:name="intended-audience"/>
       <w:bookmarkEnd w:id="12"/>
       <w:r>
@@ -4751,7 +4751,7 @@
         <w:spacing w:before="280" w:after="80"/>
         <w:rPr/>
       </w:pPr>
-      <w:bookmarkStart w:id="15" w:name="__RefHeading___Toc5535_1081736681"/>
+      <w:bookmarkStart w:id="15" w:name="__RefHeading___Toc5571_1460157198"/>
       <w:bookmarkStart w:id="16" w:name="related-documents"/>
       <w:bookmarkEnd w:id="15"/>
       <w:r>
@@ -4956,7 +4956,7 @@
         <w:spacing w:before="360" w:after="120"/>
         <w:rPr/>
       </w:pPr>
-      <w:bookmarkStart w:id="19" w:name="__RefHeading___Toc5537_1081736681"/>
+      <w:bookmarkStart w:id="19" w:name="__RefHeading___Toc5573_1460157198"/>
       <w:bookmarkStart w:id="20" w:name="what-the-generator-produces"/>
       <w:bookmarkEnd w:id="19"/>
       <w:r>
@@ -5028,7 +5028,7 @@
         <w:spacing w:before="280" w:after="80"/>
         <w:rPr/>
       </w:pPr>
-      <w:bookmarkStart w:id="21" w:name="__RefHeading___Toc5539_1081736681"/>
+      <w:bookmarkStart w:id="21" w:name="__RefHeading___Toc5575_1460157198"/>
       <w:bookmarkEnd w:id="21"/>
       <w:r>
         <w:rPr>
@@ -5687,7 +5687,7 @@
       <w:r>
         <w:br w:type="page"/>
       </w:r>
-      <w:bookmarkStart w:id="24" w:name="__RefHeading___Toc5541_1081736681"/>
+      <w:bookmarkStart w:id="24" w:name="__RefHeading___Toc5577_1460157198"/>
       <w:bookmarkEnd w:id="24"/>
       <w:r>
         <w:rPr>
@@ -6042,7 +6042,7 @@
         <w:spacing w:before="280" w:after="80"/>
         <w:rPr/>
       </w:pPr>
-      <w:bookmarkStart w:id="25" w:name="__RefHeading___Toc5543_1081736681"/>
+      <w:bookmarkStart w:id="25" w:name="__RefHeading___Toc5579_1460157198"/>
       <w:bookmarkStart w:id="26" w:name="topology-status"/>
       <w:bookmarkEnd w:id="25"/>
       <w:r>
@@ -6331,7 +6331,7 @@
         <w:spacing w:before="360" w:after="120"/>
         <w:rPr/>
       </w:pPr>
-      <w:bookmarkStart w:id="29" w:name="__RefHeading___Toc5545_1081736681"/>
+      <w:bookmarkStart w:id="29" w:name="__RefHeading___Toc5581_1460157198"/>
       <w:bookmarkStart w:id="30" w:name="when-to-regenerate"/>
       <w:bookmarkEnd w:id="29"/>
       <w:r>
@@ -6443,7 +6443,7 @@
         <w:spacing w:before="280" w:after="80"/>
         <w:rPr/>
       </w:pPr>
-      <w:bookmarkStart w:id="31" w:name="__RefHeading___Toc5547_1081736681"/>
+      <w:bookmarkStart w:id="31" w:name="__RefHeading___Toc5583_1460157198"/>
       <w:bookmarkStart w:id="32" w:name="standard-regeneration-workflow"/>
       <w:bookmarkEnd w:id="31"/>
       <w:r>
@@ -6658,7 +6658,7 @@
         <w:spacing w:before="280" w:after="80"/>
         <w:rPr/>
       </w:pPr>
-      <w:bookmarkStart w:id="33" w:name="__RefHeading___Toc5549_1081736681"/>
+      <w:bookmarkStart w:id="33" w:name="__RefHeading___Toc5585_1460157198"/>
       <w:bookmarkStart w:id="34" w:name="pre-generated-vs-custom"/>
       <w:bookmarkEnd w:id="33"/>
       <w:r>
@@ -6791,7 +6791,7 @@
         <w:spacing w:before="360" w:after="120"/>
         <w:rPr/>
       </w:pPr>
-      <w:bookmarkStart w:id="37" w:name="__RefHeading___Toc5551_1081736681"/>
+      <w:bookmarkStart w:id="37" w:name="__RefHeading___Toc5587_1460157198"/>
       <w:bookmarkStart w:id="38" w:name="generator-entry-points"/>
       <w:bookmarkEnd w:id="37"/>
       <w:r>
@@ -6823,7 +6823,7 @@
         <w:spacing w:before="280" w:after="80"/>
         <w:rPr/>
       </w:pPr>
-      <w:bookmarkStart w:id="39" w:name="__RefHeading___Toc5553_1081736681"/>
+      <w:bookmarkStart w:id="39" w:name="__RefHeading___Toc5589_1460157198"/>
       <w:bookmarkStart w:id="40" w:name="flat-crossbar-generator"/>
       <w:bookmarkEnd w:id="39"/>
       <w:r>
@@ -6937,7 +6937,7 @@
         <w:spacing w:before="280" w:after="80"/>
         <w:rPr/>
       </w:pPr>
-      <w:bookmarkStart w:id="42" w:name="__RefHeading___Toc5555_1081736681"/>
+      <w:bookmarkStart w:id="42" w:name="__RefHeading___Toc5591_1460157198"/>
       <w:bookmarkStart w:id="43" w:name="tree-primitives-generator"/>
       <w:bookmarkEnd w:id="42"/>
       <w:r>
@@ -7118,7 +7118,7 @@
         <w:spacing w:before="280" w:after="80"/>
         <w:rPr/>
       </w:pPr>
-      <w:bookmarkStart w:id="44" w:name="__RefHeading___Toc5557_1081736681"/>
+      <w:bookmarkStart w:id="44" w:name="__RefHeading___Toc5593_1460157198"/>
       <w:bookmarkStart w:id="45" w:name="programmatic-api"/>
       <w:bookmarkEnd w:id="44"/>
       <w:r>
@@ -7746,7 +7746,7 @@
         <w:spacing w:before="360" w:after="120"/>
         <w:rPr/>
       </w:pPr>
-      <w:bookmarkStart w:id="48" w:name="__RefHeading___Toc5559_1081736681"/>
+      <w:bookmarkStart w:id="48" w:name="__RefHeading___Toc5595_1460157198"/>
       <w:bookmarkStart w:id="49" w:name="cli-and-programmatic-api"/>
       <w:bookmarkEnd w:id="48"/>
       <w:r>
@@ -7778,7 +7778,7 @@
         <w:spacing w:before="280" w:after="80"/>
         <w:rPr/>
       </w:pPr>
-      <w:bookmarkStart w:id="50" w:name="__RefHeading___Toc5561_1081736681"/>
+      <w:bookmarkStart w:id="50" w:name="__RefHeading___Toc5597_1460157198"/>
       <w:bookmarkEnd w:id="50"/>
       <w:r>
         <w:rPr>
@@ -9201,7 +9201,7 @@
       <w:r>
         <w:br w:type="page"/>
       </w:r>
-      <w:bookmarkStart w:id="53" w:name="__RefHeading___Toc5563_1081736681"/>
+      <w:bookmarkStart w:id="53" w:name="__RefHeading___Toc5599_1460157198"/>
       <w:bookmarkEnd w:id="53"/>
       <w:r>
         <w:rPr>
@@ -9986,6 +9986,40 @@
         <w:rPr>
           <w:rStyle w:val="NormalTok"/>
         </w:rPr>
+        <w:t xml:space="preserve">  [--ifc axis</w:t>
+      </w:r>
+      <w:r>
+        <w:rPr>
+          <w:rStyle w:val="KeywordTok"/>
+        </w:rPr>
+        <w:t>|</w:t>
+      </w:r>
+      <w:r>
+        <w:rPr>
+          <w:rStyle w:val="ExtensionTok"/>
+        </w:rPr>
+        <w:t>cxs]</w:t>
+      </w:r>
+      <w:r>
+        <w:rPr>
+          <w:rStyle w:val="NormalTok"/>
+        </w:rPr>
+        <w:t xml:space="preserve"> </w:t>
+      </w:r>
+      <w:r>
+        <w:rPr>
+          <w:rStyle w:val="DataTypeTok"/>
+        </w:rPr>
+        <w:t>\</w:t>
+      </w:r>
+      <w:r>
+        <w:rPr/>
+        <w:br/>
+      </w:r>
+      <w:r>
+        <w:rPr>
+          <w:rStyle w:val="NormalTok"/>
+        </w:rPr>
         <w:t xml:space="preserve">  [--data-width N] [--user-width N] </w:t>
       </w:r>
       <w:r>
@@ -10165,6 +10199,92 @@
       <w:r>
         <w:rPr/>
         <w:t>) input buffers; the SRAM option is not yet wired to the cell (issue #118).</w:t>
+      </w:r>
+    </w:p>
+    <w:p>
+      <w:pPr>
+        <w:pStyle w:val="BlockText"/>
+        <w:rPr/>
+      </w:pPr>
+      <w:r>
+        <w:rPr>
+          <w:rStyle w:val="VerbatimChar"/>
+        </w:rPr>
+        <w:t>--ifc</w:t>
+      </w:r>
+      <w:r>
+        <w:rPr/>
+        <w:t xml:space="preserve"> selects the interface plane (owner decision 2026-10-16, mirroring the rapids network-plane pattern): </w:t>
+      </w:r>
+      <w:r>
+        <w:rPr>
+          <w:rStyle w:val="VerbatimChar"/>
+        </w:rPr>
+        <w:t>axis</w:t>
+      </w:r>
+      <w:r>
+        <w:rPr/>
+        <w:t xml:space="preserve"> (default) emits the raw AXI4-Stream ports; </w:t>
+      </w:r>
+      <w:r>
+        <w:rPr>
+          <w:rStyle w:val="VerbatimChar"/>
+        </w:rPr>
+        <w:t>cxs</w:t>
+      </w:r>
+      <w:r>
+        <w:rPr/>
+        <w:t xml:space="preserve"> additionally emits </w:t>
+      </w:r>
+      <w:r>
+        <w:rPr>
+          <w:rStyle w:val="VerbatimChar"/>
+        </w:rPr>
+        <w:t>delta_mesh_cell_cxs.sv</w:t>
+      </w:r>
+      <w:r>
+        <w:rPr/>
+        <w:t xml:space="preserve"> (a wrapper around the unchanged AXIS core), four plane modules, and </w:t>
+      </w:r>
+      <w:r>
+        <w:rPr>
+          <w:rStyle w:val="VerbatimChar"/>
+        </w:rPr>
+        <w:t>delta_mesh_fabric_&lt;X&gt;x&lt;Y&gt;x&lt;Z&gt;_cxs.sv</w:t>
+      </w:r>
+      <w:r>
+        <w:rPr/>
+        <w:t xml:space="preserve"> with native AMBA 5 CXS flit ports (Issue D framing, credit grant/return, activation handshake) so a CXS rapids attaches without adapters. The §4 header content rides the flit sideband in both modes. Mesh credit sidebands remain the inter-cell flow control; CXS link credit is the plane’s port-level mechanism. </w:t>
+      </w:r>
+      <w:r>
+        <w:rPr>
+          <w:rStyle w:val="VerbatimChar"/>
+        </w:rPr>
+        <w:t>axis</w:t>
+      </w:r>
+      <w:r>
+        <w:rPr/>
+        <w:t xml:space="preserve"> remains the default and the checked-in </w:t>
+      </w:r>
+      <w:r>
+        <w:rPr>
+          <w:rStyle w:val="VerbatimChar"/>
+        </w:rPr>
+        <w:t>delta_mesh.f</w:t>
+      </w:r>
+      <w:r>
+        <w:rPr/>
+        <w:t xml:space="preserve"> artifacts are unchanged; the CXS artifacts ship under </w:t>
+      </w:r>
+      <w:r>
+        <w:rPr>
+          <w:rStyle w:val="VerbatimChar"/>
+        </w:rPr>
+        <w:t>delta_mesh_cxs.f</w:t>
+      </w:r>
+      <w:r>
+        <w:rPr/>
+        <w:t>.</w:t>
       </w:r>
     </w:p>
     <w:p>
@@ -10205,7 +10325,7 @@
         <w:spacing w:before="280" w:after="80"/>
         <w:rPr/>
       </w:pPr>
-      <w:bookmarkStart w:id="55" w:name="__RefHeading___Toc5565_1081736681"/>
+      <w:bookmarkStart w:id="55" w:name="__RefHeading___Toc5601_1460157198"/>
       <w:bookmarkStart w:id="56" w:name="programmatic-api-1"/>
       <w:bookmarkEnd w:id="55"/>
       <w:r>
@@ -10722,7 +10842,7 @@
         <w:spacing w:before="280" w:after="80"/>
         <w:rPr/>
       </w:pPr>
-      <w:bookmarkStart w:id="57" w:name="__RefHeading___Toc5567_1081736681"/>
+      <w:bookmarkStart w:id="57" w:name="__RefHeading___Toc5603_1460157198"/>
       <w:bookmarkStart w:id="58" w:name="programmatic-api-for-mesh"/>
       <w:bookmarkEnd w:id="57"/>
       <w:r>
@@ -11366,7 +11486,7 @@
         <w:spacing w:before="360" w:after="120"/>
         <w:rPr/>
       </w:pPr>
-      <w:bookmarkStart w:id="61" w:name="__RefHeading___Toc5569_1081736681"/>
+      <w:bookmarkStart w:id="61" w:name="__RefHeading___Toc5605_1460157198"/>
       <w:bookmarkStart w:id="62" w:name="parameter-semantics"/>
       <w:bookmarkEnd w:id="61"/>
       <w:r>
@@ -11398,7 +11518,7 @@
         <w:spacing w:before="280" w:after="80"/>
         <w:rPr/>
       </w:pPr>
-      <w:bookmarkStart w:id="63" w:name="__RefHeading___Toc5571_1081736681"/>
+      <w:bookmarkStart w:id="63" w:name="__RefHeading___Toc5607_1460157198"/>
       <w:bookmarkEnd w:id="63"/>
       <w:r>
         <w:rPr>
@@ -12399,7 +12519,7 @@
       <w:r>
         <w:br w:type="page"/>
       </w:r>
-      <w:bookmarkStart w:id="66" w:name="__RefHeading___Toc5573_1081736681"/>
+      <w:bookmarkStart w:id="66" w:name="__RefHeading___Toc5609_1460157198"/>
       <w:bookmarkEnd w:id="66"/>
       <w:r>
         <w:rPr>
@@ -13378,7 +13498,7 @@
         <w:spacing w:before="360" w:after="120"/>
         <w:rPr/>
       </w:pPr>
-      <w:bookmarkStart w:id="69" w:name="__RefHeading___Toc5575_1081736681"/>
+      <w:bookmarkStart w:id="69" w:name="__RefHeading___Toc5611_1460157198"/>
       <w:bookmarkStart w:id="70" w:name="amba-5-tstrb-and-parity-options"/>
       <w:bookmarkEnd w:id="69"/>
       <w:r>
@@ -13410,7 +13530,7 @@
         <w:spacing w:before="280" w:after="80"/>
         <w:rPr/>
       </w:pPr>
-      <w:bookmarkStart w:id="71" w:name="__RefHeading___Toc5577_1081736681"/>
+      <w:bookmarkStart w:id="71" w:name="__RefHeading___Toc5613_1460157198"/>
       <w:bookmarkStart w:id="72" w:name="tstrb-byte-qualifiers"/>
       <w:bookmarkEnd w:id="71"/>
       <w:r>
@@ -13575,7 +13695,7 @@
         <w:spacing w:before="280" w:after="80"/>
         <w:rPr/>
       </w:pPr>
-      <w:bookmarkStart w:id="73" w:name="__RefHeading___Toc5579_1081736681"/>
+      <w:bookmarkStart w:id="73" w:name="__RefHeading___Toc5615_1460157198"/>
       <w:bookmarkStart w:id="74" w:name="amba-5-sidebands---amba5"/>
       <w:bookmarkEnd w:id="73"/>
       <w:r>
@@ -15142,7 +15262,7 @@
         <w:spacing w:before="200" w:after="80"/>
         <w:rPr/>
       </w:pPr>
-      <w:bookmarkStart w:id="76" w:name="__RefHeading___Toc5581_1081736681"/>
+      <w:bookmarkStart w:id="76" w:name="__RefHeading___Toc5617_1460157198"/>
       <w:bookmarkStart w:id="77" w:name="parity-rule"/>
       <w:bookmarkEnd w:id="76"/>
       <w:r>
@@ -15287,7 +15407,7 @@
         <w:spacing w:before="200" w:after="80"/>
         <w:rPr/>
       </w:pPr>
-      <w:bookmarkStart w:id="78" w:name="__RefHeading___Toc5583_1081736681"/>
+      <w:bookmarkStart w:id="78" w:name="__RefHeading___Toc5619_1460157198"/>
       <w:bookmarkStart w:id="79" w:name="who-generates-and-who-checks"/>
       <w:bookmarkEnd w:id="78"/>
       <w:r>
@@ -16271,7 +16391,7 @@
         <w:spacing w:before="200" w:after="80"/>
         <w:rPr/>
       </w:pPr>
-      <w:bookmarkStart w:id="82" w:name="__RefHeading___Toc5585_1081736681"/>
+      <w:bookmarkStart w:id="82" w:name="__RefHeading___Toc5621_1460157198"/>
       <w:bookmarkStart w:id="83" w:name="error-flags"/>
       <w:bookmarkEnd w:id="82"/>
       <w:r>
@@ -16397,7 +16517,7 @@
         <w:spacing w:before="200" w:after="80"/>
         <w:rPr/>
       </w:pPr>
-      <w:bookmarkStart w:id="84" w:name="__RefHeading___Toc5587_1081736681"/>
+      <w:bookmarkStart w:id="84" w:name="__RefHeading___Toc5623_1460157198"/>
       <w:bookmarkStart w:id="85" w:name="twakeup-steering"/>
       <w:bookmarkEnd w:id="84"/>
       <w:r>
@@ -16620,7 +16740,7 @@
         <w:spacing w:before="360" w:after="120"/>
         <w:rPr/>
       </w:pPr>
-      <w:bookmarkStart w:id="89" w:name="__RefHeading___Toc5589_1081736681"/>
+      <w:bookmarkStart w:id="89" w:name="__RefHeading___Toc5625_1460157198"/>
       <w:bookmarkStart w:id="90" w:name="validation-rules"/>
       <w:bookmarkEnd w:id="89"/>
       <w:r>
@@ -16692,7 +16812,7 @@
         <w:spacing w:before="280" w:after="80"/>
         <w:rPr/>
       </w:pPr>
-      <w:bookmarkStart w:id="91" w:name="__RefHeading___Toc5591_1081736681"/>
+      <w:bookmarkStart w:id="91" w:name="__RefHeading___Toc5627_1460157198"/>
       <w:bookmarkEnd w:id="91"/>
       <w:r>
         <w:rPr>
@@ -17796,7 +17916,7 @@
       <w:r>
         <w:br w:type="page"/>
       </w:r>
-      <w:bookmarkStart w:id="94" w:name="__RefHeading___Toc5593_1081736681"/>
+      <w:bookmarkStart w:id="94" w:name="__RefHeading___Toc5629_1460157198"/>
       <w:bookmarkEnd w:id="94"/>
       <w:r>
         <w:rPr>
@@ -18385,7 +18505,7 @@
         <w:spacing w:before="280" w:after="80"/>
         <w:rPr/>
       </w:pPr>
-      <w:bookmarkStart w:id="96" w:name="__RefHeading___Toc5595_1081736681"/>
+      <w:bookmarkStart w:id="96" w:name="__RefHeading___Toc5631_1460157198"/>
       <w:bookmarkStart w:id="97" w:name="mesh-topology-validation"/>
       <w:bookmarkEnd w:id="96"/>
       <w:r>
@@ -19181,7 +19301,7 @@
         <w:spacing w:before="200" w:after="80"/>
         <w:rPr/>
       </w:pPr>
-      <w:bookmarkStart w:id="99" w:name="__RefHeading___Toc5597_1081736681"/>
+      <w:bookmarkStart w:id="99" w:name="__RefHeading___Toc5633_1460157198"/>
       <w:bookmarkEnd w:id="99"/>
       <w:r>
         <w:rPr>
@@ -20067,7 +20187,7 @@
         <w:spacing w:before="360" w:after="120"/>
         <w:rPr/>
       </w:pPr>
-      <w:bookmarkStart w:id="103" w:name="__RefHeading___Toc5599_1081736681"/>
+      <w:bookmarkStart w:id="103" w:name="__RefHeading___Toc5635_1460157198"/>
       <w:bookmarkStart w:id="104" w:name="pipeline-overview"/>
       <w:bookmarkEnd w:id="103"/>
       <w:r>
@@ -20133,7 +20253,7 @@
         <w:spacing w:before="200" w:after="80"/>
         <w:rPr/>
       </w:pPr>
-      <w:bookmarkStart w:id="105" w:name="__RefHeading___Toc5601_1081736681"/>
+      <w:bookmarkStart w:id="105" w:name="__RefHeading___Toc5637_1460157198"/>
       <w:bookmarkStart w:id="106" w:name="figure-3.1-delta-generator-pipeline"/>
       <w:bookmarkStart w:id="107" w:name="_Fig_1_Delta_Generator_Pipe"/>
       <w:bookmarkEnd w:id="105"/>
@@ -20342,7 +20462,7 @@
         <w:spacing w:before="280" w:after="80"/>
         <w:rPr/>
       </w:pPr>
-      <w:bookmarkStart w:id="108" w:name="__RefHeading___Toc5603_1081736681"/>
+      <w:bookmarkStart w:id="108" w:name="__RefHeading___Toc5639_1460157198"/>
       <w:bookmarkStart w:id="109" w:name="stages"/>
       <w:bookmarkEnd w:id="108"/>
       <w:r>
@@ -20910,7 +21030,7 @@
         <w:spacing w:before="360" w:after="120"/>
         <w:rPr/>
       </w:pPr>
-      <w:bookmarkStart w:id="112" w:name="__RefHeading___Toc5605_1081736681"/>
+      <w:bookmarkStart w:id="112" w:name="__RefHeading___Toc5641_1460157198"/>
       <w:bookmarkStart w:id="113" w:name="request-decode"/>
       <w:bookmarkEnd w:id="112"/>
       <w:r>
@@ -20969,7 +21089,7 @@
         <w:spacing w:before="280" w:after="80"/>
         <w:rPr/>
       </w:pPr>
-      <w:bookmarkStart w:id="114" w:name="__RefHeading___Toc5607_1081736681"/>
+      <w:bookmarkStart w:id="114" w:name="__RefHeading___Toc5643_1460157198"/>
       <w:bookmarkStart w:id="115" w:name="request-matrix"/>
       <w:bookmarkEnd w:id="114"/>
       <w:r>
@@ -21305,7 +21425,7 @@
         <w:spacing w:before="280" w:after="80"/>
         <w:rPr/>
       </w:pPr>
-      <w:bookmarkStart w:id="116" w:name="__RefHeading___Toc5609_1081736681"/>
+      <w:bookmarkStart w:id="116" w:name="__RefHeading___Toc5645_1460157198"/>
       <w:bookmarkStart w:id="117" w:name="out-of-range-tdest"/>
       <w:bookmarkEnd w:id="116"/>
       <w:r>
@@ -21464,7 +21584,7 @@
         <w:spacing w:before="360" w:after="120"/>
         <w:rPr/>
       </w:pPr>
-      <w:bookmarkStart w:id="120" w:name="__RefHeading___Toc5611_1081736681"/>
+      <w:bookmarkStart w:id="120" w:name="__RefHeading___Toc5647_1460157198"/>
       <w:bookmarkStart w:id="121" w:name="arbitration-and-routing"/>
       <w:bookmarkEnd w:id="120"/>
       <w:r>
@@ -21496,7 +21616,7 @@
         <w:spacing w:before="280" w:after="80"/>
         <w:rPr/>
       </w:pPr>
-      <w:bookmarkStart w:id="122" w:name="__RefHeading___Toc5613_1081736681"/>
+      <w:bookmarkStart w:id="122" w:name="__RefHeading___Toc5649_1460157198"/>
       <w:bookmarkStart w:id="123" w:name="packet-atomic-round-robin-arbitration"/>
       <w:bookmarkEnd w:id="122"/>
       <w:r>
@@ -21757,7 +21877,7 @@
         <w:spacing w:before="280" w:after="80"/>
         <w:rPr/>
       </w:pPr>
-      <w:bookmarkStart w:id="124" w:name="__RefHeading___Toc5615_1081736681"/>
+      <w:bookmarkStart w:id="124" w:name="__RefHeading___Toc5651_1460157198"/>
       <w:bookmarkStart w:id="125" w:name="crossbar-mux"/>
       <w:bookmarkEnd w:id="124"/>
       <w:r>
@@ -22079,7 +22199,7 @@
         <w:spacing w:before="280" w:after="80"/>
         <w:rPr/>
       </w:pPr>
-      <w:bookmarkStart w:id="126" w:name="__RefHeading___Toc5617_1081736681"/>
+      <w:bookmarkStart w:id="126" w:name="__RefHeading___Toc5653_1460157198"/>
       <w:bookmarkStart w:id="127" w:name="backpressure-routing"/>
       <w:bookmarkEnd w:id="126"/>
       <w:r>
@@ -22468,7 +22588,7 @@
         <w:spacing w:before="360" w:after="120"/>
         <w:rPr/>
       </w:pPr>
-      <w:bookmarkStart w:id="130" w:name="__RefHeading___Toc5619_1081736681"/>
+      <w:bookmarkStart w:id="130" w:name="__RefHeading___Toc5655_1460157198"/>
       <w:bookmarkStart w:id="131" w:name="boundary-module-instantiation"/>
       <w:bookmarkEnd w:id="130"/>
       <w:r>
@@ -22540,7 +22660,7 @@
         <w:spacing w:before="280" w:after="80"/>
         <w:rPr/>
       </w:pPr>
-      <w:bookmarkStart w:id="132" w:name="__RefHeading___Toc5621_1081736681"/>
+      <w:bookmarkStart w:id="132" w:name="__RefHeading___Toc5657_1460157198"/>
       <w:bookmarkStart w:id="133" w:name="flat-crossbar"/>
       <w:bookmarkEnd w:id="132"/>
       <w:r>
@@ -22629,7 +22749,7 @@
         <w:spacing w:before="280" w:after="80"/>
         <w:rPr/>
       </w:pPr>
-      <w:bookmarkStart w:id="135" w:name="__RefHeading___Toc5623_1081736681"/>
+      <w:bookmarkStart w:id="135" w:name="__RefHeading___Toc5659_1460157198"/>
       <w:bookmarkStart w:id="136" w:name="tree-primitives"/>
       <w:bookmarkEnd w:id="135"/>
       <w:r>
@@ -23202,7 +23322,7 @@
         <w:spacing w:before="360" w:after="120"/>
         <w:rPr/>
       </w:pPr>
-      <w:bookmarkStart w:id="140" w:name="__RefHeading___Toc5625_1081736681"/>
+      <w:bookmarkStart w:id="140" w:name="__RefHeading___Toc5661_1460157198"/>
       <w:bookmarkStart w:id="141" w:name="directory-layout"/>
       <w:bookmarkEnd w:id="140"/>
       <w:r>
@@ -23481,7 +23601,7 @@
         <w:spacing w:before="360" w:after="120"/>
         <w:rPr/>
       </w:pPr>
-      <w:bookmarkStart w:id="143" w:name="__RefHeading___Toc5627_1081736681"/>
+      <w:bookmarkStart w:id="143" w:name="__RefHeading___Toc5663_1460157198"/>
       <w:bookmarkStart w:id="144" w:name="module-header-and-parameters"/>
       <w:bookmarkEnd w:id="143"/>
       <w:r>
@@ -23553,7 +23673,7 @@
         <w:spacing w:before="280" w:after="80"/>
         <w:rPr/>
       </w:pPr>
-      <w:bookmarkStart w:id="145" w:name="__RefHeading___Toc5629_1081736681"/>
+      <w:bookmarkStart w:id="145" w:name="__RefHeading___Toc5665_1460157198"/>
       <w:bookmarkStart w:id="146" w:name="header-comment"/>
       <w:bookmarkEnd w:id="145"/>
       <w:r>
@@ -23812,7 +23932,7 @@
         <w:spacing w:before="280" w:after="80"/>
         <w:rPr/>
       </w:pPr>
-      <w:bookmarkStart w:id="147" w:name="__RefHeading___Toc5631_1081736681"/>
+      <w:bookmarkStart w:id="147" w:name="__RefHeading___Toc5667_1460157198"/>
       <w:bookmarkStart w:id="148" w:name="port-naming-convention"/>
       <w:bookmarkEnd w:id="147"/>
       <w:r>
@@ -24405,7 +24525,7 @@
         <w:spacing w:before="360" w:after="120"/>
         <w:rPr/>
       </w:pPr>
-      <w:bookmarkStart w:id="152" w:name="__RefHeading___Toc5633_1081736681"/>
+      <w:bookmarkStart w:id="152" w:name="__RefHeading___Toc5669_1460157198"/>
       <w:bookmarkStart w:id="153" w:name="flat-crossbar-1"/>
       <w:bookmarkEnd w:id="152"/>
       <w:r>
@@ -24464,7 +24584,7 @@
         <w:spacing w:before="280" w:after="80"/>
         <w:rPr/>
       </w:pPr>
-      <w:bookmarkStart w:id="154" w:name="__RefHeading___Toc5635_1081736681"/>
+      <w:bookmarkStart w:id="154" w:name="__RefHeading___Toc5671_1460157198"/>
       <w:bookmarkEnd w:id="154"/>
       <w:r>
         <w:rPr>
@@ -24888,7 +25008,7 @@
       <w:r>
         <w:br w:type="page"/>
       </w:r>
-      <w:bookmarkStart w:id="157" w:name="__RefHeading___Toc5637_1081736681"/>
+      <w:bookmarkStart w:id="157" w:name="__RefHeading___Toc5673_1460157198"/>
       <w:bookmarkEnd w:id="157"/>
       <w:r>
         <w:rPr>
@@ -24915,7 +25035,7 @@
         <w:spacing w:before="200" w:after="80"/>
         <w:rPr/>
       </w:pPr>
-      <w:bookmarkStart w:id="158" w:name="__RefHeading___Toc5639_1081736681"/>
+      <w:bookmarkStart w:id="158" w:name="__RefHeading___Toc5675_1460157198"/>
       <w:bookmarkStart w:id="159" w:name="performance-counters"/>
       <w:bookmarkEnd w:id="158"/>
       <w:r>
@@ -25076,7 +25196,7 @@
         <w:spacing w:before="200" w:after="80"/>
         <w:rPr/>
       </w:pPr>
-      <w:bookmarkStart w:id="160" w:name="__RefHeading___Toc5641_1081736681"/>
+      <w:bookmarkStart w:id="160" w:name="__RefHeading___Toc5677_1460157198"/>
       <w:bookmarkStart w:id="161" w:name="assertions"/>
       <w:bookmarkEnd w:id="160"/>
       <w:r>
@@ -25275,7 +25395,7 @@
         <w:spacing w:before="360" w:after="120"/>
         <w:rPr/>
       </w:pPr>
-      <w:bookmarkStart w:id="164" w:name="__RefHeading___Toc5643_1081736681"/>
+      <w:bookmarkStart w:id="164" w:name="__RefHeading___Toc5679_1460157198"/>
       <w:bookmarkStart w:id="165" w:name="tree-primitives-1"/>
       <w:bookmarkEnd w:id="164"/>
       <w:r>
@@ -25368,7 +25488,7 @@
         <w:spacing w:before="280" w:after="80"/>
         <w:rPr/>
       </w:pPr>
-      <w:bookmarkStart w:id="166" w:name="__RefHeading___Toc5645_1081736681"/>
+      <w:bookmarkStart w:id="166" w:name="__RefHeading___Toc5681_1460157198"/>
       <w:bookmarkStart w:id="167" w:name="delta_split_1to2"/>
       <w:bookmarkEnd w:id="166"/>
       <w:r>
@@ -25515,7 +25635,7 @@
         <w:spacing w:before="280" w:after="80"/>
         <w:rPr/>
       </w:pPr>
-      <w:bookmarkStart w:id="168" w:name="__RefHeading___Toc5647_1081736681"/>
+      <w:bookmarkStart w:id="168" w:name="__RefHeading___Toc5683_1460157198"/>
       <w:bookmarkStart w:id="169" w:name="delta_merge_2to1"/>
       <w:bookmarkEnd w:id="168"/>
       <w:r>
@@ -25583,7 +25703,7 @@
         <w:spacing w:before="280" w:after="80"/>
         <w:rPr/>
       </w:pPr>
-      <w:bookmarkStart w:id="170" w:name="__RefHeading___Toc5649_1081736681"/>
+      <w:bookmarkStart w:id="170" w:name="__RefHeading___Toc5685_1460157198"/>
       <w:bookmarkStart w:id="171" w:name="fan-out-fan-in-trees"/>
       <w:bookmarkEnd w:id="170"/>
       <w:r>
@@ -25650,7 +25770,7 @@
         <w:spacing w:before="280" w:after="80"/>
         <w:rPr/>
       </w:pPr>
-      <w:bookmarkStart w:id="172" w:name="__RefHeading___Toc5651_1081736681"/>
+      <w:bookmarkStart w:id="172" w:name="__RefHeading___Toc5687_1460157198"/>
       <w:bookmarkStart w:id="173" w:name="filelist-convention"/>
       <w:bookmarkEnd w:id="172"/>
       <w:r>
@@ -25820,7 +25940,7 @@
         <w:spacing w:before="360" w:after="120"/>
         <w:rPr/>
       </w:pPr>
-      <w:bookmarkStart w:id="176" w:name="__RefHeading___Toc5653_1081736681"/>
+      <w:bookmarkStart w:id="176" w:name="__RefHeading___Toc5689_1460157198"/>
       <w:bookmarkStart w:id="177" w:name="full-regeneration-rule"/>
       <w:bookmarkEnd w:id="176"/>
       <w:r>
@@ -26170,7 +26290,7 @@
       <w:r>
         <w:br w:type="page"/>
       </w:r>
-      <w:bookmarkStart w:id="179" w:name="__RefHeading___Toc5655_1081736681"/>
+      <w:bookmarkStart w:id="179" w:name="__RefHeading___Toc5691_1460157198"/>
       <w:bookmarkEnd w:id="179"/>
       <w:r>
         <w:rPr>
@@ -26351,7 +26471,7 @@
         <w:spacing w:before="280" w:after="80"/>
         <w:rPr/>
       </w:pPr>
-      <w:bookmarkStart w:id="180" w:name="__RefHeading___Toc5657_1081736681"/>
+      <w:bookmarkStart w:id="180" w:name="__RefHeading___Toc5693_1460157198"/>
       <w:bookmarkStart w:id="181" w:name="do-not-hand-edit-generated-files"/>
       <w:bookmarkEnd w:id="180"/>
       <w:r>
@@ -26510,7 +26630,7 @@
         <w:spacing w:before="360" w:after="120"/>
         <w:rPr/>
       </w:pPr>
-      <w:bookmarkStart w:id="184" w:name="__RefHeading___Toc5659_1081736681"/>
+      <w:bookmarkStart w:id="184" w:name="__RefHeading___Toc5695_1460157198"/>
       <w:bookmarkStart w:id="185" w:name="pre-generated-fixtures"/>
       <w:bookmarkEnd w:id="184"/>
       <w:r>
@@ -26787,7 +26907,7 @@
         <w:spacing w:before="280" w:after="80"/>
         <w:rPr/>
       </w:pPr>
-      <w:bookmarkStart w:id="186" w:name="__RefHeading___Toc5661_1081736681"/>
+      <w:bookmarkStart w:id="186" w:name="__RefHeading___Toc5697_1460157198"/>
       <w:bookmarkStart w:id="187" w:name="custom-variants"/>
       <w:bookmarkEnd w:id="186"/>
       <w:r>
@@ -26920,7 +27040,7 @@
         <w:spacing w:before="360" w:after="120"/>
         <w:rPr/>
       </w:pPr>
-      <w:bookmarkStart w:id="190" w:name="__RefHeading___Toc5663_1081736681"/>
+      <w:bookmarkStart w:id="190" w:name="__RefHeading___Toc5699_1460157198"/>
       <w:bookmarkStart w:id="191" w:name="dv-suite"/>
       <w:bookmarkEnd w:id="190"/>
       <w:r>
@@ -26979,7 +27099,7 @@
         <w:spacing w:before="280" w:after="80"/>
         <w:rPr/>
       </w:pPr>
-      <w:bookmarkStart w:id="192" w:name="__RefHeading___Toc5665_1081736681"/>
+      <w:bookmarkStart w:id="192" w:name="__RefHeading___Toc5701_1460157198"/>
       <w:bookmarkEnd w:id="192"/>
       <w:r>
         <w:rPr>
@@ -27820,7 +27940,7 @@
       <w:r>
         <w:br w:type="page"/>
       </w:r>
-      <w:bookmarkStart w:id="195" w:name="__RefHeading___Toc5667_1081736681"/>
+      <w:bookmarkStart w:id="195" w:name="__RefHeading___Toc5703_1460157198"/>
       <w:bookmarkEnd w:id="195"/>
       <w:r>
         <w:rPr>
@@ -27961,7 +28081,7 @@
         <w:spacing w:before="280" w:after="80"/>
         <w:rPr/>
       </w:pPr>
-      <w:bookmarkStart w:id="196" w:name="__RefHeading___Toc5669_1081736681"/>
+      <w:bookmarkStart w:id="196" w:name="__RefHeading___Toc5705_1460157198"/>
       <w:bookmarkStart w:id="197" w:name="adding-a-new-test"/>
       <w:bookmarkEnd w:id="196"/>
       <w:r>
@@ -28134,7 +28254,7 @@
         <w:spacing w:before="360" w:after="120"/>
         <w:rPr/>
       </w:pPr>
-      <w:bookmarkStart w:id="200" w:name="__RefHeading___Toc5671_1081736681"/>
+      <w:bookmarkStart w:id="200" w:name="__RefHeading___Toc5707_1460157198"/>
       <w:bookmarkStart w:id="201" w:name="lint-checks"/>
       <w:bookmarkEnd w:id="200"/>
       <w:r>
@@ -28180,7 +28300,7 @@
         <w:spacing w:before="280" w:after="80"/>
         <w:rPr/>
       </w:pPr>
-      <w:bookmarkStart w:id="202" w:name="__RefHeading___Toc5673_1081736681"/>
+      <w:bookmarkStart w:id="202" w:name="__RefHeading___Toc5709_1460157198"/>
       <w:bookmarkEnd w:id="202"/>
       <w:r>
         <w:rPr>
@@ -28654,7 +28774,7 @@
       <w:r>
         <w:br w:type="page"/>
       </w:r>
-      <w:bookmarkStart w:id="205" w:name="__RefHeading___Toc5675_1081736681"/>
+      <w:bookmarkStart w:id="205" w:name="__RefHeading___Toc5711_1460157198"/>
       <w:bookmarkEnd w:id="205"/>
       <w:r>
         <w:rPr>
@@ -28784,7 +28904,7 @@
         <w:spacing w:before="360" w:after="120"/>
         <w:rPr/>
       </w:pPr>
-      <w:bookmarkStart w:id="207" w:name="__RefHeading___Toc5677_1081736681"/>
+      <w:bookmarkStart w:id="207" w:name="__RefHeading___Toc5713_1460157198"/>
       <w:bookmarkStart w:id="208" w:name="adding-a-new-topology"/>
       <w:bookmarkEnd w:id="207"/>
       <w:r>
@@ -29111,7 +29231,7 @@
         <w:spacing w:before="280" w:after="80"/>
         <w:rPr/>
       </w:pPr>
-      <w:bookmarkStart w:id="209" w:name="__RefHeading___Toc5679_1081736681"/>
+      <w:bookmarkStart w:id="209" w:name="__RefHeading___Toc5715_1460157198"/>
       <w:bookmarkStart w:id="210" w:name="retired-tree-scaffolding"/>
       <w:bookmarkEnd w:id="209"/>
       <w:r>
@@ -29277,7 +29397,7 @@
         <w:spacing w:before="360" w:after="120"/>
         <w:rPr/>
       </w:pPr>
-      <w:bookmarkStart w:id="213" w:name="__RefHeading___Toc5681_1081736681"/>
+      <w:bookmarkStart w:id="213" w:name="__RefHeading___Toc5717_1460157198"/>
       <w:bookmarkStart w:id="214" w:name="adding-a-new-generator-option"/>
       <w:bookmarkEnd w:id="213"/>
       <w:r>
@@ -29481,7 +29601,7 @@
         <w:spacing w:before="280" w:after="80"/>
         <w:rPr/>
       </w:pPr>
-      <w:bookmarkStart w:id="215" w:name="__RefHeading___Toc5683_1081736681"/>
+      <w:bookmarkStart w:id="215" w:name="__RefHeading___Toc5719_1460157198"/>
       <w:bookmarkStart w:id="216" w:name="backward-compatibility"/>
       <w:bookmarkEnd w:id="215"/>
       <w:r>
@@ -29529,7 +29649,7 @@
         <w:spacing w:before="280" w:after="80"/>
         <w:rPr/>
       </w:pPr>
-      <w:bookmarkStart w:id="218" w:name="__RefHeading___Toc5685_1081736681"/>
+      <w:bookmarkStart w:id="218" w:name="__RefHeading___Toc5721_1460157198"/>
       <w:bookmarkStart w:id="219" w:name="example-adding-a-qos-sideband"/>
       <w:bookmarkEnd w:id="218"/>
       <w:r>
@@ -29779,7 +29899,7 @@
         <w:spacing w:before="360" w:after="120"/>
         <w:rPr/>
       </w:pPr>
-      <w:bookmarkStart w:id="222" w:name="__RefHeading___Toc5687_1081736681"/>
+      <w:bookmarkStart w:id="222" w:name="__RefHeading___Toc5723_1460157198"/>
       <w:bookmarkStart w:id="223" w:name="adding-amba-5-sidebands"/>
       <w:bookmarkEnd w:id="222"/>
       <w:r>
@@ -30119,7 +30239,7 @@
         <w:spacing w:before="280" w:after="80"/>
         <w:rPr/>
       </w:pPr>
-      <w:bookmarkStart w:id="224" w:name="__RefHeading___Toc5689_1081736681"/>
+      <w:bookmarkStart w:id="224" w:name="__RefHeading___Toc5725_1460157198"/>
       <w:bookmarkStart w:id="225" w:name="twakeup-design-note"/>
       <w:bookmarkEnd w:id="224"/>
       <w:r>
@@ -30212,7 +30332,7 @@
         <w:spacing w:before="280" w:after="80"/>
         <w:rPr/>
       </w:pPr>
-      <w:bookmarkStart w:id="226" w:name="__RefHeading___Toc5691_1081736681"/>
+      <w:bookmarkStart w:id="226" w:name="__RefHeading___Toc5727_1460157198"/>
       <w:bookmarkStart w:id="227" w:name="check-signal-design-note"/>
       <w:bookmarkEnd w:id="226"/>
       <w:r>
@@ -30436,7 +30556,7 @@
         <w:spacing w:before="360" w:after="120"/>
         <w:rPr/>
       </w:pPr>
-      <w:bookmarkStart w:id="230" w:name="__RefHeading___Toc5693_1081736681"/>
+      <w:bookmarkStart w:id="230" w:name="__RefHeading___Toc5729_1460157198"/>
       <w:bookmarkStart w:id="231" w:name="testing-an-extension"/>
       <w:bookmarkEnd w:id="230"/>
       <w:r>
@@ -30482,7 +30602,7 @@
         <w:spacing w:before="280" w:after="80"/>
         <w:rPr/>
       </w:pPr>
-      <w:bookmarkStart w:id="232" w:name="__RefHeading___Toc5695_1081736681"/>
+      <w:bookmarkStart w:id="232" w:name="__RefHeading___Toc5731_1460157198"/>
       <w:bookmarkStart w:id="233" w:name="minimal-test-plan"/>
       <w:bookmarkEnd w:id="232"/>
       <w:r>
@@ -30611,7 +30731,7 @@
         <w:spacing w:before="280" w:after="80"/>
         <w:rPr/>
       </w:pPr>
-      <w:bookmarkStart w:id="234" w:name="__RefHeading___Toc5697_1081736681"/>
+      <w:bookmarkStart w:id="234" w:name="__RefHeading___Toc5733_1460157198"/>
       <w:bookmarkStart w:id="235" w:name="example-adding-a-custom-variant-test"/>
       <w:bookmarkEnd w:id="234"/>
       <w:r>
@@ -30800,7 +30920,7 @@
         <w:spacing w:before="280" w:after="80"/>
         <w:rPr/>
       </w:pPr>
-      <w:bookmarkStart w:id="236" w:name="__RefHeading___Toc5699_1081736681"/>
+      <w:bookmarkStart w:id="236" w:name="__RefHeading___Toc5735_1460157198"/>
       <w:bookmarkStart w:id="237" w:name="commit-discipline"/>
       <w:bookmarkEnd w:id="236"/>
       <w:r>
@@ -30977,7 +31097,7 @@
           </w:r>
           <w:r>
             <w:rPr/>
-            <w:t>85</w:t>
+            <w:t>86</w:t>
           </w:r>
           <w:r>
             <w:rPr/>
@@ -31004,7 +31124,7 @@
           </w:r>
           <w:r>
             <w:rPr/>
-            <w:t>85</w:t>
+            <w:t>86</w:t>
           </w:r>
           <w:r>
             <w:rPr/>
@@ -31124,7 +31244,7 @@
           </w:r>
           <w:r>
             <w:rPr/>
-            <w:t>85</w:t>
+            <w:t>86</w:t>
           </w:r>
           <w:r>
             <w:rPr/>
@@ -31151,7 +31271,7 @@
           </w:r>
           <w:r>
             <w:rPr/>
-            <w:t>85</w:t>
+            <w:t>86</w:t>
           </w:r>
           <w:r>
             <w:rPr/>

--- a/projects/components/fabric-gen-ip/delta/docs/Delta_GAS_v1.0.docx
+++ b/projects/components/fabric-gen-ip/delta/docs/Delta_GAS_v1.0.docx
@@ -160,7 +160,7 @@
             </w:rPr>
             <w:fldChar w:fldCharType="separate"/>
           </w:r>
-          <w:hyperlink w:anchor="__RefHeading___Toc5559_1460157198">
+          <w:hyperlink w:anchor="__RefHeading___Toc31288_3998045290">
             <w:r>
               <w:rPr>
                 <w:webHidden/>
@@ -181,7 +181,7 @@
             </w:tabs>
             <w:rPr/>
           </w:pPr>
-          <w:hyperlink w:anchor="__RefHeading___Toc5561_1460157198">
+          <w:hyperlink w:anchor="__RefHeading___Toc31290_3998045290">
             <w:r>
               <w:rPr>
                 <w:webHidden/>
@@ -202,7 +202,7 @@
             </w:tabs>
             <w:rPr/>
           </w:pPr>
-          <w:hyperlink w:anchor="__RefHeading___Toc5563_1460157198">
+          <w:hyperlink w:anchor="__RefHeading___Toc31292_3998045290">
             <w:r>
               <w:rPr>
                 <w:webHidden/>
@@ -223,7 +223,7 @@
             </w:tabs>
             <w:rPr/>
           </w:pPr>
-          <w:hyperlink w:anchor="__RefHeading___Toc5565_1460157198">
+          <w:hyperlink w:anchor="__RefHeading___Toc31294_3998045290">
             <w:r>
               <w:rPr>
                 <w:webHidden/>
@@ -244,7 +244,7 @@
             </w:tabs>
             <w:rPr/>
           </w:pPr>
-          <w:hyperlink w:anchor="__RefHeading___Toc5567_1460157198">
+          <w:hyperlink w:anchor="__RefHeading___Toc31296_3998045290">
             <w:r>
               <w:rPr>
                 <w:webHidden/>
@@ -265,7 +265,7 @@
             </w:tabs>
             <w:rPr/>
           </w:pPr>
-          <w:hyperlink w:anchor="__RefHeading___Toc5569_1460157198">
+          <w:hyperlink w:anchor="__RefHeading___Toc31298_3998045290">
             <w:r>
               <w:rPr>
                 <w:webHidden/>
@@ -286,7 +286,7 @@
             </w:tabs>
             <w:rPr/>
           </w:pPr>
-          <w:hyperlink w:anchor="__RefHeading___Toc5571_1460157198">
+          <w:hyperlink w:anchor="__RefHeading___Toc31300_3998045290">
             <w:r>
               <w:rPr>
                 <w:webHidden/>
@@ -307,7 +307,7 @@
             </w:tabs>
             <w:rPr/>
           </w:pPr>
-          <w:hyperlink w:anchor="__RefHeading___Toc5573_1460157198">
+          <w:hyperlink w:anchor="__RefHeading___Toc31302_3998045290">
             <w:r>
               <w:rPr>
                 <w:webHidden/>
@@ -328,7 +328,7 @@
             </w:tabs>
             <w:rPr/>
           </w:pPr>
-          <w:hyperlink w:anchor="__RefHeading___Toc5575_1460157198">
+          <w:hyperlink w:anchor="__RefHeading___Toc31304_3998045290">
             <w:r>
               <w:rPr>
                 <w:webHidden/>
@@ -349,7 +349,7 @@
             </w:tabs>
             <w:rPr/>
           </w:pPr>
-          <w:hyperlink w:anchor="__RefHeading___Toc5577_1460157198">
+          <w:hyperlink w:anchor="__RefHeading___Toc31306_3998045290">
             <w:r>
               <w:rPr>
                 <w:webHidden/>
@@ -370,7 +370,7 @@
             </w:tabs>
             <w:rPr/>
           </w:pPr>
-          <w:hyperlink w:anchor="__RefHeading___Toc5579_1460157198">
+          <w:hyperlink w:anchor="__RefHeading___Toc31308_3998045290">
             <w:r>
               <w:rPr>
                 <w:webHidden/>
@@ -391,7 +391,7 @@
             </w:tabs>
             <w:rPr/>
           </w:pPr>
-          <w:hyperlink w:anchor="__RefHeading___Toc5581_1460157198">
+          <w:hyperlink w:anchor="__RefHeading___Toc31310_3998045290">
             <w:r>
               <w:rPr>
                 <w:webHidden/>
@@ -412,7 +412,7 @@
             </w:tabs>
             <w:rPr/>
           </w:pPr>
-          <w:hyperlink w:anchor="__RefHeading___Toc5583_1460157198">
+          <w:hyperlink w:anchor="__RefHeading___Toc31312_3998045290">
             <w:r>
               <w:rPr>
                 <w:webHidden/>
@@ -433,7 +433,7 @@
             </w:tabs>
             <w:rPr/>
           </w:pPr>
-          <w:hyperlink w:anchor="__RefHeading___Toc5585_1460157198">
+          <w:hyperlink w:anchor="__RefHeading___Toc31314_3998045290">
             <w:r>
               <w:rPr>
                 <w:webHidden/>
@@ -454,7 +454,7 @@
             </w:tabs>
             <w:rPr/>
           </w:pPr>
-          <w:hyperlink w:anchor="__RefHeading___Toc5587_1460157198">
+          <w:hyperlink w:anchor="__RefHeading___Toc31316_3998045290">
             <w:r>
               <w:rPr>
                 <w:webHidden/>
@@ -475,7 +475,7 @@
             </w:tabs>
             <w:rPr/>
           </w:pPr>
-          <w:hyperlink w:anchor="__RefHeading___Toc5589_1460157198">
+          <w:hyperlink w:anchor="__RefHeading___Toc31318_3998045290">
             <w:r>
               <w:rPr>
                 <w:webHidden/>
@@ -496,7 +496,7 @@
             </w:tabs>
             <w:rPr/>
           </w:pPr>
-          <w:hyperlink w:anchor="__RefHeading___Toc5591_1460157198">
+          <w:hyperlink w:anchor="__RefHeading___Toc31320_3998045290">
             <w:r>
               <w:rPr>
                 <w:webHidden/>
@@ -517,7 +517,7 @@
             </w:tabs>
             <w:rPr/>
           </w:pPr>
-          <w:hyperlink w:anchor="__RefHeading___Toc5593_1460157198">
+          <w:hyperlink w:anchor="__RefHeading___Toc31322_3998045290">
             <w:r>
               <w:rPr>
                 <w:webHidden/>
@@ -538,7 +538,7 @@
             </w:tabs>
             <w:rPr/>
           </w:pPr>
-          <w:hyperlink w:anchor="__RefHeading___Toc5595_1460157198">
+          <w:hyperlink w:anchor="__RefHeading___Toc31324_3998045290">
             <w:r>
               <w:rPr>
                 <w:webHidden/>
@@ -559,7 +559,7 @@
             </w:tabs>
             <w:rPr/>
           </w:pPr>
-          <w:hyperlink w:anchor="__RefHeading___Toc5597_1460157198">
+          <w:hyperlink w:anchor="__RefHeading___Toc31326_3998045290">
             <w:r>
               <w:rPr>
                 <w:webHidden/>
@@ -580,7 +580,7 @@
             </w:tabs>
             <w:rPr/>
           </w:pPr>
-          <w:hyperlink w:anchor="__RefHeading___Toc5599_1460157198">
+          <w:hyperlink w:anchor="__RefHeading___Toc31328_3998045290">
             <w:r>
               <w:rPr>
                 <w:webHidden/>
@@ -601,7 +601,7 @@
             </w:tabs>
             <w:rPr/>
           </w:pPr>
-          <w:hyperlink w:anchor="__RefHeading___Toc5601_1460157198">
+          <w:hyperlink w:anchor="__RefHeading___Toc31330_3998045290">
             <w:r>
               <w:rPr>
                 <w:webHidden/>
@@ -622,7 +622,7 @@
             </w:tabs>
             <w:rPr/>
           </w:pPr>
-          <w:hyperlink w:anchor="__RefHeading___Toc5603_1460157198">
+          <w:hyperlink w:anchor="__RefHeading___Toc31332_3998045290">
             <w:r>
               <w:rPr>
                 <w:webHidden/>
@@ -643,7 +643,7 @@
             </w:tabs>
             <w:rPr/>
           </w:pPr>
-          <w:hyperlink w:anchor="__RefHeading___Toc5605_1460157198">
+          <w:hyperlink w:anchor="__RefHeading___Toc31334_3998045290">
             <w:r>
               <w:rPr>
                 <w:webHidden/>
@@ -664,7 +664,7 @@
             </w:tabs>
             <w:rPr/>
           </w:pPr>
-          <w:hyperlink w:anchor="__RefHeading___Toc5607_1460157198">
+          <w:hyperlink w:anchor="__RefHeading___Toc31336_3998045290">
             <w:r>
               <w:rPr>
                 <w:webHidden/>
@@ -685,7 +685,7 @@
             </w:tabs>
             <w:rPr/>
           </w:pPr>
-          <w:hyperlink w:anchor="__RefHeading___Toc5609_1460157198">
+          <w:hyperlink w:anchor="__RefHeading___Toc31338_3998045290">
             <w:r>
               <w:rPr>
                 <w:webHidden/>
@@ -706,7 +706,7 @@
             </w:tabs>
             <w:rPr/>
           </w:pPr>
-          <w:hyperlink w:anchor="__RefHeading___Toc5611_1460157198">
+          <w:hyperlink w:anchor="__RefHeading___Toc31340_3998045290">
             <w:r>
               <w:rPr>
                 <w:webHidden/>
@@ -727,7 +727,7 @@
             </w:tabs>
             <w:rPr/>
           </w:pPr>
-          <w:hyperlink w:anchor="__RefHeading___Toc5613_1460157198">
+          <w:hyperlink w:anchor="__RefHeading___Toc31342_3998045290">
             <w:r>
               <w:rPr>
                 <w:webHidden/>
@@ -748,7 +748,7 @@
             </w:tabs>
             <w:rPr/>
           </w:pPr>
-          <w:hyperlink w:anchor="__RefHeading___Toc5615_1460157198">
+          <w:hyperlink w:anchor="__RefHeading___Toc31344_3998045290">
             <w:r>
               <w:rPr>
                 <w:webHidden/>
@@ -769,7 +769,7 @@
             </w:tabs>
             <w:rPr/>
           </w:pPr>
-          <w:hyperlink w:anchor="__RefHeading___Toc5617_1460157198">
+          <w:hyperlink w:anchor="__RefHeading___Toc31346_3998045290">
             <w:r>
               <w:rPr>
                 <w:webHidden/>
@@ -790,7 +790,7 @@
             </w:tabs>
             <w:rPr/>
           </w:pPr>
-          <w:hyperlink w:anchor="__RefHeading___Toc5619_1460157198">
+          <w:hyperlink w:anchor="__RefHeading___Toc31348_3998045290">
             <w:r>
               <w:rPr>
                 <w:webHidden/>
@@ -811,7 +811,7 @@
             </w:tabs>
             <w:rPr/>
           </w:pPr>
-          <w:hyperlink w:anchor="__RefHeading___Toc5621_1460157198">
+          <w:hyperlink w:anchor="__RefHeading___Toc31350_3998045290">
             <w:r>
               <w:rPr>
                 <w:webHidden/>
@@ -832,7 +832,7 @@
             </w:tabs>
             <w:rPr/>
           </w:pPr>
-          <w:hyperlink w:anchor="__RefHeading___Toc5623_1460157198">
+          <w:hyperlink w:anchor="__RefHeading___Toc31352_3998045290">
             <w:r>
               <w:rPr>
                 <w:webHidden/>
@@ -853,7 +853,7 @@
             </w:tabs>
             <w:rPr/>
           </w:pPr>
-          <w:hyperlink w:anchor="__RefHeading___Toc5625_1460157198">
+          <w:hyperlink w:anchor="__RefHeading___Toc31354_3998045290">
             <w:r>
               <w:rPr>
                 <w:webHidden/>
@@ -874,7 +874,7 @@
             </w:tabs>
             <w:rPr/>
           </w:pPr>
-          <w:hyperlink w:anchor="__RefHeading___Toc5627_1460157198">
+          <w:hyperlink w:anchor="__RefHeading___Toc31356_3998045290">
             <w:r>
               <w:rPr>
                 <w:webHidden/>
@@ -895,7 +895,7 @@
             </w:tabs>
             <w:rPr/>
           </w:pPr>
-          <w:hyperlink w:anchor="__RefHeading___Toc5629_1460157198">
+          <w:hyperlink w:anchor="__RefHeading___Toc31358_3998045290">
             <w:r>
               <w:rPr>
                 <w:webHidden/>
@@ -916,7 +916,7 @@
             </w:tabs>
             <w:rPr/>
           </w:pPr>
-          <w:hyperlink w:anchor="__RefHeading___Toc5631_1460157198">
+          <w:hyperlink w:anchor="__RefHeading___Toc31360_3998045290">
             <w:r>
               <w:rPr>
                 <w:webHidden/>
@@ -937,7 +937,7 @@
             </w:tabs>
             <w:rPr/>
           </w:pPr>
-          <w:hyperlink w:anchor="__RefHeading___Toc5633_1460157198">
+          <w:hyperlink w:anchor="__RefHeading___Toc31362_3998045290">
             <w:r>
               <w:rPr>
                 <w:webHidden/>
@@ -958,7 +958,7 @@
             </w:tabs>
             <w:rPr/>
           </w:pPr>
-          <w:hyperlink w:anchor="__RefHeading___Toc5635_1460157198">
+          <w:hyperlink w:anchor="__RefHeading___Toc31364_3998045290">
             <w:r>
               <w:rPr>
                 <w:webHidden/>
@@ -979,7 +979,7 @@
             </w:tabs>
             <w:rPr/>
           </w:pPr>
-          <w:hyperlink w:anchor="__RefHeading___Toc5637_1460157198">
+          <w:hyperlink w:anchor="__RefHeading___Toc31366_3998045290">
             <w:r>
               <w:rPr>
                 <w:webHidden/>
@@ -1000,7 +1000,7 @@
             </w:tabs>
             <w:rPr/>
           </w:pPr>
-          <w:hyperlink w:anchor="__RefHeading___Toc5639_1460157198">
+          <w:hyperlink w:anchor="__RefHeading___Toc31368_3998045290">
             <w:r>
               <w:rPr>
                 <w:webHidden/>
@@ -1021,7 +1021,7 @@
             </w:tabs>
             <w:rPr/>
           </w:pPr>
-          <w:hyperlink w:anchor="__RefHeading___Toc5641_1460157198">
+          <w:hyperlink w:anchor="__RefHeading___Toc31370_3998045290">
             <w:r>
               <w:rPr>
                 <w:webHidden/>
@@ -1042,7 +1042,7 @@
             </w:tabs>
             <w:rPr/>
           </w:pPr>
-          <w:hyperlink w:anchor="__RefHeading___Toc5643_1460157198">
+          <w:hyperlink w:anchor="__RefHeading___Toc31372_3998045290">
             <w:r>
               <w:rPr>
                 <w:webHidden/>
@@ -1063,7 +1063,7 @@
             </w:tabs>
             <w:rPr/>
           </w:pPr>
-          <w:hyperlink w:anchor="__RefHeading___Toc5645_1460157198">
+          <w:hyperlink w:anchor="__RefHeading___Toc31374_3998045290">
             <w:r>
               <w:rPr>
                 <w:webHidden/>
@@ -1084,7 +1084,7 @@
             </w:tabs>
             <w:rPr/>
           </w:pPr>
-          <w:hyperlink w:anchor="__RefHeading___Toc5647_1460157198">
+          <w:hyperlink w:anchor="__RefHeading___Toc31376_3998045290">
             <w:r>
               <w:rPr>
                 <w:webHidden/>
@@ -1105,7 +1105,7 @@
             </w:tabs>
             <w:rPr/>
           </w:pPr>
-          <w:hyperlink w:anchor="__RefHeading___Toc5649_1460157198">
+          <w:hyperlink w:anchor="__RefHeading___Toc31378_3998045290">
             <w:r>
               <w:rPr>
                 <w:webHidden/>
@@ -1126,7 +1126,7 @@
             </w:tabs>
             <w:rPr/>
           </w:pPr>
-          <w:hyperlink w:anchor="__RefHeading___Toc5651_1460157198">
+          <w:hyperlink w:anchor="__RefHeading___Toc31380_3998045290">
             <w:r>
               <w:rPr>
                 <w:webHidden/>
@@ -1147,7 +1147,7 @@
             </w:tabs>
             <w:rPr/>
           </w:pPr>
-          <w:hyperlink w:anchor="__RefHeading___Toc5653_1460157198">
+          <w:hyperlink w:anchor="__RefHeading___Toc31382_3998045290">
             <w:r>
               <w:rPr>
                 <w:webHidden/>
@@ -1168,7 +1168,7 @@
             </w:tabs>
             <w:rPr/>
           </w:pPr>
-          <w:hyperlink w:anchor="__RefHeading___Toc5655_1460157198">
+          <w:hyperlink w:anchor="__RefHeading___Toc31384_3998045290">
             <w:r>
               <w:rPr>
                 <w:webHidden/>
@@ -1189,7 +1189,7 @@
             </w:tabs>
             <w:rPr/>
           </w:pPr>
-          <w:hyperlink w:anchor="__RefHeading___Toc5657_1460157198">
+          <w:hyperlink w:anchor="__RefHeading___Toc31386_3998045290">
             <w:r>
               <w:rPr>
                 <w:webHidden/>
@@ -1210,7 +1210,7 @@
             </w:tabs>
             <w:rPr/>
           </w:pPr>
-          <w:hyperlink w:anchor="__RefHeading___Toc5659_1460157198">
+          <w:hyperlink w:anchor="__RefHeading___Toc31388_3998045290">
             <w:r>
               <w:rPr>
                 <w:webHidden/>
@@ -1231,7 +1231,7 @@
             </w:tabs>
             <w:rPr/>
           </w:pPr>
-          <w:hyperlink w:anchor="__RefHeading___Toc5661_1460157198">
+          <w:hyperlink w:anchor="__RefHeading___Toc31390_3998045290">
             <w:r>
               <w:rPr>
                 <w:webHidden/>
@@ -1252,7 +1252,7 @@
             </w:tabs>
             <w:rPr/>
           </w:pPr>
-          <w:hyperlink w:anchor="__RefHeading___Toc5663_1460157198">
+          <w:hyperlink w:anchor="__RefHeading___Toc31392_3998045290">
             <w:r>
               <w:rPr>
                 <w:webHidden/>
@@ -1273,7 +1273,7 @@
             </w:tabs>
             <w:rPr/>
           </w:pPr>
-          <w:hyperlink w:anchor="__RefHeading___Toc5665_1460157198">
+          <w:hyperlink w:anchor="__RefHeading___Toc31394_3998045290">
             <w:r>
               <w:rPr>
                 <w:webHidden/>
@@ -1294,7 +1294,7 @@
             </w:tabs>
             <w:rPr/>
           </w:pPr>
-          <w:hyperlink w:anchor="__RefHeading___Toc5667_1460157198">
+          <w:hyperlink w:anchor="__RefHeading___Toc31396_3998045290">
             <w:r>
               <w:rPr>
                 <w:webHidden/>
@@ -1315,7 +1315,7 @@
             </w:tabs>
             <w:rPr/>
           </w:pPr>
-          <w:hyperlink w:anchor="__RefHeading___Toc5669_1460157198">
+          <w:hyperlink w:anchor="__RefHeading___Toc31398_3998045290">
             <w:r>
               <w:rPr>
                 <w:webHidden/>
@@ -1336,7 +1336,7 @@
             </w:tabs>
             <w:rPr/>
           </w:pPr>
-          <w:hyperlink w:anchor="__RefHeading___Toc5671_1460157198">
+          <w:hyperlink w:anchor="__RefHeading___Toc31400_3998045290">
             <w:r>
               <w:rPr>
                 <w:webHidden/>
@@ -1357,7 +1357,7 @@
             </w:tabs>
             <w:rPr/>
           </w:pPr>
-          <w:hyperlink w:anchor="__RefHeading___Toc5673_1460157198">
+          <w:hyperlink w:anchor="__RefHeading___Toc31402_3998045290">
             <w:r>
               <w:rPr>
                 <w:webHidden/>
@@ -1378,7 +1378,7 @@
             </w:tabs>
             <w:rPr/>
           </w:pPr>
-          <w:hyperlink w:anchor="__RefHeading___Toc5675_1460157198">
+          <w:hyperlink w:anchor="__RefHeading___Toc31404_3998045290">
             <w:r>
               <w:rPr>
                 <w:webHidden/>
@@ -1399,7 +1399,7 @@
             </w:tabs>
             <w:rPr/>
           </w:pPr>
-          <w:hyperlink w:anchor="__RefHeading___Toc5677_1460157198">
+          <w:hyperlink w:anchor="__RefHeading___Toc31406_3998045290">
             <w:r>
               <w:rPr>
                 <w:webHidden/>
@@ -1420,7 +1420,7 @@
             </w:tabs>
             <w:rPr/>
           </w:pPr>
-          <w:hyperlink w:anchor="__RefHeading___Toc5679_1460157198">
+          <w:hyperlink w:anchor="__RefHeading___Toc31408_3998045290">
             <w:r>
               <w:rPr>
                 <w:webHidden/>
@@ -1441,7 +1441,7 @@
             </w:tabs>
             <w:rPr/>
           </w:pPr>
-          <w:hyperlink w:anchor="__RefHeading___Toc5681_1460157198">
+          <w:hyperlink w:anchor="__RefHeading___Toc31410_3998045290">
             <w:r>
               <w:rPr>
                 <w:webHidden/>
@@ -1462,7 +1462,7 @@
             </w:tabs>
             <w:rPr/>
           </w:pPr>
-          <w:hyperlink w:anchor="__RefHeading___Toc5683_1460157198">
+          <w:hyperlink w:anchor="__RefHeading___Toc31412_3998045290">
             <w:r>
               <w:rPr>
                 <w:webHidden/>
@@ -1483,7 +1483,7 @@
             </w:tabs>
             <w:rPr/>
           </w:pPr>
-          <w:hyperlink w:anchor="__RefHeading___Toc5685_1460157198">
+          <w:hyperlink w:anchor="__RefHeading___Toc31414_3998045290">
             <w:r>
               <w:rPr>
                 <w:webHidden/>
@@ -1504,7 +1504,7 @@
             </w:tabs>
             <w:rPr/>
           </w:pPr>
-          <w:hyperlink w:anchor="__RefHeading___Toc5687_1460157198">
+          <w:hyperlink w:anchor="__RefHeading___Toc31416_3998045290">
             <w:r>
               <w:rPr>
                 <w:webHidden/>
@@ -1525,7 +1525,7 @@
             </w:tabs>
             <w:rPr/>
           </w:pPr>
-          <w:hyperlink w:anchor="__RefHeading___Toc5689_1460157198">
+          <w:hyperlink w:anchor="__RefHeading___Toc31418_3998045290">
             <w:r>
               <w:rPr>
                 <w:webHidden/>
@@ -1546,7 +1546,7 @@
             </w:tabs>
             <w:rPr/>
           </w:pPr>
-          <w:hyperlink w:anchor="__RefHeading___Toc5691_1460157198">
+          <w:hyperlink w:anchor="__RefHeading___Toc31420_3998045290">
             <w:r>
               <w:rPr>
                 <w:webHidden/>
@@ -1567,7 +1567,7 @@
             </w:tabs>
             <w:rPr/>
           </w:pPr>
-          <w:hyperlink w:anchor="__RefHeading___Toc5693_1460157198">
+          <w:hyperlink w:anchor="__RefHeading___Toc31422_3998045290">
             <w:r>
               <w:rPr>
                 <w:webHidden/>
@@ -1588,7 +1588,7 @@
             </w:tabs>
             <w:rPr/>
           </w:pPr>
-          <w:hyperlink w:anchor="__RefHeading___Toc5695_1460157198">
+          <w:hyperlink w:anchor="__RefHeading___Toc31424_3998045290">
             <w:r>
               <w:rPr>
                 <w:webHidden/>
@@ -1609,7 +1609,7 @@
             </w:tabs>
             <w:rPr/>
           </w:pPr>
-          <w:hyperlink w:anchor="__RefHeading___Toc5697_1460157198">
+          <w:hyperlink w:anchor="__RefHeading___Toc31426_3998045290">
             <w:r>
               <w:rPr>
                 <w:webHidden/>
@@ -1630,7 +1630,7 @@
             </w:tabs>
             <w:rPr/>
           </w:pPr>
-          <w:hyperlink w:anchor="__RefHeading___Toc5699_1460157198">
+          <w:hyperlink w:anchor="__RefHeading___Toc31428_3998045290">
             <w:r>
               <w:rPr>
                 <w:webHidden/>
@@ -1651,7 +1651,7 @@
             </w:tabs>
             <w:rPr/>
           </w:pPr>
-          <w:hyperlink w:anchor="__RefHeading___Toc5701_1460157198">
+          <w:hyperlink w:anchor="__RefHeading___Toc31430_3998045290">
             <w:r>
               <w:rPr>
                 <w:webHidden/>
@@ -1672,7 +1672,7 @@
             </w:tabs>
             <w:rPr/>
           </w:pPr>
-          <w:hyperlink w:anchor="__RefHeading___Toc5703_1460157198">
+          <w:hyperlink w:anchor="__RefHeading___Toc31432_3998045290">
             <w:r>
               <w:rPr>
                 <w:webHidden/>
@@ -1693,7 +1693,7 @@
             </w:tabs>
             <w:rPr/>
           </w:pPr>
-          <w:hyperlink w:anchor="__RefHeading___Toc5705_1460157198">
+          <w:hyperlink w:anchor="__RefHeading___Toc31434_3998045290">
             <w:r>
               <w:rPr>
                 <w:webHidden/>
@@ -1714,7 +1714,7 @@
             </w:tabs>
             <w:rPr/>
           </w:pPr>
-          <w:hyperlink w:anchor="__RefHeading___Toc5707_1460157198">
+          <w:hyperlink w:anchor="__RefHeading___Toc31436_3998045290">
             <w:r>
               <w:rPr>
                 <w:webHidden/>
@@ -1735,7 +1735,7 @@
             </w:tabs>
             <w:rPr/>
           </w:pPr>
-          <w:hyperlink w:anchor="__RefHeading___Toc5709_1460157198">
+          <w:hyperlink w:anchor="__RefHeading___Toc31438_3998045290">
             <w:r>
               <w:rPr>
                 <w:webHidden/>
@@ -1756,7 +1756,7 @@
             </w:tabs>
             <w:rPr/>
           </w:pPr>
-          <w:hyperlink w:anchor="__RefHeading___Toc5711_1460157198">
+          <w:hyperlink w:anchor="__RefHeading___Toc31440_3998045290">
             <w:r>
               <w:rPr>
                 <w:webHidden/>
@@ -1777,7 +1777,7 @@
             </w:tabs>
             <w:rPr/>
           </w:pPr>
-          <w:hyperlink w:anchor="__RefHeading___Toc5713_1460157198">
+          <w:hyperlink w:anchor="__RefHeading___Toc31442_3998045290">
             <w:r>
               <w:rPr>
                 <w:webHidden/>
@@ -1798,7 +1798,7 @@
             </w:tabs>
             <w:rPr/>
           </w:pPr>
-          <w:hyperlink w:anchor="__RefHeading___Toc5715_1460157198">
+          <w:hyperlink w:anchor="__RefHeading___Toc31444_3998045290">
             <w:r>
               <w:rPr>
                 <w:webHidden/>
@@ -1819,7 +1819,7 @@
             </w:tabs>
             <w:rPr/>
           </w:pPr>
-          <w:hyperlink w:anchor="__RefHeading___Toc5717_1460157198">
+          <w:hyperlink w:anchor="__RefHeading___Toc31446_3998045290">
             <w:r>
               <w:rPr>
                 <w:webHidden/>
@@ -1840,7 +1840,7 @@
             </w:tabs>
             <w:rPr/>
           </w:pPr>
-          <w:hyperlink w:anchor="__RefHeading___Toc5719_1460157198">
+          <w:hyperlink w:anchor="__RefHeading___Toc31448_3998045290">
             <w:r>
               <w:rPr>
                 <w:webHidden/>
@@ -1861,7 +1861,7 @@
             </w:tabs>
             <w:rPr/>
           </w:pPr>
-          <w:hyperlink w:anchor="__RefHeading___Toc5721_1460157198">
+          <w:hyperlink w:anchor="__RefHeading___Toc31450_3998045290">
             <w:r>
               <w:rPr>
                 <w:webHidden/>
@@ -1882,7 +1882,7 @@
             </w:tabs>
             <w:rPr/>
           </w:pPr>
-          <w:hyperlink w:anchor="__RefHeading___Toc5723_1460157198">
+          <w:hyperlink w:anchor="__RefHeading___Toc31452_3998045290">
             <w:r>
               <w:rPr>
                 <w:webHidden/>
@@ -1903,7 +1903,7 @@
             </w:tabs>
             <w:rPr/>
           </w:pPr>
-          <w:hyperlink w:anchor="__RefHeading___Toc5725_1460157198">
+          <w:hyperlink w:anchor="__RefHeading___Toc31454_3998045290">
             <w:r>
               <w:rPr>
                 <w:webHidden/>
@@ -1924,7 +1924,7 @@
             </w:tabs>
             <w:rPr/>
           </w:pPr>
-          <w:hyperlink w:anchor="__RefHeading___Toc5727_1460157198">
+          <w:hyperlink w:anchor="__RefHeading___Toc31456_3998045290">
             <w:r>
               <w:rPr>
                 <w:webHidden/>
@@ -1945,7 +1945,7 @@
             </w:tabs>
             <w:rPr/>
           </w:pPr>
-          <w:hyperlink w:anchor="__RefHeading___Toc5729_1460157198">
+          <w:hyperlink w:anchor="__RefHeading___Toc31458_3998045290">
             <w:r>
               <w:rPr>
                 <w:webHidden/>
@@ -1966,7 +1966,7 @@
             </w:tabs>
             <w:rPr/>
           </w:pPr>
-          <w:hyperlink w:anchor="__RefHeading___Toc5731_1460157198">
+          <w:hyperlink w:anchor="__RefHeading___Toc31460_3998045290">
             <w:r>
               <w:rPr>
                 <w:webHidden/>
@@ -1987,7 +1987,7 @@
             </w:tabs>
             <w:rPr/>
           </w:pPr>
-          <w:hyperlink w:anchor="__RefHeading___Toc5733_1460157198">
+          <w:hyperlink w:anchor="__RefHeading___Toc31462_3998045290">
             <w:r>
               <w:rPr>
                 <w:webHidden/>
@@ -2008,7 +2008,7 @@
             </w:tabs>
             <w:rPr/>
           </w:pPr>
-          <w:hyperlink w:anchor="__RefHeading___Toc5735_1460157198">
+          <w:hyperlink w:anchor="__RefHeading___Toc31464_3998045290">
             <w:r>
               <w:rPr>
                 <w:webHidden/>
@@ -3245,7 +3245,7 @@
         <w:spacing w:before="0" w:after="120"/>
         <w:rPr/>
       </w:pPr>
-      <w:bookmarkStart w:id="2" w:name="__RefHeading___Toc5559_1460157198"/>
+      <w:bookmarkStart w:id="2" w:name="__RefHeading___Toc31288_3998045290"/>
       <w:bookmarkEnd w:id="2"/>
       <w:r>
         <w:rPr>
@@ -3383,7 +3383,7 @@
         <w:spacing w:before="360" w:after="120"/>
         <w:rPr/>
       </w:pPr>
-      <w:bookmarkStart w:id="4" w:name="__RefHeading___Toc5561_1460157198"/>
+      <w:bookmarkStart w:id="4" w:name="__RefHeading___Toc31290_3998045290"/>
       <w:bookmarkStart w:id="5" w:name="document-information"/>
       <w:bookmarkEnd w:id="4"/>
       <w:r>
@@ -3415,7 +3415,7 @@
         <w:spacing w:before="280" w:after="80"/>
         <w:rPr/>
       </w:pPr>
-      <w:bookmarkStart w:id="6" w:name="__RefHeading___Toc5563_1460157198"/>
+      <w:bookmarkStart w:id="6" w:name="__RefHeading___Toc31292_3998045290"/>
       <w:bookmarkEnd w:id="6"/>
       <w:r>
         <w:rPr>
@@ -3884,7 +3884,7 @@
       <w:r>
         <w:br w:type="page"/>
       </w:r>
-      <w:bookmarkStart w:id="9" w:name="__RefHeading___Toc5565_1460157198"/>
+      <w:bookmarkStart w:id="9" w:name="__RefHeading___Toc31294_3998045290"/>
       <w:bookmarkEnd w:id="9"/>
       <w:r>
         <w:rPr>
@@ -4574,7 +4574,7 @@
       <w:r>
         <w:br w:type="page"/>
       </w:r>
-      <w:bookmarkStart w:id="11" w:name="__RefHeading___Toc5567_1460157198"/>
+      <w:bookmarkStart w:id="11" w:name="__RefHeading___Toc31296_3998045290"/>
       <w:bookmarkEnd w:id="11"/>
       <w:r>
         <w:rPr>
@@ -4673,7 +4673,7 @@
         <w:spacing w:before="280" w:after="80"/>
         <w:rPr/>
       </w:pPr>
-      <w:bookmarkStart w:id="12" w:name="__RefHeading___Toc5569_1460157198"/>
+      <w:bookmarkStart w:id="12" w:name="__RefHeading___Toc31298_3998045290"/>
       <w:bookmarkStart w:id="13" w:name="intended-audience"/>
       <w:bookmarkEnd w:id="12"/>
       <w:r>
@@ -4751,7 +4751,7 @@
         <w:spacing w:before="280" w:after="80"/>
         <w:rPr/>
       </w:pPr>
-      <w:bookmarkStart w:id="15" w:name="__RefHeading___Toc5571_1460157198"/>
+      <w:bookmarkStart w:id="15" w:name="__RefHeading___Toc31300_3998045290"/>
       <w:bookmarkStart w:id="16" w:name="related-documents"/>
       <w:bookmarkEnd w:id="15"/>
       <w:r>
@@ -4956,7 +4956,7 @@
         <w:spacing w:before="360" w:after="120"/>
         <w:rPr/>
       </w:pPr>
-      <w:bookmarkStart w:id="19" w:name="__RefHeading___Toc5573_1460157198"/>
+      <w:bookmarkStart w:id="19" w:name="__RefHeading___Toc31302_3998045290"/>
       <w:bookmarkStart w:id="20" w:name="what-the-generator-produces"/>
       <w:bookmarkEnd w:id="19"/>
       <w:r>
@@ -5028,7 +5028,7 @@
         <w:spacing w:before="280" w:after="80"/>
         <w:rPr/>
       </w:pPr>
-      <w:bookmarkStart w:id="21" w:name="__RefHeading___Toc5575_1460157198"/>
+      <w:bookmarkStart w:id="21" w:name="__RefHeading___Toc31304_3998045290"/>
       <w:bookmarkEnd w:id="21"/>
       <w:r>
         <w:rPr>
@@ -5687,7 +5687,7 @@
       <w:r>
         <w:br w:type="page"/>
       </w:r>
-      <w:bookmarkStart w:id="24" w:name="__RefHeading___Toc5577_1460157198"/>
+      <w:bookmarkStart w:id="24" w:name="__RefHeading___Toc31306_3998045290"/>
       <w:bookmarkEnd w:id="24"/>
       <w:r>
         <w:rPr>
@@ -6042,7 +6042,7 @@
         <w:spacing w:before="280" w:after="80"/>
         <w:rPr/>
       </w:pPr>
-      <w:bookmarkStart w:id="25" w:name="__RefHeading___Toc5579_1460157198"/>
+      <w:bookmarkStart w:id="25" w:name="__RefHeading___Toc31308_3998045290"/>
       <w:bookmarkStart w:id="26" w:name="topology-status"/>
       <w:bookmarkEnd w:id="25"/>
       <w:r>
@@ -6331,7 +6331,7 @@
         <w:spacing w:before="360" w:after="120"/>
         <w:rPr/>
       </w:pPr>
-      <w:bookmarkStart w:id="29" w:name="__RefHeading___Toc5581_1460157198"/>
+      <w:bookmarkStart w:id="29" w:name="__RefHeading___Toc31310_3998045290"/>
       <w:bookmarkStart w:id="30" w:name="when-to-regenerate"/>
       <w:bookmarkEnd w:id="29"/>
       <w:r>
@@ -6443,7 +6443,7 @@
         <w:spacing w:before="280" w:after="80"/>
         <w:rPr/>
       </w:pPr>
-      <w:bookmarkStart w:id="31" w:name="__RefHeading___Toc5583_1460157198"/>
+      <w:bookmarkStart w:id="31" w:name="__RefHeading___Toc31312_3998045290"/>
       <w:bookmarkStart w:id="32" w:name="standard-regeneration-workflow"/>
       <w:bookmarkEnd w:id="31"/>
       <w:r>
@@ -6658,7 +6658,7 @@
         <w:spacing w:before="280" w:after="80"/>
         <w:rPr/>
       </w:pPr>
-      <w:bookmarkStart w:id="33" w:name="__RefHeading___Toc5585_1460157198"/>
+      <w:bookmarkStart w:id="33" w:name="__RefHeading___Toc31314_3998045290"/>
       <w:bookmarkStart w:id="34" w:name="pre-generated-vs-custom"/>
       <w:bookmarkEnd w:id="33"/>
       <w:r>
@@ -6791,7 +6791,7 @@
         <w:spacing w:before="360" w:after="120"/>
         <w:rPr/>
       </w:pPr>
-      <w:bookmarkStart w:id="37" w:name="__RefHeading___Toc5587_1460157198"/>
+      <w:bookmarkStart w:id="37" w:name="__RefHeading___Toc31316_3998045290"/>
       <w:bookmarkStart w:id="38" w:name="generator-entry-points"/>
       <w:bookmarkEnd w:id="37"/>
       <w:r>
@@ -6823,7 +6823,7 @@
         <w:spacing w:before="280" w:after="80"/>
         <w:rPr/>
       </w:pPr>
-      <w:bookmarkStart w:id="39" w:name="__RefHeading___Toc5589_1460157198"/>
+      <w:bookmarkStart w:id="39" w:name="__RefHeading___Toc31318_3998045290"/>
       <w:bookmarkStart w:id="40" w:name="flat-crossbar-generator"/>
       <w:bookmarkEnd w:id="39"/>
       <w:r>
@@ -6937,7 +6937,7 @@
         <w:spacing w:before="280" w:after="80"/>
         <w:rPr/>
       </w:pPr>
-      <w:bookmarkStart w:id="42" w:name="__RefHeading___Toc5591_1460157198"/>
+      <w:bookmarkStart w:id="42" w:name="__RefHeading___Toc31320_3998045290"/>
       <w:bookmarkStart w:id="43" w:name="tree-primitives-generator"/>
       <w:bookmarkEnd w:id="42"/>
       <w:r>
@@ -7118,7 +7118,7 @@
         <w:spacing w:before="280" w:after="80"/>
         <w:rPr/>
       </w:pPr>
-      <w:bookmarkStart w:id="44" w:name="__RefHeading___Toc5593_1460157198"/>
+      <w:bookmarkStart w:id="44" w:name="__RefHeading___Toc31322_3998045290"/>
       <w:bookmarkStart w:id="45" w:name="programmatic-api"/>
       <w:bookmarkEnd w:id="44"/>
       <w:r>
@@ -7746,7 +7746,7 @@
         <w:spacing w:before="360" w:after="120"/>
         <w:rPr/>
       </w:pPr>
-      <w:bookmarkStart w:id="48" w:name="__RefHeading___Toc5595_1460157198"/>
+      <w:bookmarkStart w:id="48" w:name="__RefHeading___Toc31324_3998045290"/>
       <w:bookmarkStart w:id="49" w:name="cli-and-programmatic-api"/>
       <w:bookmarkEnd w:id="48"/>
       <w:r>
@@ -7778,7 +7778,7 @@
         <w:spacing w:before="280" w:after="80"/>
         <w:rPr/>
       </w:pPr>
-      <w:bookmarkStart w:id="50" w:name="__RefHeading___Toc5597_1460157198"/>
+      <w:bookmarkStart w:id="50" w:name="__RefHeading___Toc31326_3998045290"/>
       <w:bookmarkEnd w:id="50"/>
       <w:r>
         <w:rPr>
@@ -9201,7 +9201,7 @@
       <w:r>
         <w:br w:type="page"/>
       </w:r>
-      <w:bookmarkStart w:id="53" w:name="__RefHeading___Toc5599_1460157198"/>
+      <w:bookmarkStart w:id="53" w:name="__RefHeading___Toc31328_3998045290"/>
       <w:bookmarkEnd w:id="53"/>
       <w:r>
         <w:rPr>
@@ -10178,7 +10178,7 @@
       </w:r>
       <w:r>
         <w:rPr/>
-        <w:t xml:space="preserve"> knob selects register-file (</w:t>
+        <w:t xml:space="preserve"> knob accepts only </w:t>
       </w:r>
       <w:r>
         <w:rPr>
@@ -10188,7 +10188,7 @@
       </w:r>
       <w:r>
         <w:rPr/>
-        <w:t>, default) or SRAM (</w:t>
+        <w:t xml:space="preserve"> (default) in mesh mode — </w:t>
       </w:r>
       <w:r>
         <w:rPr>
@@ -10198,7 +10198,17 @@
       </w:r>
       <w:r>
         <w:rPr/>
-        <w:t>) input buffers; the SRAM option is not yet wired to the cell (issue #118).</w:t>
+        <w:t xml:space="preserve"> is rejected at validation (issue #118: the BRAM registered-read path hangs the drop FSM). </w:t>
+      </w:r>
+      <w:r>
+        <w:rPr>
+          <w:rStyle w:val="VerbatimChar"/>
+        </w:rPr>
+        <w:t>--amba5</w:t>
+      </w:r>
+      <w:r>
+        <w:rPr/>
+        <w:t xml:space="preserve"> is likewise rejected in mesh mode (flat mode only in v1).</w:t>
       </w:r>
     </w:p>
     <w:p>
@@ -10254,12 +10264,52 @@
       </w:r>
       <w:r>
         <w:rPr/>
-        <w:t xml:space="preserve"> with native AMBA 5 CXS flit ports (Issue D framing, credit grant/return, activation handshake) so a CXS rapids attaches without adapters. The §4 header content rides the flit sideband in both modes. Mesh credit sidebands remain the inter-cell flow control; CXS link credit is the plane’s port-level mechanism. </w:t>
+        <w:t xml:space="preserve"> with native AMBA 5 CXS flit ports (Issue D framing, credit grant/return, activation handshake) so a CXS rapids attaches without adapters. CXS mode requires </w:t>
       </w:r>
       <w:r>
         <w:rPr>
           <w:rStyle w:val="VerbatimChar"/>
         </w:rPr>
+        <w:t>--data-width 256/512/1024/2048</w:t>
+      </w:r>
+      <w:r>
+        <w:rPr/>
+        <w:t xml:space="preserve"> — AMBA CXS multi-packet flits (</w:t>
+      </w:r>
+      <w:r>
+        <w:rPr>
+          <w:rStyle w:val="VerbatimChar"/>
+        </w:rPr>
+        <w:t>CXSMAXPKTPERFLIT &gt;= 2</w:t>
+      </w:r>
+      <w:r>
+        <w:rPr/>
+        <w:t xml:space="preserve">, required for TLAST framing) restrict </w:t>
+      </w:r>
+      <w:r>
+        <w:rPr>
+          <w:rStyle w:val="VerbatimChar"/>
+        </w:rPr>
+        <w:t>CXSDATAWIDTH</w:t>
+      </w:r>
+      <w:r>
+        <w:rPr/>
+        <w:t xml:space="preserve"> to those values (</w:t>
+      </w:r>
+      <w:r>
+        <w:rPr>
+          <w:rStyle w:val="VerbatimChar"/>
+        </w:rPr>
+        <w:t>cxs_pkg::config_error</w:t>
+      </w:r>
+      <w:r>
+        <w:rPr/>
+        <w:t xml:space="preserve"> rule 6); the generator rejects other widths. The §4 header content rides the flit sideband in both modes. Mesh credit sidebands remain the inter-cell flow control; CXS link credit is the plane’s port-level mechanism. </w:t>
+      </w:r>
+      <w:r>
+        <w:rPr>
+          <w:rStyle w:val="VerbatimChar"/>
+        </w:rPr>
         <w:t>axis</w:t>
       </w:r>
       <w:r>
@@ -10284,7 +10334,18 @@
       </w:r>
       <w:r>
         <w:rPr/>
-        <w:t>.</w:t>
+        <w:t xml:space="preserve">. </w:t>
+      </w:r>
+      <w:r>
+        <w:rPr>
+          <w:b/>
+          <w:bCs/>
+        </w:rPr>
+        <w:t>Scope:</w:t>
+      </w:r>
+      <w:r>
+        <w:rPr/>
+        <w:t xml:space="preserve"> CXS mode is validated for directed traffic (the dv suite scoreboards self/1-hop/2-hop multi-beat packets end to end); concurrent-load CXS shows a duplication/loss corner tracked as issue #122 — AXIS mode carries concurrent mesh behavior until #122 lands.</w:t>
       </w:r>
     </w:p>
     <w:p>
@@ -10325,7 +10386,7 @@
         <w:spacing w:before="280" w:after="80"/>
         <w:rPr/>
       </w:pPr>
-      <w:bookmarkStart w:id="55" w:name="__RefHeading___Toc5601_1460157198"/>
+      <w:bookmarkStart w:id="55" w:name="__RefHeading___Toc31330_3998045290"/>
       <w:bookmarkStart w:id="56" w:name="programmatic-api-1"/>
       <w:bookmarkEnd w:id="55"/>
       <w:r>
@@ -10842,7 +10903,7 @@
         <w:spacing w:before="280" w:after="80"/>
         <w:rPr/>
       </w:pPr>
-      <w:bookmarkStart w:id="57" w:name="__RefHeading___Toc5603_1460157198"/>
+      <w:bookmarkStart w:id="57" w:name="__RefHeading___Toc31332_3998045290"/>
       <w:bookmarkStart w:id="58" w:name="programmatic-api-for-mesh"/>
       <w:bookmarkEnd w:id="57"/>
       <w:r>
@@ -11486,7 +11547,7 @@
         <w:spacing w:before="360" w:after="120"/>
         <w:rPr/>
       </w:pPr>
-      <w:bookmarkStart w:id="61" w:name="__RefHeading___Toc5605_1460157198"/>
+      <w:bookmarkStart w:id="61" w:name="__RefHeading___Toc31334_3998045290"/>
       <w:bookmarkStart w:id="62" w:name="parameter-semantics"/>
       <w:bookmarkEnd w:id="61"/>
       <w:r>
@@ -11518,7 +11579,7 @@
         <w:spacing w:before="280" w:after="80"/>
         <w:rPr/>
       </w:pPr>
-      <w:bookmarkStart w:id="63" w:name="__RefHeading___Toc5607_1460157198"/>
+      <w:bookmarkStart w:id="63" w:name="__RefHeading___Toc31336_3998045290"/>
       <w:bookmarkEnd w:id="63"/>
       <w:r>
         <w:rPr>
@@ -12519,7 +12580,7 @@
       <w:r>
         <w:br w:type="page"/>
       </w:r>
-      <w:bookmarkStart w:id="66" w:name="__RefHeading___Toc5609_1460157198"/>
+      <w:bookmarkStart w:id="66" w:name="__RefHeading___Toc31338_3998045290"/>
       <w:bookmarkEnd w:id="66"/>
       <w:r>
         <w:rPr>
@@ -13498,7 +13559,7 @@
         <w:spacing w:before="360" w:after="120"/>
         <w:rPr/>
       </w:pPr>
-      <w:bookmarkStart w:id="69" w:name="__RefHeading___Toc5611_1460157198"/>
+      <w:bookmarkStart w:id="69" w:name="__RefHeading___Toc31340_3998045290"/>
       <w:bookmarkStart w:id="70" w:name="amba-5-tstrb-and-parity-options"/>
       <w:bookmarkEnd w:id="69"/>
       <w:r>
@@ -13530,7 +13591,7 @@
         <w:spacing w:before="280" w:after="80"/>
         <w:rPr/>
       </w:pPr>
-      <w:bookmarkStart w:id="71" w:name="__RefHeading___Toc5613_1460157198"/>
+      <w:bookmarkStart w:id="71" w:name="__RefHeading___Toc31342_3998045290"/>
       <w:bookmarkStart w:id="72" w:name="tstrb-byte-qualifiers"/>
       <w:bookmarkEnd w:id="71"/>
       <w:r>
@@ -13695,7 +13756,7 @@
         <w:spacing w:before="280" w:after="80"/>
         <w:rPr/>
       </w:pPr>
-      <w:bookmarkStart w:id="73" w:name="__RefHeading___Toc5615_1460157198"/>
+      <w:bookmarkStart w:id="73" w:name="__RefHeading___Toc31344_3998045290"/>
       <w:bookmarkStart w:id="74" w:name="amba-5-sidebands---amba5"/>
       <w:bookmarkEnd w:id="73"/>
       <w:r>
@@ -15262,7 +15323,7 @@
         <w:spacing w:before="200" w:after="80"/>
         <w:rPr/>
       </w:pPr>
-      <w:bookmarkStart w:id="76" w:name="__RefHeading___Toc5617_1460157198"/>
+      <w:bookmarkStart w:id="76" w:name="__RefHeading___Toc31346_3998045290"/>
       <w:bookmarkStart w:id="77" w:name="parity-rule"/>
       <w:bookmarkEnd w:id="76"/>
       <w:r>
@@ -15407,7 +15468,7 @@
         <w:spacing w:before="200" w:after="80"/>
         <w:rPr/>
       </w:pPr>
-      <w:bookmarkStart w:id="78" w:name="__RefHeading___Toc5619_1460157198"/>
+      <w:bookmarkStart w:id="78" w:name="__RefHeading___Toc31348_3998045290"/>
       <w:bookmarkStart w:id="79" w:name="who-generates-and-who-checks"/>
       <w:bookmarkEnd w:id="78"/>
       <w:r>
@@ -16391,7 +16452,7 @@
         <w:spacing w:before="200" w:after="80"/>
         <w:rPr/>
       </w:pPr>
-      <w:bookmarkStart w:id="82" w:name="__RefHeading___Toc5621_1460157198"/>
+      <w:bookmarkStart w:id="82" w:name="__RefHeading___Toc31350_3998045290"/>
       <w:bookmarkStart w:id="83" w:name="error-flags"/>
       <w:bookmarkEnd w:id="82"/>
       <w:r>
@@ -16517,7 +16578,7 @@
         <w:spacing w:before="200" w:after="80"/>
         <w:rPr/>
       </w:pPr>
-      <w:bookmarkStart w:id="84" w:name="__RefHeading___Toc5623_1460157198"/>
+      <w:bookmarkStart w:id="84" w:name="__RefHeading___Toc31352_3998045290"/>
       <w:bookmarkStart w:id="85" w:name="twakeup-steering"/>
       <w:bookmarkEnd w:id="84"/>
       <w:r>
@@ -16740,7 +16801,7 @@
         <w:spacing w:before="360" w:after="120"/>
         <w:rPr/>
       </w:pPr>
-      <w:bookmarkStart w:id="89" w:name="__RefHeading___Toc5625_1460157198"/>
+      <w:bookmarkStart w:id="89" w:name="__RefHeading___Toc31354_3998045290"/>
       <w:bookmarkStart w:id="90" w:name="validation-rules"/>
       <w:bookmarkEnd w:id="89"/>
       <w:r>
@@ -16812,7 +16873,7 @@
         <w:spacing w:before="280" w:after="80"/>
         <w:rPr/>
       </w:pPr>
-      <w:bookmarkStart w:id="91" w:name="__RefHeading___Toc5627_1460157198"/>
+      <w:bookmarkStart w:id="91" w:name="__RefHeading___Toc31356_3998045290"/>
       <w:bookmarkEnd w:id="91"/>
       <w:r>
         <w:rPr>
@@ -17916,7 +17977,7 @@
       <w:r>
         <w:br w:type="page"/>
       </w:r>
-      <w:bookmarkStart w:id="94" w:name="__RefHeading___Toc5629_1460157198"/>
+      <w:bookmarkStart w:id="94" w:name="__RefHeading___Toc31358_3998045290"/>
       <w:bookmarkEnd w:id="94"/>
       <w:r>
         <w:rPr>
@@ -18505,7 +18566,7 @@
         <w:spacing w:before="280" w:after="80"/>
         <w:rPr/>
       </w:pPr>
-      <w:bookmarkStart w:id="96" w:name="__RefHeading___Toc5631_1460157198"/>
+      <w:bookmarkStart w:id="96" w:name="__RefHeading___Toc31360_3998045290"/>
       <w:bookmarkStart w:id="97" w:name="mesh-topology-validation"/>
       <w:bookmarkEnd w:id="96"/>
       <w:r>
@@ -19301,7 +19362,7 @@
         <w:spacing w:before="200" w:after="80"/>
         <w:rPr/>
       </w:pPr>
-      <w:bookmarkStart w:id="99" w:name="__RefHeading___Toc5633_1460157198"/>
+      <w:bookmarkStart w:id="99" w:name="__RefHeading___Toc31362_3998045290"/>
       <w:bookmarkEnd w:id="99"/>
       <w:r>
         <w:rPr>
@@ -20187,7 +20248,7 @@
         <w:spacing w:before="360" w:after="120"/>
         <w:rPr/>
       </w:pPr>
-      <w:bookmarkStart w:id="103" w:name="__RefHeading___Toc5635_1460157198"/>
+      <w:bookmarkStart w:id="103" w:name="__RefHeading___Toc31364_3998045290"/>
       <w:bookmarkStart w:id="104" w:name="pipeline-overview"/>
       <w:bookmarkEnd w:id="103"/>
       <w:r>
@@ -20253,7 +20314,7 @@
         <w:spacing w:before="200" w:after="80"/>
         <w:rPr/>
       </w:pPr>
-      <w:bookmarkStart w:id="105" w:name="__RefHeading___Toc5637_1460157198"/>
+      <w:bookmarkStart w:id="105" w:name="__RefHeading___Toc31366_3998045290"/>
       <w:bookmarkStart w:id="106" w:name="figure-3.1-delta-generator-pipeline"/>
       <w:bookmarkStart w:id="107" w:name="_Fig_1_Delta_Generator_Pipe"/>
       <w:bookmarkEnd w:id="105"/>
@@ -20462,7 +20523,7 @@
         <w:spacing w:before="280" w:after="80"/>
         <w:rPr/>
       </w:pPr>
-      <w:bookmarkStart w:id="108" w:name="__RefHeading___Toc5639_1460157198"/>
+      <w:bookmarkStart w:id="108" w:name="__RefHeading___Toc31368_3998045290"/>
       <w:bookmarkStart w:id="109" w:name="stages"/>
       <w:bookmarkEnd w:id="108"/>
       <w:r>
@@ -21030,7 +21091,7 @@
         <w:spacing w:before="360" w:after="120"/>
         <w:rPr/>
       </w:pPr>
-      <w:bookmarkStart w:id="112" w:name="__RefHeading___Toc5641_1460157198"/>
+      <w:bookmarkStart w:id="112" w:name="__RefHeading___Toc31370_3998045290"/>
       <w:bookmarkStart w:id="113" w:name="request-decode"/>
       <w:bookmarkEnd w:id="112"/>
       <w:r>
@@ -21089,7 +21150,7 @@
         <w:spacing w:before="280" w:after="80"/>
         <w:rPr/>
       </w:pPr>
-      <w:bookmarkStart w:id="114" w:name="__RefHeading___Toc5643_1460157198"/>
+      <w:bookmarkStart w:id="114" w:name="__RefHeading___Toc31372_3998045290"/>
       <w:bookmarkStart w:id="115" w:name="request-matrix"/>
       <w:bookmarkEnd w:id="114"/>
       <w:r>
@@ -21425,7 +21486,7 @@
         <w:spacing w:before="280" w:after="80"/>
         <w:rPr/>
       </w:pPr>
-      <w:bookmarkStart w:id="116" w:name="__RefHeading___Toc5645_1460157198"/>
+      <w:bookmarkStart w:id="116" w:name="__RefHeading___Toc31374_3998045290"/>
       <w:bookmarkStart w:id="117" w:name="out-of-range-tdest"/>
       <w:bookmarkEnd w:id="116"/>
       <w:r>
@@ -21584,7 +21645,7 @@
         <w:spacing w:before="360" w:after="120"/>
         <w:rPr/>
       </w:pPr>
-      <w:bookmarkStart w:id="120" w:name="__RefHeading___Toc5647_1460157198"/>
+      <w:bookmarkStart w:id="120" w:name="__RefHeading___Toc31376_3998045290"/>
       <w:bookmarkStart w:id="121" w:name="arbitration-and-routing"/>
       <w:bookmarkEnd w:id="120"/>
       <w:r>
@@ -21616,7 +21677,7 @@
         <w:spacing w:before="280" w:after="80"/>
         <w:rPr/>
       </w:pPr>
-      <w:bookmarkStart w:id="122" w:name="__RefHeading___Toc5649_1460157198"/>
+      <w:bookmarkStart w:id="122" w:name="__RefHeading___Toc31378_3998045290"/>
       <w:bookmarkStart w:id="123" w:name="packet-atomic-round-robin-arbitration"/>
       <w:bookmarkEnd w:id="122"/>
       <w:r>
@@ -21877,7 +21938,7 @@
         <w:spacing w:before="280" w:after="80"/>
         <w:rPr/>
       </w:pPr>
-      <w:bookmarkStart w:id="124" w:name="__RefHeading___Toc5651_1460157198"/>
+      <w:bookmarkStart w:id="124" w:name="__RefHeading___Toc31380_3998045290"/>
       <w:bookmarkStart w:id="125" w:name="crossbar-mux"/>
       <w:bookmarkEnd w:id="124"/>
       <w:r>
@@ -22199,7 +22260,7 @@
         <w:spacing w:before="280" w:after="80"/>
         <w:rPr/>
       </w:pPr>
-      <w:bookmarkStart w:id="126" w:name="__RefHeading___Toc5653_1460157198"/>
+      <w:bookmarkStart w:id="126" w:name="__RefHeading___Toc31382_3998045290"/>
       <w:bookmarkStart w:id="127" w:name="backpressure-routing"/>
       <w:bookmarkEnd w:id="126"/>
       <w:r>
@@ -22588,7 +22649,7 @@
         <w:spacing w:before="360" w:after="120"/>
         <w:rPr/>
       </w:pPr>
-      <w:bookmarkStart w:id="130" w:name="__RefHeading___Toc5655_1460157198"/>
+      <w:bookmarkStart w:id="130" w:name="__RefHeading___Toc31384_3998045290"/>
       <w:bookmarkStart w:id="131" w:name="boundary-module-instantiation"/>
       <w:bookmarkEnd w:id="130"/>
       <w:r>
@@ -22660,7 +22721,7 @@
         <w:spacing w:before="280" w:after="80"/>
         <w:rPr/>
       </w:pPr>
-      <w:bookmarkStart w:id="132" w:name="__RefHeading___Toc5657_1460157198"/>
+      <w:bookmarkStart w:id="132" w:name="__RefHeading___Toc31386_3998045290"/>
       <w:bookmarkStart w:id="133" w:name="flat-crossbar"/>
       <w:bookmarkEnd w:id="132"/>
       <w:r>
@@ -22749,7 +22810,7 @@
         <w:spacing w:before="280" w:after="80"/>
         <w:rPr/>
       </w:pPr>
-      <w:bookmarkStart w:id="135" w:name="__RefHeading___Toc5659_1460157198"/>
+      <w:bookmarkStart w:id="135" w:name="__RefHeading___Toc31388_3998045290"/>
       <w:bookmarkStart w:id="136" w:name="tree-primitives"/>
       <w:bookmarkEnd w:id="135"/>
       <w:r>
@@ -23322,7 +23383,7 @@
         <w:spacing w:before="360" w:after="120"/>
         <w:rPr/>
       </w:pPr>
-      <w:bookmarkStart w:id="140" w:name="__RefHeading___Toc5661_1460157198"/>
+      <w:bookmarkStart w:id="140" w:name="__RefHeading___Toc31390_3998045290"/>
       <w:bookmarkStart w:id="141" w:name="directory-layout"/>
       <w:bookmarkEnd w:id="140"/>
       <w:r>
@@ -23601,7 +23662,7 @@
         <w:spacing w:before="360" w:after="120"/>
         <w:rPr/>
       </w:pPr>
-      <w:bookmarkStart w:id="143" w:name="__RefHeading___Toc5663_1460157198"/>
+      <w:bookmarkStart w:id="143" w:name="__RefHeading___Toc31392_3998045290"/>
       <w:bookmarkStart w:id="144" w:name="module-header-and-parameters"/>
       <w:bookmarkEnd w:id="143"/>
       <w:r>
@@ -23673,7 +23734,7 @@
         <w:spacing w:before="280" w:after="80"/>
         <w:rPr/>
       </w:pPr>
-      <w:bookmarkStart w:id="145" w:name="__RefHeading___Toc5665_1460157198"/>
+      <w:bookmarkStart w:id="145" w:name="__RefHeading___Toc31394_3998045290"/>
       <w:bookmarkStart w:id="146" w:name="header-comment"/>
       <w:bookmarkEnd w:id="145"/>
       <w:r>
@@ -23932,7 +23993,7 @@
         <w:spacing w:before="280" w:after="80"/>
         <w:rPr/>
       </w:pPr>
-      <w:bookmarkStart w:id="147" w:name="__RefHeading___Toc5667_1460157198"/>
+      <w:bookmarkStart w:id="147" w:name="__RefHeading___Toc31396_3998045290"/>
       <w:bookmarkStart w:id="148" w:name="port-naming-convention"/>
       <w:bookmarkEnd w:id="147"/>
       <w:r>
@@ -24525,7 +24586,7 @@
         <w:spacing w:before="360" w:after="120"/>
         <w:rPr/>
       </w:pPr>
-      <w:bookmarkStart w:id="152" w:name="__RefHeading___Toc5669_1460157198"/>
+      <w:bookmarkStart w:id="152" w:name="__RefHeading___Toc31398_3998045290"/>
       <w:bookmarkStart w:id="153" w:name="flat-crossbar-1"/>
       <w:bookmarkEnd w:id="152"/>
       <w:r>
@@ -24584,7 +24645,7 @@
         <w:spacing w:before="280" w:after="80"/>
         <w:rPr/>
       </w:pPr>
-      <w:bookmarkStart w:id="154" w:name="__RefHeading___Toc5671_1460157198"/>
+      <w:bookmarkStart w:id="154" w:name="__RefHeading___Toc31400_3998045290"/>
       <w:bookmarkEnd w:id="154"/>
       <w:r>
         <w:rPr>
@@ -25008,7 +25069,7 @@
       <w:r>
         <w:br w:type="page"/>
       </w:r>
-      <w:bookmarkStart w:id="157" w:name="__RefHeading___Toc5673_1460157198"/>
+      <w:bookmarkStart w:id="157" w:name="__RefHeading___Toc31402_3998045290"/>
       <w:bookmarkEnd w:id="157"/>
       <w:r>
         <w:rPr>
@@ -25035,7 +25096,7 @@
         <w:spacing w:before="200" w:after="80"/>
         <w:rPr/>
       </w:pPr>
-      <w:bookmarkStart w:id="158" w:name="__RefHeading___Toc5675_1460157198"/>
+      <w:bookmarkStart w:id="158" w:name="__RefHeading___Toc31404_3998045290"/>
       <w:bookmarkStart w:id="159" w:name="performance-counters"/>
       <w:bookmarkEnd w:id="158"/>
       <w:r>
@@ -25196,7 +25257,7 @@
         <w:spacing w:before="200" w:after="80"/>
         <w:rPr/>
       </w:pPr>
-      <w:bookmarkStart w:id="160" w:name="__RefHeading___Toc5677_1460157198"/>
+      <w:bookmarkStart w:id="160" w:name="__RefHeading___Toc31406_3998045290"/>
       <w:bookmarkStart w:id="161" w:name="assertions"/>
       <w:bookmarkEnd w:id="160"/>
       <w:r>
@@ -25395,7 +25456,7 @@
         <w:spacing w:before="360" w:after="120"/>
         <w:rPr/>
       </w:pPr>
-      <w:bookmarkStart w:id="164" w:name="__RefHeading___Toc5679_1460157198"/>
+      <w:bookmarkStart w:id="164" w:name="__RefHeading___Toc31408_3998045290"/>
       <w:bookmarkStart w:id="165" w:name="tree-primitives-1"/>
       <w:bookmarkEnd w:id="164"/>
       <w:r>
@@ -25488,7 +25549,7 @@
         <w:spacing w:before="280" w:after="80"/>
         <w:rPr/>
       </w:pPr>
-      <w:bookmarkStart w:id="166" w:name="__RefHeading___Toc5681_1460157198"/>
+      <w:bookmarkStart w:id="166" w:name="__RefHeading___Toc31410_3998045290"/>
       <w:bookmarkStart w:id="167" w:name="delta_split_1to2"/>
       <w:bookmarkEnd w:id="166"/>
       <w:r>
@@ -25635,7 +25696,7 @@
         <w:spacing w:before="280" w:after="80"/>
         <w:rPr/>
       </w:pPr>
-      <w:bookmarkStart w:id="168" w:name="__RefHeading___Toc5683_1460157198"/>
+      <w:bookmarkStart w:id="168" w:name="__RefHeading___Toc31412_3998045290"/>
       <w:bookmarkStart w:id="169" w:name="delta_merge_2to1"/>
       <w:bookmarkEnd w:id="168"/>
       <w:r>
@@ -25703,7 +25764,7 @@
         <w:spacing w:before="280" w:after="80"/>
         <w:rPr/>
       </w:pPr>
-      <w:bookmarkStart w:id="170" w:name="__RefHeading___Toc5685_1460157198"/>
+      <w:bookmarkStart w:id="170" w:name="__RefHeading___Toc31414_3998045290"/>
       <w:bookmarkStart w:id="171" w:name="fan-out-fan-in-trees"/>
       <w:bookmarkEnd w:id="170"/>
       <w:r>
@@ -25770,7 +25831,7 @@
         <w:spacing w:before="280" w:after="80"/>
         <w:rPr/>
       </w:pPr>
-      <w:bookmarkStart w:id="172" w:name="__RefHeading___Toc5687_1460157198"/>
+      <w:bookmarkStart w:id="172" w:name="__RefHeading___Toc31416_3998045290"/>
       <w:bookmarkStart w:id="173" w:name="filelist-convention"/>
       <w:bookmarkEnd w:id="172"/>
       <w:r>
@@ -25940,7 +26001,7 @@
         <w:spacing w:before="360" w:after="120"/>
         <w:rPr/>
       </w:pPr>
-      <w:bookmarkStart w:id="176" w:name="__RefHeading___Toc5689_1460157198"/>
+      <w:bookmarkStart w:id="176" w:name="__RefHeading___Toc31418_3998045290"/>
       <w:bookmarkStart w:id="177" w:name="full-regeneration-rule"/>
       <w:bookmarkEnd w:id="176"/>
       <w:r>
@@ -26290,7 +26351,7 @@
       <w:r>
         <w:br w:type="page"/>
       </w:r>
-      <w:bookmarkStart w:id="179" w:name="__RefHeading___Toc5691_1460157198"/>
+      <w:bookmarkStart w:id="179" w:name="__RefHeading___Toc31420_3998045290"/>
       <w:bookmarkEnd w:id="179"/>
       <w:r>
         <w:rPr>
@@ -26471,7 +26532,7 @@
         <w:spacing w:before="280" w:after="80"/>
         <w:rPr/>
       </w:pPr>
-      <w:bookmarkStart w:id="180" w:name="__RefHeading___Toc5693_1460157198"/>
+      <w:bookmarkStart w:id="180" w:name="__RefHeading___Toc31422_3998045290"/>
       <w:bookmarkStart w:id="181" w:name="do-not-hand-edit-generated-files"/>
       <w:bookmarkEnd w:id="180"/>
       <w:r>
@@ -26630,7 +26691,7 @@
         <w:spacing w:before="360" w:after="120"/>
         <w:rPr/>
       </w:pPr>
-      <w:bookmarkStart w:id="184" w:name="__RefHeading___Toc5695_1460157198"/>
+      <w:bookmarkStart w:id="184" w:name="__RefHeading___Toc31424_3998045290"/>
       <w:bookmarkStart w:id="185" w:name="pre-generated-fixtures"/>
       <w:bookmarkEnd w:id="184"/>
       <w:r>
@@ -26907,7 +26968,7 @@
         <w:spacing w:before="280" w:after="80"/>
         <w:rPr/>
       </w:pPr>
-      <w:bookmarkStart w:id="186" w:name="__RefHeading___Toc5697_1460157198"/>
+      <w:bookmarkStart w:id="186" w:name="__RefHeading___Toc31426_3998045290"/>
       <w:bookmarkStart w:id="187" w:name="custom-variants"/>
       <w:bookmarkEnd w:id="186"/>
       <w:r>
@@ -27040,7 +27101,7 @@
         <w:spacing w:before="360" w:after="120"/>
         <w:rPr/>
       </w:pPr>
-      <w:bookmarkStart w:id="190" w:name="__RefHeading___Toc5699_1460157198"/>
+      <w:bookmarkStart w:id="190" w:name="__RefHeading___Toc31428_3998045290"/>
       <w:bookmarkStart w:id="191" w:name="dv-suite"/>
       <w:bookmarkEnd w:id="190"/>
       <w:r>
@@ -27099,7 +27160,7 @@
         <w:spacing w:before="280" w:after="80"/>
         <w:rPr/>
       </w:pPr>
-      <w:bookmarkStart w:id="192" w:name="__RefHeading___Toc5701_1460157198"/>
+      <w:bookmarkStart w:id="192" w:name="__RefHeading___Toc31430_3998045290"/>
       <w:bookmarkEnd w:id="192"/>
       <w:r>
         <w:rPr>
@@ -27940,7 +28001,7 @@
       <w:r>
         <w:br w:type="page"/>
       </w:r>
-      <w:bookmarkStart w:id="195" w:name="__RefHeading___Toc5703_1460157198"/>
+      <w:bookmarkStart w:id="195" w:name="__RefHeading___Toc31432_3998045290"/>
       <w:bookmarkEnd w:id="195"/>
       <w:r>
         <w:rPr>
@@ -28081,7 +28142,7 @@
         <w:spacing w:before="280" w:after="80"/>
         <w:rPr/>
       </w:pPr>
-      <w:bookmarkStart w:id="196" w:name="__RefHeading___Toc5705_1460157198"/>
+      <w:bookmarkStart w:id="196" w:name="__RefHeading___Toc31434_3998045290"/>
       <w:bookmarkStart w:id="197" w:name="adding-a-new-test"/>
       <w:bookmarkEnd w:id="196"/>
       <w:r>
@@ -28254,7 +28315,7 @@
         <w:spacing w:before="360" w:after="120"/>
         <w:rPr/>
       </w:pPr>
-      <w:bookmarkStart w:id="200" w:name="__RefHeading___Toc5707_1460157198"/>
+      <w:bookmarkStart w:id="200" w:name="__RefHeading___Toc31436_3998045290"/>
       <w:bookmarkStart w:id="201" w:name="lint-checks"/>
       <w:bookmarkEnd w:id="200"/>
       <w:r>
@@ -28300,7 +28361,7 @@
         <w:spacing w:before="280" w:after="80"/>
         <w:rPr/>
       </w:pPr>
-      <w:bookmarkStart w:id="202" w:name="__RefHeading___Toc5709_1460157198"/>
+      <w:bookmarkStart w:id="202" w:name="__RefHeading___Toc31438_3998045290"/>
       <w:bookmarkEnd w:id="202"/>
       <w:r>
         <w:rPr>
@@ -28774,7 +28835,7 @@
       <w:r>
         <w:br w:type="page"/>
       </w:r>
-      <w:bookmarkStart w:id="205" w:name="__RefHeading___Toc5711_1460157198"/>
+      <w:bookmarkStart w:id="205" w:name="__RefHeading___Toc31440_3998045290"/>
       <w:bookmarkEnd w:id="205"/>
       <w:r>
         <w:rPr>
@@ -28904,7 +28965,7 @@
         <w:spacing w:before="360" w:after="120"/>
         <w:rPr/>
       </w:pPr>
-      <w:bookmarkStart w:id="207" w:name="__RefHeading___Toc5713_1460157198"/>
+      <w:bookmarkStart w:id="207" w:name="__RefHeading___Toc31442_3998045290"/>
       <w:bookmarkStart w:id="208" w:name="adding-a-new-topology"/>
       <w:bookmarkEnd w:id="207"/>
       <w:r>
@@ -29231,7 +29292,7 @@
         <w:spacing w:before="280" w:after="80"/>
         <w:rPr/>
       </w:pPr>
-      <w:bookmarkStart w:id="209" w:name="__RefHeading___Toc5715_1460157198"/>
+      <w:bookmarkStart w:id="209" w:name="__RefHeading___Toc31444_3998045290"/>
       <w:bookmarkStart w:id="210" w:name="retired-tree-scaffolding"/>
       <w:bookmarkEnd w:id="209"/>
       <w:r>
@@ -29397,7 +29458,7 @@
         <w:spacing w:before="360" w:after="120"/>
         <w:rPr/>
       </w:pPr>
-      <w:bookmarkStart w:id="213" w:name="__RefHeading___Toc5717_1460157198"/>
+      <w:bookmarkStart w:id="213" w:name="__RefHeading___Toc31446_3998045290"/>
       <w:bookmarkStart w:id="214" w:name="adding-a-new-generator-option"/>
       <w:bookmarkEnd w:id="213"/>
       <w:r>
@@ -29601,7 +29662,7 @@
         <w:spacing w:before="280" w:after="80"/>
         <w:rPr/>
       </w:pPr>
-      <w:bookmarkStart w:id="215" w:name="__RefHeading___Toc5719_1460157198"/>
+      <w:bookmarkStart w:id="215" w:name="__RefHeading___Toc31448_3998045290"/>
       <w:bookmarkStart w:id="216" w:name="backward-compatibility"/>
       <w:bookmarkEnd w:id="215"/>
       <w:r>
@@ -29649,7 +29710,7 @@
         <w:spacing w:before="280" w:after="80"/>
         <w:rPr/>
       </w:pPr>
-      <w:bookmarkStart w:id="218" w:name="__RefHeading___Toc5721_1460157198"/>
+      <w:bookmarkStart w:id="218" w:name="__RefHeading___Toc31450_3998045290"/>
       <w:bookmarkStart w:id="219" w:name="example-adding-a-qos-sideband"/>
       <w:bookmarkEnd w:id="218"/>
       <w:r>
@@ -29899,7 +29960,7 @@
         <w:spacing w:before="360" w:after="120"/>
         <w:rPr/>
       </w:pPr>
-      <w:bookmarkStart w:id="222" w:name="__RefHeading___Toc5723_1460157198"/>
+      <w:bookmarkStart w:id="222" w:name="__RefHeading___Toc31452_3998045290"/>
       <w:bookmarkStart w:id="223" w:name="adding-amba-5-sidebands"/>
       <w:bookmarkEnd w:id="222"/>
       <w:r>
@@ -30239,7 +30300,7 @@
         <w:spacing w:before="280" w:after="80"/>
         <w:rPr/>
       </w:pPr>
-      <w:bookmarkStart w:id="224" w:name="__RefHeading___Toc5725_1460157198"/>
+      <w:bookmarkStart w:id="224" w:name="__RefHeading___Toc31454_3998045290"/>
       <w:bookmarkStart w:id="225" w:name="twakeup-design-note"/>
       <w:bookmarkEnd w:id="224"/>
       <w:r>
@@ -30332,7 +30393,7 @@
         <w:spacing w:before="280" w:after="80"/>
         <w:rPr/>
       </w:pPr>
-      <w:bookmarkStart w:id="226" w:name="__RefHeading___Toc5727_1460157198"/>
+      <w:bookmarkStart w:id="226" w:name="__RefHeading___Toc31456_3998045290"/>
       <w:bookmarkStart w:id="227" w:name="check-signal-design-note"/>
       <w:bookmarkEnd w:id="226"/>
       <w:r>
@@ -30556,7 +30617,7 @@
         <w:spacing w:before="360" w:after="120"/>
         <w:rPr/>
       </w:pPr>
-      <w:bookmarkStart w:id="230" w:name="__RefHeading___Toc5729_1460157198"/>
+      <w:bookmarkStart w:id="230" w:name="__RefHeading___Toc31458_3998045290"/>
       <w:bookmarkStart w:id="231" w:name="testing-an-extension"/>
       <w:bookmarkEnd w:id="230"/>
       <w:r>
@@ -30602,7 +30663,7 @@
         <w:spacing w:before="280" w:after="80"/>
         <w:rPr/>
       </w:pPr>
-      <w:bookmarkStart w:id="232" w:name="__RefHeading___Toc5731_1460157198"/>
+      <w:bookmarkStart w:id="232" w:name="__RefHeading___Toc31460_3998045290"/>
       <w:bookmarkStart w:id="233" w:name="minimal-test-plan"/>
       <w:bookmarkEnd w:id="232"/>
       <w:r>
@@ -30731,7 +30792,7 @@
         <w:spacing w:before="280" w:after="80"/>
         <w:rPr/>
       </w:pPr>
-      <w:bookmarkStart w:id="234" w:name="__RefHeading___Toc5733_1460157198"/>
+      <w:bookmarkStart w:id="234" w:name="__RefHeading___Toc31462_3998045290"/>
       <w:bookmarkStart w:id="235" w:name="example-adding-a-custom-variant-test"/>
       <w:bookmarkEnd w:id="234"/>
       <w:r>
@@ -30920,7 +30981,7 @@
         <w:spacing w:before="280" w:after="80"/>
         <w:rPr/>
       </w:pPr>
-      <w:bookmarkStart w:id="236" w:name="__RefHeading___Toc5735_1460157198"/>
+      <w:bookmarkStart w:id="236" w:name="__RefHeading___Toc31464_3998045290"/>
       <w:bookmarkStart w:id="237" w:name="commit-discipline"/>
       <w:bookmarkEnd w:id="236"/>
       <w:r>
